--- a/eng/docx/33.content.docx
+++ b/eng/docx/33.content.docx
@@ -7,6 +7,15 @@
       <w:r/>
     </w:p>
     <w:p>
+      <w:pPr>
+        <w:pStyle w:val="Heading2"/>
+      </w:pPr>
+      <w:r>
+        <w:t>Resource: Study Notes (Tyndale)</w:t>
+      </w:r>
+      <w:r/>
+    </w:p>
+    <w:p>
       <w:r/>
       <w:r>
         <w:rPr>
@@ -46,7 +55,7 @@
         <w:pStyle w:val="Heading1"/>
       </w:pPr>
       <w:r>
-        <w:t>Aquifer Open Study Notes</w:t>
+        <w:t>Study Notes (Tyndale)</w:t>
       </w:r>
     </w:p>
     <w:p>
@@ -55,6 +64,51 @@
           <w:headerReference w:type="even" r:id="rId8"/>
           <w:headerReference w:type="default" r:id="rId9"/>
           <w:footerReference w:type="default" r:id="rId10"/>
+          <w:footnotePr>
+            <w:numRestart w:val="eachSect"/>
+          </w:footnotePr>
+          <w:type w:val="continuous"/>
+          <w:pgSz w:w="12240" w:h="15840" w:code="1"/>
+          <w:pgMar w:top="1440" w:right="1440" w:bottom="1440" w:left="1440" w:header="504" w:footer="504" w:gutter="0"/>
+          <w:cols w:space="708"/>
+          <w:titlePg/>
+          <w:docGrid w:linePitch="360"/>
+        </w:sectPr>
+      </w:pPr>
+    </w:p>
+    <w:p>
+      <w:r/>
+    </w:p>
+    <w:p>
+      <w:pPr>
+        <w:pStyle w:val="Heading2"/>
+      </w:pPr>
+      <w:r>
+        <w:t>MIC</w:t>
+      </w:r>
+      <w:r/>
+    </w:p>
+    <w:p>
+      <w:r/>
+      <w:r>
+        <w:rPr>
+          <w:i/>
+        </w:rPr>
+        <w:t>Micah 1:1, Micah 1:2, Micah 1:2–7, Micah 1:2–2.13, Micah 1:3, Micah 1:4, Micah 1:5, Micah 1:6–7, Micah 1:8–16, Micah 1:9, Micah 1:10–15, Micah 1:11, Micah 1:12, Micah 1:13, Micah 1:14, Micah 1:15, Micah 1:16, Micah 2:1–2, Micah 2:3–5, Micah 2:4, Micah 2:6, Micah 2:7–10, Micah 2:11, Micah 2:12–13, Micah 2:13, Micah 3:1, Micah 3:1–4, Micah 3:1–5.15, Micah 3:2–3, Micah 3:4, Micah 3:5, Micah 3:6–7, Micah 3:8, Micah 3:9–12, Micah 3:11, Micah 3:12, Micah 4:1–2, Micah 4:1–5, Micah 4:3, Micah 4:4, Micah 4:6–7, Micah 4:8, Micah 4:9, Micah 4:10, Micah 4:11–13, Micah 4:12, Micah 4:13, Micah 5:1, Micah 5:1–15, Micah 5:2, Micah 5:4–5, Micah 5:5, Micah 5:6, Micah 5:7, Micah 5:7–15, Micah 5:8–9, Micah 5:10–14, Micah 5:13–14, Micah 6:1–2, Micah 6:1–16, Micah 6:3, Micah 6:4–5, Micah 6:6–7, Micah 6:8, Micah 6:9, Micah 6:9–16, Micah 6:10–12, Micah 6:13–16, Micah 6:16, Micah 7:1, Micah 7:1–20, Micah 7:2, Micah 7:2–6, Micah 7:3, Micah 7:4, Micah 7:5–6, Micah 7:7–10, Micah 7:8, Micah 7:9, Micah 7:10, Micah 7:11–12, Micah 7:13, Micah 7:14, Micah 7:14–20, Micah 7:15, Micah 7:16, Micah 7:17, Micah 7:18–20</w:t>
+      </w:r>
+      <w:r/>
+    </w:p>
+    <w:p>
+      <w:r/>
+      <w:r>
+        <w:t xml:space="preserve"> </w:t>
+      </w:r>
+      <w:r/>
+      <w:r/>
+    </w:p>
+    <w:p>
+      <w:pPr>
+        <w:sectPr>
           <w:footnotePr>
             <w:numRestart w:val="eachSect"/>
           </w:footnotePr>

--- a/eng/docx/33.content.docx
+++ b/eng/docx/33.content.docx
@@ -4,57 +4,114 @@
   <w:body>
     <w:p/>
     <w:p>
-      <w:r/>
+      <w:pPr/>
+      <w:r>
+        <w:rPr>
+          <w:lang w:val="en_US" w:bidi="en_US"/>
+        </w:rPr>
+      </w:r>
     </w:p>
     <w:p>
       <w:pPr>
         <w:pStyle w:val="Heading2"/>
       </w:pPr>
       <w:r>
+        <w:rPr>
+          <w:lang w:val="en_US" w:bidi="en_US"/>
+        </w:rPr>
         <w:t>Resource: Study Notes (Tyndale)</w:t>
       </w:r>
-      <w:r/>
-    </w:p>
-    <w:p>
-      <w:r/>
+      <w:r>
+        <w:rPr>
+          <w:lang w:val="en_US" w:bidi="en_US"/>
+        </w:rPr>
+      </w:r>
+    </w:p>
+    <w:p>
+      <w:pPr/>
+      <w:r>
+        <w:rPr>
+          <w:lang w:val="en_US" w:bidi="en_US"/>
+        </w:rPr>
+      </w:r>
       <w:r>
         <w:rPr>
           <w:b/>
+          <w:lang w:val="en_US" w:bidi="en_US"/>
         </w:rPr>
         <w:t>Aquifer Open Study Notes</w:t>
       </w:r>
     </w:p>
     <w:p>
-      <w:r/>
-      <w:r>
+      <w:pPr/>
+      <w:r>
+        <w:rPr>
+          <w:lang w:val="en_US" w:bidi="en_US"/>
+        </w:rPr>
+      </w:r>
+      <w:r>
+        <w:rPr>
+          <w:lang w:val="en_US" w:bidi="en_US"/>
+        </w:rPr>
         <w:t xml:space="preserve">This work is an adaptation of </w:t>
       </w:r>
       <w:r>
+        <w:rPr>
+          <w:lang w:val="en_US" w:bidi="en_US"/>
+        </w:rPr>
         <w:t>Tyndale Open Study Notes</w:t>
       </w:r>
       <w:r>
+        <w:rPr>
+          <w:lang w:val="en_US" w:bidi="en_US"/>
+        </w:rPr>
         <w:t xml:space="preserve"> © 2023 Tyndale House Publishers, licensed under the CC BY-SA 4.0 license. The adaptation, </w:t>
       </w:r>
       <w:r>
+        <w:rPr>
+          <w:lang w:val="en_US" w:bidi="en_US"/>
+        </w:rPr>
         <w:t>Aquifer Open Study Notes</w:t>
       </w:r>
       <w:r>
+        <w:rPr>
+          <w:lang w:val="en_US" w:bidi="en_US"/>
+        </w:rPr>
         <w:t>, was created by Mission Mutual and is also licensed under CC BY-SA 4.0.</w:t>
       </w:r>
     </w:p>
     <w:p>
-      <w:r/>
-      <w:r>
+      <w:pPr/>
+      <w:r>
+        <w:rPr>
+          <w:lang w:val="en_US" w:bidi="en_US"/>
+        </w:rPr>
+      </w:r>
+      <w:r>
+        <w:rPr>
+          <w:lang w:val="en_US" w:bidi="en_US"/>
+        </w:rPr>
         <w:t>This resource has been adapted into multiple languages, including English, Tok Pisin, Arabic (عربي), French (Français), Hindi (हिंदी), Indonesian (Bahasa Indonesia), Portuguese (Português), Russian (Русский), Spanish (Español), Swahili (Kiswahili), and Simplified Chinese (简体中文).</w:t>
       </w:r>
-      <w:r/>
-      <w:r/>
+      <w:r>
+        <w:rPr>
+          <w:lang w:val="en_US" w:bidi="en_US"/>
+        </w:rPr>
+      </w:r>
+      <w:r>
+        <w:rPr>
+          <w:lang w:val="en_US" w:bidi="en_US"/>
+        </w:rPr>
+      </w:r>
     </w:p>
     <w:p>
       <w:pPr>
         <w:pStyle w:val="Heading1"/>
       </w:pPr>
       <w:r>
+        <w:rPr>
+          <w:lang w:val="en_US" w:bidi="en_US"/>
+        </w:rPr>
         <w:t>Study Notes (Tyndale)</w:t>
       </w:r>
     </w:p>
@@ -77,34 +134,72 @@
       </w:pPr>
     </w:p>
     <w:p>
-      <w:r/>
+      <w:pPr/>
+      <w:r>
+        <w:rPr>
+          <w:lang w:val="en_US" w:bidi="en_US"/>
+        </w:rPr>
+      </w:r>
     </w:p>
     <w:p>
       <w:pPr>
         <w:pStyle w:val="Heading2"/>
       </w:pPr>
       <w:r>
+        <w:rPr>
+          <w:lang w:val="en_US" w:bidi="en_US"/>
+        </w:rPr>
         <w:t>MIC</w:t>
       </w:r>
-      <w:r/>
-    </w:p>
-    <w:p>
-      <w:r/>
+      <w:r>
+        <w:rPr>
+          <w:lang w:val="en_US" w:bidi="en_US"/>
+        </w:rPr>
+      </w:r>
+    </w:p>
+    <w:p>
+      <w:pPr/>
+      <w:r>
+        <w:rPr>
+          <w:lang w:val="en_US" w:bidi="en_US"/>
+        </w:rPr>
+      </w:r>
       <w:r>
         <w:rPr>
           <w:i/>
+          <w:lang w:val="en_US" w:bidi="en_US"/>
         </w:rPr>
         <w:t>Micah 1:1, Micah 1:2, Micah 1:2–7, Micah 1:2–2.13, Micah 1:3, Micah 1:4, Micah 1:5, Micah 1:6–7, Micah 1:8–16, Micah 1:9, Micah 1:10–15, Micah 1:11, Micah 1:12, Micah 1:13, Micah 1:14, Micah 1:15, Micah 1:16, Micah 2:1–2, Micah 2:3–5, Micah 2:4, Micah 2:6, Micah 2:7–10, Micah 2:11, Micah 2:12–13, Micah 2:13, Micah 3:1, Micah 3:1–4, Micah 3:1–5.15, Micah 3:2–3, Micah 3:4, Micah 3:5, Micah 3:6–7, Micah 3:8, Micah 3:9–12, Micah 3:11, Micah 3:12, Micah 4:1–2, Micah 4:1–5, Micah 4:3, Micah 4:4, Micah 4:6–7, Micah 4:8, Micah 4:9, Micah 4:10, Micah 4:11–13, Micah 4:12, Micah 4:13, Micah 5:1, Micah 5:1–15, Micah 5:2, Micah 5:4–5, Micah 5:5, Micah 5:6, Micah 5:7, Micah 5:7–15, Micah 5:8–9, Micah 5:10–14, Micah 5:13–14, Micah 6:1–2, Micah 6:1–16, Micah 6:3, Micah 6:4–5, Micah 6:6–7, Micah 6:8, Micah 6:9, Micah 6:9–16, Micah 6:10–12, Micah 6:13–16, Micah 6:16, Micah 7:1, Micah 7:1–20, Micah 7:2, Micah 7:2–6, Micah 7:3, Micah 7:4, Micah 7:5–6, Micah 7:7–10, Micah 7:8, Micah 7:9, Micah 7:10, Micah 7:11–12, Micah 7:13, Micah 7:14, Micah 7:14–20, Micah 7:15, Micah 7:16, Micah 7:17, Micah 7:18–20</w:t>
       </w:r>
-      <w:r/>
-    </w:p>
-    <w:p>
-      <w:r/>
-      <w:r>
+      <w:r>
+        <w:rPr>
+          <w:lang w:val="en_US" w:bidi="en_US"/>
+        </w:rPr>
+      </w:r>
+    </w:p>
+    <w:p>
+      <w:pPr/>
+      <w:r>
+        <w:rPr>
+          <w:lang w:val="en_US" w:bidi="en_US"/>
+        </w:rPr>
+      </w:r>
+      <w:r>
+        <w:rPr>
+          <w:lang w:val="en_US" w:bidi="en_US"/>
+        </w:rPr>
         <w:t xml:space="preserve"> </w:t>
       </w:r>
-      <w:r/>
-      <w:r/>
+      <w:r>
+        <w:rPr>
+          <w:lang w:val="en_US" w:bidi="en_US"/>
+        </w:rPr>
+      </w:r>
+      <w:r>
+        <w:rPr>
+          <w:lang w:val="en_US" w:bidi="en_US"/>
+        </w:rPr>
+      </w:r>
     </w:p>
     <w:p>
       <w:pPr>
@@ -122,60 +217,121 @@
       </w:pPr>
     </w:p>
     <w:p>
-      <w:r/>
+      <w:pPr/>
+      <w:r>
+        <w:rPr>
+          <w:lang w:val="en_US" w:bidi="en_US"/>
+        </w:rPr>
+      </w:r>
     </w:p>
     <w:p>
       <w:pPr>
         <w:pStyle w:val="Heading2"/>
       </w:pPr>
       <w:r>
+        <w:rPr>
+          <w:lang w:val="en_US" w:bidi="en_US"/>
+        </w:rPr>
         <w:t>Micah 1:1</w:t>
       </w:r>
-      <w:r/>
-    </w:p>
-    <w:p>
-      <w:r/>
-      <w:r>
+      <w:r>
+        <w:rPr>
+          <w:lang w:val="en_US" w:bidi="en_US"/>
+        </w:rPr>
+      </w:r>
+    </w:p>
+    <w:p>
+      <w:pPr/>
+      <w:r>
+        <w:rPr>
+          <w:lang w:val="en_US" w:bidi="en_US"/>
+        </w:rPr>
+      </w:r>
+      <w:r>
+        <w:rPr>
+          <w:lang w:val="en_US" w:bidi="en_US"/>
+        </w:rPr>
         <w:t xml:space="preserve">Micah is presumably a short form of Micaiah, which means “Who is like the Lord?” • Moresheth was a fortress city located a short distance southeast of Gath in the low-lying hills of southwestern Judah. • Jotham, Ahaz, and Hezekiah (see </w:t>
       </w:r>
       <w:r>
+        <w:rPr>
+          <w:lang w:val="en_US" w:bidi="en_US"/>
+        </w:rPr>
         <w:t>Micah Book Introduction</w:t>
       </w:r>
       <w:r>
+        <w:rPr>
+          <w:lang w:val="en_US" w:bidi="en_US"/>
+        </w:rPr>
         <w:t>, “Setting”): The reigns of these three kings covered about 65 years total (about 750–686 BC). • God’s message came to Micah in visions. • Samaria and Jerusalem were the capitals of northern Israel and Judah. Sometimes these city names refer to their entire countries.</w:t>
       </w:r>
-      <w:r/>
-      <w:r/>
-    </w:p>
-    <w:p>
-      <w:r/>
+      <w:r>
+        <w:rPr>
+          <w:lang w:val="en_US" w:bidi="en_US"/>
+        </w:rPr>
+      </w:r>
+      <w:r>
+        <w:rPr>
+          <w:lang w:val="en_US" w:bidi="en_US"/>
+        </w:rPr>
+      </w:r>
+    </w:p>
+    <w:p>
+      <w:pPr/>
+      <w:r>
+        <w:rPr>
+          <w:lang w:val="en_US" w:bidi="en_US"/>
+        </w:rPr>
+      </w:r>
     </w:p>
     <w:p>
       <w:pPr>
         <w:pStyle w:val="Heading2"/>
       </w:pPr>
       <w:r>
+        <w:rPr>
+          <w:lang w:val="en_US" w:bidi="en_US"/>
+        </w:rPr>
         <w:t>Micah 1:2</w:t>
       </w:r>
-      <w:r/>
-    </w:p>
-    <w:p>
-      <w:r/>
-      <w:r>
+      <w:r>
+        <w:rPr>
+          <w:lang w:val="en_US" w:bidi="en_US"/>
+        </w:rPr>
+      </w:r>
+    </w:p>
+    <w:p>
+      <w:pPr/>
+      <w:r>
+        <w:rPr>
+          <w:lang w:val="en_US" w:bidi="en_US"/>
+        </w:rPr>
+      </w:r>
+      <w:r>
+        <w:rPr>
+          <w:lang w:val="en_US" w:bidi="en_US"/>
+        </w:rPr>
         <w:t xml:space="preserve">Attention! translates the same word that introduces the </w:t>
       </w:r>
       <w:r>
         <w:rPr>
           <w:i/>
+          <w:lang w:val="en_US" w:bidi="en_US"/>
         </w:rPr>
         <w:t>Shema</w:t>
       </w:r>
       <w:r>
+        <w:rPr>
+          <w:lang w:val="en_US" w:bidi="en_US"/>
+        </w:rPr>
         <w:t xml:space="preserve"> (“Listen!”) in </w:t>
       </w:r>
       <w:hyperlink r:id="rId13">
         <w:r>
           <w:rPr>
+            <w:lang w:val="en_US" w:bidi="en_US"/>
+          </w:rPr>
+          <w:rPr>
             <w:color w:val="0000EE"/>
             <w:u w:val="single"/>
           </w:rPr>
@@ -183,11 +339,17 @@
         </w:r>
       </w:hyperlink>
       <w:r>
+        <w:rPr>
+          <w:lang w:val="en_US" w:bidi="en_US"/>
+        </w:rPr>
         <w:t>. • The holy Temple is the Lord’s heavenly abode, not the corrupt Temple in Jerusalem (</w:t>
       </w:r>
       <w:hyperlink r:id="rId14">
         <w:r>
           <w:rPr>
+            <w:lang w:val="en_US" w:bidi="en_US"/>
+          </w:rPr>
+          <w:rPr>
             <w:color w:val="0000EE"/>
             <w:u w:val="single"/>
           </w:rPr>
@@ -195,51 +357,113 @@
         </w:r>
       </w:hyperlink>
       <w:r>
+        <w:rPr>
+          <w:lang w:val="en_US" w:bidi="en_US"/>
+        </w:rPr>
         <w:t>).</w:t>
       </w:r>
-      <w:r/>
-      <w:r/>
-    </w:p>
-    <w:p>
-      <w:r/>
+      <w:r>
+        <w:rPr>
+          <w:lang w:val="en_US" w:bidi="en_US"/>
+        </w:rPr>
+      </w:r>
+      <w:r>
+        <w:rPr>
+          <w:lang w:val="en_US" w:bidi="en_US"/>
+        </w:rPr>
+      </w:r>
+    </w:p>
+    <w:p>
+      <w:pPr/>
+      <w:r>
+        <w:rPr>
+          <w:lang w:val="en_US" w:bidi="en_US"/>
+        </w:rPr>
+      </w:r>
     </w:p>
     <w:p>
       <w:pPr>
         <w:pStyle w:val="Heading2"/>
       </w:pPr>
       <w:r>
+        <w:rPr>
+          <w:lang w:val="en_US" w:bidi="en_US"/>
+        </w:rPr>
         <w:t>Micah 1:2–7</w:t>
       </w:r>
-      <w:r/>
-    </w:p>
-    <w:p>
-      <w:r/>
-      <w:r>
+      <w:r>
+        <w:rPr>
+          <w:lang w:val="en_US" w:bidi="en_US"/>
+        </w:rPr>
+      </w:r>
+    </w:p>
+    <w:p>
+      <w:pPr/>
+      <w:r>
+        <w:rPr>
+          <w:lang w:val="en_US" w:bidi="en_US"/>
+        </w:rPr>
+      </w:r>
+      <w:r>
+        <w:rPr>
+          <w:lang w:val="en_US" w:bidi="en_US"/>
+        </w:rPr>
         <w:t>This oracle concerns Samaria prior to 722 BC, when Samaria was destroyed and its people were deported. The Sovereign Lord was coming to judge his people.</w:t>
       </w:r>
-      <w:r/>
-      <w:r/>
-    </w:p>
-    <w:p>
-      <w:r/>
+      <w:r>
+        <w:rPr>
+          <w:lang w:val="en_US" w:bidi="en_US"/>
+        </w:rPr>
+      </w:r>
+      <w:r>
+        <w:rPr>
+          <w:lang w:val="en_US" w:bidi="en_US"/>
+        </w:rPr>
+      </w:r>
+    </w:p>
+    <w:p>
+      <w:pPr/>
+      <w:r>
+        <w:rPr>
+          <w:lang w:val="en_US" w:bidi="en_US"/>
+        </w:rPr>
+      </w:r>
     </w:p>
     <w:p>
       <w:pPr>
         <w:pStyle w:val="Heading2"/>
       </w:pPr>
       <w:r>
+        <w:rPr>
+          <w:lang w:val="en_US" w:bidi="en_US"/>
+        </w:rPr>
         <w:t>Micah 1:2–2.13</w:t>
       </w:r>
-      <w:r/>
-    </w:p>
-    <w:p>
-      <w:r/>
-      <w:r>
+      <w:r>
+        <w:rPr>
+          <w:lang w:val="en_US" w:bidi="en_US"/>
+        </w:rPr>
+      </w:r>
+    </w:p>
+    <w:p>
+      <w:pPr/>
+      <w:r>
+        <w:rPr>
+          <w:lang w:val="en_US" w:bidi="en_US"/>
+        </w:rPr>
+      </w:r>
+      <w:r>
+        <w:rPr>
+          <w:lang w:val="en_US" w:bidi="en_US"/>
+        </w:rPr>
         <w:t>This message of judgment introduces some of the major concerns of Micah’s prophecies and asserts God’s determination to judge his people and put them into exile (</w:t>
       </w:r>
       <w:hyperlink r:id="rId15">
         <w:r>
           <w:rPr>
+            <w:lang w:val="en_US" w:bidi="en_US"/>
+          </w:rPr>
+          <w:rPr>
             <w:color w:val="0000EE"/>
             <w:u w:val="single"/>
           </w:rPr>
@@ -247,11 +471,17 @@
         </w:r>
       </w:hyperlink>
       <w:r>
+        <w:rPr>
+          <w:lang w:val="en_US" w:bidi="en_US"/>
+        </w:rPr>
         <w:t xml:space="preserve">; </w:t>
       </w:r>
       <w:hyperlink r:id="rId16">
         <w:r>
           <w:rPr>
+            <w:lang w:val="en_US" w:bidi="en_US"/>
+          </w:rPr>
+          <w:rPr>
             <w:color w:val="0000EE"/>
             <w:u w:val="single"/>
           </w:rPr>
@@ -259,11 +489,17 @@
         </w:r>
       </w:hyperlink>
       <w:r>
+        <w:rPr>
+          <w:lang w:val="en_US" w:bidi="en_US"/>
+        </w:rPr>
         <w:t>), but it concludes with the Lord’s assurance that he will rescue a remnant from exile (</w:t>
       </w:r>
       <w:hyperlink r:id="rId17">
         <w:r>
           <w:rPr>
+            <w:lang w:val="en_US" w:bidi="en_US"/>
+          </w:rPr>
+          <w:rPr>
             <w:color w:val="0000EE"/>
             <w:u w:val="single"/>
           </w:rPr>
@@ -271,31 +507,65 @@
         </w:r>
       </w:hyperlink>
       <w:r>
+        <w:rPr>
+          <w:lang w:val="en_US" w:bidi="en_US"/>
+        </w:rPr>
         <w:t>).</w:t>
       </w:r>
-      <w:r/>
-      <w:r/>
-    </w:p>
-    <w:p>
-      <w:r/>
+      <w:r>
+        <w:rPr>
+          <w:lang w:val="en_US" w:bidi="en_US"/>
+        </w:rPr>
+      </w:r>
+      <w:r>
+        <w:rPr>
+          <w:lang w:val="en_US" w:bidi="en_US"/>
+        </w:rPr>
+      </w:r>
+    </w:p>
+    <w:p>
+      <w:pPr/>
+      <w:r>
+        <w:rPr>
+          <w:lang w:val="en_US" w:bidi="en_US"/>
+        </w:rPr>
+      </w:r>
     </w:p>
     <w:p>
       <w:pPr>
         <w:pStyle w:val="Heading2"/>
       </w:pPr>
       <w:r>
+        <w:rPr>
+          <w:lang w:val="en_US" w:bidi="en_US"/>
+        </w:rPr>
         <w:t>Micah 1:3</w:t>
       </w:r>
-      <w:r/>
-    </w:p>
-    <w:p>
-      <w:r/>
-      <w:r>
+      <w:r>
+        <w:rPr>
+          <w:lang w:val="en_US" w:bidi="en_US"/>
+        </w:rPr>
+      </w:r>
+    </w:p>
+    <w:p>
+      <w:pPr/>
+      <w:r>
+        <w:rPr>
+          <w:lang w:val="en_US" w:bidi="en_US"/>
+        </w:rPr>
+      </w:r>
+      <w:r>
+        <w:rPr>
+          <w:lang w:val="en_US" w:bidi="en_US"/>
+        </w:rPr>
         <w:t xml:space="preserve">Tramples the heights implies a theophany, an appearance of the God who is behind the historical convulsions about to afflict Samaria (cp. </w:t>
       </w:r>
       <w:hyperlink r:id="rId18">
         <w:r>
           <w:rPr>
+            <w:lang w:val="en_US" w:bidi="en_US"/>
+          </w:rPr>
+          <w:rPr>
             <w:color w:val="0000EE"/>
             <w:u w:val="single"/>
           </w:rPr>
@@ -303,11 +573,17 @@
         </w:r>
       </w:hyperlink>
       <w:r>
+        <w:rPr>
+          <w:lang w:val="en_US" w:bidi="en_US"/>
+        </w:rPr>
         <w:t xml:space="preserve">; </w:t>
       </w:r>
       <w:hyperlink r:id="rId19">
         <w:r>
           <w:rPr>
+            <w:lang w:val="en_US" w:bidi="en_US"/>
+          </w:rPr>
+          <w:rPr>
             <w:color w:val="0000EE"/>
             <w:u w:val="single"/>
           </w:rPr>
@@ -315,11 +591,17 @@
         </w:r>
       </w:hyperlink>
       <w:r>
+        <w:rPr>
+          <w:lang w:val="en_US" w:bidi="en_US"/>
+        </w:rPr>
         <w:t xml:space="preserve">; </w:t>
       </w:r>
       <w:hyperlink r:id="rId20">
         <w:r>
           <w:rPr>
+            <w:lang w:val="en_US" w:bidi="en_US"/>
+          </w:rPr>
+          <w:rPr>
             <w:color w:val="0000EE"/>
             <w:u w:val="single"/>
           </w:rPr>
@@ -327,31 +609,65 @@
         </w:r>
       </w:hyperlink>
       <w:r>
+        <w:rPr>
+          <w:lang w:val="en_US" w:bidi="en_US"/>
+        </w:rPr>
         <w:t>). God is sovereign over nations and nature. The Canaanite god Baal was also thought to be active in this manner—descriptions of God like this one emphasize that the Lord, not Baal, is truly sovereign.</w:t>
       </w:r>
-      <w:r/>
-      <w:r/>
-    </w:p>
-    <w:p>
-      <w:r/>
+      <w:r>
+        <w:rPr>
+          <w:lang w:val="en_US" w:bidi="en_US"/>
+        </w:rPr>
+      </w:r>
+      <w:r>
+        <w:rPr>
+          <w:lang w:val="en_US" w:bidi="en_US"/>
+        </w:rPr>
+      </w:r>
+    </w:p>
+    <w:p>
+      <w:pPr/>
+      <w:r>
+        <w:rPr>
+          <w:lang w:val="en_US" w:bidi="en_US"/>
+        </w:rPr>
+      </w:r>
     </w:p>
     <w:p>
       <w:pPr>
         <w:pStyle w:val="Heading2"/>
       </w:pPr>
       <w:r>
+        <w:rPr>
+          <w:lang w:val="en_US" w:bidi="en_US"/>
+        </w:rPr>
         <w:t>Micah 1:4</w:t>
       </w:r>
-      <w:r/>
-    </w:p>
-    <w:p>
-      <w:r/>
-      <w:r>
+      <w:r>
+        <w:rPr>
+          <w:lang w:val="en_US" w:bidi="en_US"/>
+        </w:rPr>
+      </w:r>
+    </w:p>
+    <w:p>
+      <w:pPr/>
+      <w:r>
+        <w:rPr>
+          <w:lang w:val="en_US" w:bidi="en_US"/>
+        </w:rPr>
+      </w:r>
+      <w:r>
+        <w:rPr>
+          <w:lang w:val="en_US" w:bidi="en_US"/>
+        </w:rPr>
         <w:t xml:space="preserve">The strong and apparently immovable mountains will melt at the Lord’s presence (see </w:t>
       </w:r>
       <w:hyperlink r:id="rId21">
         <w:r>
           <w:rPr>
+            <w:lang w:val="en_US" w:bidi="en_US"/>
+          </w:rPr>
+          <w:rPr>
             <w:color w:val="0000EE"/>
             <w:u w:val="single"/>
           </w:rPr>
@@ -359,49 +675,91 @@
         </w:r>
       </w:hyperlink>
       <w:r>
+        <w:rPr>
+          <w:lang w:val="en_US" w:bidi="en_US"/>
+        </w:rPr>
         <w:t>). Nothing can stand against him.</w:t>
       </w:r>
-      <w:r/>
-      <w:r/>
-    </w:p>
-    <w:p>
-      <w:r/>
+      <w:r>
+        <w:rPr>
+          <w:lang w:val="en_US" w:bidi="en_US"/>
+        </w:rPr>
+      </w:r>
+      <w:r>
+        <w:rPr>
+          <w:lang w:val="en_US" w:bidi="en_US"/>
+        </w:rPr>
+      </w:r>
+    </w:p>
+    <w:p>
+      <w:pPr/>
+      <w:r>
+        <w:rPr>
+          <w:lang w:val="en_US" w:bidi="en_US"/>
+        </w:rPr>
+      </w:r>
     </w:p>
     <w:p>
       <w:pPr>
         <w:pStyle w:val="Heading2"/>
       </w:pPr>
       <w:r>
+        <w:rPr>
+          <w:lang w:val="en_US" w:bidi="en_US"/>
+        </w:rPr>
         <w:t>Micah 1:5</w:t>
       </w:r>
-      <w:r/>
-    </w:p>
-    <w:p>
-      <w:r/>
-      <w:r>
+      <w:r>
+        <w:rPr>
+          <w:lang w:val="en_US" w:bidi="en_US"/>
+        </w:rPr>
+      </w:r>
+    </w:p>
+    <w:p>
+      <w:pPr/>
+      <w:r>
+        <w:rPr>
+          <w:lang w:val="en_US" w:bidi="en_US"/>
+        </w:rPr>
+      </w:r>
+      <w:r>
+        <w:rPr>
+          <w:lang w:val="en_US" w:bidi="en_US"/>
+        </w:rPr>
         <w:t>Rebellion is parallel to sins</w:t>
       </w:r>
       <w:r>
         <w:rPr>
           <w:i/>
+          <w:lang w:val="en_US" w:bidi="en_US"/>
         </w:rPr>
         <w:t>;</w:t>
       </w:r>
       <w:r>
+        <w:rPr>
+          <w:lang w:val="en_US" w:bidi="en_US"/>
+        </w:rPr>
         <w:t xml:space="preserve"> these two key words describe Israel’s failure in the Old Testament. • Who? . . . Where? The capital cities of God’s people should have been holy places, but they were sources of corruption instead. Samaria</w:t>
       </w:r>
       <w:r>
         <w:rPr>
           <w:i/>
+          <w:lang w:val="en_US" w:bidi="en_US"/>
         </w:rPr>
         <w:t>,</w:t>
       </w:r>
       <w:r>
+        <w:rPr>
+          <w:lang w:val="en_US" w:bidi="en_US"/>
+        </w:rPr>
         <w:t xml:space="preserve"> capital of the northern kingdom of Israel, was built by Omri (885–874 BC) as a political, military, and economic crossroads of the ancient Near East (</w:t>
       </w:r>
       <w:hyperlink r:id="rId22">
         <w:r>
           <w:rPr>
+            <w:lang w:val="en_US" w:bidi="en_US"/>
+          </w:rPr>
+          <w:rPr>
             <w:color w:val="0000EE"/>
             <w:u w:val="single"/>
           </w:rPr>
@@ -409,11 +767,17 @@
         </w:r>
       </w:hyperlink>
       <w:r>
+        <w:rPr>
+          <w:lang w:val="en_US" w:bidi="en_US"/>
+        </w:rPr>
         <w:t xml:space="preserve">). Omri was an evil king, and so his city was evil (cp. </w:t>
       </w:r>
       <w:hyperlink r:id="rId23">
         <w:r>
           <w:rPr>
+            <w:lang w:val="en_US" w:bidi="en_US"/>
+          </w:rPr>
+          <w:rPr>
             <w:color w:val="0000EE"/>
             <w:u w:val="single"/>
           </w:rPr>
@@ -421,11 +785,17 @@
         </w:r>
       </w:hyperlink>
       <w:r>
+        <w:rPr>
+          <w:lang w:val="en_US" w:bidi="en_US"/>
+        </w:rPr>
         <w:t xml:space="preserve">, </w:t>
       </w:r>
       <w:hyperlink r:id="rId24">
         <w:r>
           <w:rPr>
+            <w:lang w:val="en_US" w:bidi="en_US"/>
+          </w:rPr>
+          <w:rPr>
             <w:color w:val="0000EE"/>
             <w:u w:val="single"/>
           </w:rPr>
@@ -433,40 +803,78 @@
         </w:r>
       </w:hyperlink>
       <w:r>
+        <w:rPr>
+          <w:lang w:val="en_US" w:bidi="en_US"/>
+        </w:rPr>
         <w:t xml:space="preserve">). • Jerusalem: The prophet would not allow the people of Judah to be smug about the northern kingdom’s imminent destruction. Judah’s beautiful Temple was no different from a Canaanite center of idolatry (literally </w:t>
       </w:r>
       <w:r>
         <w:rPr>
           <w:i/>
+          <w:lang w:val="en_US" w:bidi="en_US"/>
         </w:rPr>
         <w:t>high place</w:t>
       </w:r>
       <w:r>
+        <w:rPr>
+          <w:lang w:val="en_US" w:bidi="en_US"/>
+        </w:rPr>
         <w:t>).</w:t>
       </w:r>
-      <w:r/>
-      <w:r/>
-    </w:p>
-    <w:p>
-      <w:r/>
+      <w:r>
+        <w:rPr>
+          <w:lang w:val="en_US" w:bidi="en_US"/>
+        </w:rPr>
+      </w:r>
+      <w:r>
+        <w:rPr>
+          <w:lang w:val="en_US" w:bidi="en_US"/>
+        </w:rPr>
+      </w:r>
+    </w:p>
+    <w:p>
+      <w:pPr/>
+      <w:r>
+        <w:rPr>
+          <w:lang w:val="en_US" w:bidi="en_US"/>
+        </w:rPr>
+      </w:r>
     </w:p>
     <w:p>
       <w:pPr>
         <w:pStyle w:val="Heading2"/>
       </w:pPr>
       <w:r>
+        <w:rPr>
+          <w:lang w:val="en_US" w:bidi="en_US"/>
+        </w:rPr>
         <w:t>Micah 1:6–7</w:t>
       </w:r>
-      <w:r/>
-    </w:p>
-    <w:p>
-      <w:r/>
-      <w:r>
+      <w:r>
+        <w:rPr>
+          <w:lang w:val="en_US" w:bidi="en_US"/>
+        </w:rPr>
+      </w:r>
+    </w:p>
+    <w:p>
+      <w:pPr/>
+      <w:r>
+        <w:rPr>
+          <w:lang w:val="en_US" w:bidi="en_US"/>
+        </w:rPr>
+      </w:r>
+      <w:r>
+        <w:rPr>
+          <w:lang w:val="en_US" w:bidi="en_US"/>
+        </w:rPr>
         <w:t>a heap of ruins: The Lord threatened to devastate his treasured cities. Assyria virtually annihilated Samaria in 724–722 BC in a horrendous three-year siege. • Samaria, like most cities, was built on a hill. Here, the stones of her walls crash into the valley below as they are violently dismantled. Ancient armies would systematically shatter city walls down to their foundation stones. • Samaria and Jerusalem were filled with carved images and sacred treasures put there by worshipers or taken as war booty. • Prostitution pictures Israel’s persistent spiritual and physical waywardness. This metaphor was regularly used by the Israelite prophets to express Israel’s abandonment of the Lord, her true husband, in order to obtain the blessings promised by the pagan gods. In addition, the worship of those gods often in fact involved sexual activity. • Elsewhere refers to the exile of Samaria into Assyria and its various provinces and conquered vassal states (722 BC). The same outcome was forecast for Jerusalem (</w:t>
       </w:r>
       <w:hyperlink r:id="rId25">
         <w:r>
           <w:rPr>
+            <w:lang w:val="en_US" w:bidi="en_US"/>
+          </w:rPr>
+          <w:rPr>
             <w:color w:val="0000EE"/>
             <w:u w:val="single"/>
           </w:rPr>
@@ -474,11 +882,17 @@
         </w:r>
       </w:hyperlink>
       <w:r>
+        <w:rPr>
+          <w:lang w:val="en_US" w:bidi="en_US"/>
+        </w:rPr>
         <w:t xml:space="preserve">; </w:t>
       </w:r>
       <w:hyperlink r:id="rId26">
         <w:r>
           <w:rPr>
+            <w:lang w:val="en_US" w:bidi="en_US"/>
+          </w:rPr>
+          <w:rPr>
             <w:color w:val="0000EE"/>
             <w:u w:val="single"/>
           </w:rPr>
@@ -486,31 +900,65 @@
         </w:r>
       </w:hyperlink>
       <w:r>
+        <w:rPr>
+          <w:lang w:val="en_US" w:bidi="en_US"/>
+        </w:rPr>
         <w:t>).</w:t>
       </w:r>
-      <w:r/>
-      <w:r/>
-    </w:p>
-    <w:p>
-      <w:r/>
+      <w:r>
+        <w:rPr>
+          <w:lang w:val="en_US" w:bidi="en_US"/>
+        </w:rPr>
+      </w:r>
+      <w:r>
+        <w:rPr>
+          <w:lang w:val="en_US" w:bidi="en_US"/>
+        </w:rPr>
+      </w:r>
+    </w:p>
+    <w:p>
+      <w:pPr/>
+      <w:r>
+        <w:rPr>
+          <w:lang w:val="en_US" w:bidi="en_US"/>
+        </w:rPr>
+      </w:r>
     </w:p>
     <w:p>
       <w:pPr>
         <w:pStyle w:val="Heading2"/>
       </w:pPr>
       <w:r>
+        <w:rPr>
+          <w:lang w:val="en_US" w:bidi="en_US"/>
+        </w:rPr>
         <w:t>Micah 1:8–16</w:t>
       </w:r>
-      <w:r/>
-    </w:p>
-    <w:p>
-      <w:r/>
-      <w:r>
+      <w:r>
+        <w:rPr>
+          <w:lang w:val="en_US" w:bidi="en_US"/>
+        </w:rPr>
+      </w:r>
+    </w:p>
+    <w:p>
+      <w:pPr/>
+      <w:r>
+        <w:rPr>
+          <w:lang w:val="en_US" w:bidi="en_US"/>
+        </w:rPr>
+      </w:r>
+      <w:r>
+        <w:rPr>
+          <w:lang w:val="en_US" w:bidi="en_US"/>
+        </w:rPr>
         <w:t xml:space="preserve">In response to the Lord’s predicted judgment, Micah walked around barefoot and naked to express mourning (cp. </w:t>
       </w:r>
       <w:hyperlink r:id="rId27">
         <w:r>
           <w:rPr>
+            <w:lang w:val="en_US" w:bidi="en_US"/>
+          </w:rPr>
+          <w:rPr>
             <w:color w:val="0000EE"/>
             <w:u w:val="single"/>
           </w:rPr>
@@ -518,11 +966,17 @@
         </w:r>
       </w:hyperlink>
       <w:r>
+        <w:rPr>
+          <w:lang w:val="en_US" w:bidi="en_US"/>
+        </w:rPr>
         <w:t xml:space="preserve">; </w:t>
       </w:r>
       <w:hyperlink r:id="rId28">
         <w:r>
           <w:rPr>
+            <w:lang w:val="en_US" w:bidi="en_US"/>
+          </w:rPr>
+          <w:rPr>
             <w:color w:val="0000EE"/>
             <w:u w:val="single"/>
           </w:rPr>
@@ -530,11 +984,17 @@
         </w:r>
       </w:hyperlink>
       <w:r>
+        <w:rPr>
+          <w:lang w:val="en_US" w:bidi="en_US"/>
+        </w:rPr>
         <w:t xml:space="preserve">; </w:t>
       </w:r>
       <w:hyperlink r:id="rId29">
         <w:r>
           <w:rPr>
+            <w:lang w:val="en_US" w:bidi="en_US"/>
+          </w:rPr>
+          <w:rPr>
             <w:color w:val="0000EE"/>
             <w:u w:val="single"/>
           </w:rPr>
@@ -542,11 +1002,17 @@
         </w:r>
       </w:hyperlink>
       <w:r>
+        <w:rPr>
+          <w:lang w:val="en_US" w:bidi="en_US"/>
+        </w:rPr>
         <w:t>), vividly depicting what would happen to Samaria (Israel) and Jerusalem (Judah). They would be stripped of their wealth, power, and population. • A jackal and an owl make forlorn sounds and live in forsaken wilderness areas (</w:t>
       </w:r>
       <w:hyperlink r:id="rId30">
         <w:r>
           <w:rPr>
+            <w:lang w:val="en_US" w:bidi="en_US"/>
+          </w:rPr>
+          <w:rPr>
             <w:color w:val="0000EE"/>
             <w:u w:val="single"/>
           </w:rPr>
@@ -554,11 +1020,17 @@
         </w:r>
       </w:hyperlink>
       <w:r>
+        <w:rPr>
+          <w:lang w:val="en_US" w:bidi="en_US"/>
+        </w:rPr>
         <w:t xml:space="preserve">; </w:t>
       </w:r>
       <w:hyperlink r:id="rId31">
         <w:r>
           <w:rPr>
+            <w:lang w:val="en_US" w:bidi="en_US"/>
+          </w:rPr>
+          <w:rPr>
             <w:color w:val="0000EE"/>
             <w:u w:val="single"/>
           </w:rPr>
@@ -566,71 +1038,161 @@
         </w:r>
       </w:hyperlink>
       <w:r>
+        <w:rPr>
+          <w:lang w:val="en_US" w:bidi="en_US"/>
+        </w:rPr>
         <w:t>).</w:t>
       </w:r>
-      <w:r/>
-      <w:r/>
-    </w:p>
-    <w:p>
-      <w:r/>
+      <w:r>
+        <w:rPr>
+          <w:lang w:val="en_US" w:bidi="en_US"/>
+        </w:rPr>
+      </w:r>
+      <w:r>
+        <w:rPr>
+          <w:lang w:val="en_US" w:bidi="en_US"/>
+        </w:rPr>
+      </w:r>
+    </w:p>
+    <w:p>
+      <w:pPr/>
+      <w:r>
+        <w:rPr>
+          <w:lang w:val="en_US" w:bidi="en_US"/>
+        </w:rPr>
+      </w:r>
     </w:p>
     <w:p>
       <w:pPr>
         <w:pStyle w:val="Heading2"/>
       </w:pPr>
       <w:r>
+        <w:rPr>
+          <w:lang w:val="en_US" w:bidi="en_US"/>
+        </w:rPr>
         <w:t>Micah 1:9</w:t>
       </w:r>
-      <w:r/>
-    </w:p>
-    <w:p>
-      <w:r/>
-      <w:r>
+      <w:r>
+        <w:rPr>
+          <w:lang w:val="en_US" w:bidi="en_US"/>
+        </w:rPr>
+      </w:r>
+    </w:p>
+    <w:p>
+      <w:pPr/>
+      <w:r>
+        <w:rPr>
+          <w:lang w:val="en_US" w:bidi="en_US"/>
+        </w:rPr>
+      </w:r>
+      <w:r>
+        <w:rPr>
+          <w:lang w:val="en_US" w:bidi="en_US"/>
+        </w:rPr>
         <w:t>into Judah . . . Jerusalem: The corruption now permeated the entire nation, north to south.</w:t>
       </w:r>
-      <w:r/>
-      <w:r/>
-    </w:p>
-    <w:p>
-      <w:r/>
+      <w:r>
+        <w:rPr>
+          <w:lang w:val="en_US" w:bidi="en_US"/>
+        </w:rPr>
+      </w:r>
+      <w:r>
+        <w:rPr>
+          <w:lang w:val="en_US" w:bidi="en_US"/>
+        </w:rPr>
+      </w:r>
+    </w:p>
+    <w:p>
+      <w:pPr/>
+      <w:r>
+        <w:rPr>
+          <w:lang w:val="en_US" w:bidi="en_US"/>
+        </w:rPr>
+      </w:r>
     </w:p>
     <w:p>
       <w:pPr>
         <w:pStyle w:val="Heading2"/>
       </w:pPr>
       <w:r>
+        <w:rPr>
+          <w:lang w:val="en_US" w:bidi="en_US"/>
+        </w:rPr>
         <w:t>Micah 1:10–15</w:t>
       </w:r>
-      <w:r/>
-    </w:p>
-    <w:p>
-      <w:r/>
-      <w:r>
+      <w:r>
+        <w:rPr>
+          <w:lang w:val="en_US" w:bidi="en_US"/>
+        </w:rPr>
+      </w:r>
+    </w:p>
+    <w:p>
+      <w:pPr/>
+      <w:r>
+        <w:rPr>
+          <w:lang w:val="en_US" w:bidi="en_US"/>
+        </w:rPr>
+      </w:r>
+      <w:r>
+        <w:rPr>
+          <w:lang w:val="en_US" w:bidi="en_US"/>
+        </w:rPr>
         <w:t>The cities listed were in the lowlands of southwestern Judah’s coastal areas. The sequence may represent the Assyrian army’s march down the coastal plain and from there into Judah’s heartland in 703–701 BC.</w:t>
       </w:r>
-      <w:r/>
-      <w:r/>
-    </w:p>
-    <w:p>
-      <w:r/>
+      <w:r>
+        <w:rPr>
+          <w:lang w:val="en_US" w:bidi="en_US"/>
+        </w:rPr>
+      </w:r>
+      <w:r>
+        <w:rPr>
+          <w:lang w:val="en_US" w:bidi="en_US"/>
+        </w:rPr>
+      </w:r>
+    </w:p>
+    <w:p>
+      <w:pPr/>
+      <w:r>
+        <w:rPr>
+          <w:lang w:val="en_US" w:bidi="en_US"/>
+        </w:rPr>
+      </w:r>
     </w:p>
     <w:p>
       <w:pPr>
         <w:pStyle w:val="Heading2"/>
       </w:pPr>
       <w:r>
+        <w:rPr>
+          <w:lang w:val="en_US" w:bidi="en_US"/>
+        </w:rPr>
         <w:t>Micah 1:11</w:t>
       </w:r>
-      <w:r/>
-    </w:p>
-    <w:p>
-      <w:r/>
-      <w:r>
+      <w:r>
+        <w:rPr>
+          <w:lang w:val="en_US" w:bidi="en_US"/>
+        </w:rPr>
+      </w:r>
+    </w:p>
+    <w:p>
+      <w:pPr/>
+      <w:r>
+        <w:rPr>
+          <w:lang w:val="en_US" w:bidi="en_US"/>
+        </w:rPr>
+      </w:r>
+      <w:r>
+        <w:rPr>
+          <w:lang w:val="en_US" w:bidi="en_US"/>
+        </w:rPr>
         <w:t>Exile was the ultimate, most devastating curse (</w:t>
       </w:r>
       <w:hyperlink r:id="rId32">
         <w:r>
           <w:rPr>
+            <w:lang w:val="en_US" w:bidi="en_US"/>
+          </w:rPr>
+          <w:rPr>
             <w:color w:val="0000EE"/>
             <w:u w:val="single"/>
           </w:rPr>
@@ -638,11 +1200,17 @@
         </w:r>
       </w:hyperlink>
       <w:r>
+        <w:rPr>
+          <w:lang w:val="en_US" w:bidi="en_US"/>
+        </w:rPr>
         <w:t xml:space="preserve">; </w:t>
       </w:r>
       <w:hyperlink r:id="rId33">
         <w:r>
           <w:rPr>
+            <w:lang w:val="en_US" w:bidi="en_US"/>
+          </w:rPr>
+          <w:rPr>
             <w:color w:val="0000EE"/>
             <w:u w:val="single"/>
           </w:rPr>
@@ -650,11 +1218,17 @@
         </w:r>
       </w:hyperlink>
       <w:r>
+        <w:rPr>
+          <w:lang w:val="en_US" w:bidi="en_US"/>
+        </w:rPr>
         <w:t xml:space="preserve">, </w:t>
       </w:r>
       <w:hyperlink r:id="rId34">
         <w:r>
           <w:rPr>
+            <w:lang w:val="en_US" w:bidi="en_US"/>
+          </w:rPr>
+          <w:rPr>
             <w:color w:val="0000EE"/>
             <w:u w:val="single"/>
           </w:rPr>
@@ -662,11 +1236,17 @@
         </w:r>
       </w:hyperlink>
       <w:r>
+        <w:rPr>
+          <w:lang w:val="en_US" w:bidi="en_US"/>
+        </w:rPr>
         <w:t xml:space="preserve">; </w:t>
       </w:r>
       <w:hyperlink r:id="rId35">
         <w:r>
           <w:rPr>
+            <w:lang w:val="en_US" w:bidi="en_US"/>
+          </w:rPr>
+          <w:rPr>
             <w:color w:val="0000EE"/>
             <w:u w:val="single"/>
           </w:rPr>
@@ -674,31 +1254,65 @@
         </w:r>
       </w:hyperlink>
       <w:r>
+        <w:rPr>
+          <w:lang w:val="en_US" w:bidi="en_US"/>
+        </w:rPr>
         <w:t>).</w:t>
       </w:r>
-      <w:r/>
-      <w:r/>
-    </w:p>
-    <w:p>
-      <w:r/>
+      <w:r>
+        <w:rPr>
+          <w:lang w:val="en_US" w:bidi="en_US"/>
+        </w:rPr>
+      </w:r>
+      <w:r>
+        <w:rPr>
+          <w:lang w:val="en_US" w:bidi="en_US"/>
+        </w:rPr>
+      </w:r>
+    </w:p>
+    <w:p>
+      <w:pPr/>
+      <w:r>
+        <w:rPr>
+          <w:lang w:val="en_US" w:bidi="en_US"/>
+        </w:rPr>
+      </w:r>
     </w:p>
     <w:p>
       <w:pPr>
         <w:pStyle w:val="Heading2"/>
       </w:pPr>
       <w:r>
+        <w:rPr>
+          <w:lang w:val="en_US" w:bidi="en_US"/>
+        </w:rPr>
         <w:t>Micah 1:12</w:t>
       </w:r>
-      <w:r/>
-    </w:p>
-    <w:p>
-      <w:r/>
-      <w:r>
+      <w:r>
+        <w:rPr>
+          <w:lang w:val="en_US" w:bidi="en_US"/>
+        </w:rPr>
+      </w:r>
+    </w:p>
+    <w:p>
+      <w:pPr/>
+      <w:r>
+        <w:rPr>
+          <w:lang w:val="en_US" w:bidi="en_US"/>
+        </w:rPr>
+      </w:r>
+      <w:r>
+        <w:rPr>
+          <w:lang w:val="en_US" w:bidi="en_US"/>
+        </w:rPr>
         <w:t xml:space="preserve">even to . . . Jerusalem: God’s judgment reaches wherever corruption has taken hold (cp. </w:t>
       </w:r>
       <w:hyperlink r:id="rId36">
         <w:r>
           <w:rPr>
+            <w:lang w:val="en_US" w:bidi="en_US"/>
+          </w:rPr>
+          <w:rPr>
             <w:color w:val="0000EE"/>
             <w:u w:val="single"/>
           </w:rPr>
@@ -706,109 +1320,235 @@
         </w:r>
       </w:hyperlink>
       <w:r>
+        <w:rPr>
+          <w:lang w:val="en_US" w:bidi="en_US"/>
+        </w:rPr>
         <w:t>).</w:t>
       </w:r>
-      <w:r/>
-      <w:r/>
-    </w:p>
-    <w:p>
-      <w:r/>
+      <w:r>
+        <w:rPr>
+          <w:lang w:val="en_US" w:bidi="en_US"/>
+        </w:rPr>
+      </w:r>
+      <w:r>
+        <w:rPr>
+          <w:lang w:val="en_US" w:bidi="en_US"/>
+        </w:rPr>
+      </w:r>
+    </w:p>
+    <w:p>
+      <w:pPr/>
+      <w:r>
+        <w:rPr>
+          <w:lang w:val="en_US" w:bidi="en_US"/>
+        </w:rPr>
+      </w:r>
     </w:p>
     <w:p>
       <w:pPr>
         <w:pStyle w:val="Heading2"/>
       </w:pPr>
       <w:r>
+        <w:rPr>
+          <w:lang w:val="en_US" w:bidi="en_US"/>
+        </w:rPr>
         <w:t>Micah 1:13</w:t>
       </w:r>
-      <w:r/>
-    </w:p>
-    <w:p>
-      <w:r/>
-      <w:r>
+      <w:r>
+        <w:rPr>
+          <w:lang w:val="en_US" w:bidi="en_US"/>
+        </w:rPr>
+      </w:r>
+    </w:p>
+    <w:p>
+      <w:pPr/>
+      <w:r>
+        <w:rPr>
+          <w:lang w:val="en_US" w:bidi="en_US"/>
+        </w:rPr>
+      </w:r>
+      <w:r>
+        <w:rPr>
+          <w:lang w:val="en_US" w:bidi="en_US"/>
+        </w:rPr>
         <w:t xml:space="preserve">Lachish was the second most important city in Judah, after Jerusalem, and was Judah’s main center of defense against their enemies. Even today, a massive </w:t>
       </w:r>
       <w:r>
         <w:rPr>
           <w:i/>
+          <w:lang w:val="en_US" w:bidi="en_US"/>
         </w:rPr>
         <w:t>tell</w:t>
       </w:r>
       <w:r>
+        <w:rPr>
+          <w:lang w:val="en_US" w:bidi="en_US"/>
+        </w:rPr>
         <w:t xml:space="preserve"> over 150 feet (46 meters) high remains. Lachish fell in 701 BC, having been besieged, terrified, starved, and demolished by Sennacherib’s war engines. Sennacherib celebrated its fall as one of his greatest victories and featured the event in monumental carvings on his palace walls.</w:t>
       </w:r>
-      <w:r/>
-      <w:r/>
-    </w:p>
-    <w:p>
-      <w:r/>
+      <w:r>
+        <w:rPr>
+          <w:lang w:val="en_US" w:bidi="en_US"/>
+        </w:rPr>
+      </w:r>
+      <w:r>
+        <w:rPr>
+          <w:lang w:val="en_US" w:bidi="en_US"/>
+        </w:rPr>
+      </w:r>
+    </w:p>
+    <w:p>
+      <w:pPr/>
+      <w:r>
+        <w:rPr>
+          <w:lang w:val="en_US" w:bidi="en_US"/>
+        </w:rPr>
+      </w:r>
     </w:p>
     <w:p>
       <w:pPr>
         <w:pStyle w:val="Heading2"/>
       </w:pPr>
       <w:r>
+        <w:rPr>
+          <w:lang w:val="en_US" w:bidi="en_US"/>
+        </w:rPr>
         <w:t>Micah 1:14</w:t>
       </w:r>
-      <w:r/>
-    </w:p>
-    <w:p>
-      <w:r/>
-      <w:r>
+      <w:r>
+        <w:rPr>
+          <w:lang w:val="en_US" w:bidi="en_US"/>
+        </w:rPr>
+      </w:r>
+    </w:p>
+    <w:p>
+      <w:pPr/>
+      <w:r>
+        <w:rPr>
+          <w:lang w:val="en_US" w:bidi="en_US"/>
+        </w:rPr>
+      </w:r>
+      <w:r>
+        <w:rPr>
+          <w:lang w:val="en_US" w:bidi="en_US"/>
+        </w:rPr>
         <w:t>Farewell gifts said good-bye to the doomed people of Moresheth-gath as that city also became Assyrian property.</w:t>
       </w:r>
-      <w:r/>
-      <w:r/>
-    </w:p>
-    <w:p>
-      <w:r/>
+      <w:r>
+        <w:rPr>
+          <w:lang w:val="en_US" w:bidi="en_US"/>
+        </w:rPr>
+      </w:r>
+      <w:r>
+        <w:rPr>
+          <w:lang w:val="en_US" w:bidi="en_US"/>
+        </w:rPr>
+      </w:r>
+    </w:p>
+    <w:p>
+      <w:pPr/>
+      <w:r>
+        <w:rPr>
+          <w:lang w:val="en_US" w:bidi="en_US"/>
+        </w:rPr>
+      </w:r>
     </w:p>
     <w:p>
       <w:pPr>
         <w:pStyle w:val="Heading2"/>
       </w:pPr>
       <w:r>
+        <w:rPr>
+          <w:lang w:val="en_US" w:bidi="en_US"/>
+        </w:rPr>
         <w:t>Micah 1:15</w:t>
       </w:r>
-      <w:r/>
-    </w:p>
-    <w:p>
-      <w:r/>
-      <w:r>
+      <w:r>
+        <w:rPr>
+          <w:lang w:val="en_US" w:bidi="en_US"/>
+        </w:rPr>
+      </w:r>
+    </w:p>
+    <w:p>
+      <w:pPr/>
+      <w:r>
+        <w:rPr>
+          <w:lang w:val="en_US" w:bidi="en_US"/>
+        </w:rPr>
+      </w:r>
+      <w:r>
+        <w:rPr>
+          <w:lang w:val="en_US" w:bidi="en_US"/>
+        </w:rPr>
         <w:t xml:space="preserve">the leaders (literally </w:t>
       </w:r>
       <w:r>
         <w:rPr>
           <w:i/>
+          <w:lang w:val="en_US" w:bidi="en_US"/>
         </w:rPr>
         <w:t>the glory</w:t>
       </w:r>
       <w:r>
+        <w:rPr>
+          <w:lang w:val="en_US" w:bidi="en_US"/>
+        </w:rPr>
         <w:t>): The leaders of Israel should have been Israel’s “glory” by setting examples of moral excellence and wise, caring leadership. Instead, God’s shepherds corrupted their nation. • Adullam was destroyed by Assyria in 701 BC.</w:t>
       </w:r>
-      <w:r/>
-      <w:r/>
-    </w:p>
-    <w:p>
-      <w:r/>
+      <w:r>
+        <w:rPr>
+          <w:lang w:val="en_US" w:bidi="en_US"/>
+        </w:rPr>
+      </w:r>
+      <w:r>
+        <w:rPr>
+          <w:lang w:val="en_US" w:bidi="en_US"/>
+        </w:rPr>
+      </w:r>
+    </w:p>
+    <w:p>
+      <w:pPr/>
+      <w:r>
+        <w:rPr>
+          <w:lang w:val="en_US" w:bidi="en_US"/>
+        </w:rPr>
+      </w:r>
     </w:p>
     <w:p>
       <w:pPr>
         <w:pStyle w:val="Heading2"/>
       </w:pPr>
       <w:r>
+        <w:rPr>
+          <w:lang w:val="en_US" w:bidi="en_US"/>
+        </w:rPr>
         <w:t>Micah 1:16</w:t>
       </w:r>
-      <w:r/>
-    </w:p>
-    <w:p>
-      <w:r/>
-      <w:r>
+      <w:r>
+        <w:rPr>
+          <w:lang w:val="en_US" w:bidi="en_US"/>
+        </w:rPr>
+      </w:r>
+    </w:p>
+    <w:p>
+      <w:pPr/>
+      <w:r>
+        <w:rPr>
+          <w:lang w:val="en_US" w:bidi="en_US"/>
+        </w:rPr>
+      </w:r>
+      <w:r>
+        <w:rPr>
+          <w:lang w:val="en_US" w:bidi="en_US"/>
+        </w:rPr>
         <w:t xml:space="preserve">The people of Judah, including Jerusalem, were exiled and deported to distant lands in Babylonia in 605, 597, and 586 BC. Babylon was some 1,000 miles (1,700 kilometers) from Jerusalem. • shave your heads: This act of mourning and despair (see also </w:t>
       </w:r>
       <w:hyperlink r:id="rId37">
         <w:r>
           <w:rPr>
+            <w:lang w:val="en_US" w:bidi="en_US"/>
+          </w:rPr>
+          <w:rPr>
             <w:color w:val="0000EE"/>
             <w:u w:val="single"/>
           </w:rPr>
@@ -816,11 +1556,17 @@
         </w:r>
       </w:hyperlink>
       <w:r>
+        <w:rPr>
+          <w:lang w:val="en_US" w:bidi="en_US"/>
+        </w:rPr>
         <w:t>) could also signify purification (</w:t>
       </w:r>
       <w:hyperlink r:id="rId38">
         <w:r>
           <w:rPr>
+            <w:lang w:val="en_US" w:bidi="en_US"/>
+          </w:rPr>
+          <w:rPr>
             <w:color w:val="0000EE"/>
             <w:u w:val="single"/>
           </w:rPr>
@@ -828,11 +1574,17 @@
         </w:r>
       </w:hyperlink>
       <w:r>
+        <w:rPr>
+          <w:lang w:val="en_US" w:bidi="en_US"/>
+        </w:rPr>
         <w:t xml:space="preserve">; </w:t>
       </w:r>
       <w:hyperlink r:id="rId39">
         <w:r>
           <w:rPr>
+            <w:lang w:val="en_US" w:bidi="en_US"/>
+          </w:rPr>
+          <w:rPr>
             <w:color w:val="0000EE"/>
             <w:u w:val="single"/>
           </w:rPr>
@@ -840,31 +1592,65 @@
         </w:r>
       </w:hyperlink>
       <w:r>
+        <w:rPr>
+          <w:lang w:val="en_US" w:bidi="en_US"/>
+        </w:rPr>
         <w:t>).</w:t>
       </w:r>
-      <w:r/>
-      <w:r/>
-    </w:p>
-    <w:p>
-      <w:r/>
+      <w:r>
+        <w:rPr>
+          <w:lang w:val="en_US" w:bidi="en_US"/>
+        </w:rPr>
+      </w:r>
+      <w:r>
+        <w:rPr>
+          <w:lang w:val="en_US" w:bidi="en_US"/>
+        </w:rPr>
+      </w:r>
+    </w:p>
+    <w:p>
+      <w:pPr/>
+      <w:r>
+        <w:rPr>
+          <w:lang w:val="en_US" w:bidi="en_US"/>
+        </w:rPr>
+      </w:r>
     </w:p>
     <w:p>
       <w:pPr>
         <w:pStyle w:val="Heading2"/>
       </w:pPr>
       <w:r>
+        <w:rPr>
+          <w:lang w:val="en_US" w:bidi="en_US"/>
+        </w:rPr>
         <w:t>Micah 2:1–2</w:t>
       </w:r>
-      <w:r/>
-    </w:p>
-    <w:p>
-      <w:r/>
-      <w:r>
+      <w:r>
+        <w:rPr>
+          <w:lang w:val="en_US" w:bidi="en_US"/>
+        </w:rPr>
+      </w:r>
+    </w:p>
+    <w:p>
+      <w:pPr/>
+      <w:r>
+        <w:rPr>
+          <w:lang w:val="en_US" w:bidi="en_US"/>
+        </w:rPr>
+      </w:r>
+      <w:r>
+        <w:rPr>
+          <w:lang w:val="en_US" w:bidi="en_US"/>
+        </w:rPr>
         <w:t xml:space="preserve">Power had corrupted the wealthy, who should have been ready to help their fellow Israelites (cp. </w:t>
       </w:r>
       <w:hyperlink r:id="rId40">
         <w:r>
           <w:rPr>
+            <w:lang w:val="en_US" w:bidi="en_US"/>
+          </w:rPr>
+          <w:rPr>
             <w:color w:val="0000EE"/>
             <w:u w:val="single"/>
           </w:rPr>
@@ -872,11 +1658,17 @@
         </w:r>
       </w:hyperlink>
       <w:r>
+        <w:rPr>
+          <w:lang w:val="en_US" w:bidi="en_US"/>
+        </w:rPr>
         <w:t xml:space="preserve">; </w:t>
       </w:r>
       <w:hyperlink r:id="rId41">
         <w:r>
           <w:rPr>
+            <w:lang w:val="en_US" w:bidi="en_US"/>
+          </w:rPr>
+          <w:rPr>
             <w:color w:val="0000EE"/>
             <w:u w:val="single"/>
           </w:rPr>
@@ -884,11 +1676,17 @@
         </w:r>
       </w:hyperlink>
       <w:r>
+        <w:rPr>
+          <w:lang w:val="en_US" w:bidi="en_US"/>
+        </w:rPr>
         <w:t>). • Thinking up evil plans . . . because you have the power to do so indicates a corrupt heart, mind, and character (</w:t>
       </w:r>
       <w:hyperlink r:id="rId42">
         <w:r>
           <w:rPr>
+            <w:lang w:val="en_US" w:bidi="en_US"/>
+          </w:rPr>
+          <w:rPr>
             <w:color w:val="0000EE"/>
             <w:u w:val="single"/>
           </w:rPr>
@@ -896,11 +1694,17 @@
         </w:r>
       </w:hyperlink>
       <w:r>
+        <w:rPr>
+          <w:lang w:val="en_US" w:bidi="en_US"/>
+        </w:rPr>
         <w:t>). • When you want: They possessed the property of others in a way that amounted to stealing and broke God’s law that forbids coveting (</w:t>
       </w:r>
       <w:hyperlink r:id="rId43">
         <w:r>
           <w:rPr>
+            <w:lang w:val="en_US" w:bidi="en_US"/>
+          </w:rPr>
+          <w:rPr>
             <w:color w:val="0000EE"/>
             <w:u w:val="single"/>
           </w:rPr>
@@ -908,11 +1712,17 @@
         </w:r>
       </w:hyperlink>
       <w:r>
+        <w:rPr>
+          <w:lang w:val="en_US" w:bidi="en_US"/>
+        </w:rPr>
         <w:t>). A family’s inheritance was a sacred gift from the Lord, intended as a permanent possession (</w:t>
       </w:r>
       <w:hyperlink r:id="rId44">
         <w:r>
           <w:rPr>
+            <w:lang w:val="en_US" w:bidi="en_US"/>
+          </w:rPr>
+          <w:rPr>
             <w:color w:val="0000EE"/>
             <w:u w:val="single"/>
           </w:rPr>
@@ -920,11 +1730,17 @@
         </w:r>
       </w:hyperlink>
       <w:r>
+        <w:rPr>
+          <w:lang w:val="en_US" w:bidi="en_US"/>
+        </w:rPr>
         <w:t xml:space="preserve">; cp. </w:t>
       </w:r>
       <w:hyperlink r:id="rId45">
         <w:r>
           <w:rPr>
+            <w:lang w:val="en_US" w:bidi="en_US"/>
+          </w:rPr>
+          <w:rPr>
             <w:color w:val="0000EE"/>
             <w:u w:val="single"/>
           </w:rPr>
@@ -932,11 +1748,17 @@
         </w:r>
       </w:hyperlink>
       <w:r>
+        <w:rPr>
+          <w:lang w:val="en_US" w:bidi="en_US"/>
+        </w:rPr>
         <w:t xml:space="preserve">; </w:t>
       </w:r>
       <w:hyperlink r:id="rId46">
         <w:r>
           <w:rPr>
+            <w:lang w:val="en_US" w:bidi="en_US"/>
+          </w:rPr>
+          <w:rPr>
             <w:color w:val="0000EE"/>
             <w:u w:val="single"/>
           </w:rPr>
@@ -944,11 +1766,17 @@
         </w:r>
       </w:hyperlink>
       <w:r>
+        <w:rPr>
+          <w:lang w:val="en_US" w:bidi="en_US"/>
+        </w:rPr>
         <w:t>). God looked for righteousness among his people, but instead he found oppression (</w:t>
       </w:r>
       <w:hyperlink r:id="rId47">
         <w:r>
           <w:rPr>
+            <w:lang w:val="en_US" w:bidi="en_US"/>
+          </w:rPr>
+          <w:rPr>
             <w:color w:val="0000EE"/>
             <w:u w:val="single"/>
           </w:rPr>
@@ -956,11 +1784,17 @@
         </w:r>
       </w:hyperlink>
       <w:r>
+        <w:rPr>
+          <w:lang w:val="en_US" w:bidi="en_US"/>
+        </w:rPr>
         <w:t xml:space="preserve">; </w:t>
       </w:r>
       <w:hyperlink r:id="rId48">
         <w:r>
           <w:rPr>
+            <w:lang w:val="en_US" w:bidi="en_US"/>
+          </w:rPr>
+          <w:rPr>
             <w:color w:val="0000EE"/>
             <w:u w:val="single"/>
           </w:rPr>
@@ -968,11 +1802,17 @@
         </w:r>
       </w:hyperlink>
       <w:r>
+        <w:rPr>
+          <w:lang w:val="en_US" w:bidi="en_US"/>
+        </w:rPr>
         <w:t xml:space="preserve">; </w:t>
       </w:r>
       <w:hyperlink r:id="rId49">
         <w:r>
           <w:rPr>
+            <w:lang w:val="en_US" w:bidi="en_US"/>
+          </w:rPr>
+          <w:rPr>
             <w:color w:val="0000EE"/>
             <w:u w:val="single"/>
           </w:rPr>
@@ -980,51 +1820,113 @@
         </w:r>
       </w:hyperlink>
       <w:r>
+        <w:rPr>
+          <w:lang w:val="en_US" w:bidi="en_US"/>
+        </w:rPr>
         <w:t>).</w:t>
       </w:r>
-      <w:r/>
-      <w:r/>
-    </w:p>
-    <w:p>
-      <w:r/>
+      <w:r>
+        <w:rPr>
+          <w:lang w:val="en_US" w:bidi="en_US"/>
+        </w:rPr>
+      </w:r>
+      <w:r>
+        <w:rPr>
+          <w:lang w:val="en_US" w:bidi="en_US"/>
+        </w:rPr>
+      </w:r>
+    </w:p>
+    <w:p>
+      <w:pPr/>
+      <w:r>
+        <w:rPr>
+          <w:lang w:val="en_US" w:bidi="en_US"/>
+        </w:rPr>
+      </w:r>
     </w:p>
     <w:p>
       <w:pPr>
         <w:pStyle w:val="Heading2"/>
       </w:pPr>
       <w:r>
+        <w:rPr>
+          <w:lang w:val="en_US" w:bidi="en_US"/>
+        </w:rPr>
         <w:t>Micah 2:3–5</w:t>
       </w:r>
-      <w:r/>
-    </w:p>
-    <w:p>
-      <w:r/>
-      <w:r>
+      <w:r>
+        <w:rPr>
+          <w:lang w:val="en_US" w:bidi="en_US"/>
+        </w:rPr>
+      </w:r>
+    </w:p>
+    <w:p>
+      <w:pPr/>
+      <w:r>
+        <w:rPr>
+          <w:lang w:val="en_US" w:bidi="en_US"/>
+        </w:rPr>
+      </w:r>
+      <w:r>
+        <w:rPr>
+          <w:lang w:val="en_US" w:bidi="en_US"/>
+        </w:rPr>
         <w:t>The Lord, the Judge, reads out the sentence. He would pay back his people’s evil hearts and actions with evil in kind. The prophet is engaging in wordplay here. The Hebrew word translated “evil” has a wide range of meaning. It can connote moral evil, as in the first instance; it can also connote calamity or disaster as in the second instance. The Lord would bring calamity on them in response to their wickedness.</w:t>
       </w:r>
-      <w:r/>
-      <w:r/>
-    </w:p>
-    <w:p>
-      <w:r/>
+      <w:r>
+        <w:rPr>
+          <w:lang w:val="en_US" w:bidi="en_US"/>
+        </w:rPr>
+      </w:r>
+      <w:r>
+        <w:rPr>
+          <w:lang w:val="en_US" w:bidi="en_US"/>
+        </w:rPr>
+      </w:r>
+    </w:p>
+    <w:p>
+      <w:pPr/>
+      <w:r>
+        <w:rPr>
+          <w:lang w:val="en_US" w:bidi="en_US"/>
+        </w:rPr>
+      </w:r>
     </w:p>
     <w:p>
       <w:pPr>
         <w:pStyle w:val="Heading2"/>
       </w:pPr>
       <w:r>
+        <w:rPr>
+          <w:lang w:val="en_US" w:bidi="en_US"/>
+        </w:rPr>
         <w:t>Micah 2:4</w:t>
       </w:r>
-      <w:r/>
-    </w:p>
-    <w:p>
-      <w:r/>
-      <w:r>
+      <w:r>
+        <w:rPr>
+          <w:lang w:val="en_US" w:bidi="en_US"/>
+        </w:rPr>
+      </w:r>
+    </w:p>
+    <w:p>
+      <w:pPr/>
+      <w:r>
+        <w:rPr>
+          <w:lang w:val="en_US" w:bidi="en_US"/>
+        </w:rPr>
+      </w:r>
+      <w:r>
+        <w:rPr>
+          <w:lang w:val="en_US" w:bidi="en_US"/>
+        </w:rPr>
         <w:t>The power brokers would be ruined financially as their enemies confiscated their property. The land that they had seized unjustly from fellow Israelites would be violently taken from them (</w:t>
       </w:r>
       <w:hyperlink r:id="rId50">
         <w:r>
           <w:rPr>
+            <w:lang w:val="en_US" w:bidi="en_US"/>
+          </w:rPr>
+          <w:rPr>
             <w:color w:val="0000EE"/>
             <w:u w:val="single"/>
           </w:rPr>
@@ -1032,71 +1934,161 @@
         </w:r>
       </w:hyperlink>
       <w:r>
+        <w:rPr>
+          <w:lang w:val="en_US" w:bidi="en_US"/>
+        </w:rPr>
         <w:t>).</w:t>
       </w:r>
-      <w:r/>
-      <w:r/>
-    </w:p>
-    <w:p>
-      <w:r/>
+      <w:r>
+        <w:rPr>
+          <w:lang w:val="en_US" w:bidi="en_US"/>
+        </w:rPr>
+      </w:r>
+      <w:r>
+        <w:rPr>
+          <w:lang w:val="en_US" w:bidi="en_US"/>
+        </w:rPr>
+      </w:r>
+    </w:p>
+    <w:p>
+      <w:pPr/>
+      <w:r>
+        <w:rPr>
+          <w:lang w:val="en_US" w:bidi="en_US"/>
+        </w:rPr>
+      </w:r>
     </w:p>
     <w:p>
       <w:pPr>
         <w:pStyle w:val="Heading2"/>
       </w:pPr>
       <w:r>
+        <w:rPr>
+          <w:lang w:val="en_US" w:bidi="en_US"/>
+        </w:rPr>
         <w:t>Micah 2:6</w:t>
       </w:r>
-      <w:r/>
-    </w:p>
-    <w:p>
-      <w:r/>
-      <w:r>
+      <w:r>
+        <w:rPr>
+          <w:lang w:val="en_US" w:bidi="en_US"/>
+        </w:rPr>
+      </w:r>
+    </w:p>
+    <w:p>
+      <w:pPr/>
+      <w:r>
+        <w:rPr>
+          <w:lang w:val="en_US" w:bidi="en_US"/>
+        </w:rPr>
+      </w:r>
+      <w:r>
+        <w:rPr>
+          <w:lang w:val="en_US" w:bidi="en_US"/>
+        </w:rPr>
         <w:t>There was a pathetic attempt to stifle the words of a true prophet. • the people respond: They thought that exile and other such disasters could not happen to them, but they were wrong.</w:t>
       </w:r>
-      <w:r/>
-      <w:r/>
-    </w:p>
-    <w:p>
-      <w:r/>
+      <w:r>
+        <w:rPr>
+          <w:lang w:val="en_US" w:bidi="en_US"/>
+        </w:rPr>
+      </w:r>
+      <w:r>
+        <w:rPr>
+          <w:lang w:val="en_US" w:bidi="en_US"/>
+        </w:rPr>
+      </w:r>
+    </w:p>
+    <w:p>
+      <w:pPr/>
+      <w:r>
+        <w:rPr>
+          <w:lang w:val="en_US" w:bidi="en_US"/>
+        </w:rPr>
+      </w:r>
     </w:p>
     <w:p>
       <w:pPr>
         <w:pStyle w:val="Heading2"/>
       </w:pPr>
       <w:r>
+        <w:rPr>
+          <w:lang w:val="en_US" w:bidi="en_US"/>
+        </w:rPr>
         <w:t>Micah 2:7–10</w:t>
       </w:r>
-      <w:r/>
-    </w:p>
-    <w:p>
-      <w:r/>
-      <w:r>
+      <w:r>
+        <w:rPr>
+          <w:lang w:val="en_US" w:bidi="en_US"/>
+        </w:rPr>
+      </w:r>
+    </w:p>
+    <w:p>
+      <w:pPr/>
+      <w:r>
+        <w:rPr>
+          <w:lang w:val="en_US" w:bidi="en_US"/>
+        </w:rPr>
+      </w:r>
+      <w:r>
+        <w:rPr>
+          <w:lang w:val="en_US" w:bidi="en_US"/>
+        </w:rPr>
         <w:t>The maltreatment of their fellow Israelites was tantamount to an attack against the Lord and his prophet. The fault lay with the people, not with Micah’s inspired and righteous message.</w:t>
       </w:r>
-      <w:r/>
-      <w:r/>
-    </w:p>
-    <w:p>
-      <w:r/>
+      <w:r>
+        <w:rPr>
+          <w:lang w:val="en_US" w:bidi="en_US"/>
+        </w:rPr>
+      </w:r>
+      <w:r>
+        <w:rPr>
+          <w:lang w:val="en_US" w:bidi="en_US"/>
+        </w:rPr>
+      </w:r>
+    </w:p>
+    <w:p>
+      <w:pPr/>
+      <w:r>
+        <w:rPr>
+          <w:lang w:val="en_US" w:bidi="en_US"/>
+        </w:rPr>
+      </w:r>
     </w:p>
     <w:p>
       <w:pPr>
         <w:pStyle w:val="Heading2"/>
       </w:pPr>
       <w:r>
+        <w:rPr>
+          <w:lang w:val="en_US" w:bidi="en_US"/>
+        </w:rPr>
         <w:t>Micah 2:11</w:t>
       </w:r>
-      <w:r/>
-    </w:p>
-    <w:p>
-      <w:r/>
-      <w:r>
+      <w:r>
+        <w:rPr>
+          <w:lang w:val="en_US" w:bidi="en_US"/>
+        </w:rPr>
+      </w:r>
+    </w:p>
+    <w:p>
+      <w:pPr/>
+      <w:r>
+        <w:rPr>
+          <w:lang w:val="en_US" w:bidi="en_US"/>
+        </w:rPr>
+      </w:r>
+      <w:r>
+        <w:rPr>
+          <w:lang w:val="en_US" w:bidi="en_US"/>
+        </w:rPr>
         <w:t xml:space="preserve">These evil people loved to hear deceptions from their favorite good-time prophets (cp. </w:t>
       </w:r>
       <w:hyperlink r:id="rId51">
         <w:r>
           <w:rPr>
+            <w:lang w:val="en_US" w:bidi="en_US"/>
+          </w:rPr>
+          <w:rPr>
             <w:color w:val="0000EE"/>
             <w:u w:val="single"/>
           </w:rPr>
@@ -1104,31 +2096,65 @@
         </w:r>
       </w:hyperlink>
       <w:r>
+        <w:rPr>
+          <w:lang w:val="en_US" w:bidi="en_US"/>
+        </w:rPr>
         <w:t>). False prophets proclaimed assurance that Israel and Judah could escape from judgment. When judgment came, they had no comfort to give.</w:t>
       </w:r>
-      <w:r/>
-      <w:r/>
-    </w:p>
-    <w:p>
-      <w:r/>
+      <w:r>
+        <w:rPr>
+          <w:lang w:val="en_US" w:bidi="en_US"/>
+        </w:rPr>
+      </w:r>
+      <w:r>
+        <w:rPr>
+          <w:lang w:val="en_US" w:bidi="en_US"/>
+        </w:rPr>
+      </w:r>
+    </w:p>
+    <w:p>
+      <w:pPr/>
+      <w:r>
+        <w:rPr>
+          <w:lang w:val="en_US" w:bidi="en_US"/>
+        </w:rPr>
+      </w:r>
     </w:p>
     <w:p>
       <w:pPr>
         <w:pStyle w:val="Heading2"/>
       </w:pPr>
       <w:r>
+        <w:rPr>
+          <w:lang w:val="en_US" w:bidi="en_US"/>
+        </w:rPr>
         <w:t>Micah 2:12–13</w:t>
       </w:r>
-      <w:r/>
-    </w:p>
-    <w:p>
-      <w:r/>
-      <w:r>
+      <w:r>
+        <w:rPr>
+          <w:lang w:val="en_US" w:bidi="en_US"/>
+        </w:rPr>
+      </w:r>
+    </w:p>
+    <w:p>
+      <w:pPr/>
+      <w:r>
+        <w:rPr>
+          <w:lang w:val="en_US" w:bidi="en_US"/>
+        </w:rPr>
+      </w:r>
+      <w:r>
+        <w:rPr>
+          <w:lang w:val="en_US" w:bidi="en_US"/>
+        </w:rPr>
         <w:t xml:space="preserve">God showed his love and care for his rebellious people by giving them a promise of hope even as he spoke of exile and despair. Israel would be scattered, but they would be brought back (cp. </w:t>
       </w:r>
       <w:hyperlink r:id="rId52">
         <w:r>
           <w:rPr>
+            <w:lang w:val="en_US" w:bidi="en_US"/>
+          </w:rPr>
+          <w:rPr>
             <w:color w:val="0000EE"/>
             <w:u w:val="single"/>
           </w:rPr>
@@ -1136,11 +2162,17 @@
         </w:r>
       </w:hyperlink>
       <w:r>
+        <w:rPr>
+          <w:lang w:val="en_US" w:bidi="en_US"/>
+        </w:rPr>
         <w:t xml:space="preserve">; </w:t>
       </w:r>
       <w:hyperlink r:id="rId53">
         <w:r>
           <w:rPr>
+            <w:lang w:val="en_US" w:bidi="en_US"/>
+          </w:rPr>
+          <w:rPr>
             <w:color w:val="0000EE"/>
             <w:u w:val="single"/>
           </w:rPr>
@@ -1148,60 +2180,126 @@
         </w:r>
       </w:hyperlink>
       <w:r>
+        <w:rPr>
+          <w:lang w:val="en_US" w:bidi="en_US"/>
+        </w:rPr>
         <w:t>).</w:t>
       </w:r>
-      <w:r/>
-      <w:r/>
-    </w:p>
-    <w:p>
-      <w:r/>
+      <w:r>
+        <w:rPr>
+          <w:lang w:val="en_US" w:bidi="en_US"/>
+        </w:rPr>
+      </w:r>
+      <w:r>
+        <w:rPr>
+          <w:lang w:val="en_US" w:bidi="en_US"/>
+        </w:rPr>
+      </w:r>
+    </w:p>
+    <w:p>
+      <w:pPr/>
+      <w:r>
+        <w:rPr>
+          <w:lang w:val="en_US" w:bidi="en_US"/>
+        </w:rPr>
+      </w:r>
     </w:p>
     <w:p>
       <w:pPr>
         <w:pStyle w:val="Heading2"/>
       </w:pPr>
       <w:r>
+        <w:rPr>
+          <w:lang w:val="en_US" w:bidi="en_US"/>
+        </w:rPr>
         <w:t>Micah 2:13</w:t>
       </w:r>
-      <w:r/>
-    </w:p>
-    <w:p>
-      <w:r/>
-      <w:r>
+      <w:r>
+        <w:rPr>
+          <w:lang w:val="en_US" w:bidi="en_US"/>
+        </w:rPr>
+      </w:r>
+    </w:p>
+    <w:p>
+      <w:pPr/>
+      <w:r>
+        <w:rPr>
+          <w:lang w:val="en_US" w:bidi="en_US"/>
+        </w:rPr>
+      </w:r>
+      <w:r>
+        <w:rPr>
+          <w:lang w:val="en_US" w:bidi="en_US"/>
+        </w:rPr>
         <w:t>The Lord did lead Israel out of exile</w:t>
       </w:r>
       <w:r>
         <w:rPr>
           <w:i/>
+          <w:lang w:val="en_US" w:bidi="en_US"/>
         </w:rPr>
         <w:t>,</w:t>
       </w:r>
       <w:r>
+        <w:rPr>
+          <w:lang w:val="en_US" w:bidi="en_US"/>
+        </w:rPr>
         <w:t xml:space="preserve"> foreshadowing the even greater freedom from slavery that the Messiah, Jesus Christ, would later bring.</w:t>
       </w:r>
-      <w:r/>
-      <w:r/>
-    </w:p>
-    <w:p>
-      <w:r/>
+      <w:r>
+        <w:rPr>
+          <w:lang w:val="en_US" w:bidi="en_US"/>
+        </w:rPr>
+      </w:r>
+      <w:r>
+        <w:rPr>
+          <w:lang w:val="en_US" w:bidi="en_US"/>
+        </w:rPr>
+      </w:r>
+    </w:p>
+    <w:p>
+      <w:pPr/>
+      <w:r>
+        <w:rPr>
+          <w:lang w:val="en_US" w:bidi="en_US"/>
+        </w:rPr>
+      </w:r>
     </w:p>
     <w:p>
       <w:pPr>
         <w:pStyle w:val="Heading2"/>
       </w:pPr>
       <w:r>
+        <w:rPr>
+          <w:lang w:val="en_US" w:bidi="en_US"/>
+        </w:rPr>
         <w:t>Micah 3:1</w:t>
       </w:r>
-      <w:r/>
-    </w:p>
-    <w:p>
-      <w:r/>
-      <w:r>
+      <w:r>
+        <w:rPr>
+          <w:lang w:val="en_US" w:bidi="en_US"/>
+        </w:rPr>
+      </w:r>
+    </w:p>
+    <w:p>
+      <w:pPr/>
+      <w:r>
+        <w:rPr>
+          <w:lang w:val="en_US" w:bidi="en_US"/>
+        </w:rPr>
+      </w:r>
+      <w:r>
+        <w:rPr>
+          <w:lang w:val="en_US" w:bidi="en_US"/>
+        </w:rPr>
         <w:t>The leaders, who were supposed to know true judgment and justice (</w:t>
       </w:r>
       <w:hyperlink r:id="rId54">
         <w:r>
           <w:rPr>
+            <w:lang w:val="en_US" w:bidi="en_US"/>
+          </w:rPr>
+          <w:rPr>
             <w:color w:val="0000EE"/>
             <w:u w:val="single"/>
           </w:rPr>
@@ -1209,11 +2307,17 @@
         </w:r>
       </w:hyperlink>
       <w:r>
+        <w:rPr>
+          <w:lang w:val="en_US" w:bidi="en_US"/>
+        </w:rPr>
         <w:t xml:space="preserve">; </w:t>
       </w:r>
       <w:hyperlink r:id="rId55">
         <w:r>
           <w:rPr>
+            <w:lang w:val="en_US" w:bidi="en_US"/>
+          </w:rPr>
+          <w:rPr>
             <w:color w:val="0000EE"/>
             <w:u w:val="single"/>
           </w:rPr>
@@ -1221,31 +2325,65 @@
         </w:r>
       </w:hyperlink>
       <w:r>
+        <w:rPr>
+          <w:lang w:val="en_US" w:bidi="en_US"/>
+        </w:rPr>
         <w:t>), were morally responsible for Israel’s guilt.</w:t>
       </w:r>
-      <w:r/>
-      <w:r/>
-    </w:p>
-    <w:p>
-      <w:r/>
+      <w:r>
+        <w:rPr>
+          <w:lang w:val="en_US" w:bidi="en_US"/>
+        </w:rPr>
+      </w:r>
+      <w:r>
+        <w:rPr>
+          <w:lang w:val="en_US" w:bidi="en_US"/>
+        </w:rPr>
+      </w:r>
+    </w:p>
+    <w:p>
+      <w:pPr/>
+      <w:r>
+        <w:rPr>
+          <w:lang w:val="en_US" w:bidi="en_US"/>
+        </w:rPr>
+      </w:r>
     </w:p>
     <w:p>
       <w:pPr>
         <w:pStyle w:val="Heading2"/>
       </w:pPr>
       <w:r>
+        <w:rPr>
+          <w:lang w:val="en_US" w:bidi="en_US"/>
+        </w:rPr>
         <w:t>Micah 3:1–4</w:t>
       </w:r>
-      <w:r/>
-    </w:p>
-    <w:p>
-      <w:r/>
-      <w:r>
+      <w:r>
+        <w:rPr>
+          <w:lang w:val="en_US" w:bidi="en_US"/>
+        </w:rPr>
+      </w:r>
+    </w:p>
+    <w:p>
+      <w:pPr/>
+      <w:r>
+        <w:rPr>
+          <w:lang w:val="en_US" w:bidi="en_US"/>
+        </w:rPr>
+      </w:r>
+      <w:r>
+        <w:rPr>
+          <w:lang w:val="en_US" w:bidi="en_US"/>
+        </w:rPr>
         <w:t xml:space="preserve">Micah relentlessly indicted the leaders of Israel because they were responsible for the peoples’ well-being. The horrors here depict the terrors of a people under siege (cp. </w:t>
       </w:r>
       <w:hyperlink r:id="rId56">
         <w:r>
           <w:rPr>
+            <w:lang w:val="en_US" w:bidi="en_US"/>
+          </w:rPr>
+          <w:rPr>
             <w:color w:val="0000EE"/>
             <w:u w:val="single"/>
           </w:rPr>
@@ -1253,11 +2391,17 @@
         </w:r>
       </w:hyperlink>
       <w:r>
+        <w:rPr>
+          <w:lang w:val="en_US" w:bidi="en_US"/>
+        </w:rPr>
         <w:t xml:space="preserve">; </w:t>
       </w:r>
       <w:hyperlink r:id="rId57">
         <w:r>
           <w:rPr>
+            <w:lang w:val="en_US" w:bidi="en_US"/>
+          </w:rPr>
+          <w:rPr>
             <w:color w:val="0000EE"/>
             <w:u w:val="single"/>
           </w:rPr>
@@ -1265,91 +2409,209 @@
         </w:r>
       </w:hyperlink>
       <w:r>
+        <w:rPr>
+          <w:lang w:val="en_US" w:bidi="en_US"/>
+        </w:rPr>
         <w:t>).</w:t>
       </w:r>
-      <w:r/>
-      <w:r/>
-    </w:p>
-    <w:p>
-      <w:r/>
+      <w:r>
+        <w:rPr>
+          <w:lang w:val="en_US" w:bidi="en_US"/>
+        </w:rPr>
+      </w:r>
+      <w:r>
+        <w:rPr>
+          <w:lang w:val="en_US" w:bidi="en_US"/>
+        </w:rPr>
+      </w:r>
+    </w:p>
+    <w:p>
+      <w:pPr/>
+      <w:r>
+        <w:rPr>
+          <w:lang w:val="en_US" w:bidi="en_US"/>
+        </w:rPr>
+      </w:r>
     </w:p>
     <w:p>
       <w:pPr>
         <w:pStyle w:val="Heading2"/>
       </w:pPr>
       <w:r>
+        <w:rPr>
+          <w:lang w:val="en_US" w:bidi="en_US"/>
+        </w:rPr>
         <w:t>Micah 3:1–5.15</w:t>
       </w:r>
-      <w:r/>
-    </w:p>
-    <w:p>
-      <w:r/>
-      <w:r>
+      <w:r>
+        <w:rPr>
+          <w:lang w:val="en_US" w:bidi="en_US"/>
+        </w:rPr>
+      </w:r>
+    </w:p>
+    <w:p>
+      <w:pPr/>
+      <w:r>
+        <w:rPr>
+          <w:lang w:val="en_US" w:bidi="en_US"/>
+        </w:rPr>
+      </w:r>
+      <w:r>
+        <w:rPr>
+          <w:lang w:val="en_US" w:bidi="en_US"/>
+        </w:rPr>
         <w:t>This message indicts the evil leaders who were destroying God’s people and contrasts them with a glorious vision of God’s kingdom and the reign of a righteous king. After suffering judgment and exile, a purified people of Israel would return and experience God’s blessings.</w:t>
       </w:r>
-      <w:r/>
-      <w:r/>
-    </w:p>
-    <w:p>
-      <w:r/>
+      <w:r>
+        <w:rPr>
+          <w:lang w:val="en_US" w:bidi="en_US"/>
+        </w:rPr>
+      </w:r>
+      <w:r>
+        <w:rPr>
+          <w:lang w:val="en_US" w:bidi="en_US"/>
+        </w:rPr>
+      </w:r>
+    </w:p>
+    <w:p>
+      <w:pPr/>
+      <w:r>
+        <w:rPr>
+          <w:lang w:val="en_US" w:bidi="en_US"/>
+        </w:rPr>
+      </w:r>
     </w:p>
     <w:p>
       <w:pPr>
         <w:pStyle w:val="Heading2"/>
       </w:pPr>
       <w:r>
+        <w:rPr>
+          <w:lang w:val="en_US" w:bidi="en_US"/>
+        </w:rPr>
         <w:t>Micah 3:2–3</w:t>
       </w:r>
-      <w:r/>
-    </w:p>
-    <w:p>
-      <w:r/>
-      <w:r>
+      <w:r>
+        <w:rPr>
+          <w:lang w:val="en_US" w:bidi="en_US"/>
+        </w:rPr>
+      </w:r>
+    </w:p>
+    <w:p>
+      <w:pPr/>
+      <w:r>
+        <w:rPr>
+          <w:lang w:val="en_US" w:bidi="en_US"/>
+        </w:rPr>
+      </w:r>
+      <w:r>
+        <w:rPr>
+          <w:lang w:val="en_US" w:bidi="en_US"/>
+        </w:rPr>
         <w:t>The leaders, like wild animals, destroyed their own people.</w:t>
       </w:r>
-      <w:r/>
-      <w:r/>
-    </w:p>
-    <w:p>
-      <w:r/>
+      <w:r>
+        <w:rPr>
+          <w:lang w:val="en_US" w:bidi="en_US"/>
+        </w:rPr>
+      </w:r>
+      <w:r>
+        <w:rPr>
+          <w:lang w:val="en_US" w:bidi="en_US"/>
+        </w:rPr>
+      </w:r>
+    </w:p>
+    <w:p>
+      <w:pPr/>
+      <w:r>
+        <w:rPr>
+          <w:lang w:val="en_US" w:bidi="en_US"/>
+        </w:rPr>
+      </w:r>
     </w:p>
     <w:p>
       <w:pPr>
         <w:pStyle w:val="Heading2"/>
       </w:pPr>
       <w:r>
+        <w:rPr>
+          <w:lang w:val="en_US" w:bidi="en_US"/>
+        </w:rPr>
         <w:t>Micah 3:4</w:t>
       </w:r>
-      <w:r/>
-    </w:p>
-    <w:p>
-      <w:r/>
-      <w:r>
+      <w:r>
+        <w:rPr>
+          <w:lang w:val="en_US" w:bidi="en_US"/>
+        </w:rPr>
+      </w:r>
+    </w:p>
+    <w:p>
+      <w:pPr/>
+      <w:r>
+        <w:rPr>
+          <w:lang w:val="en_US" w:bidi="en_US"/>
+        </w:rPr>
+      </w:r>
+      <w:r>
+        <w:rPr>
+          <w:lang w:val="en_US" w:bidi="en_US"/>
+        </w:rPr>
         <w:t>Then: Even after oppressing the Lord’s people, the leaders would selfishly beg for help from the Lord.</w:t>
       </w:r>
-      <w:r/>
-      <w:r/>
-    </w:p>
-    <w:p>
-      <w:r/>
+      <w:r>
+        <w:rPr>
+          <w:lang w:val="en_US" w:bidi="en_US"/>
+        </w:rPr>
+      </w:r>
+      <w:r>
+        <w:rPr>
+          <w:lang w:val="en_US" w:bidi="en_US"/>
+        </w:rPr>
+      </w:r>
+    </w:p>
+    <w:p>
+      <w:pPr/>
+      <w:r>
+        <w:rPr>
+          <w:lang w:val="en_US" w:bidi="en_US"/>
+        </w:rPr>
+      </w:r>
     </w:p>
     <w:p>
       <w:pPr>
         <w:pStyle w:val="Heading2"/>
       </w:pPr>
       <w:r>
+        <w:rPr>
+          <w:lang w:val="en_US" w:bidi="en_US"/>
+        </w:rPr>
         <w:t>Micah 3:5</w:t>
       </w:r>
-      <w:r/>
-    </w:p>
-    <w:p>
-      <w:r/>
-      <w:r>
+      <w:r>
+        <w:rPr>
+          <w:lang w:val="en_US" w:bidi="en_US"/>
+        </w:rPr>
+      </w:r>
+    </w:p>
+    <w:p>
+      <w:pPr/>
+      <w:r>
+        <w:rPr>
+          <w:lang w:val="en_US" w:bidi="en_US"/>
+        </w:rPr>
+      </w:r>
+      <w:r>
+        <w:rPr>
+          <w:lang w:val="en_US" w:bidi="en_US"/>
+        </w:rPr>
         <w:t xml:space="preserve">The false prophets were among the spiritual leaders of Israel, so they fell under Micah’s accusations. Prophets were supposed to call Israel to the true way, not to send them astray (see </w:t>
       </w:r>
       <w:hyperlink r:id="rId58">
         <w:r>
           <w:rPr>
+            <w:lang w:val="en_US" w:bidi="en_US"/>
+          </w:rPr>
+          <w:rPr>
             <w:color w:val="0000EE"/>
             <w:u w:val="single"/>
           </w:rPr>
@@ -1357,11 +2619,17 @@
         </w:r>
       </w:hyperlink>
       <w:r>
+        <w:rPr>
+          <w:lang w:val="en_US" w:bidi="en_US"/>
+        </w:rPr>
         <w:t xml:space="preserve">, </w:t>
       </w:r>
       <w:hyperlink r:id="rId59">
         <w:r>
           <w:rPr>
+            <w:lang w:val="en_US" w:bidi="en_US"/>
+          </w:rPr>
+          <w:rPr>
             <w:color w:val="0000EE"/>
             <w:u w:val="single"/>
           </w:rPr>
@@ -1369,31 +2637,65 @@
         </w:r>
       </w:hyperlink>
       <w:r>
+        <w:rPr>
+          <w:lang w:val="en_US" w:bidi="en_US"/>
+        </w:rPr>
         <w:t>). These prophets used their gifts to benefit themselves.</w:t>
       </w:r>
-      <w:r/>
-      <w:r/>
-    </w:p>
-    <w:p>
-      <w:r/>
+      <w:r>
+        <w:rPr>
+          <w:lang w:val="en_US" w:bidi="en_US"/>
+        </w:rPr>
+      </w:r>
+      <w:r>
+        <w:rPr>
+          <w:lang w:val="en_US" w:bidi="en_US"/>
+        </w:rPr>
+      </w:r>
+    </w:p>
+    <w:p>
+      <w:pPr/>
+      <w:r>
+        <w:rPr>
+          <w:lang w:val="en_US" w:bidi="en_US"/>
+        </w:rPr>
+      </w:r>
     </w:p>
     <w:p>
       <w:pPr>
         <w:pStyle w:val="Heading2"/>
       </w:pPr>
       <w:r>
+        <w:rPr>
+          <w:lang w:val="en_US" w:bidi="en_US"/>
+        </w:rPr>
         <w:t>Micah 3:6–7</w:t>
       </w:r>
-      <w:r/>
-    </w:p>
-    <w:p>
-      <w:r/>
-      <w:r>
+      <w:r>
+        <w:rPr>
+          <w:lang w:val="en_US" w:bidi="en_US"/>
+        </w:rPr>
+      </w:r>
+    </w:p>
+    <w:p>
+      <w:pPr/>
+      <w:r>
+        <w:rPr>
+          <w:lang w:val="en_US" w:bidi="en_US"/>
+        </w:rPr>
+      </w:r>
+      <w:r>
+        <w:rPr>
+          <w:lang w:val="en_US" w:bidi="en_US"/>
+        </w:rPr>
         <w:t xml:space="preserve">Micah announced God’s judgment on the false prophets. Without God’s special communications, these seers and fortune-tellers were like the pagan court prophets of such nations as Babylon, Mari, and especially Assyria, who were expected to toe the party line but who had no real revelation from the Lord (cp. </w:t>
       </w:r>
       <w:hyperlink r:id="rId60">
         <w:r>
           <w:rPr>
+            <w:lang w:val="en_US" w:bidi="en_US"/>
+          </w:rPr>
+          <w:rPr>
             <w:color w:val="0000EE"/>
             <w:u w:val="single"/>
           </w:rPr>
@@ -1401,11 +2703,17 @@
         </w:r>
       </w:hyperlink>
       <w:r>
+        <w:rPr>
+          <w:lang w:val="en_US" w:bidi="en_US"/>
+        </w:rPr>
         <w:t xml:space="preserve">; </w:t>
       </w:r>
       <w:hyperlink r:id="rId61">
         <w:r>
           <w:rPr>
+            <w:lang w:val="en_US" w:bidi="en_US"/>
+          </w:rPr>
+          <w:rPr>
             <w:color w:val="0000EE"/>
             <w:u w:val="single"/>
           </w:rPr>
@@ -1413,31 +2721,65 @@
         </w:r>
       </w:hyperlink>
       <w:r>
+        <w:rPr>
+          <w:lang w:val="en_US" w:bidi="en_US"/>
+        </w:rPr>
         <w:t>).</w:t>
       </w:r>
-      <w:r/>
-      <w:r/>
-    </w:p>
-    <w:p>
-      <w:r/>
+      <w:r>
+        <w:rPr>
+          <w:lang w:val="en_US" w:bidi="en_US"/>
+        </w:rPr>
+      </w:r>
+      <w:r>
+        <w:rPr>
+          <w:lang w:val="en_US" w:bidi="en_US"/>
+        </w:rPr>
+      </w:r>
+    </w:p>
+    <w:p>
+      <w:pPr/>
+      <w:r>
+        <w:rPr>
+          <w:lang w:val="en_US" w:bidi="en_US"/>
+        </w:rPr>
+      </w:r>
     </w:p>
     <w:p>
       <w:pPr>
         <w:pStyle w:val="Heading2"/>
       </w:pPr>
       <w:r>
+        <w:rPr>
+          <w:lang w:val="en_US" w:bidi="en_US"/>
+        </w:rPr>
         <w:t>Micah 3:8</w:t>
       </w:r>
-      <w:r/>
-    </w:p>
-    <w:p>
-      <w:r/>
-      <w:r>
+      <w:r>
+        <w:rPr>
+          <w:lang w:val="en_US" w:bidi="en_US"/>
+        </w:rPr>
+      </w:r>
+    </w:p>
+    <w:p>
+      <w:pPr/>
+      <w:r>
+        <w:rPr>
+          <w:lang w:val="en_US" w:bidi="en_US"/>
+        </w:rPr>
+      </w:r>
+      <w:r>
+        <w:rPr>
+          <w:lang w:val="en_US" w:bidi="en_US"/>
+        </w:rPr>
         <w:t>There was a strong contrast between the true prophet and the false prophets (</w:t>
       </w:r>
       <w:hyperlink r:id="rId62">
         <w:r>
           <w:rPr>
+            <w:lang w:val="en_US" w:bidi="en_US"/>
+          </w:rPr>
+          <w:rPr>
             <w:color w:val="0000EE"/>
             <w:u w:val="single"/>
           </w:rPr>
@@ -1445,49 +2787,91 @@
         </w:r>
       </w:hyperlink>
       <w:r>
+        <w:rPr>
+          <w:lang w:val="en_US" w:bidi="en_US"/>
+        </w:rPr>
         <w:t>). Truth, justice</w:t>
       </w:r>
       <w:r>
         <w:rPr>
           <w:i/>
+          <w:lang w:val="en_US" w:bidi="en_US"/>
         </w:rPr>
         <w:t>,</w:t>
       </w:r>
       <w:r>
+        <w:rPr>
+          <w:lang w:val="en_US" w:bidi="en_US"/>
+        </w:rPr>
         <w:t xml:space="preserve"> and power come from God’s Spirit</w:t>
       </w:r>
       <w:r>
         <w:rPr>
           <w:i/>
+          <w:lang w:val="en_US" w:bidi="en_US"/>
         </w:rPr>
         <w:t>,</w:t>
       </w:r>
       <w:r>
+        <w:rPr>
+          <w:lang w:val="en_US" w:bidi="en_US"/>
+        </w:rPr>
         <w:t xml:space="preserve"> who gave Micah the moral and ethical strength to declare his true message about the sin and rebellion of his people.</w:t>
       </w:r>
-      <w:r/>
-      <w:r/>
-    </w:p>
-    <w:p>
-      <w:r/>
+      <w:r>
+        <w:rPr>
+          <w:lang w:val="en_US" w:bidi="en_US"/>
+        </w:rPr>
+      </w:r>
+      <w:r>
+        <w:rPr>
+          <w:lang w:val="en_US" w:bidi="en_US"/>
+        </w:rPr>
+      </w:r>
+    </w:p>
+    <w:p>
+      <w:pPr/>
+      <w:r>
+        <w:rPr>
+          <w:lang w:val="en_US" w:bidi="en_US"/>
+        </w:rPr>
+      </w:r>
     </w:p>
     <w:p>
       <w:pPr>
         <w:pStyle w:val="Heading2"/>
       </w:pPr>
       <w:r>
+        <w:rPr>
+          <w:lang w:val="en_US" w:bidi="en_US"/>
+        </w:rPr>
         <w:t>Micah 3:9–12</w:t>
       </w:r>
-      <w:r/>
-    </w:p>
-    <w:p>
-      <w:r/>
-      <w:r>
+      <w:r>
+        <w:rPr>
+          <w:lang w:val="en_US" w:bidi="en_US"/>
+        </w:rPr>
+      </w:r>
+    </w:p>
+    <w:p>
+      <w:pPr/>
+      <w:r>
+        <w:rPr>
+          <w:lang w:val="en_US" w:bidi="en_US"/>
+        </w:rPr>
+      </w:r>
+      <w:r>
+        <w:rPr>
+          <w:lang w:val="en_US" w:bidi="en_US"/>
+        </w:rPr>
         <w:t>The leaders of Israel were building Jerusalem on a foundation of murder and corruption. Because of this, the city would be dismantled; it would be reduced to wilderness and ruins (</w:t>
       </w:r>
       <w:hyperlink r:id="rId25">
         <w:r>
           <w:rPr>
+            <w:lang w:val="en_US" w:bidi="en_US"/>
+          </w:rPr>
+          <w:rPr>
             <w:color w:val="0000EE"/>
             <w:u w:val="single"/>
           </w:rPr>
@@ -1495,31 +2879,65 @@
         </w:r>
       </w:hyperlink>
       <w:r>
+        <w:rPr>
+          <w:lang w:val="en_US" w:bidi="en_US"/>
+        </w:rPr>
         <w:t>).</w:t>
       </w:r>
-      <w:r/>
-      <w:r/>
-    </w:p>
-    <w:p>
-      <w:r/>
+      <w:r>
+        <w:rPr>
+          <w:lang w:val="en_US" w:bidi="en_US"/>
+        </w:rPr>
+      </w:r>
+      <w:r>
+        <w:rPr>
+          <w:lang w:val="en_US" w:bidi="en_US"/>
+        </w:rPr>
+      </w:r>
+    </w:p>
+    <w:p>
+      <w:pPr/>
+      <w:r>
+        <w:rPr>
+          <w:lang w:val="en_US" w:bidi="en_US"/>
+        </w:rPr>
+      </w:r>
     </w:p>
     <w:p>
       <w:pPr>
         <w:pStyle w:val="Heading2"/>
       </w:pPr>
       <w:r>
+        <w:rPr>
+          <w:lang w:val="en_US" w:bidi="en_US"/>
+        </w:rPr>
         <w:t>Micah 3:11</w:t>
       </w:r>
-      <w:r/>
-    </w:p>
-    <w:p>
-      <w:r/>
-      <w:r>
+      <w:r>
+        <w:rPr>
+          <w:lang w:val="en_US" w:bidi="en_US"/>
+        </w:rPr>
+      </w:r>
+    </w:p>
+    <w:p>
+      <w:pPr/>
+      <w:r>
+        <w:rPr>
+          <w:lang w:val="en_US" w:bidi="en_US"/>
+        </w:rPr>
+      </w:r>
+      <w:r>
+        <w:rPr>
+          <w:lang w:val="en_US" w:bidi="en_US"/>
+        </w:rPr>
         <w:t xml:space="preserve">the Lord is here among us: This expression indicates the Lord’s approval (see </w:t>
       </w:r>
       <w:hyperlink r:id="rId63">
         <w:r>
           <w:rPr>
+            <w:lang w:val="en_US" w:bidi="en_US"/>
+          </w:rPr>
+          <w:rPr>
             <w:color w:val="0000EE"/>
             <w:u w:val="single"/>
           </w:rPr>
@@ -1527,11 +2945,17 @@
         </w:r>
       </w:hyperlink>
       <w:r>
+        <w:rPr>
+          <w:lang w:val="en_US" w:bidi="en_US"/>
+        </w:rPr>
         <w:t xml:space="preserve">, </w:t>
       </w:r>
       <w:hyperlink r:id="rId64">
         <w:r>
           <w:rPr>
+            <w:lang w:val="en_US" w:bidi="en_US"/>
+          </w:rPr>
+          <w:rPr>
             <w:color w:val="0000EE"/>
             <w:u w:val="single"/>
           </w:rPr>
@@ -1539,11 +2963,17 @@
         </w:r>
       </w:hyperlink>
       <w:r>
+        <w:rPr>
+          <w:lang w:val="en_US" w:bidi="en_US"/>
+        </w:rPr>
         <w:t xml:space="preserve">; </w:t>
       </w:r>
       <w:hyperlink r:id="rId65">
         <w:r>
           <w:rPr>
+            <w:lang w:val="en_US" w:bidi="en_US"/>
+          </w:rPr>
+          <w:rPr>
             <w:color w:val="0000EE"/>
             <w:u w:val="single"/>
           </w:rPr>
@@ -1551,11 +2981,17 @@
         </w:r>
       </w:hyperlink>
       <w:r>
+        <w:rPr>
+          <w:lang w:val="en_US" w:bidi="en_US"/>
+        </w:rPr>
         <w:t xml:space="preserve">; </w:t>
       </w:r>
       <w:hyperlink r:id="rId50">
         <w:r>
           <w:rPr>
+            <w:lang w:val="en_US" w:bidi="en_US"/>
+          </w:rPr>
+          <w:rPr>
             <w:color w:val="0000EE"/>
             <w:u w:val="single"/>
           </w:rPr>
@@ -1563,11 +2999,17 @@
         </w:r>
       </w:hyperlink>
       <w:r>
+        <w:rPr>
+          <w:lang w:val="en_US" w:bidi="en_US"/>
+        </w:rPr>
         <w:t xml:space="preserve">; </w:t>
       </w:r>
       <w:hyperlink r:id="rId66">
         <w:r>
           <w:rPr>
+            <w:lang w:val="en_US" w:bidi="en_US"/>
+          </w:rPr>
+          <w:rPr>
             <w:color w:val="0000EE"/>
             <w:u w:val="single"/>
           </w:rPr>
@@ -1575,49 +3017,91 @@
         </w:r>
       </w:hyperlink>
       <w:r>
+        <w:rPr>
+          <w:lang w:val="en_US" w:bidi="en_US"/>
+        </w:rPr>
         <w:t>) and his dwelling among his people. The false prophets wrongly claimed God’s presence.</w:t>
       </w:r>
-      <w:r/>
-      <w:r/>
-    </w:p>
-    <w:p>
-      <w:r/>
+      <w:r>
+        <w:rPr>
+          <w:lang w:val="en_US" w:bidi="en_US"/>
+        </w:rPr>
+      </w:r>
+      <w:r>
+        <w:rPr>
+          <w:lang w:val="en_US" w:bidi="en_US"/>
+        </w:rPr>
+      </w:r>
+    </w:p>
+    <w:p>
+      <w:pPr/>
+      <w:r>
+        <w:rPr>
+          <w:lang w:val="en_US" w:bidi="en_US"/>
+        </w:rPr>
+      </w:r>
     </w:p>
     <w:p>
       <w:pPr>
         <w:pStyle w:val="Heading2"/>
       </w:pPr>
       <w:r>
+        <w:rPr>
+          <w:lang w:val="en_US" w:bidi="en_US"/>
+        </w:rPr>
         <w:t>Micah 3:12</w:t>
       </w:r>
-      <w:r/>
-    </w:p>
-    <w:p>
-      <w:r/>
-      <w:r>
+      <w:r>
+        <w:rPr>
+          <w:lang w:val="en_US" w:bidi="en_US"/>
+        </w:rPr>
+      </w:r>
+    </w:p>
+    <w:p>
+      <w:pPr/>
+      <w:r>
+        <w:rPr>
+          <w:lang w:val="en_US" w:bidi="en_US"/>
+        </w:rPr>
+      </w:r>
+      <w:r>
+        <w:rPr>
+          <w:lang w:val="en_US" w:bidi="en_US"/>
+        </w:rPr>
         <w:t>Mount Zion</w:t>
       </w:r>
       <w:r>
         <w:rPr>
           <w:i/>
+          <w:lang w:val="en_US" w:bidi="en_US"/>
         </w:rPr>
         <w:t>,</w:t>
       </w:r>
       <w:r>
+        <w:rPr>
+          <w:lang w:val="en_US" w:bidi="en_US"/>
+        </w:rPr>
         <w:t xml:space="preserve"> where the Lord once lived, would become a thicket</w:t>
       </w:r>
       <w:r>
         <w:rPr>
           <w:i/>
+          <w:lang w:val="en_US" w:bidi="en_US"/>
         </w:rPr>
         <w:t>,</w:t>
       </w:r>
       <w:r>
+        <w:rPr>
+          <w:lang w:val="en_US" w:bidi="en_US"/>
+        </w:rPr>
         <w:t xml:space="preserve"> an uninhabitable wilderness. Utter destruction awaited the fallen Jerusalem. Jeremiah later quoted this passage (</w:t>
       </w:r>
       <w:hyperlink r:id="rId26">
         <w:r>
           <w:rPr>
+            <w:lang w:val="en_US" w:bidi="en_US"/>
+          </w:rPr>
+          <w:rPr>
             <w:color w:val="0000EE"/>
             <w:u w:val="single"/>
           </w:rPr>
@@ -1625,31 +3109,65 @@
         </w:r>
       </w:hyperlink>
       <w:r>
+        <w:rPr>
+          <w:lang w:val="en_US" w:bidi="en_US"/>
+        </w:rPr>
         <w:t>). • Just as a field needs to be cleared to prepare it for cultivation, Jerusalem had to be reduced to ruins in judgment.</w:t>
       </w:r>
-      <w:r/>
-      <w:r/>
-    </w:p>
-    <w:p>
-      <w:r/>
+      <w:r>
+        <w:rPr>
+          <w:lang w:val="en_US" w:bidi="en_US"/>
+        </w:rPr>
+      </w:r>
+      <w:r>
+        <w:rPr>
+          <w:lang w:val="en_US" w:bidi="en_US"/>
+        </w:rPr>
+      </w:r>
+    </w:p>
+    <w:p>
+      <w:pPr/>
+      <w:r>
+        <w:rPr>
+          <w:lang w:val="en_US" w:bidi="en_US"/>
+        </w:rPr>
+      </w:r>
     </w:p>
     <w:p>
       <w:pPr>
         <w:pStyle w:val="Heading2"/>
       </w:pPr>
       <w:r>
+        <w:rPr>
+          <w:lang w:val="en_US" w:bidi="en_US"/>
+        </w:rPr>
         <w:t>Micah 4:1–2</w:t>
       </w:r>
-      <w:r/>
-    </w:p>
-    <w:p>
-      <w:r/>
-      <w:r>
+      <w:r>
+        <w:rPr>
+          <w:lang w:val="en_US" w:bidi="en_US"/>
+        </w:rPr>
+      </w:r>
+    </w:p>
+    <w:p>
+      <w:pPr/>
+      <w:r>
+        <w:rPr>
+          <w:lang w:val="en_US" w:bidi="en_US"/>
+        </w:rPr>
+      </w:r>
+      <w:r>
+        <w:rPr>
+          <w:lang w:val="en_US" w:bidi="en_US"/>
+        </w:rPr>
         <w:t xml:space="preserve">In the last days: God promised to act in history to establish his kingdom. • The mountain of the Lord’s house was Mount Zion in Jerusalem, where Solomon’s Temple was built (see </w:t>
       </w:r>
       <w:hyperlink r:id="rId67">
         <w:r>
           <w:rPr>
+            <w:lang w:val="en_US" w:bidi="en_US"/>
+          </w:rPr>
+          <w:rPr>
             <w:color w:val="0000EE"/>
             <w:u w:val="single"/>
           </w:rPr>
@@ -1657,11 +3175,17 @@
         </w:r>
       </w:hyperlink>
       <w:r>
+        <w:rPr>
+          <w:lang w:val="en_US" w:bidi="en_US"/>
+        </w:rPr>
         <w:t>). It recalls Mount Sinai, the mountain of God (</w:t>
       </w:r>
       <w:hyperlink r:id="rId68">
         <w:r>
           <w:rPr>
+            <w:lang w:val="en_US" w:bidi="en_US"/>
+          </w:rPr>
+          <w:rPr>
             <w:color w:val="0000EE"/>
             <w:u w:val="single"/>
           </w:rPr>
@@ -1669,11 +3193,17 @@
         </w:r>
       </w:hyperlink>
       <w:r>
+        <w:rPr>
+          <w:lang w:val="en_US" w:bidi="en_US"/>
+        </w:rPr>
         <w:t xml:space="preserve">; </w:t>
       </w:r>
       <w:hyperlink r:id="rId69">
         <w:r>
           <w:rPr>
+            <w:lang w:val="en_US" w:bidi="en_US"/>
+          </w:rPr>
+          <w:rPr>
             <w:color w:val="0000EE"/>
             <w:u w:val="single"/>
           </w:rPr>
@@ -1681,11 +3211,17 @@
         </w:r>
       </w:hyperlink>
       <w:r>
+        <w:rPr>
+          <w:lang w:val="en_US" w:bidi="en_US"/>
+        </w:rPr>
         <w:t>), where God appeared. The mountain of the Lord has significance as the place where God makes his identity known and his fellowship available. • teach us his ways . . . his paths: The wisdom of God’s laws and the knowledge of his ways will give the nations life (</w:t>
       </w:r>
       <w:hyperlink r:id="rId70">
         <w:r>
           <w:rPr>
+            <w:lang w:val="en_US" w:bidi="en_US"/>
+          </w:rPr>
+          <w:rPr>
             <w:color w:val="0000EE"/>
             <w:u w:val="single"/>
           </w:rPr>
@@ -1693,11 +3229,17 @@
         </w:r>
       </w:hyperlink>
       <w:r>
+        <w:rPr>
+          <w:lang w:val="en_US" w:bidi="en_US"/>
+        </w:rPr>
         <w:t xml:space="preserve">; </w:t>
       </w:r>
       <w:hyperlink r:id="rId71">
         <w:r>
           <w:rPr>
+            <w:lang w:val="en_US" w:bidi="en_US"/>
+          </w:rPr>
+          <w:rPr>
             <w:color w:val="0000EE"/>
             <w:u w:val="single"/>
           </w:rPr>
@@ -1705,31 +3247,65 @@
         </w:r>
       </w:hyperlink>
       <w:r>
+        <w:rPr>
+          <w:lang w:val="en_US" w:bidi="en_US"/>
+        </w:rPr>
         <w:t>).</w:t>
       </w:r>
-      <w:r/>
-      <w:r/>
-    </w:p>
-    <w:p>
-      <w:r/>
+      <w:r>
+        <w:rPr>
+          <w:lang w:val="en_US" w:bidi="en_US"/>
+        </w:rPr>
+      </w:r>
+      <w:r>
+        <w:rPr>
+          <w:lang w:val="en_US" w:bidi="en_US"/>
+        </w:rPr>
+      </w:r>
+    </w:p>
+    <w:p>
+      <w:pPr/>
+      <w:r>
+        <w:rPr>
+          <w:lang w:val="en_US" w:bidi="en_US"/>
+        </w:rPr>
+      </w:r>
     </w:p>
     <w:p>
       <w:pPr>
         <w:pStyle w:val="Heading2"/>
       </w:pPr>
       <w:r>
+        <w:rPr>
+          <w:lang w:val="en_US" w:bidi="en_US"/>
+        </w:rPr>
         <w:t>Micah 4:1–5</w:t>
       </w:r>
-      <w:r/>
-    </w:p>
-    <w:p>
-      <w:r/>
-      <w:r>
+      <w:r>
+        <w:rPr>
+          <w:lang w:val="en_US" w:bidi="en_US"/>
+        </w:rPr>
+      </w:r>
+    </w:p>
+    <w:p>
+      <w:pPr/>
+      <w:r>
+        <w:rPr>
+          <w:lang w:val="en_US" w:bidi="en_US"/>
+        </w:rPr>
+      </w:r>
+      <w:r>
+        <w:rPr>
+          <w:lang w:val="en_US" w:bidi="en_US"/>
+        </w:rPr>
         <w:t>Micah’s prophecy moves from utter despair to an eruption of hope as he expresses the future exaltation of Mount Zion in Jerusalem. God’s plan to bless all nations (</w:t>
       </w:r>
       <w:hyperlink r:id="rId72">
         <w:r>
           <w:rPr>
+            <w:lang w:val="en_US" w:bidi="en_US"/>
+          </w:rPr>
+          <w:rPr>
             <w:color w:val="0000EE"/>
             <w:u w:val="single"/>
           </w:rPr>
@@ -1737,11 +3313,17 @@
         </w:r>
       </w:hyperlink>
       <w:r>
+        <w:rPr>
+          <w:lang w:val="en_US" w:bidi="en_US"/>
+        </w:rPr>
         <w:t>) through Abraham’s descendants will be realized when the nations and the Lord’s people stream to the Lord’s house . . . to worship. There (1) they will learn to follow God’s law and teachings; (2) the law and teachings will flow out among the nations as they are carried forth from God’s house; (3) peace and well-being will grow among the nations as they turn their energies to peaceful purposes and abandon war; and (4) the people will live without fear, having security, prosperity, and blessing (</w:t>
       </w:r>
       <w:hyperlink r:id="rId73">
         <w:r>
           <w:rPr>
+            <w:lang w:val="en_US" w:bidi="en_US"/>
+          </w:rPr>
+          <w:rPr>
             <w:color w:val="0000EE"/>
             <w:u w:val="single"/>
           </w:rPr>
@@ -1749,11 +3331,17 @@
         </w:r>
       </w:hyperlink>
       <w:r>
+        <w:rPr>
+          <w:lang w:val="en_US" w:bidi="en_US"/>
+        </w:rPr>
         <w:t>). The idols of the nations fail them, but Israel’s faithful God accomplishes all this; the prosperity he brings lasts for endless ages (</w:t>
       </w:r>
       <w:hyperlink r:id="rId74">
         <w:r>
           <w:rPr>
+            <w:lang w:val="en_US" w:bidi="en_US"/>
+          </w:rPr>
+          <w:rPr>
             <w:color w:val="0000EE"/>
             <w:u w:val="single"/>
           </w:rPr>
@@ -1761,60 +3349,126 @@
         </w:r>
       </w:hyperlink>
       <w:r>
+        <w:rPr>
+          <w:lang w:val="en_US" w:bidi="en_US"/>
+        </w:rPr>
         <w:t>).</w:t>
       </w:r>
-      <w:r/>
-      <w:r/>
-    </w:p>
-    <w:p>
-      <w:r/>
+      <w:r>
+        <w:rPr>
+          <w:lang w:val="en_US" w:bidi="en_US"/>
+        </w:rPr>
+      </w:r>
+      <w:r>
+        <w:rPr>
+          <w:lang w:val="en_US" w:bidi="en_US"/>
+        </w:rPr>
+      </w:r>
+    </w:p>
+    <w:p>
+      <w:pPr/>
+      <w:r>
+        <w:rPr>
+          <w:lang w:val="en_US" w:bidi="en_US"/>
+        </w:rPr>
+      </w:r>
     </w:p>
     <w:p>
       <w:pPr>
         <w:pStyle w:val="Heading2"/>
       </w:pPr>
       <w:r>
+        <w:rPr>
+          <w:lang w:val="en_US" w:bidi="en_US"/>
+        </w:rPr>
         <w:t>Micah 4:3</w:t>
       </w:r>
-      <w:r/>
-    </w:p>
-    <w:p>
-      <w:r/>
-      <w:r>
+      <w:r>
+        <w:rPr>
+          <w:lang w:val="en_US" w:bidi="en_US"/>
+        </w:rPr>
+      </w:r>
+    </w:p>
+    <w:p>
+      <w:pPr/>
+      <w:r>
+        <w:rPr>
+          <w:lang w:val="en_US" w:bidi="en_US"/>
+        </w:rPr>
+      </w:r>
+      <w:r>
+        <w:rPr>
+          <w:lang w:val="en_US" w:bidi="en_US"/>
+        </w:rPr>
         <w:t xml:space="preserve">The </w:t>
       </w:r>
       <w:r>
         <w:rPr>
           <w:i/>
+          <w:lang w:val="en_US" w:bidi="en_US"/>
         </w:rPr>
         <w:t>shalom</w:t>
       </w:r>
       <w:r>
+        <w:rPr>
+          <w:lang w:val="en_US" w:bidi="en_US"/>
+        </w:rPr>
         <w:t xml:space="preserve"> (“well-being, peace”) of the Lord will cover the earth, and instruments of destruction will be used for peaceful pursuits. From its earliest records, ancient history is an account of war, of one people’s subjugation of other peoples and nations. Warfare and violence reached a frenzied peak in the Assyrian and Babylonian kingdoms. • swords into plowshares: Implements of war will become tools for production. Alternatively, some scholars believe that this phrase means reducing “swords into metal shards,” which would render them useless.</w:t>
       </w:r>
-      <w:r/>
-      <w:r/>
-    </w:p>
-    <w:p>
-      <w:r/>
+      <w:r>
+        <w:rPr>
+          <w:lang w:val="en_US" w:bidi="en_US"/>
+        </w:rPr>
+      </w:r>
+      <w:r>
+        <w:rPr>
+          <w:lang w:val="en_US" w:bidi="en_US"/>
+        </w:rPr>
+      </w:r>
+    </w:p>
+    <w:p>
+      <w:pPr/>
+      <w:r>
+        <w:rPr>
+          <w:lang w:val="en_US" w:bidi="en_US"/>
+        </w:rPr>
+      </w:r>
     </w:p>
     <w:p>
       <w:pPr>
         <w:pStyle w:val="Heading2"/>
       </w:pPr>
       <w:r>
+        <w:rPr>
+          <w:lang w:val="en_US" w:bidi="en_US"/>
+        </w:rPr>
         <w:t>Micah 4:4</w:t>
       </w:r>
-      <w:r/>
-    </w:p>
-    <w:p>
-      <w:r/>
-      <w:r>
+      <w:r>
+        <w:rPr>
+          <w:lang w:val="en_US" w:bidi="en_US"/>
+        </w:rPr>
+      </w:r>
+    </w:p>
+    <w:p>
+      <w:pPr/>
+      <w:r>
+        <w:rPr>
+          <w:lang w:val="en_US" w:bidi="en_US"/>
+        </w:rPr>
+      </w:r>
+      <w:r>
+        <w:rPr>
+          <w:lang w:val="en_US" w:bidi="en_US"/>
+        </w:rPr>
         <w:t>Everyone will be free of enemies as in Solomon’s time (</w:t>
       </w:r>
       <w:hyperlink r:id="rId75">
         <w:r>
           <w:rPr>
+            <w:lang w:val="en_US" w:bidi="en_US"/>
+          </w:rPr>
+          <w:rPr>
             <w:color w:val="0000EE"/>
             <w:u w:val="single"/>
           </w:rPr>
@@ -1822,11 +3476,17 @@
         </w:r>
       </w:hyperlink>
       <w:r>
+        <w:rPr>
+          <w:lang w:val="en_US" w:bidi="en_US"/>
+        </w:rPr>
         <w:t xml:space="preserve">; cp. </w:t>
       </w:r>
       <w:hyperlink r:id="rId76">
         <w:r>
           <w:rPr>
+            <w:lang w:val="en_US" w:bidi="en_US"/>
+          </w:rPr>
+          <w:rPr>
             <w:color w:val="0000EE"/>
             <w:u w:val="single"/>
           </w:rPr>
@@ -1834,11 +3494,17 @@
         </w:r>
       </w:hyperlink>
       <w:r>
+        <w:rPr>
+          <w:lang w:val="en_US" w:bidi="en_US"/>
+        </w:rPr>
         <w:t xml:space="preserve">; </w:t>
       </w:r>
       <w:hyperlink r:id="rId77">
         <w:r>
           <w:rPr>
+            <w:lang w:val="en_US" w:bidi="en_US"/>
+          </w:rPr>
+          <w:rPr>
             <w:color w:val="0000EE"/>
             <w:u w:val="single"/>
           </w:rPr>
@@ -1846,31 +3512,65 @@
         </w:r>
       </w:hyperlink>
       <w:r>
+        <w:rPr>
+          <w:lang w:val="en_US" w:bidi="en_US"/>
+        </w:rPr>
         <w:t>). • The prophets frequently described God as the Lord of Heaven’s Armies. This military title expresses his control of the universe and his unlimited power. The warrior kings of the ancient Near East were no match for the Lord.</w:t>
       </w:r>
-      <w:r/>
-      <w:r/>
-    </w:p>
-    <w:p>
-      <w:r/>
+      <w:r>
+        <w:rPr>
+          <w:lang w:val="en_US" w:bidi="en_US"/>
+        </w:rPr>
+      </w:r>
+      <w:r>
+        <w:rPr>
+          <w:lang w:val="en_US" w:bidi="en_US"/>
+        </w:rPr>
+      </w:r>
+    </w:p>
+    <w:p>
+      <w:pPr/>
+      <w:r>
+        <w:rPr>
+          <w:lang w:val="en_US" w:bidi="en_US"/>
+        </w:rPr>
+      </w:r>
     </w:p>
     <w:p>
       <w:pPr>
         <w:pStyle w:val="Heading2"/>
       </w:pPr>
       <w:r>
+        <w:rPr>
+          <w:lang w:val="en_US" w:bidi="en_US"/>
+        </w:rPr>
         <w:t>Micah 4:6–7</w:t>
       </w:r>
-      <w:r/>
-    </w:p>
-    <w:p>
-      <w:r/>
-      <w:r>
+      <w:r>
+        <w:rPr>
+          <w:lang w:val="en_US" w:bidi="en_US"/>
+        </w:rPr>
+      </w:r>
+    </w:p>
+    <w:p>
+      <w:pPr/>
+      <w:r>
+        <w:rPr>
+          <w:lang w:val="en_US" w:bidi="en_US"/>
+        </w:rPr>
+      </w:r>
+      <w:r>
+        <w:rPr>
+          <w:lang w:val="en_US" w:bidi="en_US"/>
+        </w:rPr>
         <w:t>Usually the remnants of destroyed cities in the ancient Near East were lost or assimilated. When Israel’s remnant was rescued, it would be the foundation of the Lord’s new people (</w:t>
       </w:r>
       <w:hyperlink r:id="rId78">
         <w:r>
           <w:rPr>
+            <w:lang w:val="en_US" w:bidi="en_US"/>
+          </w:rPr>
+          <w:rPr>
             <w:color w:val="0000EE"/>
             <w:u w:val="single"/>
           </w:rPr>
@@ -1878,11 +3578,17 @@
         </w:r>
       </w:hyperlink>
       <w:r>
+        <w:rPr>
+          <w:lang w:val="en_US" w:bidi="en_US"/>
+        </w:rPr>
         <w:t xml:space="preserve">; </w:t>
       </w:r>
       <w:hyperlink r:id="rId79">
         <w:r>
           <w:rPr>
+            <w:lang w:val="en_US" w:bidi="en_US"/>
+          </w:rPr>
+          <w:rPr>
             <w:color w:val="0000EE"/>
             <w:u w:val="single"/>
           </w:rPr>
@@ -1890,11 +3596,17 @@
         </w:r>
       </w:hyperlink>
       <w:r>
+        <w:rPr>
+          <w:lang w:val="en_US" w:bidi="en_US"/>
+        </w:rPr>
         <w:t xml:space="preserve">; </w:t>
       </w:r>
       <w:hyperlink r:id="rId80">
         <w:r>
           <w:rPr>
+            <w:lang w:val="en_US" w:bidi="en_US"/>
+          </w:rPr>
+          <w:rPr>
             <w:color w:val="0000EE"/>
             <w:u w:val="single"/>
           </w:rPr>
@@ -1902,11 +3614,17 @@
         </w:r>
       </w:hyperlink>
       <w:r>
+        <w:rPr>
+          <w:lang w:val="en_US" w:bidi="en_US"/>
+        </w:rPr>
         <w:t xml:space="preserve">; </w:t>
       </w:r>
       <w:hyperlink r:id="rId81">
         <w:r>
           <w:rPr>
+            <w:lang w:val="en_US" w:bidi="en_US"/>
+          </w:rPr>
+          <w:rPr>
             <w:color w:val="0000EE"/>
             <w:u w:val="single"/>
           </w:rPr>
@@ -1914,11 +3632,17 @@
         </w:r>
       </w:hyperlink>
       <w:r>
+        <w:rPr>
+          <w:lang w:val="en_US" w:bidi="en_US"/>
+        </w:rPr>
         <w:t xml:space="preserve">; </w:t>
       </w:r>
       <w:hyperlink r:id="rId82">
         <w:r>
           <w:rPr>
+            <w:lang w:val="en_US" w:bidi="en_US"/>
+          </w:rPr>
+          <w:rPr>
             <w:color w:val="0000EE"/>
             <w:u w:val="single"/>
           </w:rPr>
@@ -1926,11 +3650,17 @@
         </w:r>
       </w:hyperlink>
       <w:r>
+        <w:rPr>
+          <w:lang w:val="en_US" w:bidi="en_US"/>
+        </w:rPr>
         <w:t xml:space="preserve">; see </w:t>
       </w:r>
       <w:hyperlink r:id="rId83">
         <w:r>
           <w:rPr>
+            <w:lang w:val="en_US" w:bidi="en_US"/>
+          </w:rPr>
+          <w:rPr>
             <w:color w:val="0000EE"/>
             <w:u w:val="single"/>
           </w:rPr>
@@ -1938,11 +3668,17 @@
         </w:r>
       </w:hyperlink>
       <w:r>
+        <w:rPr>
+          <w:lang w:val="en_US" w:bidi="en_US"/>
+        </w:rPr>
         <w:t xml:space="preserve">; </w:t>
       </w:r>
       <w:hyperlink r:id="rId84">
         <w:r>
           <w:rPr>
+            <w:lang w:val="en_US" w:bidi="en_US"/>
+          </w:rPr>
+          <w:rPr>
             <w:color w:val="0000EE"/>
             <w:u w:val="single"/>
           </w:rPr>
@@ -1950,31 +3686,65 @@
         </w:r>
       </w:hyperlink>
       <w:r>
+        <w:rPr>
+          <w:lang w:val="en_US" w:bidi="en_US"/>
+        </w:rPr>
         <w:t>).</w:t>
       </w:r>
-      <w:r/>
-      <w:r/>
-    </w:p>
-    <w:p>
-      <w:r/>
+      <w:r>
+        <w:rPr>
+          <w:lang w:val="en_US" w:bidi="en_US"/>
+        </w:rPr>
+      </w:r>
+      <w:r>
+        <w:rPr>
+          <w:lang w:val="en_US" w:bidi="en_US"/>
+        </w:rPr>
+      </w:r>
+    </w:p>
+    <w:p>
+      <w:pPr/>
+      <w:r>
+        <w:rPr>
+          <w:lang w:val="en_US" w:bidi="en_US"/>
+        </w:rPr>
+      </w:r>
     </w:p>
     <w:p>
       <w:pPr>
         <w:pStyle w:val="Heading2"/>
       </w:pPr>
       <w:r>
+        <w:rPr>
+          <w:lang w:val="en_US" w:bidi="en_US"/>
+        </w:rPr>
         <w:t>Micah 4:8</w:t>
       </w:r>
-      <w:r/>
-    </w:p>
-    <w:p>
-      <w:r/>
-      <w:r>
+      <w:r>
+        <w:rPr>
+          <w:lang w:val="en_US" w:bidi="en_US"/>
+        </w:rPr>
+      </w:r>
+    </w:p>
+    <w:p>
+      <w:pPr/>
+      <w:r>
+        <w:rPr>
+          <w:lang w:val="en_US" w:bidi="en_US"/>
+        </w:rPr>
+      </w:r>
+      <w:r>
+        <w:rPr>
+          <w:lang w:val="en_US" w:bidi="en_US"/>
+        </w:rPr>
         <w:t xml:space="preserve">As for you, Jerusalem, the citadel of God’s people: Jerusalem was a fortified royal capital city with a watchtower for the defense and security of its people. • The kingship will be restored: Cp. </w:t>
       </w:r>
       <w:hyperlink r:id="rId85">
         <w:r>
           <w:rPr>
+            <w:lang w:val="en_US" w:bidi="en_US"/>
+          </w:rPr>
+          <w:rPr>
             <w:color w:val="0000EE"/>
             <w:u w:val="single"/>
           </w:rPr>
@@ -1982,11 +3752,17 @@
         </w:r>
       </w:hyperlink>
       <w:r>
+        <w:rPr>
+          <w:lang w:val="en_US" w:bidi="en_US"/>
+        </w:rPr>
         <w:t xml:space="preserve">; see </w:t>
       </w:r>
       <w:hyperlink r:id="rId86">
         <w:r>
           <w:rPr>
+            <w:lang w:val="en_US" w:bidi="en_US"/>
+          </w:rPr>
+          <w:rPr>
             <w:color w:val="0000EE"/>
             <w:u w:val="single"/>
           </w:rPr>
@@ -1994,31 +3770,65 @@
         </w:r>
       </w:hyperlink>
       <w:r>
+        <w:rPr>
+          <w:lang w:val="en_US" w:bidi="en_US"/>
+        </w:rPr>
         <w:t>.</w:t>
       </w:r>
-      <w:r/>
-      <w:r/>
-    </w:p>
-    <w:p>
-      <w:r/>
+      <w:r>
+        <w:rPr>
+          <w:lang w:val="en_US" w:bidi="en_US"/>
+        </w:rPr>
+      </w:r>
+      <w:r>
+        <w:rPr>
+          <w:lang w:val="en_US" w:bidi="en_US"/>
+        </w:rPr>
+      </w:r>
+    </w:p>
+    <w:p>
+      <w:pPr/>
+      <w:r>
+        <w:rPr>
+          <w:lang w:val="en_US" w:bidi="en_US"/>
+        </w:rPr>
+      </w:r>
     </w:p>
     <w:p>
       <w:pPr>
         <w:pStyle w:val="Heading2"/>
       </w:pPr>
       <w:r>
+        <w:rPr>
+          <w:lang w:val="en_US" w:bidi="en_US"/>
+        </w:rPr>
         <w:t>Micah 4:9</w:t>
       </w:r>
-      <w:r/>
-    </w:p>
-    <w:p>
-      <w:r/>
-      <w:r>
+      <w:r>
+        <w:rPr>
+          <w:lang w:val="en_US" w:bidi="en_US"/>
+        </w:rPr>
+      </w:r>
+    </w:p>
+    <w:p>
+      <w:pPr/>
+      <w:r>
+        <w:rPr>
+          <w:lang w:val="en_US" w:bidi="en_US"/>
+        </w:rPr>
+      </w:r>
+      <w:r>
+        <w:rPr>
+          <w:lang w:val="en_US" w:bidi="en_US"/>
+        </w:rPr>
         <w:t>Israel’s king and wise people were supposed to provide leadership and embody the Lord’s instructions and covenant in their lives (</w:t>
       </w:r>
       <w:hyperlink r:id="rId87">
         <w:r>
           <w:rPr>
+            <w:lang w:val="en_US" w:bidi="en_US"/>
+          </w:rPr>
+          <w:rPr>
             <w:color w:val="0000EE"/>
             <w:u w:val="single"/>
           </w:rPr>
@@ -2026,11 +3836,17 @@
         </w:r>
       </w:hyperlink>
       <w:r>
+        <w:rPr>
+          <w:lang w:val="en_US" w:bidi="en_US"/>
+        </w:rPr>
         <w:t xml:space="preserve">). Now, however, the people would be without godly leadership (cp. </w:t>
       </w:r>
       <w:hyperlink r:id="rId88">
         <w:r>
           <w:rPr>
+            <w:lang w:val="en_US" w:bidi="en_US"/>
+          </w:rPr>
+          <w:rPr>
             <w:color w:val="0000EE"/>
             <w:u w:val="single"/>
           </w:rPr>
@@ -2038,11 +3854,17 @@
         </w:r>
       </w:hyperlink>
       <w:r>
+        <w:rPr>
+          <w:lang w:val="en_US" w:bidi="en_US"/>
+        </w:rPr>
         <w:t xml:space="preserve">; </w:t>
       </w:r>
       <w:hyperlink r:id="rId89">
         <w:r>
           <w:rPr>
+            <w:lang w:val="en_US" w:bidi="en_US"/>
+          </w:rPr>
+          <w:rPr>
             <w:color w:val="0000EE"/>
             <w:u w:val="single"/>
           </w:rPr>
@@ -2050,11 +3872,17 @@
         </w:r>
       </w:hyperlink>
       <w:r>
+        <w:rPr>
+          <w:lang w:val="en_US" w:bidi="en_US"/>
+        </w:rPr>
         <w:t xml:space="preserve">; </w:t>
       </w:r>
       <w:hyperlink r:id="rId90">
         <w:r>
           <w:rPr>
+            <w:lang w:val="en_US" w:bidi="en_US"/>
+          </w:rPr>
+          <w:rPr>
             <w:color w:val="0000EE"/>
             <w:u w:val="single"/>
           </w:rPr>
@@ -2062,31 +3890,65 @@
         </w:r>
       </w:hyperlink>
       <w:r>
+        <w:rPr>
+          <w:lang w:val="en_US" w:bidi="en_US"/>
+        </w:rPr>
         <w:t>).</w:t>
       </w:r>
-      <w:r/>
-      <w:r/>
-    </w:p>
-    <w:p>
-      <w:r/>
+      <w:r>
+        <w:rPr>
+          <w:lang w:val="en_US" w:bidi="en_US"/>
+        </w:rPr>
+      </w:r>
+      <w:r>
+        <w:rPr>
+          <w:lang w:val="en_US" w:bidi="en_US"/>
+        </w:rPr>
+      </w:r>
+    </w:p>
+    <w:p>
+      <w:pPr/>
+      <w:r>
+        <w:rPr>
+          <w:lang w:val="en_US" w:bidi="en_US"/>
+        </w:rPr>
+      </w:r>
     </w:p>
     <w:p>
       <w:pPr>
         <w:pStyle w:val="Heading2"/>
       </w:pPr>
       <w:r>
+        <w:rPr>
+          <w:lang w:val="en_US" w:bidi="en_US"/>
+        </w:rPr>
         <w:t>Micah 4:10</w:t>
       </w:r>
-      <w:r/>
-    </w:p>
-    <w:p>
-      <w:r/>
-      <w:r>
+      <w:r>
+        <w:rPr>
+          <w:lang w:val="en_US" w:bidi="en_US"/>
+        </w:rPr>
+      </w:r>
+    </w:p>
+    <w:p>
+      <w:pPr/>
+      <w:r>
+        <w:rPr>
+          <w:lang w:val="en_US" w:bidi="en_US"/>
+        </w:rPr>
+      </w:r>
+      <w:r>
+        <w:rPr>
+          <w:lang w:val="en_US" w:bidi="en_US"/>
+        </w:rPr>
         <w:t>Distant Babylon lay about 1,000 miles (1,700 kilometers) from Jerusalem; it could not be reached by cutting across the barren eastern desert. • The Lord’s rescue of his people from sure death in Babylon would surpass his bringing them out of Egypt. They were formed in the womb of suffering and awaited a promising rebirth (</w:t>
       </w:r>
       <w:hyperlink r:id="rId91">
         <w:r>
           <w:rPr>
+            <w:lang w:val="en_US" w:bidi="en_US"/>
+          </w:rPr>
+          <w:rPr>
             <w:color w:val="0000EE"/>
             <w:u w:val="single"/>
           </w:rPr>
@@ -2094,11 +3956,17 @@
         </w:r>
       </w:hyperlink>
       <w:r>
+        <w:rPr>
+          <w:lang w:val="en_US" w:bidi="en_US"/>
+        </w:rPr>
         <w:t xml:space="preserve">; cp. </w:t>
       </w:r>
       <w:hyperlink r:id="rId92">
         <w:r>
           <w:rPr>
+            <w:lang w:val="en_US" w:bidi="en_US"/>
+          </w:rPr>
+          <w:rPr>
             <w:color w:val="0000EE"/>
             <w:u w:val="single"/>
           </w:rPr>
@@ -2106,31 +3974,65 @@
         </w:r>
       </w:hyperlink>
       <w:r>
+        <w:rPr>
+          <w:lang w:val="en_US" w:bidi="en_US"/>
+        </w:rPr>
         <w:t>). • For Micah, Babylon represented the concept of exile. In Micah’s time (the late 700s and early 600s BC), there was not even the whisper of a Babylonian empire replacing the Assyrians. But Micah was speaking for God, who knows the future.</w:t>
       </w:r>
-      <w:r/>
-      <w:r/>
-    </w:p>
-    <w:p>
-      <w:r/>
+      <w:r>
+        <w:rPr>
+          <w:lang w:val="en_US" w:bidi="en_US"/>
+        </w:rPr>
+      </w:r>
+      <w:r>
+        <w:rPr>
+          <w:lang w:val="en_US" w:bidi="en_US"/>
+        </w:rPr>
+      </w:r>
+    </w:p>
+    <w:p>
+      <w:pPr/>
+      <w:r>
+        <w:rPr>
+          <w:lang w:val="en_US" w:bidi="en_US"/>
+        </w:rPr>
+      </w:r>
     </w:p>
     <w:p>
       <w:pPr>
         <w:pStyle w:val="Heading2"/>
       </w:pPr>
       <w:r>
+        <w:rPr>
+          <w:lang w:val="en_US" w:bidi="en_US"/>
+        </w:rPr>
         <w:t>Micah 4:11–13</w:t>
       </w:r>
-      <w:r/>
-    </w:p>
-    <w:p>
-      <w:r/>
-      <w:r>
+      <w:r>
+        <w:rPr>
+          <w:lang w:val="en_US" w:bidi="en_US"/>
+        </w:rPr>
+      </w:r>
+    </w:p>
+    <w:p>
+      <w:pPr/>
+      <w:r>
+        <w:rPr>
+          <w:lang w:val="en_US" w:bidi="en_US"/>
+        </w:rPr>
+      </w:r>
+      <w:r>
+        <w:rPr>
+          <w:lang w:val="en_US" w:bidi="en_US"/>
+        </w:rPr>
         <w:t xml:space="preserve">gathered against you: While closely tied to the historical assault of Babylon against Jerusalem in 588–586 BC, this oracle also bears on a future in which the idealized and restored Jerusalem of </w:t>
       </w:r>
       <w:hyperlink r:id="rId93">
         <w:r>
           <w:rPr>
+            <w:lang w:val="en_US" w:bidi="en_US"/>
+          </w:rPr>
+          <w:rPr>
             <w:color w:val="0000EE"/>
             <w:u w:val="single"/>
           </w:rPr>
@@ -2138,11 +4040,17 @@
         </w:r>
       </w:hyperlink>
       <w:r>
+        <w:rPr>
+          <w:lang w:val="en_US" w:bidi="en_US"/>
+        </w:rPr>
         <w:t xml:space="preserve"> will be attacked (cp. </w:t>
       </w:r>
       <w:hyperlink r:id="rId94">
         <w:r>
           <w:rPr>
+            <w:lang w:val="en_US" w:bidi="en_US"/>
+          </w:rPr>
+          <w:rPr>
             <w:color w:val="0000EE"/>
             <w:u w:val="single"/>
           </w:rPr>
@@ -2150,31 +4058,65 @@
         </w:r>
       </w:hyperlink>
       <w:r>
+        <w:rPr>
+          <w:lang w:val="en_US" w:bidi="en_US"/>
+        </w:rPr>
         <w:t>).</w:t>
       </w:r>
-      <w:r/>
-      <w:r/>
-    </w:p>
-    <w:p>
-      <w:r/>
+      <w:r>
+        <w:rPr>
+          <w:lang w:val="en_US" w:bidi="en_US"/>
+        </w:rPr>
+      </w:r>
+      <w:r>
+        <w:rPr>
+          <w:lang w:val="en_US" w:bidi="en_US"/>
+        </w:rPr>
+      </w:r>
+    </w:p>
+    <w:p>
+      <w:pPr/>
+      <w:r>
+        <w:rPr>
+          <w:lang w:val="en_US" w:bidi="en_US"/>
+        </w:rPr>
+      </w:r>
     </w:p>
     <w:p>
       <w:pPr>
         <w:pStyle w:val="Heading2"/>
       </w:pPr>
       <w:r>
+        <w:rPr>
+          <w:lang w:val="en_US" w:bidi="en_US"/>
+        </w:rPr>
         <w:t>Micah 4:12</w:t>
       </w:r>
-      <w:r/>
-    </w:p>
-    <w:p>
-      <w:r/>
-      <w:r>
+      <w:r>
+        <w:rPr>
+          <w:lang w:val="en_US" w:bidi="en_US"/>
+        </w:rPr>
+      </w:r>
+    </w:p>
+    <w:p>
+      <w:pPr/>
+      <w:r>
+        <w:rPr>
+          <w:lang w:val="en_US" w:bidi="en_US"/>
+        </w:rPr>
+      </w:r>
+      <w:r>
+        <w:rPr>
+          <w:lang w:val="en_US" w:bidi="en_US"/>
+        </w:rPr>
         <w:t>God reveals his plans to his servants (</w:t>
       </w:r>
       <w:hyperlink r:id="rId95">
         <w:r>
           <w:rPr>
+            <w:lang w:val="en_US" w:bidi="en_US"/>
+          </w:rPr>
+          <w:rPr>
             <w:color w:val="0000EE"/>
             <w:u w:val="single"/>
           </w:rPr>
@@ -2182,11 +4124,17 @@
         </w:r>
       </w:hyperlink>
       <w:r>
+        <w:rPr>
+          <w:lang w:val="en_US" w:bidi="en_US"/>
+        </w:rPr>
         <w:t xml:space="preserve">; </w:t>
       </w:r>
       <w:hyperlink r:id="rId96">
         <w:r>
           <w:rPr>
+            <w:lang w:val="en_US" w:bidi="en_US"/>
+          </w:rPr>
+          <w:rPr>
             <w:color w:val="0000EE"/>
             <w:u w:val="single"/>
           </w:rPr>
@@ -2194,11 +4142,17 @@
         </w:r>
       </w:hyperlink>
       <w:r>
+        <w:rPr>
+          <w:lang w:val="en_US" w:bidi="en_US"/>
+        </w:rPr>
         <w:t>), but the nations don’t know—they are not privy to God’s great plans or to his behind-the-scenes activity on his people’s behalf. The hopes and plans of the nations around Israel were in vain—the Lord’s plans for his unique people will prevail, and he will rule the nations (</w:t>
       </w:r>
       <w:hyperlink r:id="rId97">
         <w:r>
           <w:rPr>
+            <w:lang w:val="en_US" w:bidi="en_US"/>
+          </w:rPr>
+          <w:rPr>
             <w:color w:val="0000EE"/>
             <w:u w:val="single"/>
           </w:rPr>
@@ -2206,11 +4160,17 @@
         </w:r>
       </w:hyperlink>
       <w:r>
+        <w:rPr>
+          <w:lang w:val="en_US" w:bidi="en_US"/>
+        </w:rPr>
         <w:t xml:space="preserve">; </w:t>
       </w:r>
       <w:hyperlink r:id="rId98">
         <w:r>
           <w:rPr>
+            <w:lang w:val="en_US" w:bidi="en_US"/>
+          </w:rPr>
+          <w:rPr>
             <w:color w:val="0000EE"/>
             <w:u w:val="single"/>
           </w:rPr>
@@ -2218,11 +4178,17 @@
         </w:r>
       </w:hyperlink>
       <w:r>
+        <w:rPr>
+          <w:lang w:val="en_US" w:bidi="en_US"/>
+        </w:rPr>
         <w:t xml:space="preserve">; </w:t>
       </w:r>
       <w:hyperlink r:id="rId99">
         <w:r>
           <w:rPr>
+            <w:lang w:val="en_US" w:bidi="en_US"/>
+          </w:rPr>
+          <w:rPr>
             <w:color w:val="0000EE"/>
             <w:u w:val="single"/>
           </w:rPr>
@@ -2230,11 +4196,17 @@
         </w:r>
       </w:hyperlink>
       <w:r>
+        <w:rPr>
+          <w:lang w:val="en_US" w:bidi="en_US"/>
+        </w:rPr>
         <w:t xml:space="preserve">; </w:t>
       </w:r>
       <w:hyperlink r:id="rId100">
         <w:r>
           <w:rPr>
+            <w:lang w:val="en_US" w:bidi="en_US"/>
+          </w:rPr>
+          <w:rPr>
             <w:color w:val="0000EE"/>
             <w:u w:val="single"/>
           </w:rPr>
@@ -2242,11 +4214,17 @@
         </w:r>
       </w:hyperlink>
       <w:r>
+        <w:rPr>
+          <w:lang w:val="en_US" w:bidi="en_US"/>
+        </w:rPr>
         <w:t xml:space="preserve">; </w:t>
       </w:r>
       <w:hyperlink r:id="rId101">
         <w:r>
           <w:rPr>
+            <w:lang w:val="en_US" w:bidi="en_US"/>
+          </w:rPr>
+          <w:rPr>
             <w:color w:val="0000EE"/>
             <w:u w:val="single"/>
           </w:rPr>
@@ -2254,20 +4232,30 @@
         </w:r>
       </w:hyperlink>
       <w:r>
+        <w:rPr>
+          <w:lang w:val="en_US" w:bidi="en_US"/>
+        </w:rPr>
         <w:t>). • At the threshing floor</w:t>
       </w:r>
       <w:r>
         <w:rPr>
           <w:i/>
+          <w:lang w:val="en_US" w:bidi="en_US"/>
         </w:rPr>
         <w:t>,</w:t>
       </w:r>
       <w:r>
+        <w:rPr>
+          <w:lang w:val="en_US" w:bidi="en_US"/>
+        </w:rPr>
         <w:t xml:space="preserve"> grain was beaten and trampled to separate it from the chaff. So, too, the nations will be crushed (</w:t>
       </w:r>
       <w:hyperlink r:id="rId102">
         <w:r>
           <w:rPr>
+            <w:lang w:val="en_US" w:bidi="en_US"/>
+          </w:rPr>
+          <w:rPr>
             <w:color w:val="0000EE"/>
             <w:u w:val="single"/>
           </w:rPr>
@@ -2275,31 +4263,65 @@
         </w:r>
       </w:hyperlink>
       <w:r>
+        <w:rPr>
+          <w:lang w:val="en_US" w:bidi="en_US"/>
+        </w:rPr>
         <w:t>).</w:t>
       </w:r>
-      <w:r/>
-      <w:r/>
-    </w:p>
-    <w:p>
-      <w:r/>
+      <w:r>
+        <w:rPr>
+          <w:lang w:val="en_US" w:bidi="en_US"/>
+        </w:rPr>
+      </w:r>
+      <w:r>
+        <w:rPr>
+          <w:lang w:val="en_US" w:bidi="en_US"/>
+        </w:rPr>
+      </w:r>
+    </w:p>
+    <w:p>
+      <w:pPr/>
+      <w:r>
+        <w:rPr>
+          <w:lang w:val="en_US" w:bidi="en_US"/>
+        </w:rPr>
+      </w:r>
     </w:p>
     <w:p>
       <w:pPr>
         <w:pStyle w:val="Heading2"/>
       </w:pPr>
       <w:r>
+        <w:rPr>
+          <w:lang w:val="en_US" w:bidi="en_US"/>
+        </w:rPr>
         <w:t>Micah 4:13</w:t>
       </w:r>
-      <w:r/>
-    </w:p>
-    <w:p>
-      <w:r/>
-      <w:r>
+      <w:r>
+        <w:rPr>
+          <w:lang w:val="en_US" w:bidi="en_US"/>
+        </w:rPr>
+      </w:r>
+    </w:p>
+    <w:p>
+      <w:pPr/>
+      <w:r>
+        <w:rPr>
+          <w:lang w:val="en_US" w:bidi="en_US"/>
+        </w:rPr>
+      </w:r>
+      <w:r>
+        <w:rPr>
+          <w:lang w:val="en_US" w:bidi="en_US"/>
+        </w:rPr>
         <w:t>The horns and hooves of bulls and horses represent strength, as do both iron and bronze. Metal shoes may have been used on the feet of animals who trod out the grain. God will strengthen his peoples to defeat their enemies. • stolen riches: Many nations had accumulated wealth by unjust means (war, plunder, oppressive tributes, forced labor, and conscription). The Lord of all the earth owned all of this wealth to begin with (</w:t>
       </w:r>
       <w:hyperlink r:id="rId103">
         <w:r>
           <w:rPr>
+            <w:lang w:val="en_US" w:bidi="en_US"/>
+          </w:rPr>
+          <w:rPr>
             <w:color w:val="0000EE"/>
             <w:u w:val="single"/>
           </w:rPr>
@@ -2307,11 +4329,17 @@
         </w:r>
       </w:hyperlink>
       <w:r>
+        <w:rPr>
+          <w:lang w:val="en_US" w:bidi="en_US"/>
+        </w:rPr>
         <w:t xml:space="preserve">). • You will present: The Hebrew term (kharam, “dedicate”) refers to military spoils of war that were dedicated, or set aside, as holy to the Lord (see </w:t>
       </w:r>
       <w:hyperlink r:id="rId104">
         <w:r>
           <w:rPr>
+            <w:lang w:val="en_US" w:bidi="en_US"/>
+          </w:rPr>
+          <w:rPr>
             <w:color w:val="0000EE"/>
             <w:u w:val="single"/>
           </w:rPr>
@@ -2319,31 +4347,65 @@
         </w:r>
       </w:hyperlink>
       <w:r>
+        <w:rPr>
+          <w:lang w:val="en_US" w:bidi="en_US"/>
+        </w:rPr>
         <w:t>).</w:t>
       </w:r>
-      <w:r/>
-      <w:r/>
-    </w:p>
-    <w:p>
-      <w:r/>
+      <w:r>
+        <w:rPr>
+          <w:lang w:val="en_US" w:bidi="en_US"/>
+        </w:rPr>
+      </w:r>
+      <w:r>
+        <w:rPr>
+          <w:lang w:val="en_US" w:bidi="en_US"/>
+        </w:rPr>
+      </w:r>
+    </w:p>
+    <w:p>
+      <w:pPr/>
+      <w:r>
+        <w:rPr>
+          <w:lang w:val="en_US" w:bidi="en_US"/>
+        </w:rPr>
+      </w:r>
     </w:p>
     <w:p>
       <w:pPr>
         <w:pStyle w:val="Heading2"/>
       </w:pPr>
       <w:r>
+        <w:rPr>
+          <w:lang w:val="en_US" w:bidi="en_US"/>
+        </w:rPr>
         <w:t>Micah 5:1</w:t>
       </w:r>
-      <w:r/>
-    </w:p>
-    <w:p>
-      <w:r/>
-      <w:r>
+      <w:r>
+        <w:rPr>
+          <w:lang w:val="en_US" w:bidi="en_US"/>
+        </w:rPr>
+      </w:r>
+    </w:p>
+    <w:p>
+      <w:pPr/>
+      <w:r>
+        <w:rPr>
+          <w:lang w:val="en_US" w:bidi="en_US"/>
+        </w:rPr>
+      </w:r>
+      <w:r>
+        <w:rPr>
+          <w:lang w:val="en_US" w:bidi="en_US"/>
+        </w:rPr>
         <w:t xml:space="preserve">Israel’s leader was defeated by the Assyrians (cp. </w:t>
       </w:r>
       <w:hyperlink r:id="rId105">
         <w:r>
           <w:rPr>
+            <w:lang w:val="en_US" w:bidi="en_US"/>
+          </w:rPr>
+          <w:rPr>
             <w:color w:val="0000EE"/>
             <w:u w:val="single"/>
           </w:rPr>
@@ -2351,11 +4413,17 @@
         </w:r>
       </w:hyperlink>
       <w:r>
+        <w:rPr>
+          <w:lang w:val="en_US" w:bidi="en_US"/>
+        </w:rPr>
         <w:t xml:space="preserve">). Striking a person with a rod expressed contempt (cp. </w:t>
       </w:r>
       <w:hyperlink r:id="rId106">
         <w:r>
           <w:rPr>
+            <w:lang w:val="en_US" w:bidi="en_US"/>
+          </w:rPr>
+          <w:rPr>
             <w:color w:val="0000EE"/>
             <w:u w:val="single"/>
           </w:rPr>
@@ -2363,31 +4431,65 @@
         </w:r>
       </w:hyperlink>
       <w:r>
+        <w:rPr>
+          <w:lang w:val="en_US" w:bidi="en_US"/>
+        </w:rPr>
         <w:t>).</w:t>
       </w:r>
-      <w:r/>
-      <w:r/>
-    </w:p>
-    <w:p>
-      <w:r/>
+      <w:r>
+        <w:rPr>
+          <w:lang w:val="en_US" w:bidi="en_US"/>
+        </w:rPr>
+      </w:r>
+      <w:r>
+        <w:rPr>
+          <w:lang w:val="en_US" w:bidi="en_US"/>
+        </w:rPr>
+      </w:r>
+    </w:p>
+    <w:p>
+      <w:pPr/>
+      <w:r>
+        <w:rPr>
+          <w:lang w:val="en_US" w:bidi="en_US"/>
+        </w:rPr>
+      </w:r>
     </w:p>
     <w:p>
       <w:pPr>
         <w:pStyle w:val="Heading2"/>
       </w:pPr>
       <w:r>
+        <w:rPr>
+          <w:lang w:val="en_US" w:bidi="en_US"/>
+        </w:rPr>
         <w:t>Micah 5:1–15</w:t>
       </w:r>
-      <w:r/>
-    </w:p>
-    <w:p>
-      <w:r/>
-      <w:r>
+      <w:r>
+        <w:rPr>
+          <w:lang w:val="en_US" w:bidi="en_US"/>
+        </w:rPr>
+      </w:r>
+    </w:p>
+    <w:p>
+      <w:pPr/>
+      <w:r>
+        <w:rPr>
+          <w:lang w:val="en_US" w:bidi="en_US"/>
+        </w:rPr>
+      </w:r>
+      <w:r>
+        <w:rPr>
+          <w:lang w:val="en_US" w:bidi="en_US"/>
+        </w:rPr>
         <w:t>This section calls Israel to prepare for the vicious onslaught of Israel’s enemy, Assyria (</w:t>
       </w:r>
       <w:hyperlink r:id="rId107">
         <w:r>
           <w:rPr>
+            <w:lang w:val="en_US" w:bidi="en_US"/>
+          </w:rPr>
+          <w:rPr>
             <w:color w:val="0000EE"/>
             <w:u w:val="single"/>
           </w:rPr>
@@ -2395,11 +4497,17 @@
         </w:r>
       </w:hyperlink>
       <w:r>
+        <w:rPr>
+          <w:lang w:val="en_US" w:bidi="en_US"/>
+        </w:rPr>
         <w:t>). This siege of terror, death, and destruction will not annihilate Israel, for God will bring forth a ruler (</w:t>
       </w:r>
       <w:hyperlink r:id="rId108">
         <w:r>
           <w:rPr>
+            <w:lang w:val="en_US" w:bidi="en_US"/>
+          </w:rPr>
+          <w:rPr>
             <w:color w:val="0000EE"/>
             <w:u w:val="single"/>
           </w:rPr>
@@ -2407,11 +4515,17 @@
         </w:r>
       </w:hyperlink>
       <w:r>
+        <w:rPr>
+          <w:lang w:val="en_US" w:bidi="en_US"/>
+        </w:rPr>
         <w:t>) to lead his people back from exile. God’s preservation and purification of the remnant (</w:t>
       </w:r>
       <w:hyperlink r:id="rId109">
         <w:r>
           <w:rPr>
+            <w:lang w:val="en_US" w:bidi="en_US"/>
+          </w:rPr>
+          <w:rPr>
             <w:color w:val="0000EE"/>
             <w:u w:val="single"/>
           </w:rPr>
@@ -2419,31 +4533,65 @@
         </w:r>
       </w:hyperlink>
       <w:r>
+        <w:rPr>
+          <w:lang w:val="en_US" w:bidi="en_US"/>
+        </w:rPr>
         <w:t>) will complete their restoration as God’s victorious people.</w:t>
       </w:r>
-      <w:r/>
-      <w:r/>
-    </w:p>
-    <w:p>
-      <w:r/>
+      <w:r>
+        <w:rPr>
+          <w:lang w:val="en_US" w:bidi="en_US"/>
+        </w:rPr>
+      </w:r>
+      <w:r>
+        <w:rPr>
+          <w:lang w:val="en_US" w:bidi="en_US"/>
+        </w:rPr>
+      </w:r>
+    </w:p>
+    <w:p>
+      <w:pPr/>
+      <w:r>
+        <w:rPr>
+          <w:lang w:val="en_US" w:bidi="en_US"/>
+        </w:rPr>
+      </w:r>
     </w:p>
     <w:p>
       <w:pPr>
         <w:pStyle w:val="Heading2"/>
       </w:pPr>
       <w:r>
+        <w:rPr>
+          <w:lang w:val="en_US" w:bidi="en_US"/>
+        </w:rPr>
         <w:t>Micah 5:2</w:t>
       </w:r>
-      <w:r/>
-    </w:p>
-    <w:p>
-      <w:r/>
-      <w:r>
+      <w:r>
+        <w:rPr>
+          <w:lang w:val="en_US" w:bidi="en_US"/>
+        </w:rPr>
+      </w:r>
+    </w:p>
+    <w:p>
+      <w:pPr/>
+      <w:r>
+        <w:rPr>
+          <w:lang w:val="en_US" w:bidi="en_US"/>
+        </w:rPr>
+      </w:r>
+      <w:r>
+        <w:rPr>
+          <w:lang w:val="en_US" w:bidi="en_US"/>
+        </w:rPr>
         <w:t>Ephrathah was the ancient name of Bethlehem (</w:t>
       </w:r>
       <w:hyperlink r:id="rId110">
         <w:r>
           <w:rPr>
+            <w:lang w:val="en_US" w:bidi="en_US"/>
+          </w:rPr>
+          <w:rPr>
             <w:color w:val="0000EE"/>
             <w:u w:val="single"/>
           </w:rPr>
@@ -2451,11 +4599,17 @@
         </w:r>
       </w:hyperlink>
       <w:r>
+        <w:rPr>
+          <w:lang w:val="en_US" w:bidi="en_US"/>
+        </w:rPr>
         <w:t xml:space="preserve">; </w:t>
       </w:r>
       <w:hyperlink r:id="rId111">
         <w:r>
           <w:rPr>
+            <w:lang w:val="en_US" w:bidi="en_US"/>
+          </w:rPr>
+          <w:rPr>
             <w:color w:val="0000EE"/>
             <w:u w:val="single"/>
           </w:rPr>
@@ -2463,11 +4617,17 @@
         </w:r>
       </w:hyperlink>
       <w:r>
+        <w:rPr>
+          <w:lang w:val="en_US" w:bidi="en_US"/>
+        </w:rPr>
         <w:t>), David’s birthplace. In the future, an even more significant ruler than David would arise from there (</w:t>
       </w:r>
       <w:hyperlink r:id="rId112">
         <w:r>
           <w:rPr>
+            <w:lang w:val="en_US" w:bidi="en_US"/>
+          </w:rPr>
+          <w:rPr>
             <w:color w:val="0000EE"/>
             <w:u w:val="single"/>
           </w:rPr>
@@ -2475,11 +4635,17 @@
         </w:r>
       </w:hyperlink>
       <w:r>
+        <w:rPr>
+          <w:lang w:val="en_US" w:bidi="en_US"/>
+        </w:rPr>
         <w:t xml:space="preserve">; </w:t>
       </w:r>
       <w:hyperlink r:id="rId113">
         <w:r>
           <w:rPr>
+            <w:lang w:val="en_US" w:bidi="en_US"/>
+          </w:rPr>
+          <w:rPr>
             <w:color w:val="0000EE"/>
             <w:u w:val="single"/>
           </w:rPr>
@@ -2487,11 +4653,17 @@
         </w:r>
       </w:hyperlink>
       <w:r>
+        <w:rPr>
+          <w:lang w:val="en_US" w:bidi="en_US"/>
+        </w:rPr>
         <w:t xml:space="preserve">). The future king’s activities would stretch from the distant past (Hebrew qedem; cp. </w:t>
       </w:r>
       <w:hyperlink r:id="rId114">
         <w:r>
           <w:rPr>
+            <w:lang w:val="en_US" w:bidi="en_US"/>
+          </w:rPr>
+          <w:rPr>
             <w:color w:val="0000EE"/>
             <w:u w:val="single"/>
           </w:rPr>
@@ -2499,11 +4671,17 @@
         </w:r>
       </w:hyperlink>
       <w:r>
+        <w:rPr>
+          <w:lang w:val="en_US" w:bidi="en_US"/>
+        </w:rPr>
         <w:t xml:space="preserve">; </w:t>
       </w:r>
       <w:hyperlink r:id="rId115">
         <w:r>
           <w:rPr>
+            <w:lang w:val="en_US" w:bidi="en_US"/>
+          </w:rPr>
+          <w:rPr>
             <w:color w:val="0000EE"/>
             <w:u w:val="single"/>
           </w:rPr>
@@ -2511,11 +4689,17 @@
         </w:r>
       </w:hyperlink>
       <w:r>
+        <w:rPr>
+          <w:lang w:val="en_US" w:bidi="en_US"/>
+        </w:rPr>
         <w:t xml:space="preserve">; </w:t>
       </w:r>
       <w:hyperlink r:id="rId116">
         <w:r>
           <w:rPr>
+            <w:lang w:val="en_US" w:bidi="en_US"/>
+          </w:rPr>
+          <w:rPr>
             <w:color w:val="0000EE"/>
             <w:u w:val="single"/>
           </w:rPr>
@@ -2523,31 +4707,65 @@
         </w:r>
       </w:hyperlink>
       <w:r>
+        <w:rPr>
+          <w:lang w:val="en_US" w:bidi="en_US"/>
+        </w:rPr>
         <w:t>) into a still future time, suggesting a divine-human being.</w:t>
       </w:r>
-      <w:r/>
-      <w:r/>
-    </w:p>
-    <w:p>
-      <w:r/>
+      <w:r>
+        <w:rPr>
+          <w:lang w:val="en_US" w:bidi="en_US"/>
+        </w:rPr>
+      </w:r>
+      <w:r>
+        <w:rPr>
+          <w:lang w:val="en_US" w:bidi="en_US"/>
+        </w:rPr>
+      </w:r>
+    </w:p>
+    <w:p>
+      <w:pPr/>
+      <w:r>
+        <w:rPr>
+          <w:lang w:val="en_US" w:bidi="en_US"/>
+        </w:rPr>
+      </w:r>
     </w:p>
     <w:p>
       <w:pPr>
         <w:pStyle w:val="Heading2"/>
       </w:pPr>
       <w:r>
+        <w:rPr>
+          <w:lang w:val="en_US" w:bidi="en_US"/>
+        </w:rPr>
         <w:t>Micah 5:4–5</w:t>
       </w:r>
-      <w:r/>
-    </w:p>
-    <w:p>
-      <w:r/>
-      <w:r>
+      <w:r>
+        <w:rPr>
+          <w:lang w:val="en_US" w:bidi="en_US"/>
+        </w:rPr>
+      </w:r>
+    </w:p>
+    <w:p>
+      <w:pPr/>
+      <w:r>
+        <w:rPr>
+          <w:lang w:val="en_US" w:bidi="en_US"/>
+        </w:rPr>
+      </w:r>
+      <w:r>
+        <w:rPr>
+          <w:lang w:val="en_US" w:bidi="en_US"/>
+        </w:rPr>
         <w:t xml:space="preserve">Following the Exile, Prince Zerubbabel, a descendant of David, was among the returned exiles and became the focus of Israel’s hopes (see </w:t>
       </w:r>
       <w:hyperlink r:id="rId117">
         <w:r>
           <w:rPr>
+            <w:lang w:val="en_US" w:bidi="en_US"/>
+          </w:rPr>
+          <w:rPr>
             <w:color w:val="0000EE"/>
             <w:u w:val="single"/>
           </w:rPr>
@@ -2555,11 +4773,17 @@
         </w:r>
       </w:hyperlink>
       <w:r>
+        <w:rPr>
+          <w:lang w:val="en_US" w:bidi="en_US"/>
+        </w:rPr>
         <w:t>). But a greater ruler than Zerubbabel was needed. The leader from Bethlehem would be a source of peace; Isaiah called him the Prince of Peace (</w:t>
       </w:r>
       <w:hyperlink r:id="rId118">
         <w:r>
           <w:rPr>
+            <w:lang w:val="en_US" w:bidi="en_US"/>
+          </w:rPr>
+          <w:rPr>
             <w:color w:val="0000EE"/>
             <w:u w:val="single"/>
           </w:rPr>
@@ -2567,51 +4791,113 @@
         </w:r>
       </w:hyperlink>
       <w:r>
+        <w:rPr>
+          <w:lang w:val="en_US" w:bidi="en_US"/>
+        </w:rPr>
         <w:t>). Only Jesus fits this description.</w:t>
       </w:r>
-      <w:r/>
-      <w:r/>
-    </w:p>
-    <w:p>
-      <w:r/>
+      <w:r>
+        <w:rPr>
+          <w:lang w:val="en_US" w:bidi="en_US"/>
+        </w:rPr>
+      </w:r>
+      <w:r>
+        <w:rPr>
+          <w:lang w:val="en_US" w:bidi="en_US"/>
+        </w:rPr>
+      </w:r>
+    </w:p>
+    <w:p>
+      <w:pPr/>
+      <w:r>
+        <w:rPr>
+          <w:lang w:val="en_US" w:bidi="en_US"/>
+        </w:rPr>
+      </w:r>
     </w:p>
     <w:p>
       <w:pPr>
         <w:pStyle w:val="Heading2"/>
       </w:pPr>
       <w:r>
+        <w:rPr>
+          <w:lang w:val="en_US" w:bidi="en_US"/>
+        </w:rPr>
         <w:t>Micah 5:5</w:t>
       </w:r>
-      <w:r/>
-    </w:p>
-    <w:p>
-      <w:r/>
-      <w:r>
+      <w:r>
+        <w:rPr>
+          <w:lang w:val="en_US" w:bidi="en_US"/>
+        </w:rPr>
+      </w:r>
+    </w:p>
+    <w:p>
+      <w:pPr/>
+      <w:r>
+        <w:rPr>
+          <w:lang w:val="en_US" w:bidi="en_US"/>
+        </w:rPr>
+      </w:r>
+      <w:r>
+        <w:rPr>
+          <w:lang w:val="en_US" w:bidi="en_US"/>
+        </w:rPr>
         <w:t>The Assyrians destroyed northern Israel in 722 BC. Sennacherib shut up King Hezekiah of Jerusalem “like a bird in a cage” (Sennacherib’s own words) in 701 BC and devastated over forty-six cities in Judah. The hoped-for deliverer-king did not appear in those days. The Assyrians represent all of Israel’s enemies. • seven rulers . . . eight princes: This literary expression indicates that an abundance of leaders will be supplied as needed to lead Israel.</w:t>
       </w:r>
-      <w:r/>
-      <w:r/>
-    </w:p>
-    <w:p>
-      <w:r/>
+      <w:r>
+        <w:rPr>
+          <w:lang w:val="en_US" w:bidi="en_US"/>
+        </w:rPr>
+      </w:r>
+      <w:r>
+        <w:rPr>
+          <w:lang w:val="en_US" w:bidi="en_US"/>
+        </w:rPr>
+      </w:r>
+    </w:p>
+    <w:p>
+      <w:pPr/>
+      <w:r>
+        <w:rPr>
+          <w:lang w:val="en_US" w:bidi="en_US"/>
+        </w:rPr>
+      </w:r>
     </w:p>
     <w:p>
       <w:pPr>
         <w:pStyle w:val="Heading2"/>
       </w:pPr>
       <w:r>
+        <w:rPr>
+          <w:lang w:val="en_US" w:bidi="en_US"/>
+        </w:rPr>
         <w:t>Micah 5:6</w:t>
       </w:r>
-      <w:r/>
-    </w:p>
-    <w:p>
-      <w:r/>
-      <w:r>
+      <w:r>
+        <w:rPr>
+          <w:lang w:val="en_US" w:bidi="en_US"/>
+        </w:rPr>
+      </w:r>
+    </w:p>
+    <w:p>
+      <w:pPr/>
+      <w:r>
+        <w:rPr>
+          <w:lang w:val="en_US" w:bidi="en_US"/>
+        </w:rPr>
+      </w:r>
+      <w:r>
+        <w:rPr>
+          <w:lang w:val="en_US" w:bidi="en_US"/>
+        </w:rPr>
         <w:t>the land of Nimrod: Nimrod laid the foundations of the ancient Assyrian and Babylonian civilizations (</w:t>
       </w:r>
       <w:hyperlink r:id="rId119">
         <w:r>
           <w:rPr>
+            <w:lang w:val="en_US" w:bidi="en_US"/>
+          </w:rPr>
+          <w:rPr>
             <w:color w:val="0000EE"/>
             <w:u w:val="single"/>
           </w:rPr>
@@ -2619,31 +4905,65 @@
         </w:r>
       </w:hyperlink>
       <w:r>
+        <w:rPr>
+          <w:lang w:val="en_US" w:bidi="en_US"/>
+        </w:rPr>
         <w:t>).</w:t>
       </w:r>
-      <w:r/>
-      <w:r/>
-    </w:p>
-    <w:p>
-      <w:r/>
+      <w:r>
+        <w:rPr>
+          <w:lang w:val="en_US" w:bidi="en_US"/>
+        </w:rPr>
+      </w:r>
+      <w:r>
+        <w:rPr>
+          <w:lang w:val="en_US" w:bidi="en_US"/>
+        </w:rPr>
+      </w:r>
+    </w:p>
+    <w:p>
+      <w:pPr/>
+      <w:r>
+        <w:rPr>
+          <w:lang w:val="en_US" w:bidi="en_US"/>
+        </w:rPr>
+      </w:r>
     </w:p>
     <w:p>
       <w:pPr>
         <w:pStyle w:val="Heading2"/>
       </w:pPr>
       <w:r>
+        <w:rPr>
+          <w:lang w:val="en_US" w:bidi="en_US"/>
+        </w:rPr>
         <w:t>Micah 5:7</w:t>
       </w:r>
-      <w:r/>
-    </w:p>
-    <w:p>
-      <w:r/>
-      <w:r>
+      <w:r>
+        <w:rPr>
+          <w:lang w:val="en_US" w:bidi="en_US"/>
+        </w:rPr>
+      </w:r>
+    </w:p>
+    <w:p>
+      <w:pPr/>
+      <w:r>
+        <w:rPr>
+          <w:lang w:val="en_US" w:bidi="en_US"/>
+        </w:rPr>
+      </w:r>
+      <w:r>
+        <w:rPr>
+          <w:lang w:val="en_US" w:bidi="en_US"/>
+        </w:rPr>
         <w:t>The remnant are those whom God’s grace preserved to be the foundation of his new people (</w:t>
       </w:r>
       <w:hyperlink r:id="rId120">
         <w:r>
           <w:rPr>
+            <w:lang w:val="en_US" w:bidi="en_US"/>
+          </w:rPr>
+          <w:rPr>
             <w:color w:val="0000EE"/>
             <w:u w:val="single"/>
           </w:rPr>
@@ -2651,11 +4971,17 @@
         </w:r>
       </w:hyperlink>
       <w:r>
+        <w:rPr>
+          <w:lang w:val="en_US" w:bidi="en_US"/>
+        </w:rPr>
         <w:t xml:space="preserve">; </w:t>
       </w:r>
       <w:hyperlink r:id="rId84">
         <w:r>
           <w:rPr>
+            <w:lang w:val="en_US" w:bidi="en_US"/>
+          </w:rPr>
+          <w:rPr>
             <w:color w:val="0000EE"/>
             <w:u w:val="single"/>
           </w:rPr>
@@ -2663,31 +4989,65 @@
         </w:r>
       </w:hyperlink>
       <w:r>
+        <w:rPr>
+          <w:lang w:val="en_US" w:bidi="en_US"/>
+        </w:rPr>
         <w:t>). • Dew and rain are gifts from the Lord; no person can prevent his sending them.</w:t>
       </w:r>
-      <w:r/>
-      <w:r/>
-    </w:p>
-    <w:p>
-      <w:r/>
+      <w:r>
+        <w:rPr>
+          <w:lang w:val="en_US" w:bidi="en_US"/>
+        </w:rPr>
+      </w:r>
+      <w:r>
+        <w:rPr>
+          <w:lang w:val="en_US" w:bidi="en_US"/>
+        </w:rPr>
+      </w:r>
+    </w:p>
+    <w:p>
+      <w:pPr/>
+      <w:r>
+        <w:rPr>
+          <w:lang w:val="en_US" w:bidi="en_US"/>
+        </w:rPr>
+      </w:r>
     </w:p>
     <w:p>
       <w:pPr>
         <w:pStyle w:val="Heading2"/>
       </w:pPr>
       <w:r>
+        <w:rPr>
+          <w:lang w:val="en_US" w:bidi="en_US"/>
+        </w:rPr>
         <w:t>Micah 5:7–15</w:t>
       </w:r>
-      <w:r/>
-    </w:p>
-    <w:p>
-      <w:r/>
-      <w:r>
+      <w:r>
+        <w:rPr>
+          <w:lang w:val="en_US" w:bidi="en_US"/>
+        </w:rPr>
+      </w:r>
+    </w:p>
+    <w:p>
+      <w:pPr/>
+      <w:r>
+        <w:rPr>
+          <w:lang w:val="en_US" w:bidi="en_US"/>
+        </w:rPr>
+      </w:r>
+      <w:r>
+        <w:rPr>
+          <w:lang w:val="en_US" w:bidi="en_US"/>
+        </w:rPr>
         <w:t>God’s purpose was not to create another nation like all the other nations (</w:t>
       </w:r>
       <w:hyperlink r:id="rId99">
         <w:r>
           <w:rPr>
+            <w:lang w:val="en_US" w:bidi="en_US"/>
+          </w:rPr>
+          <w:rPr>
             <w:color w:val="0000EE"/>
             <w:u w:val="single"/>
           </w:rPr>
@@ -2695,11 +5055,17 @@
         </w:r>
       </w:hyperlink>
       <w:r>
+        <w:rPr>
+          <w:lang w:val="en_US" w:bidi="en_US"/>
+        </w:rPr>
         <w:t xml:space="preserve">; </w:t>
       </w:r>
       <w:hyperlink r:id="rId121">
         <w:r>
           <w:rPr>
+            <w:lang w:val="en_US" w:bidi="en_US"/>
+          </w:rPr>
+          <w:rPr>
             <w:color w:val="0000EE"/>
             <w:u w:val="single"/>
           </w:rPr>
@@ -2707,11 +5073,17 @@
         </w:r>
       </w:hyperlink>
       <w:r>
+        <w:rPr>
+          <w:lang w:val="en_US" w:bidi="en_US"/>
+        </w:rPr>
         <w:t xml:space="preserve">; </w:t>
       </w:r>
       <w:hyperlink r:id="rId122">
         <w:r>
           <w:rPr>
+            <w:lang w:val="en_US" w:bidi="en_US"/>
+          </w:rPr>
+          <w:rPr>
             <w:color w:val="0000EE"/>
             <w:u w:val="single"/>
           </w:rPr>
@@ -2719,11 +5091,17 @@
         </w:r>
       </w:hyperlink>
       <w:r>
+        <w:rPr>
+          <w:lang w:val="en_US" w:bidi="en_US"/>
+        </w:rPr>
         <w:t>), but to have his own people who would walk in his ways and be holy as he is holy (</w:t>
       </w:r>
       <w:hyperlink r:id="rId123">
         <w:r>
           <w:rPr>
+            <w:lang w:val="en_US" w:bidi="en_US"/>
+          </w:rPr>
+          <w:rPr>
             <w:color w:val="0000EE"/>
             <w:u w:val="single"/>
           </w:rPr>
@@ -2731,11 +5109,17 @@
         </w:r>
       </w:hyperlink>
       <w:r>
+        <w:rPr>
+          <w:lang w:val="en_US" w:bidi="en_US"/>
+        </w:rPr>
         <w:t>). In that day (</w:t>
       </w:r>
       <w:hyperlink r:id="rId124">
         <w:r>
           <w:rPr>
+            <w:lang w:val="en_US" w:bidi="en_US"/>
+          </w:rPr>
+          <w:rPr>
             <w:color w:val="0000EE"/>
             <w:u w:val="single"/>
           </w:rPr>
@@ -2743,31 +5127,65 @@
         </w:r>
       </w:hyperlink>
       <w:r>
+        <w:rPr>
+          <w:lang w:val="en_US" w:bidi="en_US"/>
+        </w:rPr>
         <w:t>), God will rule a redeemed and purified people, healed of violence and the ravages of war.</w:t>
       </w:r>
-      <w:r/>
-      <w:r/>
-    </w:p>
-    <w:p>
-      <w:r/>
+      <w:r>
+        <w:rPr>
+          <w:lang w:val="en_US" w:bidi="en_US"/>
+        </w:rPr>
+      </w:r>
+      <w:r>
+        <w:rPr>
+          <w:lang w:val="en_US" w:bidi="en_US"/>
+        </w:rPr>
+      </w:r>
+    </w:p>
+    <w:p>
+      <w:pPr/>
+      <w:r>
+        <w:rPr>
+          <w:lang w:val="en_US" w:bidi="en_US"/>
+        </w:rPr>
+      </w:r>
     </w:p>
     <w:p>
       <w:pPr>
         <w:pStyle w:val="Heading2"/>
       </w:pPr>
       <w:r>
+        <w:rPr>
+          <w:lang w:val="en_US" w:bidi="en_US"/>
+        </w:rPr>
         <w:t>Micah 5:8–9</w:t>
       </w:r>
-      <w:r/>
-    </w:p>
-    <w:p>
-      <w:r/>
-      <w:r>
+      <w:r>
+        <w:rPr>
+          <w:lang w:val="en_US" w:bidi="en_US"/>
+        </w:rPr>
+      </w:r>
+    </w:p>
+    <w:p>
+      <w:pPr/>
+      <w:r>
+        <w:rPr>
+          <w:lang w:val="en_US" w:bidi="en_US"/>
+        </w:rPr>
+      </w:r>
+      <w:r>
+        <w:rPr>
+          <w:lang w:val="en_US" w:bidi="en_US"/>
+        </w:rPr>
         <w:t>God’s people will have a unique place among the nations of the world (</w:t>
       </w:r>
       <w:hyperlink r:id="rId72">
         <w:r>
           <w:rPr>
+            <w:lang w:val="en_US" w:bidi="en_US"/>
+          </w:rPr>
+          <w:rPr>
             <w:color w:val="0000EE"/>
             <w:u w:val="single"/>
           </w:rPr>
@@ -2775,11 +5193,17 @@
         </w:r>
       </w:hyperlink>
       <w:r>
+        <w:rPr>
+          <w:lang w:val="en_US" w:bidi="en_US"/>
+        </w:rPr>
         <w:t xml:space="preserve">; </w:t>
       </w:r>
       <w:hyperlink r:id="rId99">
         <w:r>
           <w:rPr>
+            <w:lang w:val="en_US" w:bidi="en_US"/>
+          </w:rPr>
+          <w:rPr>
             <w:color w:val="0000EE"/>
             <w:u w:val="single"/>
           </w:rPr>
@@ -2787,11 +5211,17 @@
         </w:r>
       </w:hyperlink>
       <w:r>
+        <w:rPr>
+          <w:lang w:val="en_US" w:bidi="en_US"/>
+        </w:rPr>
         <w:t>). They will be the head and not the tail (</w:t>
       </w:r>
       <w:hyperlink r:id="rId125">
         <w:r>
           <w:rPr>
+            <w:lang w:val="en_US" w:bidi="en_US"/>
+          </w:rPr>
+          <w:rPr>
             <w:color w:val="0000EE"/>
             <w:u w:val="single"/>
           </w:rPr>
@@ -2799,11 +5229,17 @@
         </w:r>
       </w:hyperlink>
       <w:r>
+        <w:rPr>
+          <w:lang w:val="en_US" w:bidi="en_US"/>
+        </w:rPr>
         <w:t xml:space="preserve">), and invincible as a lion (cp. </w:t>
       </w:r>
       <w:hyperlink r:id="rId126">
         <w:r>
           <w:rPr>
+            <w:lang w:val="en_US" w:bidi="en_US"/>
+          </w:rPr>
+          <w:rPr>
             <w:color w:val="0000EE"/>
             <w:u w:val="single"/>
           </w:rPr>
@@ -2811,11 +5247,17 @@
         </w:r>
       </w:hyperlink>
       <w:r>
+        <w:rPr>
+          <w:lang w:val="en_US" w:bidi="en_US"/>
+        </w:rPr>
         <w:t xml:space="preserve">) as God gives them hegemony over the nations. • The Lord will judge their foes (see </w:t>
       </w:r>
       <w:hyperlink r:id="rId127">
         <w:r>
           <w:rPr>
+            <w:lang w:val="en_US" w:bidi="en_US"/>
+          </w:rPr>
+          <w:rPr>
             <w:color w:val="0000EE"/>
             <w:u w:val="single"/>
           </w:rPr>
@@ -2823,11 +5265,17 @@
         </w:r>
       </w:hyperlink>
       <w:r>
+        <w:rPr>
+          <w:lang w:val="en_US" w:bidi="en_US"/>
+        </w:rPr>
         <w:t>) if they continue to rebel against him. The Lord’s desire, however, is ultimately to bless the nations, not to curse or destroy them (</w:t>
       </w:r>
       <w:hyperlink r:id="rId72">
         <w:r>
           <w:rPr>
+            <w:lang w:val="en_US" w:bidi="en_US"/>
+          </w:rPr>
+          <w:rPr>
             <w:color w:val="0000EE"/>
             <w:u w:val="single"/>
           </w:rPr>
@@ -2835,11 +5283,17 @@
         </w:r>
       </w:hyperlink>
       <w:r>
+        <w:rPr>
+          <w:lang w:val="en_US" w:bidi="en_US"/>
+        </w:rPr>
         <w:t xml:space="preserve">; </w:t>
       </w:r>
       <w:hyperlink r:id="rId128">
         <w:r>
           <w:rPr>
+            <w:lang w:val="en_US" w:bidi="en_US"/>
+          </w:rPr>
+          <w:rPr>
             <w:color w:val="0000EE"/>
             <w:u w:val="single"/>
           </w:rPr>
@@ -2847,11 +5301,17 @@
         </w:r>
       </w:hyperlink>
       <w:r>
+        <w:rPr>
+          <w:lang w:val="en_US" w:bidi="en_US"/>
+        </w:rPr>
         <w:t xml:space="preserve">; </w:t>
       </w:r>
       <w:hyperlink r:id="rId129">
         <w:r>
           <w:rPr>
+            <w:lang w:val="en_US" w:bidi="en_US"/>
+          </w:rPr>
+          <w:rPr>
             <w:color w:val="0000EE"/>
             <w:u w:val="single"/>
           </w:rPr>
@@ -2859,71 +5319,161 @@
         </w:r>
       </w:hyperlink>
       <w:r>
+        <w:rPr>
+          <w:lang w:val="en_US" w:bidi="en_US"/>
+        </w:rPr>
         <w:t>).</w:t>
       </w:r>
-      <w:r/>
-      <w:r/>
-    </w:p>
-    <w:p>
-      <w:r/>
+      <w:r>
+        <w:rPr>
+          <w:lang w:val="en_US" w:bidi="en_US"/>
+        </w:rPr>
+      </w:r>
+      <w:r>
+        <w:rPr>
+          <w:lang w:val="en_US" w:bidi="en_US"/>
+        </w:rPr>
+      </w:r>
+    </w:p>
+    <w:p>
+      <w:pPr/>
+      <w:r>
+        <w:rPr>
+          <w:lang w:val="en_US" w:bidi="en_US"/>
+        </w:rPr>
+      </w:r>
     </w:p>
     <w:p>
       <w:pPr>
         <w:pStyle w:val="Heading2"/>
       </w:pPr>
       <w:r>
+        <w:rPr>
+          <w:lang w:val="en_US" w:bidi="en_US"/>
+        </w:rPr>
         <w:t>Micah 5:10–14</w:t>
       </w:r>
-      <w:r/>
-    </w:p>
-    <w:p>
-      <w:r/>
-      <w:r>
+      <w:r>
+        <w:rPr>
+          <w:lang w:val="en_US" w:bidi="en_US"/>
+        </w:rPr>
+      </w:r>
+    </w:p>
+    <w:p>
+      <w:pPr/>
+      <w:r>
+        <w:rPr>
+          <w:lang w:val="en_US" w:bidi="en_US"/>
+        </w:rPr>
+      </w:r>
+      <w:r>
+        <w:rPr>
+          <w:lang w:val="en_US" w:bidi="en_US"/>
+        </w:rPr>
         <w:t>The Lord’s actions for and against his people purify them. The Lord removed several abominable things imported from the pagan cultures of Mesopotamia and Canaan.</w:t>
       </w:r>
-      <w:r/>
-      <w:r/>
-    </w:p>
-    <w:p>
-      <w:r/>
+      <w:r>
+        <w:rPr>
+          <w:lang w:val="en_US" w:bidi="en_US"/>
+        </w:rPr>
+      </w:r>
+      <w:r>
+        <w:rPr>
+          <w:lang w:val="en_US" w:bidi="en_US"/>
+        </w:rPr>
+      </w:r>
+    </w:p>
+    <w:p>
+      <w:pPr/>
+      <w:r>
+        <w:rPr>
+          <w:lang w:val="en_US" w:bidi="en_US"/>
+        </w:rPr>
+      </w:r>
     </w:p>
     <w:p>
       <w:pPr>
         <w:pStyle w:val="Heading2"/>
       </w:pPr>
       <w:r>
+        <w:rPr>
+          <w:lang w:val="en_US" w:bidi="en_US"/>
+        </w:rPr>
         <w:t>Micah 5:13–14</w:t>
       </w:r>
-      <w:r/>
-    </w:p>
-    <w:p>
-      <w:r/>
-      <w:r>
+      <w:r>
+        <w:rPr>
+          <w:lang w:val="en_US" w:bidi="en_US"/>
+        </w:rPr>
+      </w:r>
+    </w:p>
+    <w:p>
+      <w:pPr/>
+      <w:r>
+        <w:rPr>
+          <w:lang w:val="en_US" w:bidi="en_US"/>
+        </w:rPr>
+      </w:r>
+      <w:r>
+        <w:rPr>
+          <w:lang w:val="en_US" w:bidi="en_US"/>
+        </w:rPr>
         <w:t>sacred pillars . . . Asherah poles: Stones were set up as places or objects of worship; they could represent pagan deities. The Asherah poles were green poles or trees that represented the goddess Asherah and her powers of fertility. Both the stones and the trees may have had sexual implications—one male, the other female. Asherah was seen as the mother of gods and El’s (or Baal’s) consort.</w:t>
       </w:r>
-      <w:r/>
-      <w:r/>
-    </w:p>
-    <w:p>
-      <w:r/>
+      <w:r>
+        <w:rPr>
+          <w:lang w:val="en_US" w:bidi="en_US"/>
+        </w:rPr>
+      </w:r>
+      <w:r>
+        <w:rPr>
+          <w:lang w:val="en_US" w:bidi="en_US"/>
+        </w:rPr>
+      </w:r>
+    </w:p>
+    <w:p>
+      <w:pPr/>
+      <w:r>
+        <w:rPr>
+          <w:lang w:val="en_US" w:bidi="en_US"/>
+        </w:rPr>
+      </w:r>
     </w:p>
     <w:p>
       <w:pPr>
         <w:pStyle w:val="Heading2"/>
       </w:pPr>
       <w:r>
+        <w:rPr>
+          <w:lang w:val="en_US" w:bidi="en_US"/>
+        </w:rPr>
         <w:t>Micah 6:1–2</w:t>
       </w:r>
-      <w:r/>
-    </w:p>
-    <w:p>
-      <w:r/>
-      <w:r>
+      <w:r>
+        <w:rPr>
+          <w:lang w:val="en_US" w:bidi="en_US"/>
+        </w:rPr>
+      </w:r>
+    </w:p>
+    <w:p>
+      <w:pPr/>
+      <w:r>
+        <w:rPr>
+          <w:lang w:val="en_US" w:bidi="en_US"/>
+        </w:rPr>
+      </w:r>
+      <w:r>
+        <w:rPr>
+          <w:lang w:val="en_US" w:bidi="en_US"/>
+        </w:rPr>
         <w:t xml:space="preserve">mountains and hills: All creation is called as a witness (cp. </w:t>
       </w:r>
       <w:hyperlink r:id="rId130">
         <w:r>
           <w:rPr>
+            <w:lang w:val="en_US" w:bidi="en_US"/>
+          </w:rPr>
+          <w:rPr>
             <w:color w:val="0000EE"/>
             <w:u w:val="single"/>
           </w:rPr>
@@ -2931,31 +5481,65 @@
         </w:r>
       </w:hyperlink>
       <w:r>
+        <w:rPr>
+          <w:lang w:val="en_US" w:bidi="en_US"/>
+        </w:rPr>
         <w:t>); in other ancient Near Eastern treaties, the gods of the respective countries were called as witnesses.</w:t>
       </w:r>
-      <w:r/>
-      <w:r/>
-    </w:p>
-    <w:p>
-      <w:r/>
+      <w:r>
+        <w:rPr>
+          <w:lang w:val="en_US" w:bidi="en_US"/>
+        </w:rPr>
+      </w:r>
+      <w:r>
+        <w:rPr>
+          <w:lang w:val="en_US" w:bidi="en_US"/>
+        </w:rPr>
+      </w:r>
+    </w:p>
+    <w:p>
+      <w:pPr/>
+      <w:r>
+        <w:rPr>
+          <w:lang w:val="en_US" w:bidi="en_US"/>
+        </w:rPr>
+      </w:r>
     </w:p>
     <w:p>
       <w:pPr>
         <w:pStyle w:val="Heading2"/>
       </w:pPr>
       <w:r>
+        <w:rPr>
+          <w:lang w:val="en_US" w:bidi="en_US"/>
+        </w:rPr>
         <w:t>Micah 6:1–16</w:t>
       </w:r>
-      <w:r/>
-    </w:p>
-    <w:p>
-      <w:r/>
-      <w:r>
+      <w:r>
+        <w:rPr>
+          <w:lang w:val="en_US" w:bidi="en_US"/>
+        </w:rPr>
+      </w:r>
+    </w:p>
+    <w:p>
+      <w:pPr/>
+      <w:r>
+        <w:rPr>
+          <w:lang w:val="en_US" w:bidi="en_US"/>
+        </w:rPr>
+      </w:r>
+      <w:r>
+        <w:rPr>
+          <w:lang w:val="en_US" w:bidi="en_US"/>
+        </w:rPr>
         <w:t xml:space="preserve">The Lord presented, argued, and decided the case against his rebellious people, Israel. This section is formally presented as a legal court case (cp. </w:t>
       </w:r>
       <w:hyperlink r:id="rId131">
         <w:r>
           <w:rPr>
+            <w:lang w:val="en_US" w:bidi="en_US"/>
+          </w:rPr>
+          <w:rPr>
             <w:color w:val="0000EE"/>
             <w:u w:val="single"/>
           </w:rPr>
@@ -2963,11 +5547,17 @@
         </w:r>
       </w:hyperlink>
       <w:r>
+        <w:rPr>
+          <w:lang w:val="en_US" w:bidi="en_US"/>
+        </w:rPr>
         <w:t xml:space="preserve">; </w:t>
       </w:r>
       <w:hyperlink r:id="rId132">
         <w:r>
           <w:rPr>
+            <w:lang w:val="en_US" w:bidi="en_US"/>
+          </w:rPr>
+          <w:rPr>
             <w:color w:val="0000EE"/>
             <w:u w:val="single"/>
           </w:rPr>
@@ -2975,11 +5565,17 @@
         </w:r>
       </w:hyperlink>
       <w:r>
+        <w:rPr>
+          <w:lang w:val="en_US" w:bidi="en_US"/>
+        </w:rPr>
         <w:t xml:space="preserve">; </w:t>
       </w:r>
       <w:hyperlink r:id="rId133">
         <w:r>
           <w:rPr>
+            <w:lang w:val="en_US" w:bidi="en_US"/>
+          </w:rPr>
+          <w:rPr>
             <w:color w:val="0000EE"/>
             <w:u w:val="single"/>
           </w:rPr>
@@ -2987,11 +5583,17 @@
         </w:r>
       </w:hyperlink>
       <w:r>
+        <w:rPr>
+          <w:lang w:val="en_US" w:bidi="en_US"/>
+        </w:rPr>
         <w:t>). Using the scenario of the courtroom, the Lord challenged his people to state their case against him, for he had a case against them (</w:t>
       </w:r>
       <w:hyperlink r:id="rId134">
         <w:r>
           <w:rPr>
+            <w:lang w:val="en_US" w:bidi="en_US"/>
+          </w:rPr>
+          <w:rPr>
             <w:color w:val="0000EE"/>
             <w:u w:val="single"/>
           </w:rPr>
@@ -2999,11 +5601,17 @@
         </w:r>
       </w:hyperlink>
       <w:r>
+        <w:rPr>
+          <w:lang w:val="en_US" w:bidi="en_US"/>
+        </w:rPr>
         <w:t>)—they had not fulfilled his requirements (</w:t>
       </w:r>
       <w:hyperlink r:id="rId135">
         <w:r>
           <w:rPr>
+            <w:lang w:val="en_US" w:bidi="en_US"/>
+          </w:rPr>
+          <w:rPr>
             <w:color w:val="0000EE"/>
             <w:u w:val="single"/>
           </w:rPr>
@@ -3011,11 +5619,17 @@
         </w:r>
       </w:hyperlink>
       <w:r>
+        <w:rPr>
+          <w:lang w:val="en_US" w:bidi="en_US"/>
+        </w:rPr>
         <w:t>), so they were guilty (</w:t>
       </w:r>
       <w:hyperlink r:id="rId136">
         <w:r>
           <w:rPr>
+            <w:lang w:val="en_US" w:bidi="en_US"/>
+          </w:rPr>
+          <w:rPr>
             <w:color w:val="0000EE"/>
             <w:u w:val="single"/>
           </w:rPr>
@@ -3023,11 +5637,17 @@
         </w:r>
       </w:hyperlink>
       <w:r>
+        <w:rPr>
+          <w:lang w:val="en_US" w:bidi="en_US"/>
+        </w:rPr>
         <w:t>). The guilty verdict is followed by Israel’s sentencing (</w:t>
       </w:r>
       <w:hyperlink r:id="rId137">
         <w:r>
           <w:rPr>
+            <w:lang w:val="en_US" w:bidi="en_US"/>
+          </w:rPr>
+          <w:rPr>
             <w:color w:val="0000EE"/>
             <w:u w:val="single"/>
           </w:rPr>
@@ -3035,31 +5655,65 @@
         </w:r>
       </w:hyperlink>
       <w:r>
+        <w:rPr>
+          <w:lang w:val="en_US" w:bidi="en_US"/>
+        </w:rPr>
         <w:t>).</w:t>
       </w:r>
-      <w:r/>
-      <w:r/>
-    </w:p>
-    <w:p>
-      <w:r/>
+      <w:r>
+        <w:rPr>
+          <w:lang w:val="en_US" w:bidi="en_US"/>
+        </w:rPr>
+      </w:r>
+      <w:r>
+        <w:rPr>
+          <w:lang w:val="en_US" w:bidi="en_US"/>
+        </w:rPr>
+      </w:r>
+    </w:p>
+    <w:p>
+      <w:pPr/>
+      <w:r>
+        <w:rPr>
+          <w:lang w:val="en_US" w:bidi="en_US"/>
+        </w:rPr>
+      </w:r>
     </w:p>
     <w:p>
       <w:pPr>
         <w:pStyle w:val="Heading2"/>
       </w:pPr>
       <w:r>
+        <w:rPr>
+          <w:lang w:val="en_US" w:bidi="en_US"/>
+        </w:rPr>
         <w:t>Micah 6:3</w:t>
       </w:r>
-      <w:r/>
-    </w:p>
-    <w:p>
-      <w:r/>
-      <w:r>
+      <w:r>
+        <w:rPr>
+          <w:lang w:val="en_US" w:bidi="en_US"/>
+        </w:rPr>
+      </w:r>
+    </w:p>
+    <w:p>
+      <w:pPr/>
+      <w:r>
+        <w:rPr>
+          <w:lang w:val="en_US" w:bidi="en_US"/>
+        </w:rPr>
+      </w:r>
+      <w:r>
+        <w:rPr>
+          <w:lang w:val="en_US" w:bidi="en_US"/>
+        </w:rPr>
         <w:t>tired of me: The Lord asks rhetorically if he has done something to turn Israel away from him. But their contempt for God arose from their own ingratitude (</w:t>
       </w:r>
       <w:hyperlink r:id="rId138">
         <w:r>
           <w:rPr>
+            <w:lang w:val="en_US" w:bidi="en_US"/>
+          </w:rPr>
+          <w:rPr>
             <w:color w:val="0000EE"/>
             <w:u w:val="single"/>
           </w:rPr>
@@ -3067,31 +5721,65 @@
         </w:r>
       </w:hyperlink>
       <w:r>
+        <w:rPr>
+          <w:lang w:val="en_US" w:bidi="en_US"/>
+        </w:rPr>
         <w:t>).</w:t>
       </w:r>
-      <w:r/>
-      <w:r/>
-    </w:p>
-    <w:p>
-      <w:r/>
+      <w:r>
+        <w:rPr>
+          <w:lang w:val="en_US" w:bidi="en_US"/>
+        </w:rPr>
+      </w:r>
+      <w:r>
+        <w:rPr>
+          <w:lang w:val="en_US" w:bidi="en_US"/>
+        </w:rPr>
+      </w:r>
+    </w:p>
+    <w:p>
+      <w:pPr/>
+      <w:r>
+        <w:rPr>
+          <w:lang w:val="en_US" w:bidi="en_US"/>
+        </w:rPr>
+      </w:r>
     </w:p>
     <w:p>
       <w:pPr>
         <w:pStyle w:val="Heading2"/>
       </w:pPr>
       <w:r>
+        <w:rPr>
+          <w:lang w:val="en_US" w:bidi="en_US"/>
+        </w:rPr>
         <w:t>Micah 6:4–5</w:t>
       </w:r>
-      <w:r/>
-    </w:p>
-    <w:p>
-      <w:r/>
-      <w:r>
+      <w:r>
+        <w:rPr>
+          <w:lang w:val="en_US" w:bidi="en_US"/>
+        </w:rPr>
+      </w:r>
+    </w:p>
+    <w:p>
+      <w:pPr/>
+      <w:r>
+        <w:rPr>
+          <w:lang w:val="en_US" w:bidi="en_US"/>
+        </w:rPr>
+      </w:r>
+      <w:r>
+        <w:rPr>
+          <w:lang w:val="en_US" w:bidi="en_US"/>
+        </w:rPr>
         <w:t>The Lord had brought Israel out of Egypt and had preserved them and blessed them throughout their journey to the Promised Land. God encouraged and warned Israel always to remember what he had done for them from Sinai onward (</w:t>
       </w:r>
       <w:hyperlink r:id="rId139">
         <w:r>
           <w:rPr>
+            <w:lang w:val="en_US" w:bidi="en_US"/>
+          </w:rPr>
+          <w:rPr>
             <w:color w:val="0000EE"/>
             <w:u w:val="single"/>
           </w:rPr>
@@ -3099,11 +5787,17 @@
         </w:r>
       </w:hyperlink>
       <w:r>
+        <w:rPr>
+          <w:lang w:val="en_US" w:bidi="en_US"/>
+        </w:rPr>
         <w:t xml:space="preserve">; </w:t>
       </w:r>
       <w:hyperlink r:id="rId140">
         <w:r>
           <w:rPr>
+            <w:lang w:val="en_US" w:bidi="en_US"/>
+          </w:rPr>
+          <w:rPr>
             <w:color w:val="0000EE"/>
             <w:u w:val="single"/>
           </w:rPr>
@@ -3111,11 +5805,17 @@
         </w:r>
       </w:hyperlink>
       <w:r>
+        <w:rPr>
+          <w:lang w:val="en_US" w:bidi="en_US"/>
+        </w:rPr>
         <w:t xml:space="preserve">; </w:t>
       </w:r>
       <w:hyperlink r:id="rId141">
         <w:r>
           <w:rPr>
+            <w:lang w:val="en_US" w:bidi="en_US"/>
+          </w:rPr>
+          <w:rPr>
             <w:color w:val="0000EE"/>
             <w:u w:val="single"/>
           </w:rPr>
@@ -3123,11 +5823,17 @@
         </w:r>
       </w:hyperlink>
       <w:r>
+        <w:rPr>
+          <w:lang w:val="en_US" w:bidi="en_US"/>
+        </w:rPr>
         <w:t xml:space="preserve">; </w:t>
       </w:r>
       <w:hyperlink r:id="rId142">
         <w:r>
           <w:rPr>
+            <w:lang w:val="en_US" w:bidi="en_US"/>
+          </w:rPr>
+          <w:rPr>
             <w:color w:val="0000EE"/>
             <w:u w:val="single"/>
           </w:rPr>
@@ -3135,11 +5841,17 @@
         </w:r>
       </w:hyperlink>
       <w:r>
+        <w:rPr>
+          <w:lang w:val="en_US" w:bidi="en_US"/>
+        </w:rPr>
         <w:t xml:space="preserve">; see also </w:t>
       </w:r>
       <w:hyperlink r:id="rId143">
         <w:r>
           <w:rPr>
+            <w:lang w:val="en_US" w:bidi="en_US"/>
+          </w:rPr>
+          <w:rPr>
             <w:color w:val="0000EE"/>
             <w:u w:val="single"/>
           </w:rPr>
@@ -3147,11 +5859,17 @@
         </w:r>
       </w:hyperlink>
       <w:r>
+        <w:rPr>
+          <w:lang w:val="en_US" w:bidi="en_US"/>
+        </w:rPr>
         <w:t xml:space="preserve">, </w:t>
       </w:r>
       <w:hyperlink r:id="rId144">
         <w:r>
           <w:rPr>
+            <w:lang w:val="en_US" w:bidi="en_US"/>
+          </w:rPr>
+          <w:rPr>
             <w:color w:val="0000EE"/>
             <w:u w:val="single"/>
           </w:rPr>
@@ -3159,11 +5877,17 @@
         </w:r>
       </w:hyperlink>
       <w:r>
+        <w:rPr>
+          <w:lang w:val="en_US" w:bidi="en_US"/>
+        </w:rPr>
         <w:t xml:space="preserve">). • Balak . . . Balaam: (see </w:t>
       </w:r>
       <w:hyperlink r:id="rId145">
         <w:r>
           <w:rPr>
+            <w:lang w:val="en_US" w:bidi="en_US"/>
+          </w:rPr>
+          <w:rPr>
             <w:color w:val="0000EE"/>
             <w:u w:val="single"/>
           </w:rPr>
@@ -3171,20 +5895,30 @@
         </w:r>
       </w:hyperlink>
       <w:r>
+        <w:rPr>
+          <w:lang w:val="en_US" w:bidi="en_US"/>
+        </w:rPr>
         <w:t>). • Acacia Grove</w:t>
       </w:r>
       <w:r>
         <w:rPr>
           <w:i/>
+          <w:lang w:val="en_US" w:bidi="en_US"/>
         </w:rPr>
         <w:t>,</w:t>
       </w:r>
       <w:r>
+        <w:rPr>
+          <w:lang w:val="en_US" w:bidi="en_US"/>
+        </w:rPr>
         <w:t xml:space="preserve"> located on the east of the Jordan River, was Israel’s base camp before entering the Promised Land (see </w:t>
       </w:r>
       <w:hyperlink r:id="rId146">
         <w:r>
           <w:rPr>
+            <w:lang w:val="en_US" w:bidi="en_US"/>
+          </w:rPr>
+          <w:rPr>
             <w:color w:val="0000EE"/>
             <w:u w:val="single"/>
           </w:rPr>
@@ -3192,11 +5926,17 @@
         </w:r>
       </w:hyperlink>
       <w:r>
+        <w:rPr>
+          <w:lang w:val="en_US" w:bidi="en_US"/>
+        </w:rPr>
         <w:t xml:space="preserve">; </w:t>
       </w:r>
       <w:hyperlink r:id="rId147">
         <w:r>
           <w:rPr>
+            <w:lang w:val="en_US" w:bidi="en_US"/>
+          </w:rPr>
+          <w:rPr>
             <w:color w:val="0000EE"/>
             <w:u w:val="single"/>
           </w:rPr>
@@ -3204,11 +5944,17 @@
         </w:r>
       </w:hyperlink>
       <w:r>
+        <w:rPr>
+          <w:lang w:val="en_US" w:bidi="en_US"/>
+        </w:rPr>
         <w:t xml:space="preserve">; </w:t>
       </w:r>
       <w:hyperlink r:id="rId148">
         <w:r>
           <w:rPr>
+            <w:lang w:val="en_US" w:bidi="en_US"/>
+          </w:rPr>
+          <w:rPr>
             <w:color w:val="0000EE"/>
             <w:u w:val="single"/>
           </w:rPr>
@@ -3216,31 +5962,65 @@
         </w:r>
       </w:hyperlink>
       <w:r>
+        <w:rPr>
+          <w:lang w:val="en_US" w:bidi="en_US"/>
+        </w:rPr>
         <w:t>). The trip from there to Gilgal (west of the Jordan River) bears witness to God’s covenant faithfulness. God’s saving acts brought the Israelites into the Promised Land.</w:t>
       </w:r>
-      <w:r/>
-      <w:r/>
-    </w:p>
-    <w:p>
-      <w:r/>
+      <w:r>
+        <w:rPr>
+          <w:lang w:val="en_US" w:bidi="en_US"/>
+        </w:rPr>
+      </w:r>
+      <w:r>
+        <w:rPr>
+          <w:lang w:val="en_US" w:bidi="en_US"/>
+        </w:rPr>
+      </w:r>
+    </w:p>
+    <w:p>
+      <w:pPr/>
+      <w:r>
+        <w:rPr>
+          <w:lang w:val="en_US" w:bidi="en_US"/>
+        </w:rPr>
+      </w:r>
     </w:p>
     <w:p>
       <w:pPr>
         <w:pStyle w:val="Heading2"/>
       </w:pPr>
       <w:r>
+        <w:rPr>
+          <w:lang w:val="en_US" w:bidi="en_US"/>
+        </w:rPr>
         <w:t>Micah 6:6–7</w:t>
       </w:r>
-      <w:r/>
-    </w:p>
-    <w:p>
-      <w:r/>
-      <w:r>
+      <w:r>
+        <w:rPr>
+          <w:lang w:val="en_US" w:bidi="en_US"/>
+        </w:rPr>
+      </w:r>
+    </w:p>
+    <w:p>
+      <w:pPr/>
+      <w:r>
+        <w:rPr>
+          <w:lang w:val="en_US" w:bidi="en_US"/>
+        </w:rPr>
+      </w:r>
+      <w:r>
+        <w:rPr>
+          <w:lang w:val="en_US" w:bidi="en_US"/>
+        </w:rPr>
         <w:t>Israel’s case was hopeless, but they queried the Lord as to how they could placate or please him. The proffered items are listed in a crescendo of significance, from calves to rams and olive oil to firstborn children. None of this was sufficient or acceptable to God, who judges the heart (</w:t>
       </w:r>
       <w:hyperlink r:id="rId149">
         <w:r>
           <w:rPr>
+            <w:lang w:val="en_US" w:bidi="en_US"/>
+          </w:rPr>
+          <w:rPr>
             <w:color w:val="0000EE"/>
             <w:u w:val="single"/>
           </w:rPr>
@@ -3248,11 +6028,17 @@
         </w:r>
       </w:hyperlink>
       <w:r>
+        <w:rPr>
+          <w:lang w:val="en_US" w:bidi="en_US"/>
+        </w:rPr>
         <w:t xml:space="preserve">; </w:t>
       </w:r>
       <w:hyperlink r:id="rId150">
         <w:r>
           <w:rPr>
+            <w:lang w:val="en_US" w:bidi="en_US"/>
+          </w:rPr>
+          <w:rPr>
             <w:color w:val="0000EE"/>
             <w:u w:val="single"/>
           </w:rPr>
@@ -3260,11 +6046,17 @@
         </w:r>
       </w:hyperlink>
       <w:r>
+        <w:rPr>
+          <w:lang w:val="en_US" w:bidi="en_US"/>
+        </w:rPr>
         <w:t xml:space="preserve">; </w:t>
       </w:r>
       <w:hyperlink r:id="rId151">
         <w:r>
           <w:rPr>
+            <w:lang w:val="en_US" w:bidi="en_US"/>
+          </w:rPr>
+          <w:rPr>
             <w:color w:val="0000EE"/>
             <w:u w:val="single"/>
           </w:rPr>
@@ -3272,31 +6064,65 @@
         </w:r>
       </w:hyperlink>
       <w:r>
+        <w:rPr>
+          <w:lang w:val="en_US" w:bidi="en_US"/>
+        </w:rPr>
         <w:t>).</w:t>
       </w:r>
-      <w:r/>
-      <w:r/>
-    </w:p>
-    <w:p>
-      <w:r/>
+      <w:r>
+        <w:rPr>
+          <w:lang w:val="en_US" w:bidi="en_US"/>
+        </w:rPr>
+      </w:r>
+      <w:r>
+        <w:rPr>
+          <w:lang w:val="en_US" w:bidi="en_US"/>
+        </w:rPr>
+      </w:r>
+    </w:p>
+    <w:p>
+      <w:pPr/>
+      <w:r>
+        <w:rPr>
+          <w:lang w:val="en_US" w:bidi="en_US"/>
+        </w:rPr>
+      </w:r>
     </w:p>
     <w:p>
       <w:pPr>
         <w:pStyle w:val="Heading2"/>
       </w:pPr>
       <w:r>
+        <w:rPr>
+          <w:lang w:val="en_US" w:bidi="en_US"/>
+        </w:rPr>
         <w:t>Micah 6:8</w:t>
       </w:r>
-      <w:r/>
-    </w:p>
-    <w:p>
-      <w:r/>
-      <w:r>
+      <w:r>
+        <w:rPr>
+          <w:lang w:val="en_US" w:bidi="en_US"/>
+        </w:rPr>
+      </w:r>
+    </w:p>
+    <w:p>
+      <w:pPr/>
+      <w:r>
+        <w:rPr>
+          <w:lang w:val="en_US" w:bidi="en_US"/>
+        </w:rPr>
+      </w:r>
+      <w:r>
+        <w:rPr>
+          <w:lang w:val="en_US" w:bidi="en_US"/>
+        </w:rPr>
         <w:t>Good means what is right in God’s eyes; God is the source of all goodness (</w:t>
       </w:r>
       <w:hyperlink r:id="rId152">
         <w:r>
           <w:rPr>
+            <w:lang w:val="en_US" w:bidi="en_US"/>
+          </w:rPr>
+          <w:rPr>
             <w:color w:val="0000EE"/>
             <w:u w:val="single"/>
           </w:rPr>
@@ -3304,11 +6130,17 @@
         </w:r>
       </w:hyperlink>
       <w:r>
+        <w:rPr>
+          <w:lang w:val="en_US" w:bidi="en_US"/>
+        </w:rPr>
         <w:t xml:space="preserve">; </w:t>
       </w:r>
       <w:hyperlink r:id="rId153">
         <w:r>
           <w:rPr>
+            <w:lang w:val="en_US" w:bidi="en_US"/>
+          </w:rPr>
+          <w:rPr>
             <w:color w:val="0000EE"/>
             <w:u w:val="single"/>
           </w:rPr>
@@ -3316,11 +6148,17 @@
         </w:r>
       </w:hyperlink>
       <w:r>
+        <w:rPr>
+          <w:lang w:val="en_US" w:bidi="en_US"/>
+        </w:rPr>
         <w:t xml:space="preserve">; </w:t>
       </w:r>
       <w:hyperlink r:id="rId154">
         <w:r>
           <w:rPr>
+            <w:lang w:val="en_US" w:bidi="en_US"/>
+          </w:rPr>
+          <w:rPr>
             <w:color w:val="0000EE"/>
             <w:u w:val="single"/>
           </w:rPr>
@@ -3328,11 +6166,17 @@
         </w:r>
       </w:hyperlink>
       <w:r>
+        <w:rPr>
+          <w:lang w:val="en_US" w:bidi="en_US"/>
+        </w:rPr>
         <w:t xml:space="preserve">; </w:t>
       </w:r>
       <w:hyperlink r:id="rId155">
         <w:r>
           <w:rPr>
+            <w:lang w:val="en_US" w:bidi="en_US"/>
+          </w:rPr>
+          <w:rPr>
             <w:color w:val="0000EE"/>
             <w:u w:val="single"/>
           </w:rPr>
@@ -3340,11 +6184,17 @@
         </w:r>
       </w:hyperlink>
       <w:r>
+        <w:rPr>
+          <w:lang w:val="en_US" w:bidi="en_US"/>
+        </w:rPr>
         <w:t xml:space="preserve">). • what is right (Hebrew mishpat, often translated “justice”): God’s order in the world requires treatment of others in fair, non-manipulative, non-oppressive ways. • mercy (Hebrew khesed): This passionate, undeserved loyalty is the defining quality in God’s holy character (see </w:t>
       </w:r>
       <w:hyperlink r:id="rId144">
         <w:r>
           <w:rPr>
+            <w:lang w:val="en_US" w:bidi="en_US"/>
+          </w:rPr>
+          <w:rPr>
             <w:color w:val="0000EE"/>
             <w:u w:val="single"/>
           </w:rPr>
@@ -3352,11 +6202,17 @@
         </w:r>
       </w:hyperlink>
       <w:r>
+        <w:rPr>
+          <w:lang w:val="en_US" w:bidi="en_US"/>
+        </w:rPr>
         <w:t xml:space="preserve">). Those who know God will act in the same way toward others (see </w:t>
       </w:r>
       <w:hyperlink r:id="rId156">
         <w:r>
           <w:rPr>
+            <w:lang w:val="en_US" w:bidi="en_US"/>
+          </w:rPr>
+          <w:rPr>
             <w:color w:val="0000EE"/>
             <w:u w:val="single"/>
           </w:rPr>
@@ -3364,11 +6220,17 @@
         </w:r>
       </w:hyperlink>
       <w:r>
+        <w:rPr>
+          <w:lang w:val="en_US" w:bidi="en_US"/>
+        </w:rPr>
         <w:t xml:space="preserve">; </w:t>
       </w:r>
       <w:hyperlink r:id="rId157">
         <w:r>
           <w:rPr>
+            <w:lang w:val="en_US" w:bidi="en_US"/>
+          </w:rPr>
+          <w:rPr>
             <w:color w:val="0000EE"/>
             <w:u w:val="single"/>
           </w:rPr>
@@ -3376,11 +6238,17 @@
         </w:r>
       </w:hyperlink>
       <w:r>
+        <w:rPr>
+          <w:lang w:val="en_US" w:bidi="en_US"/>
+        </w:rPr>
         <w:t xml:space="preserve">; </w:t>
       </w:r>
       <w:hyperlink r:id="rId158">
         <w:r>
           <w:rPr>
+            <w:lang w:val="en_US" w:bidi="en_US"/>
+          </w:rPr>
+          <w:rPr>
             <w:color w:val="0000EE"/>
             <w:u w:val="single"/>
           </w:rPr>
@@ -3388,11 +6256,17 @@
         </w:r>
       </w:hyperlink>
       <w:r>
+        <w:rPr>
+          <w:lang w:val="en_US" w:bidi="en_US"/>
+        </w:rPr>
         <w:t xml:space="preserve">). • walk humbly: Humility must characterize God’s people. They must not live in a spirit of arrogance or special privilege. They must be humble and reverently fear God. Mishpat and khesed are incompatible with human arrogance. God desires us to be in an ongoing intimate relationship with him (a “walk”; cp. </w:t>
       </w:r>
       <w:hyperlink r:id="rId159">
         <w:r>
           <w:rPr>
+            <w:lang w:val="en_US" w:bidi="en_US"/>
+          </w:rPr>
+          <w:rPr>
             <w:color w:val="0000EE"/>
             <w:u w:val="single"/>
           </w:rPr>
@@ -3400,11 +6274,17 @@
         </w:r>
       </w:hyperlink>
       <w:r>
+        <w:rPr>
+          <w:lang w:val="en_US" w:bidi="en_US"/>
+        </w:rPr>
         <w:t xml:space="preserve">; </w:t>
       </w:r>
       <w:hyperlink r:id="rId160">
         <w:r>
           <w:rPr>
+            <w:lang w:val="en_US" w:bidi="en_US"/>
+          </w:rPr>
+          <w:rPr>
             <w:color w:val="0000EE"/>
             <w:u w:val="single"/>
           </w:rPr>
@@ -3412,40 +6292,78 @@
         </w:r>
       </w:hyperlink>
       <w:r>
+        <w:rPr>
+          <w:lang w:val="en_US" w:bidi="en_US"/>
+        </w:rPr>
         <w:t>) that transforms the way we relate to other people.</w:t>
       </w:r>
-      <w:r/>
-      <w:r/>
-    </w:p>
-    <w:p>
-      <w:r/>
+      <w:r>
+        <w:rPr>
+          <w:lang w:val="en_US" w:bidi="en_US"/>
+        </w:rPr>
+      </w:r>
+      <w:r>
+        <w:rPr>
+          <w:lang w:val="en_US" w:bidi="en_US"/>
+        </w:rPr>
+      </w:r>
+    </w:p>
+    <w:p>
+      <w:pPr/>
+      <w:r>
+        <w:rPr>
+          <w:lang w:val="en_US" w:bidi="en_US"/>
+        </w:rPr>
+      </w:r>
     </w:p>
     <w:p>
       <w:pPr>
         <w:pStyle w:val="Heading2"/>
       </w:pPr>
       <w:r>
+        <w:rPr>
+          <w:lang w:val="en_US" w:bidi="en_US"/>
+        </w:rPr>
         <w:t>Micah 6:9</w:t>
       </w:r>
-      <w:r/>
-    </w:p>
-    <w:p>
-      <w:r/>
-      <w:r>
+      <w:r>
+        <w:rPr>
+          <w:lang w:val="en_US" w:bidi="en_US"/>
+        </w:rPr>
+      </w:r>
+    </w:p>
+    <w:p>
+      <w:pPr/>
+      <w:r>
+        <w:rPr>
+          <w:lang w:val="en_US" w:bidi="en_US"/>
+        </w:rPr>
+      </w:r>
+      <w:r>
+        <w:rPr>
+          <w:lang w:val="en_US" w:bidi="en_US"/>
+        </w:rPr>
         <w:t>Those who are wise fear the Lord</w:t>
       </w:r>
       <w:r>
         <w:rPr>
           <w:i/>
+          <w:lang w:val="en_US" w:bidi="en_US"/>
         </w:rPr>
         <w:t xml:space="preserve">; </w:t>
       </w:r>
       <w:r>
+        <w:rPr>
+          <w:lang w:val="en_US" w:bidi="en_US"/>
+        </w:rPr>
         <w:t xml:space="preserve">God’s voice calls to everyone in Jerusalem to learn wisdom (cp. </w:t>
       </w:r>
       <w:hyperlink r:id="rId161">
         <w:r>
           <w:rPr>
+            <w:lang w:val="en_US" w:bidi="en_US"/>
+          </w:rPr>
+          <w:rPr>
             <w:color w:val="0000EE"/>
             <w:u w:val="single"/>
           </w:rPr>
@@ -3453,11 +6371,17 @@
         </w:r>
       </w:hyperlink>
       <w:r>
+        <w:rPr>
+          <w:lang w:val="en_US" w:bidi="en_US"/>
+        </w:rPr>
         <w:t xml:space="preserve">, </w:t>
       </w:r>
       <w:hyperlink r:id="rId162">
         <w:r>
           <w:rPr>
+            <w:lang w:val="en_US" w:bidi="en_US"/>
+          </w:rPr>
+          <w:rPr>
             <w:color w:val="0000EE"/>
             <w:u w:val="single"/>
           </w:rPr>
@@ -3465,11 +6389,17 @@
         </w:r>
       </w:hyperlink>
       <w:r>
+        <w:rPr>
+          <w:lang w:val="en_US" w:bidi="en_US"/>
+        </w:rPr>
         <w:t xml:space="preserve">, </w:t>
       </w:r>
       <w:hyperlink r:id="rId163">
         <w:r>
           <w:rPr>
+            <w:lang w:val="en_US" w:bidi="en_US"/>
+          </w:rPr>
+          <w:rPr>
             <w:color w:val="0000EE"/>
             <w:u w:val="single"/>
           </w:rPr>
@@ -3477,11 +6407,17 @@
         </w:r>
       </w:hyperlink>
       <w:r>
+        <w:rPr>
+          <w:lang w:val="en_US" w:bidi="en_US"/>
+        </w:rPr>
         <w:t>). • The armies of destruction . . . sending them: Assyria would carry out the Lord’s plan to destroy Samaria, while Babylon would be the instrument of destruction for Jerusalem (</w:t>
       </w:r>
       <w:hyperlink r:id="rId164">
         <w:r>
           <w:rPr>
+            <w:lang w:val="en_US" w:bidi="en_US"/>
+          </w:rPr>
+          <w:rPr>
             <w:color w:val="0000EE"/>
             <w:u w:val="single"/>
           </w:rPr>
@@ -3489,31 +6425,65 @@
         </w:r>
       </w:hyperlink>
       <w:r>
+        <w:rPr>
+          <w:lang w:val="en_US" w:bidi="en_US"/>
+        </w:rPr>
         <w:t>).</w:t>
       </w:r>
-      <w:r/>
-      <w:r/>
-    </w:p>
-    <w:p>
-      <w:r/>
+      <w:r>
+        <w:rPr>
+          <w:lang w:val="en_US" w:bidi="en_US"/>
+        </w:rPr>
+      </w:r>
+      <w:r>
+        <w:rPr>
+          <w:lang w:val="en_US" w:bidi="en_US"/>
+        </w:rPr>
+      </w:r>
+    </w:p>
+    <w:p>
+      <w:pPr/>
+      <w:r>
+        <w:rPr>
+          <w:lang w:val="en_US" w:bidi="en_US"/>
+        </w:rPr>
+      </w:r>
     </w:p>
     <w:p>
       <w:pPr>
         <w:pStyle w:val="Heading2"/>
       </w:pPr>
       <w:r>
+        <w:rPr>
+          <w:lang w:val="en_US" w:bidi="en_US"/>
+        </w:rPr>
         <w:t>Micah 6:9–16</w:t>
       </w:r>
-      <w:r/>
-    </w:p>
-    <w:p>
-      <w:r/>
-      <w:r>
+      <w:r>
+        <w:rPr>
+          <w:lang w:val="en_US" w:bidi="en_US"/>
+        </w:rPr>
+      </w:r>
+    </w:p>
+    <w:p>
+      <w:pPr/>
+      <w:r>
+        <w:rPr>
+          <w:lang w:val="en_US" w:bidi="en_US"/>
+        </w:rPr>
+      </w:r>
+      <w:r>
+        <w:rPr>
+          <w:lang w:val="en_US" w:bidi="en_US"/>
+        </w:rPr>
         <w:t>People in Jerusalem were here invited to learn the lesson from Samaria: If you oppress others in order to have an abundance for yourself (</w:t>
       </w:r>
       <w:hyperlink r:id="rId165">
         <w:r>
           <w:rPr>
+            <w:lang w:val="en_US" w:bidi="en_US"/>
+          </w:rPr>
+          <w:rPr>
             <w:color w:val="0000EE"/>
             <w:u w:val="single"/>
           </w:rPr>
@@ -3521,11 +6491,17 @@
         </w:r>
       </w:hyperlink>
       <w:r>
+        <w:rPr>
+          <w:lang w:val="en_US" w:bidi="en_US"/>
+        </w:rPr>
         <w:t>), you will never have enough however much you get (</w:t>
       </w:r>
       <w:hyperlink r:id="rId166">
         <w:r>
           <w:rPr>
+            <w:lang w:val="en_US" w:bidi="en_US"/>
+          </w:rPr>
+          <w:rPr>
             <w:color w:val="0000EE"/>
             <w:u w:val="single"/>
           </w:rPr>
@@ -3533,11 +6509,17 @@
         </w:r>
       </w:hyperlink>
       <w:r>
+        <w:rPr>
+          <w:lang w:val="en_US" w:bidi="en_US"/>
+        </w:rPr>
         <w:t>), and eventually you will lose even that (</w:t>
       </w:r>
       <w:hyperlink r:id="rId23">
         <w:r>
           <w:rPr>
+            <w:lang w:val="en_US" w:bidi="en_US"/>
+          </w:rPr>
+          <w:rPr>
             <w:color w:val="0000EE"/>
             <w:u w:val="single"/>
           </w:rPr>
@@ -3545,11 +6527,17 @@
         </w:r>
       </w:hyperlink>
       <w:r>
+        <w:rPr>
+          <w:lang w:val="en_US" w:bidi="en_US"/>
+        </w:rPr>
         <w:t>). It is fitting for such people to become an object of scorn, not to receive honor and adulation (</w:t>
       </w:r>
       <w:hyperlink r:id="rId23">
         <w:r>
           <w:rPr>
+            <w:lang w:val="en_US" w:bidi="en_US"/>
+          </w:rPr>
+          <w:rPr>
             <w:color w:val="0000EE"/>
             <w:u w:val="single"/>
           </w:rPr>
@@ -3557,31 +6545,65 @@
         </w:r>
       </w:hyperlink>
       <w:r>
+        <w:rPr>
+          <w:lang w:val="en_US" w:bidi="en_US"/>
+        </w:rPr>
         <w:t>).</w:t>
       </w:r>
-      <w:r/>
-      <w:r/>
-    </w:p>
-    <w:p>
-      <w:r/>
+      <w:r>
+        <w:rPr>
+          <w:lang w:val="en_US" w:bidi="en_US"/>
+        </w:rPr>
+      </w:r>
+      <w:r>
+        <w:rPr>
+          <w:lang w:val="en_US" w:bidi="en_US"/>
+        </w:rPr>
+      </w:r>
+    </w:p>
+    <w:p>
+      <w:pPr/>
+      <w:r>
+        <w:rPr>
+          <w:lang w:val="en_US" w:bidi="en_US"/>
+        </w:rPr>
+      </w:r>
     </w:p>
     <w:p>
       <w:pPr>
         <w:pStyle w:val="Heading2"/>
       </w:pPr>
       <w:r>
+        <w:rPr>
+          <w:lang w:val="en_US" w:bidi="en_US"/>
+        </w:rPr>
         <w:t>Micah 6:10–12</w:t>
       </w:r>
-      <w:r/>
-    </w:p>
-    <w:p>
-      <w:r/>
-      <w:r>
+      <w:r>
+        <w:rPr>
+          <w:lang w:val="en_US" w:bidi="en_US"/>
+        </w:rPr>
+      </w:r>
+    </w:p>
+    <w:p>
+      <w:pPr/>
+      <w:r>
+        <w:rPr>
+          <w:lang w:val="en_US" w:bidi="en_US"/>
+        </w:rPr>
+      </w:r>
+      <w:r>
+        <w:rPr>
+          <w:lang w:val="en_US" w:bidi="en_US"/>
+        </w:rPr>
         <w:t xml:space="preserve">The Lord had specific accusations against his people. They had become a community of deceit that was ripe for rejection and destruction. Falsely acquired wealth, unethical business practices, threats, and violence characterized this supposed people of God (see </w:t>
       </w:r>
       <w:hyperlink r:id="rId167">
         <w:r>
           <w:rPr>
+            <w:lang w:val="en_US" w:bidi="en_US"/>
+          </w:rPr>
+          <w:rPr>
             <w:color w:val="0000EE"/>
             <w:u w:val="single"/>
           </w:rPr>
@@ -3589,11 +6611,17 @@
         </w:r>
       </w:hyperlink>
       <w:r>
+        <w:rPr>
+          <w:lang w:val="en_US" w:bidi="en_US"/>
+        </w:rPr>
         <w:t xml:space="preserve">; </w:t>
       </w:r>
       <w:hyperlink r:id="rId168">
         <w:r>
           <w:rPr>
+            <w:lang w:val="en_US" w:bidi="en_US"/>
+          </w:rPr>
+          <w:rPr>
             <w:color w:val="0000EE"/>
             <w:u w:val="single"/>
           </w:rPr>
@@ -3601,11 +6629,17 @@
         </w:r>
       </w:hyperlink>
       <w:r>
+        <w:rPr>
+          <w:lang w:val="en_US" w:bidi="en_US"/>
+        </w:rPr>
         <w:t xml:space="preserve">; </w:t>
       </w:r>
       <w:hyperlink r:id="rId169">
         <w:r>
           <w:rPr>
+            <w:lang w:val="en_US" w:bidi="en_US"/>
+          </w:rPr>
+          <w:rPr>
             <w:color w:val="0000EE"/>
             <w:u w:val="single"/>
           </w:rPr>
@@ -3613,11 +6647,17 @@
         </w:r>
       </w:hyperlink>
       <w:r>
+        <w:rPr>
+          <w:lang w:val="en_US" w:bidi="en_US"/>
+        </w:rPr>
         <w:t xml:space="preserve">). They could not change, because lying was their way of life (cp. </w:t>
       </w:r>
       <w:hyperlink r:id="rId170">
         <w:r>
           <w:rPr>
+            <w:lang w:val="en_US" w:bidi="en_US"/>
+          </w:rPr>
+          <w:rPr>
             <w:color w:val="0000EE"/>
             <w:u w:val="single"/>
           </w:rPr>
@@ -3625,31 +6665,65 @@
         </w:r>
       </w:hyperlink>
       <w:r>
+        <w:rPr>
+          <w:lang w:val="en_US" w:bidi="en_US"/>
+        </w:rPr>
         <w:t>). Israel was completely corrupt.</w:t>
       </w:r>
-      <w:r/>
-      <w:r/>
-    </w:p>
-    <w:p>
-      <w:r/>
+      <w:r>
+        <w:rPr>
+          <w:lang w:val="en_US" w:bidi="en_US"/>
+        </w:rPr>
+      </w:r>
+      <w:r>
+        <w:rPr>
+          <w:lang w:val="en_US" w:bidi="en_US"/>
+        </w:rPr>
+      </w:r>
+    </w:p>
+    <w:p>
+      <w:pPr/>
+      <w:r>
+        <w:rPr>
+          <w:lang w:val="en_US" w:bidi="en_US"/>
+        </w:rPr>
+      </w:r>
     </w:p>
     <w:p>
       <w:pPr>
         <w:pStyle w:val="Heading2"/>
       </w:pPr>
       <w:r>
+        <w:rPr>
+          <w:lang w:val="en_US" w:bidi="en_US"/>
+        </w:rPr>
         <w:t>Micah 6:13–16</w:t>
       </w:r>
-      <w:r/>
-    </w:p>
-    <w:p>
-      <w:r/>
-      <w:r>
+      <w:r>
+        <w:rPr>
+          <w:lang w:val="en_US" w:bidi="en_US"/>
+        </w:rPr>
+      </w:r>
+    </w:p>
+    <w:p>
+      <w:pPr/>
+      <w:r>
+        <w:rPr>
+          <w:lang w:val="en_US" w:bidi="en_US"/>
+        </w:rPr>
+      </w:r>
+      <w:r>
+        <w:rPr>
+          <w:lang w:val="en_US" w:bidi="en_US"/>
+        </w:rPr>
         <w:t xml:space="preserve">I will wound you! This phrase introduces all of the curses that God had promised to bring upon the disobedient and rebellious people of Israel (see </w:t>
       </w:r>
       <w:hyperlink r:id="rId171">
         <w:r>
           <w:rPr>
+            <w:lang w:val="en_US" w:bidi="en_US"/>
+          </w:rPr>
+          <w:rPr>
             <w:color w:val="0000EE"/>
             <w:u w:val="single"/>
           </w:rPr>
@@ -3657,31 +6731,65 @@
         </w:r>
       </w:hyperlink>
       <w:r>
+        <w:rPr>
+          <w:lang w:val="en_US" w:bidi="en_US"/>
+        </w:rPr>
         <w:t>).</w:t>
       </w:r>
-      <w:r/>
-      <w:r/>
-    </w:p>
-    <w:p>
-      <w:r/>
+      <w:r>
+        <w:rPr>
+          <w:lang w:val="en_US" w:bidi="en_US"/>
+        </w:rPr>
+      </w:r>
+      <w:r>
+        <w:rPr>
+          <w:lang w:val="en_US" w:bidi="en_US"/>
+        </w:rPr>
+      </w:r>
+    </w:p>
+    <w:p>
+      <w:pPr/>
+      <w:r>
+        <w:rPr>
+          <w:lang w:val="en_US" w:bidi="en_US"/>
+        </w:rPr>
+      </w:r>
     </w:p>
     <w:p>
       <w:pPr>
         <w:pStyle w:val="Heading2"/>
       </w:pPr>
       <w:r>
+        <w:rPr>
+          <w:lang w:val="en_US" w:bidi="en_US"/>
+        </w:rPr>
         <w:t>Micah 6:16</w:t>
       </w:r>
-      <w:r/>
-    </w:p>
-    <w:p>
-      <w:r/>
-      <w:r>
+      <w:r>
+        <w:rPr>
+          <w:lang w:val="en_US" w:bidi="en_US"/>
+        </w:rPr>
+      </w:r>
+    </w:p>
+    <w:p>
+      <w:pPr/>
+      <w:r>
+        <w:rPr>
+          <w:lang w:val="en_US" w:bidi="en_US"/>
+        </w:rPr>
+      </w:r>
+      <w:r>
+        <w:rPr>
+          <w:lang w:val="en_US" w:bidi="en_US"/>
+        </w:rPr>
         <w:t xml:space="preserve">These kings began perhaps the most rebellious dynasty to reign in northern Israel (885–841 BC; </w:t>
       </w:r>
       <w:hyperlink r:id="rId172">
         <w:r>
           <w:rPr>
+            <w:lang w:val="en_US" w:bidi="en_US"/>
+          </w:rPr>
+          <w:rPr>
             <w:color w:val="0000EE"/>
             <w:u w:val="single"/>
           </w:rPr>
@@ -3689,11 +6797,17 @@
         </w:r>
       </w:hyperlink>
       <w:r>
+        <w:rPr>
+          <w:lang w:val="en_US" w:bidi="en_US"/>
+        </w:rPr>
         <w:t>), and Elijah condemned them to annihilation (</w:t>
       </w:r>
       <w:hyperlink r:id="rId173">
         <w:r>
           <w:rPr>
+            <w:lang w:val="en_US" w:bidi="en_US"/>
+          </w:rPr>
+          <w:rPr>
             <w:color w:val="0000EE"/>
             <w:u w:val="single"/>
           </w:rPr>
@@ -3701,11 +6815,17 @@
         </w:r>
       </w:hyperlink>
       <w:r>
+        <w:rPr>
+          <w:lang w:val="en_US" w:bidi="en_US"/>
+        </w:rPr>
         <w:t xml:space="preserve">). No northern kings of Israel followed the laws of Moses (cp. </w:t>
       </w:r>
       <w:hyperlink r:id="rId174">
         <w:r>
           <w:rPr>
+            <w:lang w:val="en_US" w:bidi="en_US"/>
+          </w:rPr>
+          <w:rPr>
             <w:color w:val="0000EE"/>
             <w:u w:val="single"/>
           </w:rPr>
@@ -3713,11 +6833,17 @@
         </w:r>
       </w:hyperlink>
       <w:r>
+        <w:rPr>
+          <w:lang w:val="en_US" w:bidi="en_US"/>
+        </w:rPr>
         <w:t xml:space="preserve">). Omri and his son Ahab were the epitome of evil kings (e.g., </w:t>
       </w:r>
       <w:hyperlink r:id="rId175">
         <w:r>
           <w:rPr>
+            <w:lang w:val="en_US" w:bidi="en_US"/>
+          </w:rPr>
+          <w:rPr>
             <w:color w:val="0000EE"/>
             <w:u w:val="single"/>
           </w:rPr>
@@ -3725,11 +6851,17 @@
         </w:r>
       </w:hyperlink>
       <w:r>
+        <w:rPr>
+          <w:lang w:val="en_US" w:bidi="en_US"/>
+        </w:rPr>
         <w:t xml:space="preserve">; </w:t>
       </w:r>
       <w:hyperlink r:id="rId176">
         <w:r>
           <w:rPr>
+            <w:lang w:val="en_US" w:bidi="en_US"/>
+          </w:rPr>
+          <w:rPr>
             <w:color w:val="0000EE"/>
             <w:u w:val="single"/>
           </w:rPr>
@@ -3737,11 +6869,17 @@
         </w:r>
       </w:hyperlink>
       <w:r>
+        <w:rPr>
+          <w:lang w:val="en_US" w:bidi="en_US"/>
+        </w:rPr>
         <w:t>). Omri’s dynasty was destroyed in 841 BC (</w:t>
       </w:r>
       <w:hyperlink r:id="rId177">
         <w:r>
           <w:rPr>
+            <w:lang w:val="en_US" w:bidi="en_US"/>
+          </w:rPr>
+          <w:rPr>
             <w:color w:val="0000EE"/>
             <w:u w:val="single"/>
           </w:rPr>
@@ -3749,31 +6887,65 @@
         </w:r>
       </w:hyperlink>
       <w:r>
+        <w:rPr>
+          <w:lang w:val="en_US" w:bidi="en_US"/>
+        </w:rPr>
         <w:t>), and the people of Israel who followed their evil example would similarly be destroyed.</w:t>
       </w:r>
-      <w:r/>
-      <w:r/>
-    </w:p>
-    <w:p>
-      <w:r/>
+      <w:r>
+        <w:rPr>
+          <w:lang w:val="en_US" w:bidi="en_US"/>
+        </w:rPr>
+      </w:r>
+      <w:r>
+        <w:rPr>
+          <w:lang w:val="en_US" w:bidi="en_US"/>
+        </w:rPr>
+      </w:r>
+    </w:p>
+    <w:p>
+      <w:pPr/>
+      <w:r>
+        <w:rPr>
+          <w:lang w:val="en_US" w:bidi="en_US"/>
+        </w:rPr>
+      </w:r>
     </w:p>
     <w:p>
       <w:pPr>
         <w:pStyle w:val="Heading2"/>
       </w:pPr>
       <w:r>
+        <w:rPr>
+          <w:lang w:val="en_US" w:bidi="en_US"/>
+        </w:rPr>
         <w:t>Micah 7:1</w:t>
       </w:r>
-      <w:r/>
-    </w:p>
-    <w:p>
-      <w:r/>
-      <w:r>
+      <w:r>
+        <w:rPr>
+          <w:lang w:val="en_US" w:bidi="en_US"/>
+        </w:rPr>
+      </w:r>
+    </w:p>
+    <w:p>
+      <w:pPr/>
+      <w:r>
+        <w:rPr>
+          <w:lang w:val="en_US" w:bidi="en_US"/>
+        </w:rPr>
+      </w:r>
+      <w:r>
+        <w:rPr>
+          <w:lang w:val="en_US" w:bidi="en_US"/>
+        </w:rPr>
         <w:t xml:space="preserve">the fruit picker after the harvest: After the second crop of figs and fruit in August–September, no further yield was produced for several months (cp. </w:t>
       </w:r>
       <w:hyperlink r:id="rId178">
         <w:r>
           <w:rPr>
+            <w:lang w:val="en_US" w:bidi="en_US"/>
+          </w:rPr>
+          <w:rPr>
             <w:color w:val="0000EE"/>
             <w:u w:val="single"/>
           </w:rPr>
@@ -3781,11 +6953,17 @@
         </w:r>
       </w:hyperlink>
       <w:r>
+        <w:rPr>
+          <w:lang w:val="en_US" w:bidi="en_US"/>
+        </w:rPr>
         <w:t xml:space="preserve">; </w:t>
       </w:r>
       <w:hyperlink r:id="rId179">
         <w:r>
           <w:rPr>
+            <w:lang w:val="en_US" w:bidi="en_US"/>
+          </w:rPr>
+          <w:rPr>
             <w:color w:val="0000EE"/>
             <w:u w:val="single"/>
           </w:rPr>
@@ -3793,11 +6971,17 @@
         </w:r>
       </w:hyperlink>
       <w:r>
+        <w:rPr>
+          <w:lang w:val="en_US" w:bidi="en_US"/>
+        </w:rPr>
         <w:t>). No one could be found to satisfy Micah’s hunger for righteousness (</w:t>
       </w:r>
       <w:hyperlink r:id="rId180">
         <w:r>
           <w:rPr>
+            <w:lang w:val="en_US" w:bidi="en_US"/>
+          </w:rPr>
+          <w:rPr>
             <w:color w:val="0000EE"/>
             <w:u w:val="single"/>
           </w:rPr>
@@ -3805,31 +6989,65 @@
         </w:r>
       </w:hyperlink>
       <w:r>
+        <w:rPr>
+          <w:lang w:val="en_US" w:bidi="en_US"/>
+        </w:rPr>
         <w:t>).</w:t>
       </w:r>
-      <w:r/>
-      <w:r/>
-    </w:p>
-    <w:p>
-      <w:r/>
+      <w:r>
+        <w:rPr>
+          <w:lang w:val="en_US" w:bidi="en_US"/>
+        </w:rPr>
+      </w:r>
+      <w:r>
+        <w:rPr>
+          <w:lang w:val="en_US" w:bidi="en_US"/>
+        </w:rPr>
+      </w:r>
+    </w:p>
+    <w:p>
+      <w:pPr/>
+      <w:r>
+        <w:rPr>
+          <w:lang w:val="en_US" w:bidi="en_US"/>
+        </w:rPr>
+      </w:r>
     </w:p>
     <w:p>
       <w:pPr>
         <w:pStyle w:val="Heading2"/>
       </w:pPr>
       <w:r>
+        <w:rPr>
+          <w:lang w:val="en_US" w:bidi="en_US"/>
+        </w:rPr>
         <w:t>Micah 7:1–20</w:t>
       </w:r>
-      <w:r/>
-    </w:p>
-    <w:p>
-      <w:r/>
-      <w:r>
+      <w:r>
+        <w:rPr>
+          <w:lang w:val="en_US" w:bidi="en_US"/>
+        </w:rPr>
+      </w:r>
+    </w:p>
+    <w:p>
+      <w:pPr/>
+      <w:r>
+        <w:rPr>
+          <w:lang w:val="en_US" w:bidi="en_US"/>
+        </w:rPr>
+      </w:r>
+      <w:r>
+        <w:rPr>
+          <w:lang w:val="en_US" w:bidi="en_US"/>
+        </w:rPr>
         <w:t>Hopeless deception and corruption permeated God’s people (</w:t>
       </w:r>
       <w:hyperlink r:id="rId181">
         <w:r>
           <w:rPr>
+            <w:lang w:val="en_US" w:bidi="en_US"/>
+          </w:rPr>
+          <w:rPr>
             <w:color w:val="0000EE"/>
             <w:u w:val="single"/>
           </w:rPr>
@@ -3837,11 +7055,17 @@
         </w:r>
       </w:hyperlink>
       <w:r>
+        <w:rPr>
+          <w:lang w:val="en_US" w:bidi="en_US"/>
+        </w:rPr>
         <w:t>); God’s mercy, however, would triumph and Israel would be restored (</w:t>
       </w:r>
       <w:hyperlink r:id="rId182">
         <w:r>
           <w:rPr>
+            <w:lang w:val="en_US" w:bidi="en_US"/>
+          </w:rPr>
+          <w:rPr>
             <w:color w:val="0000EE"/>
             <w:u w:val="single"/>
           </w:rPr>
@@ -3849,11 +7073,17 @@
         </w:r>
       </w:hyperlink>
       <w:r>
+        <w:rPr>
+          <w:lang w:val="en_US" w:bidi="en_US"/>
+        </w:rPr>
         <w:t>). God’s mercy, compassion, and unfailing love would prevail (</w:t>
       </w:r>
       <w:hyperlink r:id="rId183">
         <w:r>
           <w:rPr>
+            <w:lang w:val="en_US" w:bidi="en_US"/>
+          </w:rPr>
+          <w:rPr>
             <w:color w:val="0000EE"/>
             <w:u w:val="single"/>
           </w:rPr>
@@ -3861,11 +7091,17 @@
         </w:r>
       </w:hyperlink>
       <w:r>
+        <w:rPr>
+          <w:lang w:val="en_US" w:bidi="en_US"/>
+        </w:rPr>
         <w:t>). Micah mourned his people’s condition and looked to the Lord for help (</w:t>
       </w:r>
       <w:hyperlink r:id="rId184">
         <w:r>
           <w:rPr>
+            <w:lang w:val="en_US" w:bidi="en_US"/>
+          </w:rPr>
+          <w:rPr>
             <w:color w:val="0000EE"/>
             <w:u w:val="single"/>
           </w:rPr>
@@ -3873,31 +7109,65 @@
         </w:r>
       </w:hyperlink>
       <w:r>
+        <w:rPr>
+          <w:lang w:val="en_US" w:bidi="en_US"/>
+        </w:rPr>
         <w:t>).</w:t>
       </w:r>
-      <w:r/>
-      <w:r/>
-    </w:p>
-    <w:p>
-      <w:r/>
+      <w:r>
+        <w:rPr>
+          <w:lang w:val="en_US" w:bidi="en_US"/>
+        </w:rPr>
+      </w:r>
+      <w:r>
+        <w:rPr>
+          <w:lang w:val="en_US" w:bidi="en_US"/>
+        </w:rPr>
+      </w:r>
+    </w:p>
+    <w:p>
+      <w:pPr/>
+      <w:r>
+        <w:rPr>
+          <w:lang w:val="en_US" w:bidi="en_US"/>
+        </w:rPr>
+      </w:r>
     </w:p>
     <w:p>
       <w:pPr>
         <w:pStyle w:val="Heading2"/>
       </w:pPr>
       <w:r>
+        <w:rPr>
+          <w:lang w:val="en_US" w:bidi="en_US"/>
+        </w:rPr>
         <w:t>Micah 7:2</w:t>
       </w:r>
-      <w:r/>
-    </w:p>
-    <w:p>
-      <w:r/>
-      <w:r>
+      <w:r>
+        <w:rPr>
+          <w:lang w:val="en_US" w:bidi="en_US"/>
+        </w:rPr>
+      </w:r>
+    </w:p>
+    <w:p>
+      <w:pPr/>
+      <w:r>
+        <w:rPr>
+          <w:lang w:val="en_US" w:bidi="en_US"/>
+        </w:rPr>
+      </w:r>
+      <w:r>
+        <w:rPr>
+          <w:lang w:val="en_US" w:bidi="en_US"/>
+        </w:rPr>
         <w:t xml:space="preserve">This complaint is frequent in the prophets (see </w:t>
       </w:r>
       <w:hyperlink r:id="rId185">
         <w:r>
           <w:rPr>
+            <w:lang w:val="en_US" w:bidi="en_US"/>
+          </w:rPr>
+          <w:rPr>
             <w:color w:val="0000EE"/>
             <w:u w:val="single"/>
           </w:rPr>
@@ -3905,11 +7175,17 @@
         </w:r>
       </w:hyperlink>
       <w:r>
+        <w:rPr>
+          <w:lang w:val="en_US" w:bidi="en_US"/>
+        </w:rPr>
         <w:t xml:space="preserve">; </w:t>
       </w:r>
       <w:hyperlink r:id="rId186">
         <w:r>
           <w:rPr>
+            <w:lang w:val="en_US" w:bidi="en_US"/>
+          </w:rPr>
+          <w:rPr>
             <w:color w:val="0000EE"/>
             <w:u w:val="single"/>
           </w:rPr>
@@ -3917,11 +7193,17 @@
         </w:r>
       </w:hyperlink>
       <w:r>
+        <w:rPr>
+          <w:lang w:val="en_US" w:bidi="en_US"/>
+        </w:rPr>
         <w:t xml:space="preserve">; </w:t>
       </w:r>
       <w:hyperlink r:id="rId187">
         <w:r>
           <w:rPr>
+            <w:lang w:val="en_US" w:bidi="en_US"/>
+          </w:rPr>
+          <w:rPr>
             <w:color w:val="0000EE"/>
             <w:u w:val="single"/>
           </w:rPr>
@@ -3929,11 +7211,17 @@
         </w:r>
       </w:hyperlink>
       <w:r>
+        <w:rPr>
+          <w:lang w:val="en_US" w:bidi="en_US"/>
+        </w:rPr>
         <w:t xml:space="preserve">). • In the ancient Near East, people fished and hunted by setting traps and using nets (cp. </w:t>
       </w:r>
       <w:hyperlink r:id="rId188">
         <w:r>
           <w:rPr>
+            <w:lang w:val="en_US" w:bidi="en_US"/>
+          </w:rPr>
+          <w:rPr>
             <w:color w:val="0000EE"/>
             <w:u w:val="single"/>
           </w:rPr>
@@ -3941,11 +7229,17 @@
         </w:r>
       </w:hyperlink>
       <w:r>
+        <w:rPr>
+          <w:lang w:val="en_US" w:bidi="en_US"/>
+        </w:rPr>
         <w:t xml:space="preserve">; </w:t>
       </w:r>
       <w:hyperlink r:id="rId189">
         <w:r>
           <w:rPr>
+            <w:lang w:val="en_US" w:bidi="en_US"/>
+          </w:rPr>
+          <w:rPr>
             <w:color w:val="0000EE"/>
             <w:u w:val="single"/>
           </w:rPr>
@@ -3953,11 +7247,17 @@
         </w:r>
       </w:hyperlink>
       <w:r>
+        <w:rPr>
+          <w:lang w:val="en_US" w:bidi="en_US"/>
+        </w:rPr>
         <w:t xml:space="preserve">; </w:t>
       </w:r>
       <w:hyperlink r:id="rId190">
         <w:r>
           <w:rPr>
+            <w:lang w:val="en_US" w:bidi="en_US"/>
+          </w:rPr>
+          <w:rPr>
             <w:color w:val="0000EE"/>
             <w:u w:val="single"/>
           </w:rPr>
@@ -3965,51 +7265,113 @@
         </w:r>
       </w:hyperlink>
       <w:r>
+        <w:rPr>
+          <w:lang w:val="en_US" w:bidi="en_US"/>
+        </w:rPr>
         <w:t>). • their own brothers: All fellow Israelites were regarded as brothers.</w:t>
       </w:r>
-      <w:r/>
-      <w:r/>
-    </w:p>
-    <w:p>
-      <w:r/>
+      <w:r>
+        <w:rPr>
+          <w:lang w:val="en_US" w:bidi="en_US"/>
+        </w:rPr>
+      </w:r>
+      <w:r>
+        <w:rPr>
+          <w:lang w:val="en_US" w:bidi="en_US"/>
+        </w:rPr>
+      </w:r>
+    </w:p>
+    <w:p>
+      <w:pPr/>
+      <w:r>
+        <w:rPr>
+          <w:lang w:val="en_US" w:bidi="en_US"/>
+        </w:rPr>
+      </w:r>
     </w:p>
     <w:p>
       <w:pPr>
         <w:pStyle w:val="Heading2"/>
       </w:pPr>
       <w:r>
+        <w:rPr>
+          <w:lang w:val="en_US" w:bidi="en_US"/>
+        </w:rPr>
         <w:t>Micah 7:2–6</w:t>
       </w:r>
-      <w:r/>
-    </w:p>
-    <w:p>
-      <w:r/>
-      <w:r>
+      <w:r>
+        <w:rPr>
+          <w:lang w:val="en_US" w:bidi="en_US"/>
+        </w:rPr>
+      </w:r>
+    </w:p>
+    <w:p>
+      <w:pPr/>
+      <w:r>
+        <w:rPr>
+          <w:lang w:val="en_US" w:bidi="en_US"/>
+        </w:rPr>
+      </w:r>
+      <w:r>
+        <w:rPr>
+          <w:lang w:val="en_US" w:bidi="en_US"/>
+        </w:rPr>
         <w:t>The people of Israel were without law, justice, or righteousness. Everyone took advantage of others for self-aggrandizement; they had created a society in which all forms of oppression were the norm.</w:t>
       </w:r>
-      <w:r/>
-      <w:r/>
-    </w:p>
-    <w:p>
-      <w:r/>
+      <w:r>
+        <w:rPr>
+          <w:lang w:val="en_US" w:bidi="en_US"/>
+        </w:rPr>
+      </w:r>
+      <w:r>
+        <w:rPr>
+          <w:lang w:val="en_US" w:bidi="en_US"/>
+        </w:rPr>
+      </w:r>
+    </w:p>
+    <w:p>
+      <w:pPr/>
+      <w:r>
+        <w:rPr>
+          <w:lang w:val="en_US" w:bidi="en_US"/>
+        </w:rPr>
+      </w:r>
     </w:p>
     <w:p>
       <w:pPr>
         <w:pStyle w:val="Heading2"/>
       </w:pPr>
       <w:r>
+        <w:rPr>
+          <w:lang w:val="en_US" w:bidi="en_US"/>
+        </w:rPr>
         <w:t>Micah 7:3</w:t>
       </w:r>
-      <w:r/>
-    </w:p>
-    <w:p>
-      <w:r/>
-      <w:r>
+      <w:r>
+        <w:rPr>
+          <w:lang w:val="en_US" w:bidi="en_US"/>
+        </w:rPr>
+      </w:r>
+    </w:p>
+    <w:p>
+      <w:pPr/>
+      <w:r>
+        <w:rPr>
+          <w:lang w:val="en_US" w:bidi="en_US"/>
+        </w:rPr>
+      </w:r>
+      <w:r>
+        <w:rPr>
+          <w:lang w:val="en_US" w:bidi="en_US"/>
+        </w:rPr>
         <w:t>That is, they had perfected the skills for doing evil. • Officials and judges alike demand bribes: Rulers and judges were forbidden to twist justice (</w:t>
       </w:r>
       <w:hyperlink r:id="rId191">
         <w:r>
           <w:rPr>
+            <w:lang w:val="en_US" w:bidi="en_US"/>
+          </w:rPr>
+          <w:rPr>
             <w:color w:val="0000EE"/>
             <w:u w:val="single"/>
           </w:rPr>
@@ -4017,11 +7379,17 @@
         </w:r>
       </w:hyperlink>
       <w:r>
+        <w:rPr>
+          <w:lang w:val="en_US" w:bidi="en_US"/>
+        </w:rPr>
         <w:t xml:space="preserve">; </w:t>
       </w:r>
       <w:hyperlink r:id="rId192">
         <w:r>
           <w:rPr>
+            <w:lang w:val="en_US" w:bidi="en_US"/>
+          </w:rPr>
+          <w:rPr>
             <w:color w:val="0000EE"/>
             <w:u w:val="single"/>
           </w:rPr>
@@ -4029,51 +7397,113 @@
         </w:r>
       </w:hyperlink>
       <w:r>
+        <w:rPr>
+          <w:lang w:val="en_US" w:bidi="en_US"/>
+        </w:rPr>
         <w:t>). Israel’s judicial system was completely corrupt.</w:t>
       </w:r>
-      <w:r/>
-      <w:r/>
-    </w:p>
-    <w:p>
-      <w:r/>
+      <w:r>
+        <w:rPr>
+          <w:lang w:val="en_US" w:bidi="en_US"/>
+        </w:rPr>
+      </w:r>
+      <w:r>
+        <w:rPr>
+          <w:lang w:val="en_US" w:bidi="en_US"/>
+        </w:rPr>
+      </w:r>
+    </w:p>
+    <w:p>
+      <w:pPr/>
+      <w:r>
+        <w:rPr>
+          <w:lang w:val="en_US" w:bidi="en_US"/>
+        </w:rPr>
+      </w:r>
     </w:p>
     <w:p>
       <w:pPr>
         <w:pStyle w:val="Heading2"/>
       </w:pPr>
       <w:r>
+        <w:rPr>
+          <w:lang w:val="en_US" w:bidi="en_US"/>
+        </w:rPr>
         <w:t>Micah 7:4</w:t>
       </w:r>
-      <w:r/>
-    </w:p>
-    <w:p>
-      <w:r/>
-      <w:r>
+      <w:r>
+        <w:rPr>
+          <w:lang w:val="en_US" w:bidi="en_US"/>
+        </w:rPr>
+      </w:r>
+    </w:p>
+    <w:p>
+      <w:pPr/>
+      <w:r>
+        <w:rPr>
+          <w:lang w:val="en_US" w:bidi="en_US"/>
+        </w:rPr>
+      </w:r>
+      <w:r>
+        <w:rPr>
+          <w:lang w:val="en_US" w:bidi="en_US"/>
+        </w:rPr>
         <w:t>your judgment day is coming: The people of Israel would soon be conquered by the Assyrians, the people of Judah would soon face destruction at the hands of the Babylonians, and all the people of the earth will soon face God in judgment.</w:t>
       </w:r>
-      <w:r/>
-      <w:r/>
-    </w:p>
-    <w:p>
-      <w:r/>
+      <w:r>
+        <w:rPr>
+          <w:lang w:val="en_US" w:bidi="en_US"/>
+        </w:rPr>
+      </w:r>
+      <w:r>
+        <w:rPr>
+          <w:lang w:val="en_US" w:bidi="en_US"/>
+        </w:rPr>
+      </w:r>
+    </w:p>
+    <w:p>
+      <w:pPr/>
+      <w:r>
+        <w:rPr>
+          <w:lang w:val="en_US" w:bidi="en_US"/>
+        </w:rPr>
+      </w:r>
     </w:p>
     <w:p>
       <w:pPr>
         <w:pStyle w:val="Heading2"/>
       </w:pPr>
       <w:r>
+        <w:rPr>
+          <w:lang w:val="en_US" w:bidi="en_US"/>
+        </w:rPr>
         <w:t>Micah 7:5–6</w:t>
       </w:r>
-      <w:r/>
-    </w:p>
-    <w:p>
-      <w:r/>
-      <w:r>
+      <w:r>
+        <w:rPr>
+          <w:lang w:val="en_US" w:bidi="en_US"/>
+        </w:rPr>
+      </w:r>
+    </w:p>
+    <w:p>
+      <w:pPr/>
+      <w:r>
+        <w:rPr>
+          <w:lang w:val="en_US" w:bidi="en_US"/>
+        </w:rPr>
+      </w:r>
+      <w:r>
+        <w:rPr>
+          <w:lang w:val="en_US" w:bidi="en_US"/>
+        </w:rPr>
         <w:t xml:space="preserve">Don’t trust anyone: Bitterness, corruption, and treachery had poisoned the community of the Lord’s people (cp. </w:t>
       </w:r>
       <w:hyperlink r:id="rId193">
         <w:r>
           <w:rPr>
+            <w:lang w:val="en_US" w:bidi="en_US"/>
+          </w:rPr>
+          <w:rPr>
             <w:color w:val="0000EE"/>
             <w:u w:val="single"/>
           </w:rPr>
@@ -4081,11 +7511,17 @@
         </w:r>
       </w:hyperlink>
       <w:r>
+        <w:rPr>
+          <w:lang w:val="en_US" w:bidi="en_US"/>
+        </w:rPr>
         <w:t xml:space="preserve">; </w:t>
       </w:r>
       <w:hyperlink r:id="rId194">
         <w:r>
           <w:rPr>
+            <w:lang w:val="en_US" w:bidi="en_US"/>
+          </w:rPr>
+          <w:rPr>
             <w:color w:val="0000EE"/>
             <w:u w:val="single"/>
           </w:rPr>
@@ -4093,31 +7529,65 @@
         </w:r>
       </w:hyperlink>
       <w:r>
+        <w:rPr>
+          <w:lang w:val="en_US" w:bidi="en_US"/>
+        </w:rPr>
         <w:t>).</w:t>
       </w:r>
-      <w:r/>
-      <w:r/>
-    </w:p>
-    <w:p>
-      <w:r/>
+      <w:r>
+        <w:rPr>
+          <w:lang w:val="en_US" w:bidi="en_US"/>
+        </w:rPr>
+      </w:r>
+      <w:r>
+        <w:rPr>
+          <w:lang w:val="en_US" w:bidi="en_US"/>
+        </w:rPr>
+      </w:r>
+    </w:p>
+    <w:p>
+      <w:pPr/>
+      <w:r>
+        <w:rPr>
+          <w:lang w:val="en_US" w:bidi="en_US"/>
+        </w:rPr>
+      </w:r>
     </w:p>
     <w:p>
       <w:pPr>
         <w:pStyle w:val="Heading2"/>
       </w:pPr>
       <w:r>
+        <w:rPr>
+          <w:lang w:val="en_US" w:bidi="en_US"/>
+        </w:rPr>
         <w:t>Micah 7:7–10</w:t>
       </w:r>
-      <w:r/>
-    </w:p>
-    <w:p>
-      <w:r/>
-      <w:r>
+      <w:r>
+        <w:rPr>
+          <w:lang w:val="en_US" w:bidi="en_US"/>
+        </w:rPr>
+      </w:r>
+    </w:p>
+    <w:p>
+      <w:pPr/>
+      <w:r>
+        <w:rPr>
+          <w:lang w:val="en_US" w:bidi="en_US"/>
+        </w:rPr>
+      </w:r>
+      <w:r>
+        <w:rPr>
+          <w:lang w:val="en_US" w:bidi="en_US"/>
+        </w:rPr>
         <w:t xml:space="preserve">In the midst of despair, Micah prays with a psalm of hope and confidence in the Lord (cp. </w:t>
       </w:r>
       <w:hyperlink r:id="rId195">
         <w:r>
           <w:rPr>
+            <w:lang w:val="en_US" w:bidi="en_US"/>
+          </w:rPr>
+          <w:rPr>
             <w:color w:val="0000EE"/>
             <w:u w:val="single"/>
           </w:rPr>
@@ -4125,11 +7595,17 @@
         </w:r>
       </w:hyperlink>
       <w:r>
+        <w:rPr>
+          <w:lang w:val="en_US" w:bidi="en_US"/>
+        </w:rPr>
         <w:t xml:space="preserve">; </w:t>
       </w:r>
       <w:hyperlink r:id="rId196">
         <w:r>
           <w:rPr>
+            <w:lang w:val="en_US" w:bidi="en_US"/>
+          </w:rPr>
+          <w:rPr>
             <w:color w:val="0000EE"/>
             <w:u w:val="single"/>
           </w:rPr>
@@ -4137,31 +7613,65 @@
         </w:r>
       </w:hyperlink>
       <w:r>
+        <w:rPr>
+          <w:lang w:val="en_US" w:bidi="en_US"/>
+        </w:rPr>
         <w:t>).</w:t>
       </w:r>
-      <w:r/>
-      <w:r/>
-    </w:p>
-    <w:p>
-      <w:r/>
+      <w:r>
+        <w:rPr>
+          <w:lang w:val="en_US" w:bidi="en_US"/>
+        </w:rPr>
+      </w:r>
+      <w:r>
+        <w:rPr>
+          <w:lang w:val="en_US" w:bidi="en_US"/>
+        </w:rPr>
+      </w:r>
+    </w:p>
+    <w:p>
+      <w:pPr/>
+      <w:r>
+        <w:rPr>
+          <w:lang w:val="en_US" w:bidi="en_US"/>
+        </w:rPr>
+      </w:r>
     </w:p>
     <w:p>
       <w:pPr>
         <w:pStyle w:val="Heading2"/>
       </w:pPr>
       <w:r>
+        <w:rPr>
+          <w:lang w:val="en_US" w:bidi="en_US"/>
+        </w:rPr>
         <w:t>Micah 7:8</w:t>
       </w:r>
-      <w:r/>
-    </w:p>
-    <w:p>
-      <w:r/>
-      <w:r>
+      <w:r>
+        <w:rPr>
+          <w:lang w:val="en_US" w:bidi="en_US"/>
+        </w:rPr>
+      </w:r>
+    </w:p>
+    <w:p>
+      <w:pPr/>
+      <w:r>
+        <w:rPr>
+          <w:lang w:val="en_US" w:bidi="en_US"/>
+        </w:rPr>
+      </w:r>
+      <w:r>
+        <w:rPr>
+          <w:lang w:val="en_US" w:bidi="en_US"/>
+        </w:rPr>
         <w:t xml:space="preserve">Though I sit in darkness: The prophet confidently trusts in God to be his light (cp. </w:t>
       </w:r>
       <w:hyperlink r:id="rId197">
         <w:r>
           <w:rPr>
+            <w:lang w:val="en_US" w:bidi="en_US"/>
+          </w:rPr>
+          <w:rPr>
             <w:color w:val="0000EE"/>
             <w:u w:val="single"/>
           </w:rPr>
@@ -4169,11 +7679,17 @@
         </w:r>
       </w:hyperlink>
       <w:r>
+        <w:rPr>
+          <w:lang w:val="en_US" w:bidi="en_US"/>
+        </w:rPr>
         <w:t xml:space="preserve">) even in deep difficulty, knowing that his enemies would not overcome him (cp. </w:t>
       </w:r>
       <w:hyperlink r:id="rId198">
         <w:r>
           <w:rPr>
+            <w:lang w:val="en_US" w:bidi="en_US"/>
+          </w:rPr>
+          <w:rPr>
             <w:color w:val="0000EE"/>
             <w:u w:val="single"/>
           </w:rPr>
@@ -4181,11 +7697,17 @@
         </w:r>
       </w:hyperlink>
       <w:r>
+        <w:rPr>
+          <w:lang w:val="en_US" w:bidi="en_US"/>
+        </w:rPr>
         <w:t>). God’s Spirit gave him the power and confidence to perform his prophetic task (</w:t>
       </w:r>
       <w:hyperlink r:id="rId199">
         <w:r>
           <w:rPr>
+            <w:lang w:val="en_US" w:bidi="en_US"/>
+          </w:rPr>
+          <w:rPr>
             <w:color w:val="0000EE"/>
             <w:u w:val="single"/>
           </w:rPr>
@@ -4193,51 +7715,113 @@
         </w:r>
       </w:hyperlink>
       <w:r>
+        <w:rPr>
+          <w:lang w:val="en_US" w:bidi="en_US"/>
+        </w:rPr>
         <w:t>).</w:t>
       </w:r>
-      <w:r/>
-      <w:r/>
-    </w:p>
-    <w:p>
-      <w:r/>
+      <w:r>
+        <w:rPr>
+          <w:lang w:val="en_US" w:bidi="en_US"/>
+        </w:rPr>
+      </w:r>
+      <w:r>
+        <w:rPr>
+          <w:lang w:val="en_US" w:bidi="en_US"/>
+        </w:rPr>
+      </w:r>
+    </w:p>
+    <w:p>
+      <w:pPr/>
+      <w:r>
+        <w:rPr>
+          <w:lang w:val="en_US" w:bidi="en_US"/>
+        </w:rPr>
+      </w:r>
     </w:p>
     <w:p>
       <w:pPr>
         <w:pStyle w:val="Heading2"/>
       </w:pPr>
       <w:r>
+        <w:rPr>
+          <w:lang w:val="en_US" w:bidi="en_US"/>
+        </w:rPr>
         <w:t>Micah 7:9</w:t>
       </w:r>
-      <w:r/>
-    </w:p>
-    <w:p>
-      <w:r/>
-      <w:r>
+      <w:r>
+        <w:rPr>
+          <w:lang w:val="en_US" w:bidi="en_US"/>
+        </w:rPr>
+      </w:r>
+    </w:p>
+    <w:p>
+      <w:pPr/>
+      <w:r>
+        <w:rPr>
+          <w:lang w:val="en_US" w:bidi="en_US"/>
+        </w:rPr>
+      </w:r>
+      <w:r>
+        <w:rPr>
+          <w:lang w:val="en_US" w:bidi="en_US"/>
+        </w:rPr>
         <w:t>I have sinned: The prophet and other godly people recognize their own failure and culpability, yet trust in the Lord for redemption. • The Lord’s righteousness brings salvation and rescue for his people.</w:t>
       </w:r>
-      <w:r/>
-      <w:r/>
-    </w:p>
-    <w:p>
-      <w:r/>
+      <w:r>
+        <w:rPr>
+          <w:lang w:val="en_US" w:bidi="en_US"/>
+        </w:rPr>
+      </w:r>
+      <w:r>
+        <w:rPr>
+          <w:lang w:val="en_US" w:bidi="en_US"/>
+        </w:rPr>
+      </w:r>
+    </w:p>
+    <w:p>
+      <w:pPr/>
+      <w:r>
+        <w:rPr>
+          <w:lang w:val="en_US" w:bidi="en_US"/>
+        </w:rPr>
+      </w:r>
     </w:p>
     <w:p>
       <w:pPr>
         <w:pStyle w:val="Heading2"/>
       </w:pPr>
       <w:r>
+        <w:rPr>
+          <w:lang w:val="en_US" w:bidi="en_US"/>
+        </w:rPr>
         <w:t>Micah 7:10</w:t>
       </w:r>
-      <w:r/>
-    </w:p>
-    <w:p>
-      <w:r/>
-      <w:r>
+      <w:r>
+        <w:rPr>
+          <w:lang w:val="en_US" w:bidi="en_US"/>
+        </w:rPr>
+      </w:r>
+    </w:p>
+    <w:p>
+      <w:pPr/>
+      <w:r>
+        <w:rPr>
+          <w:lang w:val="en_US" w:bidi="en_US"/>
+        </w:rPr>
+      </w:r>
+      <w:r>
+        <w:rPr>
+          <w:lang w:val="en_US" w:bidi="en_US"/>
+        </w:rPr>
         <w:t>where is the Lord? This taunt rebuked God and those who trusted him. God had promised always to be with his people and their leaders (</w:t>
       </w:r>
       <w:hyperlink r:id="rId200">
         <w:r>
           <w:rPr>
+            <w:lang w:val="en_US" w:bidi="en_US"/>
+          </w:rPr>
+          <w:rPr>
             <w:color w:val="0000EE"/>
             <w:u w:val="single"/>
           </w:rPr>
@@ -4245,11 +7829,17 @@
         </w:r>
       </w:hyperlink>
       <w:r>
+        <w:rPr>
+          <w:lang w:val="en_US" w:bidi="en_US"/>
+        </w:rPr>
         <w:t xml:space="preserve">; </w:t>
       </w:r>
       <w:hyperlink r:id="rId63">
         <w:r>
           <w:rPr>
+            <w:lang w:val="en_US" w:bidi="en_US"/>
+          </w:rPr>
+          <w:rPr>
             <w:color w:val="0000EE"/>
             <w:u w:val="single"/>
           </w:rPr>
@@ -4257,11 +7847,17 @@
         </w:r>
       </w:hyperlink>
       <w:r>
+        <w:rPr>
+          <w:lang w:val="en_US" w:bidi="en_US"/>
+        </w:rPr>
         <w:t xml:space="preserve">). God was dishonored by these taunts, and he would act to clear his name (cp. </w:t>
       </w:r>
       <w:hyperlink r:id="rId201">
         <w:r>
           <w:rPr>
+            <w:lang w:val="en_US" w:bidi="en_US"/>
+          </w:rPr>
+          <w:rPr>
             <w:color w:val="0000EE"/>
             <w:u w:val="single"/>
           </w:rPr>
@@ -4269,11 +7865,17 @@
         </w:r>
       </w:hyperlink>
       <w:r>
+        <w:rPr>
+          <w:lang w:val="en_US" w:bidi="en_US"/>
+        </w:rPr>
         <w:t xml:space="preserve">; </w:t>
       </w:r>
       <w:hyperlink r:id="rId202">
         <w:r>
           <w:rPr>
+            <w:lang w:val="en_US" w:bidi="en_US"/>
+          </w:rPr>
+          <w:rPr>
             <w:color w:val="0000EE"/>
             <w:u w:val="single"/>
           </w:rPr>
@@ -4281,31 +7883,65 @@
         </w:r>
       </w:hyperlink>
       <w:r>
+        <w:rPr>
+          <w:lang w:val="en_US" w:bidi="en_US"/>
+        </w:rPr>
         <w:t>).</w:t>
       </w:r>
-      <w:r/>
-      <w:r/>
-    </w:p>
-    <w:p>
-      <w:r/>
+      <w:r>
+        <w:rPr>
+          <w:lang w:val="en_US" w:bidi="en_US"/>
+        </w:rPr>
+      </w:r>
+      <w:r>
+        <w:rPr>
+          <w:lang w:val="en_US" w:bidi="en_US"/>
+        </w:rPr>
+      </w:r>
+    </w:p>
+    <w:p>
+      <w:pPr/>
+      <w:r>
+        <w:rPr>
+          <w:lang w:val="en_US" w:bidi="en_US"/>
+        </w:rPr>
+      </w:r>
     </w:p>
     <w:p>
       <w:pPr>
         <w:pStyle w:val="Heading2"/>
       </w:pPr>
       <w:r>
+        <w:rPr>
+          <w:lang w:val="en_US" w:bidi="en_US"/>
+        </w:rPr>
         <w:t>Micah 7:11–12</w:t>
       </w:r>
-      <w:r/>
-    </w:p>
-    <w:p>
-      <w:r/>
-      <w:r>
+      <w:r>
+        <w:rPr>
+          <w:lang w:val="en_US" w:bidi="en_US"/>
+        </w:rPr>
+      </w:r>
+    </w:p>
+    <w:p>
+      <w:pPr/>
+      <w:r>
+        <w:rPr>
+          <w:lang w:val="en_US" w:bidi="en_US"/>
+        </w:rPr>
+      </w:r>
+      <w:r>
+        <w:rPr>
+          <w:lang w:val="en_US" w:bidi="en_US"/>
+        </w:rPr>
         <w:t xml:space="preserve">That day includes (1) 538 BC, when Israel began to return from exile in Babylon (see </w:t>
       </w:r>
       <w:hyperlink r:id="rId203">
         <w:r>
           <w:rPr>
+            <w:lang w:val="en_US" w:bidi="en_US"/>
+          </w:rPr>
+          <w:rPr>
             <w:color w:val="0000EE"/>
             <w:u w:val="single"/>
           </w:rPr>
@@ -4313,11 +7949,17 @@
         </w:r>
       </w:hyperlink>
       <w:r>
+        <w:rPr>
+          <w:lang w:val="en_US" w:bidi="en_US"/>
+        </w:rPr>
         <w:t xml:space="preserve">); and (2) the final restoration of God’s people (see </w:t>
       </w:r>
       <w:hyperlink r:id="rId85">
         <w:r>
           <w:rPr>
+            <w:lang w:val="en_US" w:bidi="en_US"/>
+          </w:rPr>
+          <w:rPr>
             <w:color w:val="0000EE"/>
             <w:u w:val="single"/>
           </w:rPr>
@@ -4325,11 +7967,17 @@
         </w:r>
       </w:hyperlink>
       <w:r>
+        <w:rPr>
+          <w:lang w:val="en_US" w:bidi="en_US"/>
+        </w:rPr>
         <w:t>). As the nations flow to a renewed Israel, God’s purposes through Abraham will be fulfilled (</w:t>
       </w:r>
       <w:hyperlink r:id="rId72">
         <w:r>
           <w:rPr>
+            <w:lang w:val="en_US" w:bidi="en_US"/>
+          </w:rPr>
+          <w:rPr>
             <w:color w:val="0000EE"/>
             <w:u w:val="single"/>
           </w:rPr>
@@ -4337,31 +7985,65 @@
         </w:r>
       </w:hyperlink>
       <w:r>
+        <w:rPr>
+          <w:lang w:val="en_US" w:bidi="en_US"/>
+        </w:rPr>
         <w:t>).</w:t>
       </w:r>
-      <w:r/>
-      <w:r/>
-    </w:p>
-    <w:p>
-      <w:r/>
+      <w:r>
+        <w:rPr>
+          <w:lang w:val="en_US" w:bidi="en_US"/>
+        </w:rPr>
+      </w:r>
+      <w:r>
+        <w:rPr>
+          <w:lang w:val="en_US" w:bidi="en_US"/>
+        </w:rPr>
+      </w:r>
+    </w:p>
+    <w:p>
+      <w:pPr/>
+      <w:r>
+        <w:rPr>
+          <w:lang w:val="en_US" w:bidi="en_US"/>
+        </w:rPr>
+      </w:r>
     </w:p>
     <w:p>
       <w:pPr>
         <w:pStyle w:val="Heading2"/>
       </w:pPr>
       <w:r>
+        <w:rPr>
+          <w:lang w:val="en_US" w:bidi="en_US"/>
+        </w:rPr>
         <w:t>Micah 7:13</w:t>
       </w:r>
-      <w:r/>
-    </w:p>
-    <w:p>
-      <w:r/>
-      <w:r>
+      <w:r>
+        <w:rPr>
+          <w:lang w:val="en_US" w:bidi="en_US"/>
+        </w:rPr>
+      </w:r>
+    </w:p>
+    <w:p>
+      <w:pPr/>
+      <w:r>
+        <w:rPr>
+          <w:lang w:val="en_US" w:bidi="en_US"/>
+        </w:rPr>
+      </w:r>
+      <w:r>
+        <w:rPr>
+          <w:lang w:val="en_US" w:bidi="en_US"/>
+        </w:rPr>
         <w:t>Before their restoration, Israel must be disciplined (</w:t>
       </w:r>
       <w:hyperlink r:id="rId32">
         <w:r>
           <w:rPr>
+            <w:lang w:val="en_US" w:bidi="en_US"/>
+          </w:rPr>
+          <w:rPr>
             <w:color w:val="0000EE"/>
             <w:u w:val="single"/>
           </w:rPr>
@@ -4369,11 +8051,17 @@
         </w:r>
       </w:hyperlink>
       <w:r>
+        <w:rPr>
+          <w:lang w:val="en_US" w:bidi="en_US"/>
+        </w:rPr>
         <w:t xml:space="preserve">; </w:t>
       </w:r>
       <w:hyperlink r:id="rId33">
         <w:r>
           <w:rPr>
+            <w:lang w:val="en_US" w:bidi="en_US"/>
+          </w:rPr>
+          <w:rPr>
             <w:color w:val="0000EE"/>
             <w:u w:val="single"/>
           </w:rPr>
@@ -4381,11 +8069,17 @@
         </w:r>
       </w:hyperlink>
       <w:r>
+        <w:rPr>
+          <w:lang w:val="en_US" w:bidi="en_US"/>
+        </w:rPr>
         <w:t xml:space="preserve">, </w:t>
       </w:r>
       <w:hyperlink r:id="rId34">
         <w:r>
           <w:rPr>
+            <w:lang w:val="en_US" w:bidi="en_US"/>
+          </w:rPr>
+          <w:rPr>
             <w:color w:val="0000EE"/>
             <w:u w:val="single"/>
           </w:rPr>
@@ -4393,11 +8087,17 @@
         </w:r>
       </w:hyperlink>
       <w:r>
+        <w:rPr>
+          <w:lang w:val="en_US" w:bidi="en_US"/>
+        </w:rPr>
         <w:t xml:space="preserve">, </w:t>
       </w:r>
       <w:hyperlink r:id="rId204">
         <w:r>
           <w:rPr>
+            <w:lang w:val="en_US" w:bidi="en_US"/>
+          </w:rPr>
+          <w:rPr>
             <w:color w:val="0000EE"/>
             <w:u w:val="single"/>
           </w:rPr>
@@ -4405,11 +8105,17 @@
         </w:r>
       </w:hyperlink>
       <w:r>
+        <w:rPr>
+          <w:lang w:val="en_US" w:bidi="en_US"/>
+        </w:rPr>
         <w:t xml:space="preserve">; </w:t>
       </w:r>
       <w:hyperlink r:id="rId53">
         <w:r>
           <w:rPr>
+            <w:lang w:val="en_US" w:bidi="en_US"/>
+          </w:rPr>
+          <w:rPr>
             <w:color w:val="0000EE"/>
             <w:u w:val="single"/>
           </w:rPr>
@@ -4417,40 +8123,78 @@
         </w:r>
       </w:hyperlink>
       <w:r>
+        <w:rPr>
+          <w:lang w:val="en_US" w:bidi="en_US"/>
+        </w:rPr>
         <w:t>). • empty and desolate: The people’s intransigent wickedness brought on God’s judgments.</w:t>
       </w:r>
-      <w:r/>
-      <w:r/>
-    </w:p>
-    <w:p>
-      <w:r/>
+      <w:r>
+        <w:rPr>
+          <w:lang w:val="en_US" w:bidi="en_US"/>
+        </w:rPr>
+      </w:r>
+      <w:r>
+        <w:rPr>
+          <w:lang w:val="en_US" w:bidi="en_US"/>
+        </w:rPr>
+      </w:r>
+    </w:p>
+    <w:p>
+      <w:pPr/>
+      <w:r>
+        <w:rPr>
+          <w:lang w:val="en_US" w:bidi="en_US"/>
+        </w:rPr>
+      </w:r>
     </w:p>
     <w:p>
       <w:pPr>
         <w:pStyle w:val="Heading2"/>
       </w:pPr>
       <w:r>
+        <w:rPr>
+          <w:lang w:val="en_US" w:bidi="en_US"/>
+        </w:rPr>
         <w:t>Micah 7:14</w:t>
       </w:r>
-      <w:r/>
-    </w:p>
-    <w:p>
-      <w:r/>
-      <w:r>
+      <w:r>
+        <w:rPr>
+          <w:lang w:val="en_US" w:bidi="en_US"/>
+        </w:rPr>
+      </w:r>
+    </w:p>
+    <w:p>
+      <w:pPr/>
+      <w:r>
+        <w:rPr>
+          <w:lang w:val="en_US" w:bidi="en_US"/>
+        </w:rPr>
+      </w:r>
+      <w:r>
+        <w:rPr>
+          <w:lang w:val="en_US" w:bidi="en_US"/>
+        </w:rPr>
         <w:t>• With a shepherd’s staff</w:t>
       </w:r>
       <w:r>
         <w:rPr>
           <w:i/>
+          <w:lang w:val="en_US" w:bidi="en_US"/>
         </w:rPr>
         <w:t>,</w:t>
       </w:r>
       <w:r>
+        <w:rPr>
+          <w:lang w:val="en_US" w:bidi="en_US"/>
+        </w:rPr>
         <w:t xml:space="preserve"> an ancient Near Eastern shepherd could defend his sheep from wild beasts. Likewise, the prophet prayed that God would protect his people from hostile Gentile nations (cp. </w:t>
       </w:r>
       <w:hyperlink r:id="rId205">
         <w:r>
           <w:rPr>
+            <w:lang w:val="en_US" w:bidi="en_US"/>
+          </w:rPr>
+          <w:rPr>
             <w:color w:val="0000EE"/>
             <w:u w:val="single"/>
           </w:rPr>
@@ -4458,11 +8202,17 @@
         </w:r>
       </w:hyperlink>
       <w:r>
+        <w:rPr>
+          <w:lang w:val="en_US" w:bidi="en_US"/>
+        </w:rPr>
         <w:t xml:space="preserve">). • special possession: Cp. </w:t>
       </w:r>
       <w:hyperlink r:id="rId103">
         <w:r>
           <w:rPr>
+            <w:lang w:val="en_US" w:bidi="en_US"/>
+          </w:rPr>
+          <w:rPr>
             <w:color w:val="0000EE"/>
             <w:u w:val="single"/>
           </w:rPr>
@@ -4470,11 +8220,17 @@
         </w:r>
       </w:hyperlink>
       <w:r>
+        <w:rPr>
+          <w:lang w:val="en_US" w:bidi="en_US"/>
+        </w:rPr>
         <w:t xml:space="preserve">; </w:t>
       </w:r>
       <w:hyperlink r:id="rId206">
         <w:r>
           <w:rPr>
+            <w:lang w:val="en_US" w:bidi="en_US"/>
+          </w:rPr>
+          <w:rPr>
             <w:color w:val="0000EE"/>
             <w:u w:val="single"/>
           </w:rPr>
@@ -4482,11 +8238,17 @@
         </w:r>
       </w:hyperlink>
       <w:r>
+        <w:rPr>
+          <w:lang w:val="en_US" w:bidi="en_US"/>
+        </w:rPr>
         <w:t xml:space="preserve">; </w:t>
       </w:r>
       <w:hyperlink r:id="rId207">
         <w:r>
           <w:rPr>
+            <w:lang w:val="en_US" w:bidi="en_US"/>
+          </w:rPr>
+          <w:rPr>
             <w:color w:val="0000EE"/>
             <w:u w:val="single"/>
           </w:rPr>
@@ -4494,11 +8256,17 @@
         </w:r>
       </w:hyperlink>
       <w:r>
+        <w:rPr>
+          <w:lang w:val="en_US" w:bidi="en_US"/>
+        </w:rPr>
         <w:t xml:space="preserve">; </w:t>
       </w:r>
       <w:hyperlink r:id="rId208">
         <w:r>
           <w:rPr>
+            <w:lang w:val="en_US" w:bidi="en_US"/>
+          </w:rPr>
+          <w:rPr>
             <w:color w:val="0000EE"/>
             <w:u w:val="single"/>
           </w:rPr>
@@ -4506,11 +8274,17 @@
         </w:r>
       </w:hyperlink>
       <w:r>
+        <w:rPr>
+          <w:lang w:val="en_US" w:bidi="en_US"/>
+        </w:rPr>
         <w:t xml:space="preserve">; </w:t>
       </w:r>
       <w:hyperlink r:id="rId209">
         <w:r>
           <w:rPr>
+            <w:lang w:val="en_US" w:bidi="en_US"/>
+          </w:rPr>
+          <w:rPr>
             <w:color w:val="0000EE"/>
             <w:u w:val="single"/>
           </w:rPr>
@@ -4518,11 +8292,17 @@
         </w:r>
       </w:hyperlink>
       <w:r>
+        <w:rPr>
+          <w:lang w:val="en_US" w:bidi="en_US"/>
+        </w:rPr>
         <w:t xml:space="preserve">; </w:t>
       </w:r>
       <w:hyperlink r:id="rId210">
         <w:r>
           <w:rPr>
+            <w:lang w:val="en_US" w:bidi="en_US"/>
+          </w:rPr>
+          <w:rPr>
             <w:color w:val="0000EE"/>
             <w:u w:val="single"/>
           </w:rPr>
@@ -4530,11 +8310,17 @@
         </w:r>
       </w:hyperlink>
       <w:r>
+        <w:rPr>
+          <w:lang w:val="en_US" w:bidi="en_US"/>
+        </w:rPr>
         <w:t>. • Bashan and Gilead, east of the Jordan River, were part of the Lord’s earliest gifts to the Israelite tribes of Reuben, Gad, and Manasseh (</w:t>
       </w:r>
       <w:hyperlink r:id="rId211">
         <w:r>
           <w:rPr>
+            <w:lang w:val="en_US" w:bidi="en_US"/>
+          </w:rPr>
+          <w:rPr>
             <w:color w:val="0000EE"/>
             <w:u w:val="single"/>
           </w:rPr>
@@ -4542,31 +8328,65 @@
         </w:r>
       </w:hyperlink>
       <w:r>
+        <w:rPr>
+          <w:lang w:val="en_US" w:bidi="en_US"/>
+        </w:rPr>
         <w:t>). Assyria annexed these territories and took these tribes away in the 700s BC. Israel’s ownership would be restored and expanded.</w:t>
       </w:r>
-      <w:r/>
-      <w:r/>
-    </w:p>
-    <w:p>
-      <w:r/>
+      <w:r>
+        <w:rPr>
+          <w:lang w:val="en_US" w:bidi="en_US"/>
+        </w:rPr>
+      </w:r>
+      <w:r>
+        <w:rPr>
+          <w:lang w:val="en_US" w:bidi="en_US"/>
+        </w:rPr>
+      </w:r>
+    </w:p>
+    <w:p>
+      <w:pPr/>
+      <w:r>
+        <w:rPr>
+          <w:lang w:val="en_US" w:bidi="en_US"/>
+        </w:rPr>
+      </w:r>
     </w:p>
     <w:p>
       <w:pPr>
         <w:pStyle w:val="Heading2"/>
       </w:pPr>
       <w:r>
+        <w:rPr>
+          <w:lang w:val="en_US" w:bidi="en_US"/>
+        </w:rPr>
         <w:t>Micah 7:14–20</w:t>
       </w:r>
-      <w:r/>
-    </w:p>
-    <w:p>
-      <w:r/>
-      <w:r>
+      <w:r>
+        <w:rPr>
+          <w:lang w:val="en_US" w:bidi="en_US"/>
+        </w:rPr>
+      </w:r>
+    </w:p>
+    <w:p>
+      <w:pPr/>
+      <w:r>
+        <w:rPr>
+          <w:lang w:val="en_US" w:bidi="en_US"/>
+        </w:rPr>
+      </w:r>
+      <w:r>
+        <w:rPr>
+          <w:lang w:val="en_US" w:bidi="en_US"/>
+        </w:rPr>
         <w:t xml:space="preserve">The Lord promised to completely renew Israel, his special possession (see </w:t>
       </w:r>
       <w:hyperlink r:id="rId103">
         <w:r>
           <w:rPr>
+            <w:lang w:val="en_US" w:bidi="en_US"/>
+          </w:rPr>
+          <w:rPr>
             <w:color w:val="0000EE"/>
             <w:u w:val="single"/>
           </w:rPr>
@@ -4574,11 +8394,17 @@
         </w:r>
       </w:hyperlink>
       <w:r>
+        <w:rPr>
+          <w:lang w:val="en_US" w:bidi="en_US"/>
+        </w:rPr>
         <w:t xml:space="preserve">; </w:t>
       </w:r>
       <w:hyperlink r:id="rId209">
         <w:r>
           <w:rPr>
+            <w:lang w:val="en_US" w:bidi="en_US"/>
+          </w:rPr>
+          <w:rPr>
             <w:color w:val="0000EE"/>
             <w:u w:val="single"/>
           </w:rPr>
@@ -4586,11 +8412,17 @@
         </w:r>
       </w:hyperlink>
       <w:r>
+        <w:rPr>
+          <w:lang w:val="en_US" w:bidi="en_US"/>
+        </w:rPr>
         <w:t xml:space="preserve">). Judgment would not mean the destruction of hope, but a cleansing so that true hope could prevail. The restoration would be God’s work alone as he restored the remnant of his special people and removed their guilt by his love, compassion, and faithfulness (see </w:t>
       </w:r>
       <w:hyperlink r:id="rId212">
         <w:r>
           <w:rPr>
+            <w:lang w:val="en_US" w:bidi="en_US"/>
+          </w:rPr>
+          <w:rPr>
             <w:color w:val="0000EE"/>
             <w:u w:val="single"/>
           </w:rPr>
@@ -4598,51 +8430,113 @@
         </w:r>
       </w:hyperlink>
       <w:r>
+        <w:rPr>
+          <w:lang w:val="en_US" w:bidi="en_US"/>
+        </w:rPr>
         <w:t>).</w:t>
       </w:r>
-      <w:r/>
-      <w:r/>
-    </w:p>
-    <w:p>
-      <w:r/>
+      <w:r>
+        <w:rPr>
+          <w:lang w:val="en_US" w:bidi="en_US"/>
+        </w:rPr>
+      </w:r>
+      <w:r>
+        <w:rPr>
+          <w:lang w:val="en_US" w:bidi="en_US"/>
+        </w:rPr>
+      </w:r>
+    </w:p>
+    <w:p>
+      <w:pPr/>
+      <w:r>
+        <w:rPr>
+          <w:lang w:val="en_US" w:bidi="en_US"/>
+        </w:rPr>
+      </w:r>
     </w:p>
     <w:p>
       <w:pPr>
         <w:pStyle w:val="Heading2"/>
       </w:pPr>
       <w:r>
+        <w:rPr>
+          <w:lang w:val="en_US" w:bidi="en_US"/>
+        </w:rPr>
         <w:t>Micah 7:15</w:t>
       </w:r>
-      <w:r/>
-    </w:p>
-    <w:p>
-      <w:r/>
-      <w:r>
+      <w:r>
+        <w:rPr>
+          <w:lang w:val="en_US" w:bidi="en_US"/>
+        </w:rPr>
+      </w:r>
+    </w:p>
+    <w:p>
+      <w:pPr/>
+      <w:r>
+        <w:rPr>
+          <w:lang w:val="en_US" w:bidi="en_US"/>
+        </w:rPr>
+      </w:r>
+      <w:r>
+        <w:rPr>
+          <w:lang w:val="en_US" w:bidi="en_US"/>
+        </w:rPr>
         <w:t>Israel’s enslavement to sin and to other nations called for mighty miracles such as those that brought Israel out of Egypt.</w:t>
       </w:r>
-      <w:r/>
-      <w:r/>
-    </w:p>
-    <w:p>
-      <w:r/>
+      <w:r>
+        <w:rPr>
+          <w:lang w:val="en_US" w:bidi="en_US"/>
+        </w:rPr>
+      </w:r>
+      <w:r>
+        <w:rPr>
+          <w:lang w:val="en_US" w:bidi="en_US"/>
+        </w:rPr>
+      </w:r>
+    </w:p>
+    <w:p>
+      <w:pPr/>
+      <w:r>
+        <w:rPr>
+          <w:lang w:val="en_US" w:bidi="en_US"/>
+        </w:rPr>
+      </w:r>
     </w:p>
     <w:p>
       <w:pPr>
         <w:pStyle w:val="Heading2"/>
       </w:pPr>
       <w:r>
+        <w:rPr>
+          <w:lang w:val="en_US" w:bidi="en_US"/>
+        </w:rPr>
         <w:t>Micah 7:16</w:t>
       </w:r>
-      <w:r/>
-    </w:p>
-    <w:p>
-      <w:r/>
-      <w:r>
+      <w:r>
+        <w:rPr>
+          <w:lang w:val="en_US" w:bidi="en_US"/>
+        </w:rPr>
+      </w:r>
+    </w:p>
+    <w:p>
+      <w:pPr/>
+      <w:r>
+        <w:rPr>
+          <w:lang w:val="en_US" w:bidi="en_US"/>
+        </w:rPr>
+      </w:r>
+      <w:r>
+        <w:rPr>
+          <w:lang w:val="en_US" w:bidi="en_US"/>
+        </w:rPr>
         <w:t>The promise that all the nations would be blessed by the descendants of Abraham (</w:t>
       </w:r>
       <w:hyperlink r:id="rId72">
         <w:r>
           <w:rPr>
+            <w:lang w:val="en_US" w:bidi="en_US"/>
+          </w:rPr>
+          <w:rPr>
             <w:color w:val="0000EE"/>
             <w:u w:val="single"/>
           </w:rPr>
@@ -4650,40 +8544,78 @@
         </w:r>
       </w:hyperlink>
       <w:r>
+        <w:rPr>
+          <w:lang w:val="en_US" w:bidi="en_US"/>
+        </w:rPr>
         <w:t>) would be fulfilled in this restoration of God’s special people.</w:t>
       </w:r>
-      <w:r/>
-      <w:r/>
-    </w:p>
-    <w:p>
-      <w:r/>
+      <w:r>
+        <w:rPr>
+          <w:lang w:val="en_US" w:bidi="en_US"/>
+        </w:rPr>
+      </w:r>
+      <w:r>
+        <w:rPr>
+          <w:lang w:val="en_US" w:bidi="en_US"/>
+        </w:rPr>
+      </w:r>
+    </w:p>
+    <w:p>
+      <w:pPr/>
+      <w:r>
+        <w:rPr>
+          <w:lang w:val="en_US" w:bidi="en_US"/>
+        </w:rPr>
+      </w:r>
     </w:p>
     <w:p>
       <w:pPr>
         <w:pStyle w:val="Heading2"/>
       </w:pPr>
       <w:r>
+        <w:rPr>
+          <w:lang w:val="en_US" w:bidi="en_US"/>
+        </w:rPr>
         <w:t>Micah 7:17</w:t>
       </w:r>
-      <w:r/>
-    </w:p>
-    <w:p>
-      <w:r/>
-      <w:r>
+      <w:r>
+        <w:rPr>
+          <w:lang w:val="en_US" w:bidi="en_US"/>
+        </w:rPr>
+      </w:r>
+    </w:p>
+    <w:p>
+      <w:pPr/>
+      <w:r>
+        <w:rPr>
+          <w:lang w:val="en_US" w:bidi="en_US"/>
+        </w:rPr>
+      </w:r>
+      <w:r>
+        <w:rPr>
+          <w:lang w:val="en_US" w:bidi="en_US"/>
+        </w:rPr>
         <w:t>Like snakes</w:t>
       </w:r>
       <w:r>
         <w:rPr>
           <w:i/>
+          <w:lang w:val="en_US" w:bidi="en_US"/>
         </w:rPr>
         <w:t>,</w:t>
       </w:r>
       <w:r>
+        <w:rPr>
+          <w:lang w:val="en_US" w:bidi="en_US"/>
+        </w:rPr>
         <w:t xml:space="preserve"> the nations had struck at the heel of Israel (cp. </w:t>
       </w:r>
       <w:hyperlink r:id="rId213">
         <w:r>
           <w:rPr>
+            <w:lang w:val="en_US" w:bidi="en_US"/>
+          </w:rPr>
+          <w:rPr>
             <w:color w:val="0000EE"/>
             <w:u w:val="single"/>
           </w:rPr>
@@ -4691,11 +8623,17 @@
         </w:r>
       </w:hyperlink>
       <w:r>
+        <w:rPr>
+          <w:lang w:val="en_US" w:bidi="en_US"/>
+        </w:rPr>
         <w:t>). The prophets regularly depicted foreign nations as poisonous, deceitful serpents (</w:t>
       </w:r>
       <w:hyperlink r:id="rId214">
         <w:r>
           <w:rPr>
+            <w:lang w:val="en_US" w:bidi="en_US"/>
+          </w:rPr>
+          <w:rPr>
             <w:color w:val="0000EE"/>
             <w:u w:val="single"/>
           </w:rPr>
@@ -4703,11 +8641,17 @@
         </w:r>
       </w:hyperlink>
       <w:r>
+        <w:rPr>
+          <w:lang w:val="en_US" w:bidi="en_US"/>
+        </w:rPr>
         <w:t xml:space="preserve">; </w:t>
       </w:r>
       <w:hyperlink r:id="rId215">
         <w:r>
           <w:rPr>
+            <w:lang w:val="en_US" w:bidi="en_US"/>
+          </w:rPr>
+          <w:rPr>
             <w:color w:val="0000EE"/>
             <w:u w:val="single"/>
           </w:rPr>
@@ -4715,11 +8659,17 @@
         </w:r>
       </w:hyperlink>
       <w:r>
+        <w:rPr>
+          <w:lang w:val="en_US" w:bidi="en_US"/>
+        </w:rPr>
         <w:t xml:space="preserve">; </w:t>
       </w:r>
       <w:hyperlink r:id="rId216">
         <w:r>
           <w:rPr>
+            <w:lang w:val="en_US" w:bidi="en_US"/>
+          </w:rPr>
+          <w:rPr>
             <w:color w:val="0000EE"/>
             <w:u w:val="single"/>
           </w:rPr>
@@ -4727,11 +8677,17 @@
         </w:r>
       </w:hyperlink>
       <w:r>
+        <w:rPr>
+          <w:lang w:val="en_US" w:bidi="en_US"/>
+        </w:rPr>
         <w:t xml:space="preserve">). Now these nations would be humbled (cp. </w:t>
       </w:r>
       <w:hyperlink r:id="rId217">
         <w:r>
           <w:rPr>
+            <w:lang w:val="en_US" w:bidi="en_US"/>
+          </w:rPr>
+          <w:rPr>
             <w:color w:val="0000EE"/>
             <w:u w:val="single"/>
           </w:rPr>
@@ -4739,31 +8695,65 @@
         </w:r>
       </w:hyperlink>
       <w:r>
+        <w:rPr>
+          <w:lang w:val="en_US" w:bidi="en_US"/>
+        </w:rPr>
         <w:t>). Crawling and “eating dust” were metaphors for defeat and humiliation.</w:t>
       </w:r>
-      <w:r/>
-      <w:r/>
-    </w:p>
-    <w:p>
-      <w:r/>
+      <w:r>
+        <w:rPr>
+          <w:lang w:val="en_US" w:bidi="en_US"/>
+        </w:rPr>
+      </w:r>
+      <w:r>
+        <w:rPr>
+          <w:lang w:val="en_US" w:bidi="en_US"/>
+        </w:rPr>
+      </w:r>
+    </w:p>
+    <w:p>
+      <w:pPr/>
+      <w:r>
+        <w:rPr>
+          <w:lang w:val="en_US" w:bidi="en_US"/>
+        </w:rPr>
+      </w:r>
     </w:p>
     <w:p>
       <w:pPr>
         <w:pStyle w:val="Heading2"/>
       </w:pPr>
       <w:r>
+        <w:rPr>
+          <w:lang w:val="en_US" w:bidi="en_US"/>
+        </w:rPr>
         <w:t>Micah 7:18–20</w:t>
       </w:r>
-      <w:r/>
-    </w:p>
-    <w:p>
-      <w:r/>
-      <w:r>
+      <w:r>
+        <w:rPr>
+          <w:lang w:val="en_US" w:bidi="en_US"/>
+        </w:rPr>
+      </w:r>
+    </w:p>
+    <w:p>
+      <w:pPr/>
+      <w:r>
+        <w:rPr>
+          <w:lang w:val="en_US" w:bidi="en_US"/>
+        </w:rPr>
+      </w:r>
+      <w:r>
+        <w:rPr>
+          <w:lang w:val="en_US" w:bidi="en_US"/>
+        </w:rPr>
         <w:t xml:space="preserve">These verses provide a fine brief summary of Old Testament theology. God is unique; there is no one and nothing else like him. Because of his unfailing love (Hebrew khesed), he does not destroy his people whom he judges but instead restores them (see </w:t>
       </w:r>
       <w:hyperlink r:id="rId218">
         <w:r>
           <w:rPr>
+            <w:lang w:val="en_US" w:bidi="en_US"/>
+          </w:rPr>
+          <w:rPr>
             <w:color w:val="0000EE"/>
             <w:u w:val="single"/>
           </w:rPr>
@@ -4771,11 +8761,17 @@
         </w:r>
       </w:hyperlink>
       <w:r>
+        <w:rPr>
+          <w:lang w:val="en_US" w:bidi="en_US"/>
+        </w:rPr>
         <w:t xml:space="preserve">). His faithfulness means that he can be trusted to do good regardless of the cost to himself (see </w:t>
       </w:r>
       <w:hyperlink r:id="rId219">
         <w:r>
           <w:rPr>
+            <w:lang w:val="en_US" w:bidi="en_US"/>
+          </w:rPr>
+          <w:rPr>
             <w:color w:val="0000EE"/>
             <w:u w:val="single"/>
           </w:rPr>
@@ -4783,11 +8779,17 @@
         </w:r>
       </w:hyperlink>
       <w:r>
+        <w:rPr>
+          <w:lang w:val="en_US" w:bidi="en_US"/>
+        </w:rPr>
         <w:t>). • Where is another God like you: This question probably plays off of Micah’s name (“Who is like the Lord?”). God’s character is unequaled among the gods of the nations. His actions and words spring from his character (</w:t>
       </w:r>
       <w:hyperlink r:id="rId154">
         <w:r>
           <w:rPr>
+            <w:lang w:val="en_US" w:bidi="en_US"/>
+          </w:rPr>
+          <w:rPr>
             <w:color w:val="0000EE"/>
             <w:u w:val="single"/>
           </w:rPr>
@@ -4795,11 +8797,17 @@
         </w:r>
       </w:hyperlink>
       <w:r>
+        <w:rPr>
+          <w:lang w:val="en_US" w:bidi="en_US"/>
+        </w:rPr>
         <w:t>). God pardons, shows compassion, triumphs over his peoples’ sins, and seals those sins away. The Lord’s unfailing love moved him to choose Israel from the beginning (</w:t>
       </w:r>
       <w:hyperlink r:id="rId220">
         <w:r>
           <w:rPr>
+            <w:lang w:val="en_US" w:bidi="en_US"/>
+          </w:rPr>
+          <w:rPr>
             <w:color w:val="0000EE"/>
             <w:u w:val="single"/>
           </w:rPr>
@@ -4807,11 +8815,17 @@
         </w:r>
       </w:hyperlink>
       <w:r>
+        <w:rPr>
+          <w:lang w:val="en_US" w:bidi="en_US"/>
+        </w:rPr>
         <w:t>), consistent with his covenant faithfulness to Israel’s ancestors (</w:t>
       </w:r>
       <w:hyperlink r:id="rId221">
         <w:r>
           <w:rPr>
+            <w:lang w:val="en_US" w:bidi="en_US"/>
+          </w:rPr>
+          <w:rPr>
             <w:color w:val="0000EE"/>
             <w:u w:val="single"/>
           </w:rPr>
@@ -4819,11 +8833,17 @@
         </w:r>
       </w:hyperlink>
       <w:r>
+        <w:rPr>
+          <w:lang w:val="en_US" w:bidi="en_US"/>
+        </w:rPr>
         <w:t xml:space="preserve">; </w:t>
       </w:r>
       <w:hyperlink r:id="rId222">
         <w:r>
           <w:rPr>
+            <w:lang w:val="en_US" w:bidi="en_US"/>
+          </w:rPr>
+          <w:rPr>
             <w:color w:val="0000EE"/>
             <w:u w:val="single"/>
           </w:rPr>
@@ -4831,10 +8851,21 @@
         </w:r>
       </w:hyperlink>
       <w:r>
+        <w:rPr>
+          <w:lang w:val="en_US" w:bidi="en_US"/>
+        </w:rPr>
         <w:t>). By his unfailing love, God continues to offer hope to those who trust in him.</w:t>
       </w:r>
-      <w:r/>
-      <w:r/>
+      <w:r>
+        <w:rPr>
+          <w:lang w:val="en_US" w:bidi="en_US"/>
+        </w:rPr>
+      </w:r>
+      <w:r>
+        <w:rPr>
+          <w:lang w:val="en_US" w:bidi="en_US"/>
+        </w:rPr>
+      </w:r>
     </w:p>
     <w:sectPr>
       <w:footnotePr>
@@ -6736,7 +10767,7 @@
     <w:rPrDefault>
       <w:rPr>
         <w:rFonts w:ascii="Times New Roman" w:eastAsia="Times New Roman" w:hAnsi="Times New Roman" w:cs="Times New Roman"/>
-        <w:lang w:val="en-US" w:eastAsia="en-US" w:bidi="ar-SA"/>
+        <w:lang w:val="en_US" w:eastAsia="en-US" w:bidi="ar-SA"/>
       </w:rPr>
     </w:rPrDefault>
     <w:pPrDefault/>

--- a/eng/docx/33.content.docx
+++ b/eng/docx/33.content.docx
@@ -163,13 +163,6 @@
         <w:rPr>
           <w:lang w:val="en_US" w:bidi="en_US"/>
         </w:rPr>
-      </w:r>
-      <w:r>
-        <w:rPr>
-          <w:i/>
-          <w:lang w:val="en_US" w:bidi="en_US"/>
-        </w:rPr>
-        <w:t>Micah 1:1, Micah 1:2, Micah 1:2–7, Micah 1:2–2.13, Micah 1:3, Micah 1:4, Micah 1:5, Micah 1:6–7, Micah 1:8–16, Micah 1:9, Micah 1:10–15, Micah 1:11, Micah 1:12, Micah 1:13, Micah 1:14, Micah 1:15, Micah 1:16, Micah 2:1–2, Micah 2:3–5, Micah 2:4, Micah 2:6, Micah 2:7–10, Micah 2:11, Micah 2:12–13, Micah 2:13, Micah 3:1, Micah 3:1–4, Micah 3:1–5.15, Micah 3:2–3, Micah 3:4, Micah 3:5, Micah 3:6–7, Micah 3:8, Micah 3:9–12, Micah 3:11, Micah 3:12, Micah 4:1–2, Micah 4:1–5, Micah 4:3, Micah 4:4, Micah 4:6–7, Micah 4:8, Micah 4:9, Micah 4:10, Micah 4:11–13, Micah 4:12, Micah 4:13, Micah 5:1, Micah 5:1–15, Micah 5:2, Micah 5:4–5, Micah 5:5, Micah 5:6, Micah 5:7, Micah 5:7–15, Micah 5:8–9, Micah 5:10–14, Micah 5:13–14, Micah 6:1–2, Micah 6:1–16, Micah 6:3, Micah 6:4–5, Micah 6:6–7, Micah 6:8, Micah 6:9, Micah 6:9–16, Micah 6:10–12, Micah 6:13–16, Micah 6:16, Micah 7:1, Micah 7:1–20, Micah 7:2, Micah 7:2–6, Micah 7:3, Micah 7:4, Micah 7:5–6, Micah 7:7–10, Micah 7:8, Micah 7:9, Micah 7:10, Micah 7:11–12, Micah 7:13, Micah 7:14, Micah 7:14–20, Micah 7:15, Micah 7:16, Micah 7:17, Micah 7:18–20</w:t>
       </w:r>
       <w:r>
         <w:rPr>

--- a/eng/docx/33.content.docx
+++ b/eng/docx/33.content.docx
@@ -19,7 +19,7 @@
         <w:rPr>
           <w:lang w:val="en_US" w:bidi="en_US"/>
         </w:rPr>
-        <w:t>Resource: Study Notes (Tyndale)</w:t>
+        <w:t>Resource: Tyndale Open Study Notes</w:t>
       </w:r>
       <w:r>
         <w:rPr>
@@ -112,7 +112,7 @@
         <w:rPr>
           <w:lang w:val="en_US" w:bidi="en_US"/>
         </w:rPr>
-        <w:t>Study Notes (Tyndale)</w:t>
+        <w:t>Tyndale Open Study Notes</w:t>
       </w:r>
     </w:p>
     <w:p>

--- a/eng/docx/33.content.docx
+++ b/eng/docx/33.content.docx
@@ -4708,7 +4708,7 @@
         <w:rPr>
           <w:lang w:val="en_US" w:bidi="en_US"/>
         </w:rPr>
-        <w:t xml:space="preserve">: This oracle relates to the historical attack of Babylon on Jerusalem in 588 to 586 BC. It also refers to a future event where the idealized and restored Jerusalem, as described in </w:t>
+        <w:t xml:space="preserve">: This refers first to the attack of Babylon against Jerusalem in 588–586 BC. At the same time, it also points to a future attack against a restored and ideal Jerusalem described in </w:t>
       </w:r>
       <w:hyperlink r:id="rId93">
         <w:r>
@@ -4719,14 +4719,14 @@
             <w:color w:val="0000EE"/>
             <w:u w:val="single"/>
           </w:rPr>
-          <w:t>Micah 4:1–5</w:t>
-        </w:r>
-      </w:hyperlink>
-      <w:r>
-        <w:rPr>
-          <w:lang w:val="en_US" w:bidi="en_US"/>
-        </w:rPr>
-        <w:t xml:space="preserve">, will face an attack (compare </w:t>
+          <w:t xml:space="preserve">Micah 4:1–5 </w:t>
+        </w:r>
+      </w:hyperlink>
+      <w:r>
+        <w:rPr>
+          <w:lang w:val="en_US" w:bidi="en_US"/>
+        </w:rPr>
+        <w:t xml:space="preserve">(compare </w:t>
       </w:r>
       <w:hyperlink r:id="rId94">
         <w:r>

--- a/eng/docx/33.content.docx
+++ b/eng/docx/33.content.docx
@@ -19,7 +19,7 @@
         <w:rPr>
           <w:lang w:val="en_US" w:bidi="en_US"/>
         </w:rPr>
-        <w:t>Resource: Tyndale Open Study Notes</w:t>
+        <w:t>Resource: Aquifer Open Study Notes</w:t>
       </w:r>
       <w:r>
         <w:rPr>
@@ -112,7 +112,7 @@
         <w:rPr>
           <w:lang w:val="en_US" w:bidi="en_US"/>
         </w:rPr>
-        <w:t>Tyndale Open Study Notes</w:t>
+        <w:t>Aquifer Open Study Notes</w:t>
       </w:r>
     </w:p>
     <w:p>

--- a/eng/docx/33.content.docx
+++ b/eng/docx/33.content.docx
@@ -394,18 +394,12 @@
         </w:rPr>
         <w:t xml:space="preserve">: This word translates the same Hebrew term used in the Shema, which begins with the command “Hear” in </w:t>
       </w:r>
-      <w:hyperlink r:id="rId13">
-        <w:r>
-          <w:rPr>
-            <w:lang w:val="en_US" w:bidi="en_US"/>
-          </w:rPr>
-          <w:rPr>
-            <w:color w:val="0000EE"/>
-            <w:u w:val="single"/>
-          </w:rPr>
-          <w:t>Deuteronomy 6:4</w:t>
-        </w:r>
-      </w:hyperlink>
+      <w:r>
+        <w:rPr>
+          <w:lang w:val="en_US" w:bidi="en_US"/>
+        </w:rPr>
+        <w:t>Deuteronomy 6:4</w:t>
+      </w:r>
       <w:r>
         <w:rPr>
           <w:lang w:val="en_US" w:bidi="en_US"/>
@@ -437,18 +431,12 @@
         </w:rPr>
         <w:t>: This refers to the Lord’s dwelling place in heaven, not to the corrupt temple in Jerusalem (</w:t>
       </w:r>
-      <w:hyperlink r:id="rId14">
-        <w:r>
-          <w:rPr>
-            <w:lang w:val="en_US" w:bidi="en_US"/>
-          </w:rPr>
-          <w:rPr>
-            <w:color w:val="0000EE"/>
-            <w:u w:val="single"/>
-          </w:rPr>
-          <w:t>Micah 1:2–3</w:t>
-        </w:r>
-      </w:hyperlink>
+      <w:r>
+        <w:rPr>
+          <w:lang w:val="en_US" w:bidi="en_US"/>
+        </w:rPr>
+        <w:t>Micah 1:2–3</w:t>
+      </w:r>
       <w:r>
         <w:rPr>
           <w:lang w:val="en_US" w:bidi="en_US"/>
@@ -551,54 +539,36 @@
         </w:rPr>
         <w:t>This message of judgment focuses on key themes in Micah's prophecies. It shows God's decision to judge his people and send them into exile (</w:t>
       </w:r>
-      <w:hyperlink r:id="rId15">
-        <w:r>
-          <w:rPr>
-            <w:lang w:val="en_US" w:bidi="en_US"/>
-          </w:rPr>
-          <w:rPr>
-            <w:color w:val="0000EE"/>
-            <w:u w:val="single"/>
-          </w:rPr>
-          <w:t>Micah 1:16</w:t>
-        </w:r>
-      </w:hyperlink>
+      <w:r>
+        <w:rPr>
+          <w:lang w:val="en_US" w:bidi="en_US"/>
+        </w:rPr>
+        <w:t>Micah 1:16</w:t>
+      </w:r>
       <w:r>
         <w:rPr>
           <w:lang w:val="en_US" w:bidi="en_US"/>
         </w:rPr>
         <w:t xml:space="preserve">; </w:t>
       </w:r>
-      <w:hyperlink r:id="rId16">
-        <w:r>
-          <w:rPr>
-            <w:lang w:val="en_US" w:bidi="en_US"/>
-          </w:rPr>
-          <w:rPr>
-            <w:color w:val="0000EE"/>
-            <w:u w:val="single"/>
-          </w:rPr>
-          <w:t>2:4–5</w:t>
-        </w:r>
-      </w:hyperlink>
+      <w:r>
+        <w:rPr>
+          <w:lang w:val="en_US" w:bidi="en_US"/>
+        </w:rPr>
+        <w:t>2:4–5</w:t>
+      </w:r>
       <w:r>
         <w:rPr>
           <w:lang w:val="en_US" w:bidi="en_US"/>
         </w:rPr>
         <w:t>). However, it ends with the Lord's promise to save a small group from exile (</w:t>
       </w:r>
-      <w:hyperlink r:id="rId17">
-        <w:r>
-          <w:rPr>
-            <w:lang w:val="en_US" w:bidi="en_US"/>
-          </w:rPr>
-          <w:rPr>
-            <w:color w:val="0000EE"/>
-            <w:u w:val="single"/>
-          </w:rPr>
-          <w:t>Micah 2:12–13</w:t>
-        </w:r>
-      </w:hyperlink>
+      <w:r>
+        <w:rPr>
+          <w:lang w:val="en_US" w:bidi="en_US"/>
+        </w:rPr>
+        <w:t>Micah 2:12–13</w:t>
+      </w:r>
       <w:r>
         <w:rPr>
           <w:lang w:val="en_US" w:bidi="en_US"/>
@@ -667,54 +637,36 @@
         </w:rPr>
         <w:t xml:space="preserve"> suggests a theophany, which is an appearance of God. This God is behind the upcoming historical events affecting Samaria (see </w:t>
       </w:r>
-      <w:hyperlink r:id="rId18">
-        <w:r>
-          <w:rPr>
-            <w:lang w:val="en_US" w:bidi="en_US"/>
-          </w:rPr>
-          <w:rPr>
-            <w:color w:val="0000EE"/>
-            <w:u w:val="single"/>
-          </w:rPr>
-          <w:t>Deuteronomy 33:29</w:t>
-        </w:r>
-      </w:hyperlink>
+      <w:r>
+        <w:rPr>
+          <w:lang w:val="en_US" w:bidi="en_US"/>
+        </w:rPr>
+        <w:t>Deuteronomy 33:29</w:t>
+      </w:r>
       <w:r>
         <w:rPr>
           <w:lang w:val="en_US" w:bidi="en_US"/>
         </w:rPr>
         <w:t xml:space="preserve">; </w:t>
       </w:r>
-      <w:hyperlink r:id="rId19">
-        <w:r>
-          <w:rPr>
-            <w:lang w:val="en_US" w:bidi="en_US"/>
-          </w:rPr>
-          <w:rPr>
-            <w:color w:val="0000EE"/>
-            <w:u w:val="single"/>
-          </w:rPr>
-          <w:t>Psalm 108:13</w:t>
-        </w:r>
-      </w:hyperlink>
+      <w:r>
+        <w:rPr>
+          <w:lang w:val="en_US" w:bidi="en_US"/>
+        </w:rPr>
+        <w:t>Psalm 108:13</w:t>
+      </w:r>
       <w:r>
         <w:rPr>
           <w:lang w:val="en_US" w:bidi="en_US"/>
         </w:rPr>
         <w:t xml:space="preserve">; </w:t>
       </w:r>
-      <w:hyperlink r:id="rId20">
-        <w:r>
-          <w:rPr>
-            <w:lang w:val="en_US" w:bidi="en_US"/>
-          </w:rPr>
-          <w:rPr>
-            <w:color w:val="0000EE"/>
-            <w:u w:val="single"/>
-          </w:rPr>
-          <w:t>Amos 4:13</w:t>
-        </w:r>
-      </w:hyperlink>
+      <w:r>
+        <w:rPr>
+          <w:lang w:val="en_US" w:bidi="en_US"/>
+        </w:rPr>
+        <w:t>Amos 4:13</w:t>
+      </w:r>
       <w:r>
         <w:rPr>
           <w:lang w:val="en_US" w:bidi="en_US"/>
@@ -769,18 +721,12 @@
         </w:rPr>
         <w:t xml:space="preserve">The strong and seemingly unmovable mountains will melt in the presence of the Lord (see </w:t>
       </w:r>
-      <w:hyperlink r:id="rId21">
-        <w:r>
-          <w:rPr>
-            <w:lang w:val="en_US" w:bidi="en_US"/>
-          </w:rPr>
-          <w:rPr>
-            <w:color w:val="0000EE"/>
-            <w:u w:val="single"/>
-          </w:rPr>
-          <w:t>Psalm 97:5</w:t>
-        </w:r>
-      </w:hyperlink>
+      <w:r>
+        <w:rPr>
+          <w:lang w:val="en_US" w:bidi="en_US"/>
+        </w:rPr>
+        <w:t>Psalm 97:5</w:t>
+      </w:r>
       <w:r>
         <w:rPr>
           <w:lang w:val="en_US" w:bidi="en_US"/>
@@ -884,54 +830,36 @@
         </w:rPr>
         <w:t>: The capital cities of God's people should have been holy places, but they became sources of corruption instead. Samaria, the capital of the northern kingdom of Israel, was built by Omri, who ruled from 885 to 874 BC. It was a political, military, and economic crossroads of the ancient Near East (</w:t>
       </w:r>
-      <w:hyperlink r:id="rId22">
-        <w:r>
-          <w:rPr>
-            <w:lang w:val="en_US" w:bidi="en_US"/>
-          </w:rPr>
-          <w:rPr>
-            <w:color w:val="0000EE"/>
-            <w:u w:val="single"/>
-          </w:rPr>
-          <w:t>1 Kings 16:24</w:t>
-        </w:r>
-      </w:hyperlink>
+      <w:r>
+        <w:rPr>
+          <w:lang w:val="en_US" w:bidi="en_US"/>
+        </w:rPr>
+        <w:t>1 Kings 16:24</w:t>
+      </w:r>
       <w:r>
         <w:rPr>
           <w:lang w:val="en_US" w:bidi="en_US"/>
         </w:rPr>
         <w:t xml:space="preserve">). Omri was an evil king, so his city was evil (compare </w:t>
       </w:r>
-      <w:hyperlink r:id="rId23">
-        <w:r>
-          <w:rPr>
-            <w:lang w:val="en_US" w:bidi="en_US"/>
-          </w:rPr>
-          <w:rPr>
-            <w:color w:val="0000EE"/>
-            <w:u w:val="single"/>
-          </w:rPr>
-          <w:t>Micah 6:16</w:t>
-        </w:r>
-      </w:hyperlink>
+      <w:r>
+        <w:rPr>
+          <w:lang w:val="en_US" w:bidi="en_US"/>
+        </w:rPr>
+        <w:t>Micah 6:16</w:t>
+      </w:r>
       <w:r>
         <w:rPr>
           <w:lang w:val="en_US" w:bidi="en_US"/>
         </w:rPr>
         <w:t xml:space="preserve">, </w:t>
       </w:r>
-      <w:hyperlink r:id="rId24">
-        <w:r>
-          <w:rPr>
-            <w:lang w:val="en_US" w:bidi="en_US"/>
-          </w:rPr>
-          <w:rPr>
-            <w:color w:val="0000EE"/>
-            <w:u w:val="single"/>
-          </w:rPr>
-          <w:t>1 Kings 16:25</w:t>
-        </w:r>
-      </w:hyperlink>
+      <w:r>
+        <w:rPr>
+          <w:lang w:val="en_US" w:bidi="en_US"/>
+        </w:rPr>
+        <w:t>1 Kings 16:25</w:t>
+      </w:r>
       <w:r>
         <w:rPr>
           <w:lang w:val="en_US" w:bidi="en_US"/>
@@ -1114,36 +1042,24 @@
         </w:rPr>
         <w:t xml:space="preserve"> refers to the exile of Samaria into Assyria and its various provinces and conquered vassal states, which happened in 722 BC. The same fate was predicted for Jerusalem (</w:t>
       </w:r>
-      <w:hyperlink r:id="rId25">
-        <w:r>
-          <w:rPr>
-            <w:lang w:val="en_US" w:bidi="en_US"/>
-          </w:rPr>
-          <w:rPr>
-            <w:color w:val="0000EE"/>
-            <w:u w:val="single"/>
-          </w:rPr>
-          <w:t>Micah 3:12</w:t>
-        </w:r>
-      </w:hyperlink>
+      <w:r>
+        <w:rPr>
+          <w:lang w:val="en_US" w:bidi="en_US"/>
+        </w:rPr>
+        <w:t>Micah 3:12</w:t>
+      </w:r>
       <w:r>
         <w:rPr>
           <w:lang w:val="en_US" w:bidi="en_US"/>
         </w:rPr>
         <w:t xml:space="preserve">; </w:t>
       </w:r>
-      <w:hyperlink r:id="rId26">
-        <w:r>
-          <w:rPr>
-            <w:lang w:val="en_US" w:bidi="en_US"/>
-          </w:rPr>
-          <w:rPr>
-            <w:color w:val="0000EE"/>
-            <w:u w:val="single"/>
-          </w:rPr>
-          <w:t>Jeremiah 26:18</w:t>
-        </w:r>
-      </w:hyperlink>
+      <w:r>
+        <w:rPr>
+          <w:lang w:val="en_US" w:bidi="en_US"/>
+        </w:rPr>
+        <w:t>Jeremiah 26:18</w:t>
+      </w:r>
       <w:r>
         <w:rPr>
           <w:lang w:val="en_US" w:bidi="en_US"/>
@@ -1202,54 +1118,36 @@
         </w:rPr>
         <w:t xml:space="preserve">In response to the Lord’s predicted judgment, Micah walked barefoot and naked to show mourning (see </w:t>
       </w:r>
-      <w:hyperlink r:id="rId27">
-        <w:r>
-          <w:rPr>
-            <w:lang w:val="en_US" w:bidi="en_US"/>
-          </w:rPr>
-          <w:rPr>
-            <w:color w:val="0000EE"/>
-            <w:u w:val="single"/>
-          </w:rPr>
-          <w:t>Isaiah 20:2</w:t>
-        </w:r>
-      </w:hyperlink>
+      <w:r>
+        <w:rPr>
+          <w:lang w:val="en_US" w:bidi="en_US"/>
+        </w:rPr>
+        <w:t>Isaiah 20:2</w:t>
+      </w:r>
       <w:r>
         <w:rPr>
           <w:lang w:val="en_US" w:bidi="en_US"/>
         </w:rPr>
         <w:t xml:space="preserve">; </w:t>
       </w:r>
-      <w:hyperlink r:id="rId28">
-        <w:r>
-          <w:rPr>
-            <w:lang w:val="en_US" w:bidi="en_US"/>
-          </w:rPr>
-          <w:rPr>
-            <w:color w:val="0000EE"/>
-            <w:u w:val="single"/>
-          </w:rPr>
-          <w:t>Lamentations 2:10</w:t>
-        </w:r>
-      </w:hyperlink>
+      <w:r>
+        <w:rPr>
+          <w:lang w:val="en_US" w:bidi="en_US"/>
+        </w:rPr>
+        <w:t>Lamentations 2:10</w:t>
+      </w:r>
       <w:r>
         <w:rPr>
           <w:lang w:val="en_US" w:bidi="en_US"/>
         </w:rPr>
         <w:t xml:space="preserve">; </w:t>
       </w:r>
-      <w:hyperlink r:id="rId29">
-        <w:r>
-          <w:rPr>
-            <w:lang w:val="en_US" w:bidi="en_US"/>
-          </w:rPr>
-          <w:rPr>
-            <w:color w:val="0000EE"/>
-            <w:u w:val="single"/>
-          </w:rPr>
-          <w:t>Ezekiel 24:17</w:t>
-        </w:r>
-      </w:hyperlink>
+      <w:r>
+        <w:rPr>
+          <w:lang w:val="en_US" w:bidi="en_US"/>
+        </w:rPr>
+        <w:t>Ezekiel 24:17</w:t>
+      </w:r>
       <w:r>
         <w:rPr>
           <w:lang w:val="en_US" w:bidi="en_US"/>
@@ -1274,36 +1172,24 @@
         </w:rPr>
         <w:t xml:space="preserve">A jackal and an owl make sad sounds and live in deserted wilderness areas (see </w:t>
       </w:r>
-      <w:hyperlink r:id="rId30">
-        <w:r>
-          <w:rPr>
-            <w:lang w:val="en_US" w:bidi="en_US"/>
-          </w:rPr>
-          <w:rPr>
-            <w:color w:val="0000EE"/>
-            <w:u w:val="single"/>
-          </w:rPr>
-          <w:t>Isaiah 34:13</w:t>
-        </w:r>
-      </w:hyperlink>
+      <w:r>
+        <w:rPr>
+          <w:lang w:val="en_US" w:bidi="en_US"/>
+        </w:rPr>
+        <w:t>Isaiah 34:13</w:t>
+      </w:r>
       <w:r>
         <w:rPr>
           <w:lang w:val="en_US" w:bidi="en_US"/>
         </w:rPr>
         <w:t xml:space="preserve">; </w:t>
       </w:r>
-      <w:hyperlink r:id="rId31">
-        <w:r>
-          <w:rPr>
-            <w:lang w:val="en_US" w:bidi="en_US"/>
-          </w:rPr>
-          <w:rPr>
-            <w:color w:val="0000EE"/>
-            <w:u w:val="single"/>
-          </w:rPr>
-          <w:t>Jeremiah 50:39</w:t>
-        </w:r>
-      </w:hyperlink>
+      <w:r>
+        <w:rPr>
+          <w:lang w:val="en_US" w:bidi="en_US"/>
+        </w:rPr>
+        <w:t>Jeremiah 50:39</w:t>
+      </w:r>
       <w:r>
         <w:rPr>
           <w:lang w:val="en_US" w:bidi="en_US"/>
@@ -1461,72 +1347,48 @@
         </w:rPr>
         <w:t>Exile was the worst and most devastating punishment (</w:t>
       </w:r>
-      <w:hyperlink r:id="rId32">
-        <w:r>
-          <w:rPr>
-            <w:lang w:val="en_US" w:bidi="en_US"/>
-          </w:rPr>
-          <w:rPr>
-            <w:color w:val="0000EE"/>
-            <w:u w:val="single"/>
-          </w:rPr>
-          <w:t>Deuteronomy 4:29</w:t>
-        </w:r>
-      </w:hyperlink>
+      <w:r>
+        <w:rPr>
+          <w:lang w:val="en_US" w:bidi="en_US"/>
+        </w:rPr>
+        <w:t>Deuteronomy 4:29</w:t>
+      </w:r>
       <w:r>
         <w:rPr>
           <w:lang w:val="en_US" w:bidi="en_US"/>
         </w:rPr>
         <w:t xml:space="preserve">; </w:t>
       </w:r>
-      <w:hyperlink r:id="rId33">
-        <w:r>
-          <w:rPr>
-            <w:lang w:val="en_US" w:bidi="en_US"/>
-          </w:rPr>
-          <w:rPr>
-            <w:color w:val="0000EE"/>
-            <w:u w:val="single"/>
-          </w:rPr>
-          <w:t>28:37</w:t>
-        </w:r>
-      </w:hyperlink>
+      <w:r>
+        <w:rPr>
+          <w:lang w:val="en_US" w:bidi="en_US"/>
+        </w:rPr>
+        <w:t>28:37</w:t>
+      </w:r>
       <w:r>
         <w:rPr>
           <w:lang w:val="en_US" w:bidi="en_US"/>
         </w:rPr>
         <w:t xml:space="preserve">, </w:t>
       </w:r>
-      <w:hyperlink r:id="rId34">
-        <w:r>
-          <w:rPr>
-            <w:lang w:val="en_US" w:bidi="en_US"/>
-          </w:rPr>
-          <w:rPr>
-            <w:color w:val="0000EE"/>
-            <w:u w:val="single"/>
-          </w:rPr>
-          <w:t>48</w:t>
-        </w:r>
-      </w:hyperlink>
+      <w:r>
+        <w:rPr>
+          <w:lang w:val="en_US" w:bidi="en_US"/>
+        </w:rPr>
+        <w:t>48</w:t>
+      </w:r>
       <w:r>
         <w:rPr>
           <w:lang w:val="en_US" w:bidi="en_US"/>
         </w:rPr>
         <w:t xml:space="preserve">; </w:t>
       </w:r>
-      <w:hyperlink r:id="rId35">
-        <w:r>
-          <w:rPr>
-            <w:lang w:val="en_US" w:bidi="en_US"/>
-          </w:rPr>
-          <w:rPr>
-            <w:color w:val="0000EE"/>
-            <w:u w:val="single"/>
-          </w:rPr>
-          <w:t>Jeremiah 25:7–11</w:t>
-        </w:r>
-      </w:hyperlink>
+      <w:r>
+        <w:rPr>
+          <w:lang w:val="en_US" w:bidi="en_US"/>
+        </w:rPr>
+        <w:t>Jeremiah 25:7–11</w:t>
+      </w:r>
       <w:r>
         <w:rPr>
           <w:lang w:val="en_US" w:bidi="en_US"/>
@@ -1588,18 +1450,12 @@
         </w:rPr>
         <w:t xml:space="preserve">: God's judgment reaches everywhere corruption has spread (compare </w:t>
       </w:r>
-      <w:hyperlink r:id="rId36">
-        <w:r>
-          <w:rPr>
-            <w:lang w:val="en_US" w:bidi="en_US"/>
-          </w:rPr>
-          <w:rPr>
-            <w:color w:val="0000EE"/>
-            <w:u w:val="single"/>
-          </w:rPr>
-          <w:t>Micah 1:9</w:t>
-        </w:r>
-      </w:hyperlink>
+      <w:r>
+        <w:rPr>
+          <w:lang w:val="en_US" w:bidi="en_US"/>
+        </w:rPr>
+        <w:t>Micah 1:9</w:t>
+      </w:r>
       <w:r>
         <w:rPr>
           <w:lang w:val="en_US" w:bidi="en_US"/>
@@ -1869,54 +1725,36 @@
         </w:rPr>
         <w:t xml:space="preserve">: This was an act of mourning and despair (see also </w:t>
       </w:r>
-      <w:hyperlink r:id="rId37">
-        <w:r>
-          <w:rPr>
-            <w:lang w:val="en_US" w:bidi="en_US"/>
-          </w:rPr>
-          <w:rPr>
-            <w:color w:val="0000EE"/>
-            <w:u w:val="single"/>
-          </w:rPr>
-          <w:t>Jeremiah 41:5</w:t>
-        </w:r>
-      </w:hyperlink>
+      <w:r>
+        <w:rPr>
+          <w:lang w:val="en_US" w:bidi="en_US"/>
+        </w:rPr>
+        <w:t>Jeremiah 41:5</w:t>
+      </w:r>
       <w:r>
         <w:rPr>
           <w:lang w:val="en_US" w:bidi="en_US"/>
         </w:rPr>
         <w:t>). It could also mean purification (</w:t>
       </w:r>
-      <w:hyperlink r:id="rId38">
-        <w:r>
-          <w:rPr>
-            <w:lang w:val="en_US" w:bidi="en_US"/>
-          </w:rPr>
-          <w:rPr>
-            <w:color w:val="0000EE"/>
-            <w:u w:val="single"/>
-          </w:rPr>
-          <w:t>Leviticus 14:7–10</w:t>
-        </w:r>
-      </w:hyperlink>
+      <w:r>
+        <w:rPr>
+          <w:lang w:val="en_US" w:bidi="en_US"/>
+        </w:rPr>
+        <w:t>Leviticus 14:7–10</w:t>
+      </w:r>
       <w:r>
         <w:rPr>
           <w:lang w:val="en_US" w:bidi="en_US"/>
         </w:rPr>
         <w:t xml:space="preserve">; </w:t>
       </w:r>
-      <w:hyperlink r:id="rId39">
-        <w:r>
-          <w:rPr>
-            <w:lang w:val="en_US" w:bidi="en_US"/>
-          </w:rPr>
-          <w:rPr>
-            <w:color w:val="0000EE"/>
-            <w:u w:val="single"/>
-          </w:rPr>
-          <w:t>Numbers 6:10–11</w:t>
-        </w:r>
-      </w:hyperlink>
+      <w:r>
+        <w:rPr>
+          <w:lang w:val="en_US" w:bidi="en_US"/>
+        </w:rPr>
+        <w:t>Numbers 6:10–11</w:t>
+      </w:r>
       <w:r>
         <w:rPr>
           <w:lang w:val="en_US" w:bidi="en_US"/>
@@ -1975,36 +1813,24 @@
         </w:rPr>
         <w:t xml:space="preserve">Power had corrupted the wealthy, who should have been ready to help their fellow Israelites (compare </w:t>
       </w:r>
-      <w:hyperlink r:id="rId40">
-        <w:r>
-          <w:rPr>
-            <w:lang w:val="en_US" w:bidi="en_US"/>
-          </w:rPr>
-          <w:rPr>
-            <w:color w:val="0000EE"/>
-            <w:u w:val="single"/>
-          </w:rPr>
-          <w:t>Genesis 4:9</w:t>
-        </w:r>
-      </w:hyperlink>
+      <w:r>
+        <w:rPr>
+          <w:lang w:val="en_US" w:bidi="en_US"/>
+        </w:rPr>
+        <w:t>Genesis 4:9</w:t>
+      </w:r>
       <w:r>
         <w:rPr>
           <w:lang w:val="en_US" w:bidi="en_US"/>
         </w:rPr>
         <w:t xml:space="preserve">; </w:t>
       </w:r>
-      <w:hyperlink r:id="rId41">
-        <w:r>
-          <w:rPr>
-            <w:lang w:val="en_US" w:bidi="en_US"/>
-          </w:rPr>
-          <w:rPr>
-            <w:color w:val="0000EE"/>
-            <w:u w:val="single"/>
-          </w:rPr>
-          <w:t>Joshua 1:14</w:t>
-        </w:r>
-      </w:hyperlink>
+      <w:r>
+        <w:rPr>
+          <w:lang w:val="en_US" w:bidi="en_US"/>
+        </w:rPr>
+        <w:t>Joshua 1:14</w:t>
+      </w:r>
       <w:r>
         <w:rPr>
           <w:lang w:val="en_US" w:bidi="en_US"/>
@@ -2029,18 +1855,12 @@
         </w:rPr>
         <w:t>Thinking up evil plans because you have the power to do so shows a corrupt heart, mind, and character (</w:t>
       </w:r>
-      <w:hyperlink r:id="rId42">
-        <w:r>
-          <w:rPr>
-            <w:lang w:val="en_US" w:bidi="en_US"/>
-          </w:rPr>
-          <w:rPr>
-            <w:color w:val="0000EE"/>
-            <w:u w:val="single"/>
-          </w:rPr>
-          <w:t>Genesis 6:5</w:t>
-        </w:r>
-      </w:hyperlink>
+      <w:r>
+        <w:rPr>
+          <w:lang w:val="en_US" w:bidi="en_US"/>
+        </w:rPr>
+        <w:t>Genesis 6:5</w:t>
+      </w:r>
       <w:r>
         <w:rPr>
           <w:lang w:val="en_US" w:bidi="en_US"/>
@@ -2072,126 +1892,84 @@
         </w:rPr>
         <w:t>: They took others' property, which was like stealing and broke God's law against coveting (</w:t>
       </w:r>
-      <w:hyperlink r:id="rId43">
-        <w:r>
-          <w:rPr>
-            <w:lang w:val="en_US" w:bidi="en_US"/>
-          </w:rPr>
-          <w:rPr>
-            <w:color w:val="0000EE"/>
-            <w:u w:val="single"/>
-          </w:rPr>
-          <w:t>Exodus 20:17</w:t>
-        </w:r>
-      </w:hyperlink>
+      <w:r>
+        <w:rPr>
+          <w:lang w:val="en_US" w:bidi="en_US"/>
+        </w:rPr>
+        <w:t>Exodus 20:17</w:t>
+      </w:r>
       <w:r>
         <w:rPr>
           <w:lang w:val="en_US" w:bidi="en_US"/>
         </w:rPr>
         <w:t>). A family's inheritance was a sacred gift from the Lord, meant to be a permanent possession (</w:t>
       </w:r>
-      <w:hyperlink r:id="rId44">
-        <w:r>
-          <w:rPr>
-            <w:lang w:val="en_US" w:bidi="en_US"/>
-          </w:rPr>
-          <w:rPr>
-            <w:color w:val="0000EE"/>
-            <w:u w:val="single"/>
-          </w:rPr>
-          <w:t>Leviticus 25:8–55</w:t>
-        </w:r>
-      </w:hyperlink>
+      <w:r>
+        <w:rPr>
+          <w:lang w:val="en_US" w:bidi="en_US"/>
+        </w:rPr>
+        <w:t>Leviticus 25:8–55</w:t>
+      </w:r>
       <w:r>
         <w:rPr>
           <w:lang w:val="en_US" w:bidi="en_US"/>
         </w:rPr>
         <w:t xml:space="preserve">; compare </w:t>
       </w:r>
-      <w:hyperlink r:id="rId45">
-        <w:r>
-          <w:rPr>
-            <w:lang w:val="en_US" w:bidi="en_US"/>
-          </w:rPr>
-          <w:rPr>
-            <w:color w:val="0000EE"/>
-            <w:u w:val="single"/>
-          </w:rPr>
-          <w:t>1 Kings 21</w:t>
-        </w:r>
-      </w:hyperlink>
+      <w:r>
+        <w:rPr>
+          <w:lang w:val="en_US" w:bidi="en_US"/>
+        </w:rPr>
+        <w:t>1 Kings 21</w:t>
+      </w:r>
       <w:r>
         <w:rPr>
           <w:lang w:val="en_US" w:bidi="en_US"/>
         </w:rPr>
         <w:t xml:space="preserve">; </w:t>
       </w:r>
-      <w:hyperlink r:id="rId46">
-        <w:r>
-          <w:rPr>
-            <w:lang w:val="en_US" w:bidi="en_US"/>
-          </w:rPr>
-          <w:rPr>
-            <w:color w:val="0000EE"/>
-            <w:u w:val="single"/>
-          </w:rPr>
-          <w:t>Isaiah 5:8</w:t>
-        </w:r>
-      </w:hyperlink>
+      <w:r>
+        <w:rPr>
+          <w:lang w:val="en_US" w:bidi="en_US"/>
+        </w:rPr>
+        <w:t>Isaiah 5:8</w:t>
+      </w:r>
       <w:r>
         <w:rPr>
           <w:lang w:val="en_US" w:bidi="en_US"/>
         </w:rPr>
         <w:t>). God sought righteousness among his people, but instead, he found oppression (</w:t>
       </w:r>
-      <w:hyperlink r:id="rId47">
-        <w:r>
-          <w:rPr>
-            <w:lang w:val="en_US" w:bidi="en_US"/>
-          </w:rPr>
-          <w:rPr>
-            <w:color w:val="0000EE"/>
-            <w:u w:val="single"/>
-          </w:rPr>
-          <w:t>1 Kings 10:9</w:t>
-        </w:r>
-      </w:hyperlink>
+      <w:r>
+        <w:rPr>
+          <w:lang w:val="en_US" w:bidi="en_US"/>
+        </w:rPr>
+        <w:t>1 Kings 10:9</w:t>
+      </w:r>
       <w:r>
         <w:rPr>
           <w:lang w:val="en_US" w:bidi="en_US"/>
         </w:rPr>
         <w:t xml:space="preserve">; </w:t>
       </w:r>
-      <w:hyperlink r:id="rId48">
-        <w:r>
-          <w:rPr>
-            <w:lang w:val="en_US" w:bidi="en_US"/>
-          </w:rPr>
-          <w:rPr>
-            <w:color w:val="0000EE"/>
-            <w:u w:val="single"/>
-          </w:rPr>
-          <w:t>Isaiah 5:7</w:t>
-        </w:r>
-      </w:hyperlink>
+      <w:r>
+        <w:rPr>
+          <w:lang w:val="en_US" w:bidi="en_US"/>
+        </w:rPr>
+        <w:t>Isaiah 5:7</w:t>
+      </w:r>
       <w:r>
         <w:rPr>
           <w:lang w:val="en_US" w:bidi="en_US"/>
         </w:rPr>
         <w:t xml:space="preserve">; </w:t>
       </w:r>
-      <w:hyperlink r:id="rId49">
-        <w:r>
-          <w:rPr>
-            <w:lang w:val="en_US" w:bidi="en_US"/>
-          </w:rPr>
-          <w:rPr>
-            <w:color w:val="0000EE"/>
-            <w:u w:val="single"/>
-          </w:rPr>
-          <w:t>2 Peter 2:13</w:t>
-        </w:r>
-      </w:hyperlink>
+      <w:r>
+        <w:rPr>
+          <w:lang w:val="en_US" w:bidi="en_US"/>
+        </w:rPr>
+        <w:t>2 Peter 2:13</w:t>
+      </w:r>
       <w:r>
         <w:rPr>
           <w:lang w:val="en_US" w:bidi="en_US"/>
@@ -2294,18 +2072,12 @@
         </w:rPr>
         <w:t>The leaders would lose their wealth when their enemies took their property. The land they had taken unfairly from other Israelites would be taken away from them in return (</w:t>
       </w:r>
-      <w:hyperlink r:id="rId50">
-        <w:r>
-          <w:rPr>
-            <w:lang w:val="en_US" w:bidi="en_US"/>
-          </w:rPr>
-          <w:rPr>
-            <w:color w:val="0000EE"/>
-            <w:u w:val="single"/>
-          </w:rPr>
-          <w:t>Micah 2:5</w:t>
-        </w:r>
-      </w:hyperlink>
+      <w:r>
+        <w:rPr>
+          <w:lang w:val="en_US" w:bidi="en_US"/>
+        </w:rPr>
+        <w:t>Micah 2:5</w:t>
+      </w:r>
       <w:r>
         <w:rPr>
           <w:lang w:val="en_US" w:bidi="en_US"/>
@@ -2485,18 +2257,12 @@
         </w:rPr>
         <w:t xml:space="preserve">These wicked individuals enjoyed listening to lies from their favorite prophets who promised good times (compare </w:t>
       </w:r>
-      <w:hyperlink r:id="rId51">
-        <w:r>
-          <w:rPr>
-            <w:lang w:val="en_US" w:bidi="en_US"/>
-          </w:rPr>
-          <w:rPr>
-            <w:color w:val="0000EE"/>
-            <w:u w:val="single"/>
-          </w:rPr>
-          <w:t>Jeremiah 28:8–9</w:t>
-        </w:r>
-      </w:hyperlink>
+      <w:r>
+        <w:rPr>
+          <w:lang w:val="en_US" w:bidi="en_US"/>
+        </w:rPr>
+        <w:t>Jeremiah 28:8–9</w:t>
+      </w:r>
       <w:r>
         <w:rPr>
           <w:lang w:val="en_US" w:bidi="en_US"/>
@@ -2551,36 +2317,24 @@
         </w:rPr>
         <w:t xml:space="preserve">God demonstrated his love and care for his rebellious people by promising them hope, even while mentioning exile and despair. Although Israel would be scattered, they would return (compare </w:t>
       </w:r>
-      <w:hyperlink r:id="rId52">
-        <w:r>
-          <w:rPr>
-            <w:lang w:val="en_US" w:bidi="en_US"/>
-          </w:rPr>
-          <w:rPr>
-            <w:color w:val="0000EE"/>
-            <w:u w:val="single"/>
-          </w:rPr>
-          <w:t>Deuteronomy 4:26–29</w:t>
-        </w:r>
-      </w:hyperlink>
+      <w:r>
+        <w:rPr>
+          <w:lang w:val="en_US" w:bidi="en_US"/>
+        </w:rPr>
+        <w:t>Deuteronomy 4:26–29</w:t>
+      </w:r>
       <w:r>
         <w:rPr>
           <w:lang w:val="en_US" w:bidi="en_US"/>
         </w:rPr>
         <w:t xml:space="preserve">; </w:t>
       </w:r>
-      <w:hyperlink r:id="rId53">
-        <w:r>
-          <w:rPr>
-            <w:lang w:val="en_US" w:bidi="en_US"/>
-          </w:rPr>
-          <w:rPr>
-            <w:color w:val="0000EE"/>
-            <w:u w:val="single"/>
-          </w:rPr>
-          <w:t>30:1–6</w:t>
-        </w:r>
-      </w:hyperlink>
+      <w:r>
+        <w:rPr>
+          <w:lang w:val="en_US" w:bidi="en_US"/>
+        </w:rPr>
+        <w:t>30:1–6</w:t>
+      </w:r>
       <w:r>
         <w:rPr>
           <w:lang w:val="en_US" w:bidi="en_US"/>
@@ -2683,36 +2437,24 @@
         </w:rPr>
         <w:t>The leaders, expected to understand true judgment and justice (</w:t>
       </w:r>
-      <w:hyperlink r:id="rId54">
-        <w:r>
-          <w:rPr>
-            <w:lang w:val="en_US" w:bidi="en_US"/>
-          </w:rPr>
-          <w:rPr>
-            <w:color w:val="0000EE"/>
-            <w:u w:val="single"/>
-          </w:rPr>
-          <w:t>Micah 6:8</w:t>
-        </w:r>
-      </w:hyperlink>
+      <w:r>
+        <w:rPr>
+          <w:lang w:val="en_US" w:bidi="en_US"/>
+        </w:rPr>
+        <w:t>Micah 6:8</w:t>
+      </w:r>
       <w:r>
         <w:rPr>
           <w:lang w:val="en_US" w:bidi="en_US"/>
         </w:rPr>
         <w:t xml:space="preserve">; </w:t>
       </w:r>
-      <w:hyperlink r:id="rId55">
-        <w:r>
-          <w:rPr>
-            <w:lang w:val="en_US" w:bidi="en_US"/>
-          </w:rPr>
-          <w:rPr>
-            <w:color w:val="0000EE"/>
-            <w:u w:val="single"/>
-          </w:rPr>
-          <w:t>Deuteronomy 10:12–13</w:t>
-        </w:r>
-      </w:hyperlink>
+      <w:r>
+        <w:rPr>
+          <w:lang w:val="en_US" w:bidi="en_US"/>
+        </w:rPr>
+        <w:t>Deuteronomy 10:12–13</w:t>
+      </w:r>
       <w:r>
         <w:rPr>
           <w:lang w:val="en_US" w:bidi="en_US"/>
@@ -2767,36 +2509,24 @@
         </w:rPr>
         <w:t xml:space="preserve">Micah strongly criticized the leaders of Israel because they were responsible for the people's well-being. The horrors described here show the fears of people under attack (compare </w:t>
       </w:r>
-      <w:hyperlink r:id="rId56">
-        <w:r>
-          <w:rPr>
-            <w:lang w:val="en_US" w:bidi="en_US"/>
-          </w:rPr>
-          <w:rPr>
-            <w:color w:val="0000EE"/>
-            <w:u w:val="single"/>
-          </w:rPr>
-          <w:t>Deuteronomy 28:53</w:t>
-        </w:r>
-      </w:hyperlink>
+      <w:r>
+        <w:rPr>
+          <w:lang w:val="en_US" w:bidi="en_US"/>
+        </w:rPr>
+        <w:t>Deuteronomy 28:53</w:t>
+      </w:r>
       <w:r>
         <w:rPr>
           <w:lang w:val="en_US" w:bidi="en_US"/>
         </w:rPr>
         <w:t xml:space="preserve">; </w:t>
       </w:r>
-      <w:hyperlink r:id="rId57">
-        <w:r>
-          <w:rPr>
-            <w:lang w:val="en_US" w:bidi="en_US"/>
-          </w:rPr>
-          <w:rPr>
-            <w:color w:val="0000EE"/>
-            <w:u w:val="single"/>
-          </w:rPr>
-          <w:t>2 Kings 6:29</w:t>
-        </w:r>
-      </w:hyperlink>
+      <w:r>
+        <w:rPr>
+          <w:lang w:val="en_US" w:bidi="en_US"/>
+        </w:rPr>
+        <w:t>2 Kings 6:29</w:t>
+      </w:r>
       <w:r>
         <w:rPr>
           <w:lang w:val="en_US" w:bidi="en_US"/>
@@ -3002,36 +2732,24 @@
         </w:rPr>
         <w:t xml:space="preserve">The false prophets were part of Israel’s spiritual leadership, so Micah included them in his accusations. Prophets were meant to guide Israel in the right way, not to lead the people away from God (see </w:t>
       </w:r>
-      <w:hyperlink r:id="rId58">
-        <w:r>
-          <w:rPr>
-            <w:lang w:val="en_US" w:bidi="en_US"/>
-          </w:rPr>
-          <w:rPr>
-            <w:color w:val="0000EE"/>
-            <w:u w:val="single"/>
-          </w:rPr>
-          <w:t>Deuteronomy 13</w:t>
-        </w:r>
-      </w:hyperlink>
+      <w:r>
+        <w:rPr>
+          <w:lang w:val="en_US" w:bidi="en_US"/>
+        </w:rPr>
+        <w:t>Deuteronomy 13</w:t>
+      </w:r>
       <w:r>
         <w:rPr>
           <w:lang w:val="en_US" w:bidi="en_US"/>
         </w:rPr>
         <w:t xml:space="preserve">, </w:t>
       </w:r>
-      <w:hyperlink r:id="rId59">
-        <w:r>
-          <w:rPr>
-            <w:lang w:val="en_US" w:bidi="en_US"/>
-          </w:rPr>
-          <w:rPr>
-            <w:color w:val="0000EE"/>
-            <w:u w:val="single"/>
-          </w:rPr>
-          <w:t>18</w:t>
-        </w:r>
-      </w:hyperlink>
+      <w:r>
+        <w:rPr>
+          <w:lang w:val="en_US" w:bidi="en_US"/>
+        </w:rPr>
+        <w:t>18</w:t>
+      </w:r>
       <w:r>
         <w:rPr>
           <w:lang w:val="en_US" w:bidi="en_US"/>
@@ -3086,36 +2804,24 @@
         </w:rPr>
         <w:t xml:space="preserve">Micah announced God's judgment on the false prophets. Without God's special messages, these seers and fortune-tellers were like the pagan court prophets of nations like Babylon, Mari, and especially Assyria. Those prophets were expected to say what the rulers wanted to hear, but they did not receive true messages from the Lord </w:t>
       </w:r>
-      <w:hyperlink r:id="rId60">
-        <w:r>
-          <w:rPr>
-            <w:lang w:val="en_US" w:bidi="en_US"/>
-          </w:rPr>
-          <w:rPr>
-            <w:color w:val="0000EE"/>
-            <w:u w:val="single"/>
-          </w:rPr>
-          <w:t>1 Samuel 28:6</w:t>
-        </w:r>
-      </w:hyperlink>
+      <w:r>
+        <w:rPr>
+          <w:lang w:val="en_US" w:bidi="en_US"/>
+        </w:rPr>
+        <w:t>1 Samuel 28:6</w:t>
+      </w:r>
       <w:r>
         <w:rPr>
           <w:lang w:val="en_US" w:bidi="en_US"/>
         </w:rPr>
         <w:t xml:space="preserve">; </w:t>
       </w:r>
-      <w:hyperlink r:id="rId61">
-        <w:r>
-          <w:rPr>
-            <w:lang w:val="en_US" w:bidi="en_US"/>
-          </w:rPr>
-          <w:rPr>
-            <w:color w:val="0000EE"/>
-            <w:u w:val="single"/>
-          </w:rPr>
-          <w:t>Amos 8:11–12</w:t>
-        </w:r>
-      </w:hyperlink>
+      <w:r>
+        <w:rPr>
+          <w:lang w:val="en_US" w:bidi="en_US"/>
+        </w:rPr>
+        <w:t>Amos 8:11–12</w:t>
+      </w:r>
       <w:r>
         <w:rPr>
           <w:lang w:val="en_US" w:bidi="en_US"/>
@@ -3170,18 +2876,12 @@
         </w:rPr>
         <w:t>There was a big difference between the true prophet and the false prophets (</w:t>
       </w:r>
-      <w:hyperlink r:id="rId62">
-        <w:r>
-          <w:rPr>
-            <w:lang w:val="en_US" w:bidi="en_US"/>
-          </w:rPr>
-          <w:rPr>
-            <w:color w:val="0000EE"/>
-            <w:u w:val="single"/>
-          </w:rPr>
-          <w:t>Micah 3:5–7</w:t>
-        </w:r>
-      </w:hyperlink>
+      <w:r>
+        <w:rPr>
+          <w:lang w:val="en_US" w:bidi="en_US"/>
+        </w:rPr>
+        <w:t>Micah 3:5–7</w:t>
+      </w:r>
       <w:r>
         <w:rPr>
           <w:lang w:val="en_US" w:bidi="en_US"/>
@@ -3236,18 +2936,12 @@
         </w:rPr>
         <w:t>The leaders of Israel built Jerusalem on murder and corruption. Because of this, the city would become a wilderness and ruins (</w:t>
       </w:r>
-      <w:hyperlink r:id="rId25">
-        <w:r>
-          <w:rPr>
-            <w:lang w:val="en_US" w:bidi="en_US"/>
-          </w:rPr>
-          <w:rPr>
-            <w:color w:val="0000EE"/>
-            <w:u w:val="single"/>
-          </w:rPr>
-          <w:t>Micah 3:12</w:t>
-        </w:r>
-      </w:hyperlink>
+      <w:r>
+        <w:rPr>
+          <w:lang w:val="en_US" w:bidi="en_US"/>
+        </w:rPr>
+        <w:t>Micah 3:12</w:t>
+      </w:r>
       <w:r>
         <w:rPr>
           <w:lang w:val="en_US" w:bidi="en_US"/>
@@ -3309,90 +3003,60 @@
         </w:rPr>
         <w:t xml:space="preserve">: This expression shows the Lord's approval (see </w:t>
       </w:r>
-      <w:hyperlink r:id="rId63">
-        <w:r>
-          <w:rPr>
-            <w:lang w:val="en_US" w:bidi="en_US"/>
-          </w:rPr>
-          <w:rPr>
-            <w:color w:val="0000EE"/>
-            <w:u w:val="single"/>
-          </w:rPr>
-          <w:t>Exodus 3:12</w:t>
-        </w:r>
-      </w:hyperlink>
+      <w:r>
+        <w:rPr>
+          <w:lang w:val="en_US" w:bidi="en_US"/>
+        </w:rPr>
+        <w:t>Exodus 3:12</w:t>
+      </w:r>
       <w:r>
         <w:rPr>
           <w:lang w:val="en_US" w:bidi="en_US"/>
         </w:rPr>
         <w:t xml:space="preserve">, </w:t>
       </w:r>
-      <w:hyperlink r:id="rId64">
-        <w:r>
-          <w:rPr>
-            <w:lang w:val="en_US" w:bidi="en_US"/>
-          </w:rPr>
-          <w:rPr>
-            <w:color w:val="0000EE"/>
-            <w:u w:val="single"/>
-          </w:rPr>
-          <w:t>14</w:t>
-        </w:r>
-      </w:hyperlink>
+      <w:r>
+        <w:rPr>
+          <w:lang w:val="en_US" w:bidi="en_US"/>
+        </w:rPr>
+        <w:t>14</w:t>
+      </w:r>
       <w:r>
         <w:rPr>
           <w:lang w:val="en_US" w:bidi="en_US"/>
         </w:rPr>
         <w:t xml:space="preserve">; </w:t>
       </w:r>
-      <w:hyperlink r:id="rId65">
-        <w:r>
-          <w:rPr>
-            <w:lang w:val="en_US" w:bidi="en_US"/>
-          </w:rPr>
-          <w:rPr>
-            <w:color w:val="0000EE"/>
-            <w:u w:val="single"/>
-          </w:rPr>
-          <w:t>25:8</w:t>
-        </w:r>
-      </w:hyperlink>
+      <w:r>
+        <w:rPr>
+          <w:lang w:val="en_US" w:bidi="en_US"/>
+        </w:rPr>
+        <w:t>25:8</w:t>
+      </w:r>
       <w:r>
         <w:rPr>
           <w:lang w:val="en_US" w:bidi="en_US"/>
         </w:rPr>
         <w:t xml:space="preserve">; </w:t>
       </w:r>
-      <w:hyperlink r:id="rId50">
-        <w:r>
-          <w:rPr>
-            <w:lang w:val="en_US" w:bidi="en_US"/>
-          </w:rPr>
-          <w:rPr>
-            <w:color w:val="0000EE"/>
-            <w:u w:val="single"/>
-          </w:rPr>
-          <w:t>Micah 2:5</w:t>
-        </w:r>
-      </w:hyperlink>
+      <w:r>
+        <w:rPr>
+          <w:lang w:val="en_US" w:bidi="en_US"/>
+        </w:rPr>
+        <w:t>Micah 2:5</w:t>
+      </w:r>
       <w:r>
         <w:rPr>
           <w:lang w:val="en_US" w:bidi="en_US"/>
         </w:rPr>
         <w:t xml:space="preserve">; </w:t>
       </w:r>
-      <w:hyperlink r:id="rId66">
-        <w:r>
-          <w:rPr>
-            <w:lang w:val="en_US" w:bidi="en_US"/>
-          </w:rPr>
-          <w:rPr>
-            <w:color w:val="0000EE"/>
-            <w:u w:val="single"/>
-          </w:rPr>
-          <w:t>Zechariah 2:11</w:t>
-        </w:r>
-      </w:hyperlink>
+      <w:r>
+        <w:rPr>
+          <w:lang w:val="en_US" w:bidi="en_US"/>
+        </w:rPr>
+        <w:t>Zechariah 2:11</w:t>
+      </w:r>
       <w:r>
         <w:rPr>
           <w:lang w:val="en_US" w:bidi="en_US"/>
@@ -3451,18 +3115,12 @@
         </w:rPr>
         <w:t>Mount Zion, where the Lord once lived, would become a dense forest and an uninhabitable wilderness. Complete destruction awaited the fallen Jerusalem. Jeremiah later quoted this passage (</w:t>
       </w:r>
-      <w:hyperlink r:id="rId26">
-        <w:r>
-          <w:rPr>
-            <w:lang w:val="en_US" w:bidi="en_US"/>
-          </w:rPr>
-          <w:rPr>
-            <w:color w:val="0000EE"/>
-            <w:u w:val="single"/>
-          </w:rPr>
-          <w:t>Jeremiah 26:18</w:t>
-        </w:r>
-      </w:hyperlink>
+      <w:r>
+        <w:rPr>
+          <w:lang w:val="en_US" w:bidi="en_US"/>
+        </w:rPr>
+        <w:t>Jeremiah 26:18</w:t>
+      </w:r>
       <w:r>
         <w:rPr>
           <w:lang w:val="en_US" w:bidi="en_US"/>
@@ -3577,54 +3235,36 @@
         </w:rPr>
         <w:t xml:space="preserve"> refers to Mount Zion in Jerusalem, where Solomon’s temple was built (see </w:t>
       </w:r>
-      <w:hyperlink r:id="rId67">
-        <w:r>
-          <w:rPr>
-            <w:lang w:val="en_US" w:bidi="en_US"/>
-          </w:rPr>
-          <w:rPr>
-            <w:color w:val="0000EE"/>
-            <w:u w:val="single"/>
-          </w:rPr>
-          <w:t>2 Samuel 24:18–25</w:t>
-        </w:r>
-      </w:hyperlink>
+      <w:r>
+        <w:rPr>
+          <w:lang w:val="en_US" w:bidi="en_US"/>
+        </w:rPr>
+        <w:t>2 Samuel 24:18–25</w:t>
+      </w:r>
       <w:r>
         <w:rPr>
           <w:lang w:val="en_US" w:bidi="en_US"/>
         </w:rPr>
         <w:t>). It reminds us of Mount Sinai, the mountain of God (</w:t>
       </w:r>
-      <w:hyperlink r:id="rId68">
-        <w:r>
-          <w:rPr>
-            <w:lang w:val="en_US" w:bidi="en_US"/>
-          </w:rPr>
-          <w:rPr>
-            <w:color w:val="0000EE"/>
-            <w:u w:val="single"/>
-          </w:rPr>
-          <w:t>Exodus 3:1</w:t>
-        </w:r>
-      </w:hyperlink>
+      <w:r>
+        <w:rPr>
+          <w:lang w:val="en_US" w:bidi="en_US"/>
+        </w:rPr>
+        <w:t>Exodus 3:1</w:t>
+      </w:r>
       <w:r>
         <w:rPr>
           <w:lang w:val="en_US" w:bidi="en_US"/>
         </w:rPr>
         <w:t xml:space="preserve">; </w:t>
       </w:r>
-      <w:hyperlink r:id="rId69">
-        <w:r>
-          <w:rPr>
-            <w:lang w:val="en_US" w:bidi="en_US"/>
-          </w:rPr>
-          <w:rPr>
-            <w:color w:val="0000EE"/>
-            <w:u w:val="single"/>
-          </w:rPr>
-          <w:t>Numbers 10:33</w:t>
-        </w:r>
-      </w:hyperlink>
+      <w:r>
+        <w:rPr>
+          <w:lang w:val="en_US" w:bidi="en_US"/>
+        </w:rPr>
+        <w:t>Numbers 10:33</w:t>
+      </w:r>
       <w:r>
         <w:rPr>
           <w:lang w:val="en_US" w:bidi="en_US"/>
@@ -3656,36 +3296,24 @@
         </w:rPr>
         <w:t>: The wisdom of God’s laws and the knowledge of his ways will give life to the nations (</w:t>
       </w:r>
-      <w:hyperlink r:id="rId70">
-        <w:r>
-          <w:rPr>
-            <w:lang w:val="en_US" w:bidi="en_US"/>
-          </w:rPr>
-          <w:rPr>
-            <w:color w:val="0000EE"/>
-            <w:u w:val="single"/>
-          </w:rPr>
-          <w:t>Deuteronomy 4:6</w:t>
-        </w:r>
-      </w:hyperlink>
+      <w:r>
+        <w:rPr>
+          <w:lang w:val="en_US" w:bidi="en_US"/>
+        </w:rPr>
+        <w:t>Deuteronomy 4:6</w:t>
+      </w:r>
       <w:r>
         <w:rPr>
           <w:lang w:val="en_US" w:bidi="en_US"/>
         </w:rPr>
         <w:t xml:space="preserve">; </w:t>
       </w:r>
-      <w:hyperlink r:id="rId71">
-        <w:r>
-          <w:rPr>
-            <w:lang w:val="en_US" w:bidi="en_US"/>
-          </w:rPr>
-          <w:rPr>
-            <w:color w:val="0000EE"/>
-            <w:u w:val="single"/>
-          </w:rPr>
-          <w:t>32:47</w:t>
-        </w:r>
-      </w:hyperlink>
+      <w:r>
+        <w:rPr>
+          <w:lang w:val="en_US" w:bidi="en_US"/>
+        </w:rPr>
+        <w:t>32:47</w:t>
+      </w:r>
       <w:r>
         <w:rPr>
           <w:lang w:val="en_US" w:bidi="en_US"/>
@@ -3740,18 +3368,12 @@
         </w:rPr>
         <w:t>Micah's prophecy shifts from deep despair to a burst of hope as he describes the future rise of Mount Zion in Jerusalem. God's plan to bless all nations (</w:t>
       </w:r>
-      <w:hyperlink r:id="rId72">
-        <w:r>
-          <w:rPr>
-            <w:lang w:val="en_US" w:bidi="en_US"/>
-          </w:rPr>
-          <w:rPr>
-            <w:color w:val="0000EE"/>
-            <w:u w:val="single"/>
-          </w:rPr>
-          <w:t>Genesis 12:3</w:t>
-        </w:r>
-      </w:hyperlink>
+      <w:r>
+        <w:rPr>
+          <w:lang w:val="en_US" w:bidi="en_US"/>
+        </w:rPr>
+        <w:t>Genesis 12:3</w:t>
+      </w:r>
       <w:r>
         <w:rPr>
           <w:lang w:val="en_US" w:bidi="en_US"/>
@@ -3834,18 +3456,12 @@
         </w:rPr>
         <w:t>people will live without fear, enjoying security, prosperity, and blessings (</w:t>
       </w:r>
-      <w:hyperlink r:id="rId73">
-        <w:r>
-          <w:rPr>
-            <w:lang w:val="en_US" w:bidi="en_US"/>
-          </w:rPr>
-          <w:rPr>
-            <w:color w:val="0000EE"/>
-            <w:u w:val="single"/>
-          </w:rPr>
-          <w:t>Micah 4:4</w:t>
-        </w:r>
-      </w:hyperlink>
+      <w:r>
+        <w:rPr>
+          <w:lang w:val="en_US" w:bidi="en_US"/>
+        </w:rPr>
+        <w:t>Micah 4:4</w:t>
+      </w:r>
       <w:r>
         <w:rPr>
           <w:lang w:val="en_US" w:bidi="en_US"/>
@@ -3866,18 +3482,12 @@
         </w:rPr>
         <w:t>The idols of the nations fail them, but Israel's faithful God achieves all this. The prosperity he brings lasts forever (</w:t>
       </w:r>
-      <w:hyperlink r:id="rId74">
-        <w:r>
-          <w:rPr>
-            <w:lang w:val="en_US" w:bidi="en_US"/>
-          </w:rPr>
-          <w:rPr>
-            <w:color w:val="0000EE"/>
-            <w:u w:val="single"/>
-          </w:rPr>
-          <w:t>Micah 4:5</w:t>
-        </w:r>
-      </w:hyperlink>
+      <w:r>
+        <w:rPr>
+          <w:lang w:val="en_US" w:bidi="en_US"/>
+        </w:rPr>
+        <w:t>Micah 4:5</w:t>
+      </w:r>
       <w:r>
         <w:rPr>
           <w:lang w:val="en_US" w:bidi="en_US"/>
@@ -4026,54 +3636,36 @@
         </w:rPr>
         <w:t>Everyone will live without enemies, like in Solomon’s time (</w:t>
       </w:r>
-      <w:hyperlink r:id="rId75">
-        <w:r>
-          <w:rPr>
-            <w:lang w:val="en_US" w:bidi="en_US"/>
-          </w:rPr>
-          <w:rPr>
-            <w:color w:val="0000EE"/>
-            <w:u w:val="single"/>
-          </w:rPr>
-          <w:t>1 Kings 4:25</w:t>
-        </w:r>
-      </w:hyperlink>
+      <w:r>
+        <w:rPr>
+          <w:lang w:val="en_US" w:bidi="en_US"/>
+        </w:rPr>
+        <w:t>1 Kings 4:25</w:t>
+      </w:r>
       <w:r>
         <w:rPr>
           <w:lang w:val="en_US" w:bidi="en_US"/>
         </w:rPr>
         <w:t xml:space="preserve">; compare </w:t>
       </w:r>
-      <w:hyperlink r:id="rId76">
-        <w:r>
-          <w:rPr>
-            <w:lang w:val="en_US" w:bidi="en_US"/>
-          </w:rPr>
-          <w:rPr>
-            <w:color w:val="0000EE"/>
-            <w:u w:val="single"/>
-          </w:rPr>
-          <w:t>Isaiah 36:16</w:t>
-        </w:r>
-      </w:hyperlink>
+      <w:r>
+        <w:rPr>
+          <w:lang w:val="en_US" w:bidi="en_US"/>
+        </w:rPr>
+        <w:t>Isaiah 36:16</w:t>
+      </w:r>
       <w:r>
         <w:rPr>
           <w:lang w:val="en_US" w:bidi="en_US"/>
         </w:rPr>
         <w:t xml:space="preserve">; </w:t>
       </w:r>
-      <w:hyperlink r:id="rId77">
-        <w:r>
-          <w:rPr>
-            <w:lang w:val="en_US" w:bidi="en_US"/>
-          </w:rPr>
-          <w:rPr>
-            <w:color w:val="0000EE"/>
-            <w:u w:val="single"/>
-          </w:rPr>
-          <w:t>Zechariah 3:10</w:t>
-        </w:r>
-      </w:hyperlink>
+      <w:r>
+        <w:rPr>
+          <w:lang w:val="en_US" w:bidi="en_US"/>
+        </w:rPr>
+        <w:t>Zechariah 3:10</w:t>
+      </w:r>
       <w:r>
         <w:rPr>
           <w:lang w:val="en_US" w:bidi="en_US"/>
@@ -4159,126 +3751,84 @@
         </w:rPr>
         <w:t>In the ancient Near East, the survivors of destroyed cities were usually scattered or absorbed into other peoples. But when God rescued Israel’s remnant, those survivors became the beginning of the Lord’s renewed people (</w:t>
       </w:r>
-      <w:hyperlink r:id="rId78">
-        <w:r>
-          <w:rPr>
-            <w:lang w:val="en_US" w:bidi="en_US"/>
-          </w:rPr>
-          <w:rPr>
-            <w:color w:val="0000EE"/>
-            <w:u w:val="single"/>
-          </w:rPr>
-          <w:t>Deuteronomy 4:26–31</w:t>
-        </w:r>
-      </w:hyperlink>
+      <w:r>
+        <w:rPr>
+          <w:lang w:val="en_US" w:bidi="en_US"/>
+        </w:rPr>
+        <w:t>Deuteronomy 4:26–31</w:t>
+      </w:r>
       <w:r>
         <w:rPr>
           <w:lang w:val="en_US" w:bidi="en_US"/>
         </w:rPr>
         <w:t xml:space="preserve">; </w:t>
       </w:r>
-      <w:hyperlink r:id="rId79">
-        <w:r>
-          <w:rPr>
-            <w:lang w:val="en_US" w:bidi="en_US"/>
-          </w:rPr>
-          <w:rPr>
-            <w:color w:val="0000EE"/>
-            <w:u w:val="single"/>
-          </w:rPr>
-          <w:t>30:1–5</w:t>
-        </w:r>
-      </w:hyperlink>
+      <w:r>
+        <w:rPr>
+          <w:lang w:val="en_US" w:bidi="en_US"/>
+        </w:rPr>
+        <w:t>30:1–5</w:t>
+      </w:r>
       <w:r>
         <w:rPr>
           <w:lang w:val="en_US" w:bidi="en_US"/>
         </w:rPr>
         <w:t xml:space="preserve">; </w:t>
       </w:r>
-      <w:hyperlink r:id="rId80">
-        <w:r>
-          <w:rPr>
-            <w:lang w:val="en_US" w:bidi="en_US"/>
-          </w:rPr>
-          <w:rPr>
-            <w:color w:val="0000EE"/>
-            <w:u w:val="single"/>
-          </w:rPr>
-          <w:t>2 Kings 19:31</w:t>
-        </w:r>
-      </w:hyperlink>
+      <w:r>
+        <w:rPr>
+          <w:lang w:val="en_US" w:bidi="en_US"/>
+        </w:rPr>
+        <w:t>2 Kings 19:31</w:t>
+      </w:r>
       <w:r>
         <w:rPr>
           <w:lang w:val="en_US" w:bidi="en_US"/>
         </w:rPr>
         <w:t xml:space="preserve">; </w:t>
       </w:r>
-      <w:hyperlink r:id="rId81">
-        <w:r>
-          <w:rPr>
-            <w:lang w:val="en_US" w:bidi="en_US"/>
-          </w:rPr>
-          <w:rPr>
-            <w:color w:val="0000EE"/>
-            <w:u w:val="single"/>
-          </w:rPr>
-          <w:t>Isaiah 10:21</w:t>
-        </w:r>
-      </w:hyperlink>
+      <w:r>
+        <w:rPr>
+          <w:lang w:val="en_US" w:bidi="en_US"/>
+        </w:rPr>
+        <w:t>Isaiah 10:21</w:t>
+      </w:r>
       <w:r>
         <w:rPr>
           <w:lang w:val="en_US" w:bidi="en_US"/>
         </w:rPr>
         <w:t xml:space="preserve">; </w:t>
       </w:r>
-      <w:hyperlink r:id="rId82">
-        <w:r>
-          <w:rPr>
-            <w:lang w:val="en_US" w:bidi="en_US"/>
-          </w:rPr>
-          <w:rPr>
-            <w:color w:val="0000EE"/>
-            <w:u w:val="single"/>
-          </w:rPr>
-          <w:t>Jeremiah 29:10–14</w:t>
-        </w:r>
-      </w:hyperlink>
+      <w:r>
+        <w:rPr>
+          <w:lang w:val="en_US" w:bidi="en_US"/>
+        </w:rPr>
+        <w:t>Jeremiah 29:10–14</w:t>
+      </w:r>
       <w:r>
         <w:rPr>
           <w:lang w:val="en_US" w:bidi="en_US"/>
         </w:rPr>
         <w:t xml:space="preserve">; see </w:t>
       </w:r>
-      <w:hyperlink r:id="rId83">
-        <w:r>
-          <w:rPr>
-            <w:lang w:val="en_US" w:bidi="en_US"/>
-          </w:rPr>
-          <w:rPr>
-            <w:color w:val="0000EE"/>
-            <w:u w:val="single"/>
-          </w:rPr>
-          <w:t>Ezra 9:8</w:t>
-        </w:r>
-      </w:hyperlink>
+      <w:r>
+        <w:rPr>
+          <w:lang w:val="en_US" w:bidi="en_US"/>
+        </w:rPr>
+        <w:t>Ezra 9:8</w:t>
+      </w:r>
       <w:r>
         <w:rPr>
           <w:lang w:val="en_US" w:bidi="en_US"/>
         </w:rPr>
         <w:t xml:space="preserve">; </w:t>
       </w:r>
-      <w:hyperlink r:id="rId84">
-        <w:r>
-          <w:rPr>
-            <w:lang w:val="en_US" w:bidi="en_US"/>
-          </w:rPr>
-          <w:rPr>
-            <w:color w:val="0000EE"/>
-            <w:u w:val="single"/>
-          </w:rPr>
-          <w:t>Nehemiah 1:2</w:t>
-        </w:r>
-      </w:hyperlink>
+      <w:r>
+        <w:rPr>
+          <w:lang w:val="en_US" w:bidi="en_US"/>
+        </w:rPr>
+        <w:t>Nehemiah 1:2</w:t>
+      </w:r>
       <w:r>
         <w:rPr>
           <w:lang w:val="en_US" w:bidi="en_US"/>
@@ -4375,36 +3925,24 @@
         </w:rPr>
         <w:t xml:space="preserve">: compare </w:t>
       </w:r>
-      <w:hyperlink r:id="rId85">
-        <w:r>
-          <w:rPr>
-            <w:lang w:val="en_US" w:bidi="en_US"/>
-          </w:rPr>
-          <w:rPr>
-            <w:color w:val="0000EE"/>
-            <w:u w:val="single"/>
-          </w:rPr>
-          <w:t>Amos 9:11–15</w:t>
-        </w:r>
-      </w:hyperlink>
+      <w:r>
+        <w:rPr>
+          <w:lang w:val="en_US" w:bidi="en_US"/>
+        </w:rPr>
+        <w:t>Amos 9:11–15</w:t>
+      </w:r>
       <w:r>
         <w:rPr>
           <w:lang w:val="en_US" w:bidi="en_US"/>
         </w:rPr>
         <w:t xml:space="preserve">; see </w:t>
       </w:r>
-      <w:hyperlink r:id="rId86">
-        <w:r>
-          <w:rPr>
-            <w:lang w:val="en_US" w:bidi="en_US"/>
-          </w:rPr>
-          <w:rPr>
-            <w:color w:val="0000EE"/>
-            <w:u w:val="single"/>
-          </w:rPr>
-          <w:t>2 Samuel 7:11–16</w:t>
-        </w:r>
-      </w:hyperlink>
+      <w:r>
+        <w:rPr>
+          <w:lang w:val="en_US" w:bidi="en_US"/>
+        </w:rPr>
+        <w:t>2 Samuel 7:11–16</w:t>
+      </w:r>
       <w:r>
         <w:rPr>
           <w:lang w:val="en_US" w:bidi="en_US"/>
@@ -4459,72 +3997,48 @@
         </w:rPr>
         <w:t>Israel's king and wise people were meant to lead and live by the Lord's instructions and covenant (</w:t>
       </w:r>
-      <w:hyperlink r:id="rId87">
-        <w:r>
-          <w:rPr>
-            <w:lang w:val="en_US" w:bidi="en_US"/>
-          </w:rPr>
-          <w:rPr>
-            <w:color w:val="0000EE"/>
-            <w:u w:val="single"/>
-          </w:rPr>
-          <w:t>Deuteronomy 17:18–20</w:t>
-        </w:r>
-      </w:hyperlink>
+      <w:r>
+        <w:rPr>
+          <w:lang w:val="en_US" w:bidi="en_US"/>
+        </w:rPr>
+        <w:t>Deuteronomy 17:18–20</w:t>
+      </w:r>
       <w:r>
         <w:rPr>
           <w:lang w:val="en_US" w:bidi="en_US"/>
         </w:rPr>
         <w:t xml:space="preserve">). Now, however, the people would lack godly leadership (compare </w:t>
       </w:r>
-      <w:hyperlink r:id="rId88">
-        <w:r>
-          <w:rPr>
-            <w:lang w:val="en_US" w:bidi="en_US"/>
-          </w:rPr>
-          <w:rPr>
-            <w:color w:val="0000EE"/>
-            <w:u w:val="single"/>
-          </w:rPr>
-          <w:t>Judges 17:6</w:t>
-        </w:r>
-      </w:hyperlink>
+      <w:r>
+        <w:rPr>
+          <w:lang w:val="en_US" w:bidi="en_US"/>
+        </w:rPr>
+        <w:t>Judges 17:6</w:t>
+      </w:r>
       <w:r>
         <w:rPr>
           <w:lang w:val="en_US" w:bidi="en_US"/>
         </w:rPr>
         <w:t xml:space="preserve">; </w:t>
       </w:r>
-      <w:hyperlink r:id="rId89">
-        <w:r>
-          <w:rPr>
-            <w:lang w:val="en_US" w:bidi="en_US"/>
-          </w:rPr>
-          <w:rPr>
-            <w:color w:val="0000EE"/>
-            <w:u w:val="single"/>
-          </w:rPr>
-          <w:t>18:1</w:t>
-        </w:r>
-      </w:hyperlink>
+      <w:r>
+        <w:rPr>
+          <w:lang w:val="en_US" w:bidi="en_US"/>
+        </w:rPr>
+        <w:t>18:1</w:t>
+      </w:r>
       <w:r>
         <w:rPr>
           <w:lang w:val="en_US" w:bidi="en_US"/>
         </w:rPr>
         <w:t xml:space="preserve">; </w:t>
       </w:r>
-      <w:hyperlink r:id="rId90">
-        <w:r>
-          <w:rPr>
-            <w:lang w:val="en_US" w:bidi="en_US"/>
-          </w:rPr>
-          <w:rPr>
-            <w:color w:val="0000EE"/>
-            <w:u w:val="single"/>
-          </w:rPr>
-          <w:t>21:25</w:t>
-        </w:r>
-      </w:hyperlink>
+      <w:r>
+        <w:rPr>
+          <w:lang w:val="en_US" w:bidi="en_US"/>
+        </w:rPr>
+        <w:t>21:25</w:t>
+      </w:r>
       <w:r>
         <w:rPr>
           <w:lang w:val="en_US" w:bidi="en_US"/>
@@ -4601,36 +4115,24 @@
         </w:rPr>
         <w:t>The Lord's rescue of his people from certain death in Babylon would be greater than when he brought them out of Egypt. They were shaped in the womb of suffering and awaited a hopeful rebirth (</w:t>
       </w:r>
-      <w:hyperlink r:id="rId91">
-        <w:r>
-          <w:rPr>
-            <w:lang w:val="en_US" w:bidi="en_US"/>
-          </w:rPr>
-          <w:rPr>
-            <w:color w:val="0000EE"/>
-            <w:u w:val="single"/>
-          </w:rPr>
-          <w:t>Isaiah 43:1–5</w:t>
-        </w:r>
-      </w:hyperlink>
+      <w:r>
+        <w:rPr>
+          <w:lang w:val="en_US" w:bidi="en_US"/>
+        </w:rPr>
+        <w:t>Isaiah 43:1–5</w:t>
+      </w:r>
       <w:r>
         <w:rPr>
           <w:lang w:val="en_US" w:bidi="en_US"/>
         </w:rPr>
         <w:t xml:space="preserve">; compare </w:t>
       </w:r>
-      <w:hyperlink r:id="rId92">
-        <w:r>
-          <w:rPr>
-            <w:lang w:val="en_US" w:bidi="en_US"/>
-          </w:rPr>
-          <w:rPr>
-            <w:color w:val="0000EE"/>
-            <w:u w:val="single"/>
-          </w:rPr>
-          <w:t>Ezekiel 37</w:t>
-        </w:r>
-      </w:hyperlink>
+      <w:r>
+        <w:rPr>
+          <w:lang w:val="en_US" w:bidi="en_US"/>
+        </w:rPr>
+        <w:t>Ezekiel 37</w:t>
+      </w:r>
       <w:r>
         <w:rPr>
           <w:lang w:val="en_US" w:bidi="en_US"/>
@@ -4710,36 +4212,24 @@
         </w:rPr>
         <w:t xml:space="preserve">: This refers first to the attack of Babylon against Jerusalem in 588–586 BC. At the same time, it also points to a future attack against a restored and ideal Jerusalem described in </w:t>
       </w:r>
-      <w:hyperlink r:id="rId93">
-        <w:r>
-          <w:rPr>
-            <w:lang w:val="en_US" w:bidi="en_US"/>
-          </w:rPr>
-          <w:rPr>
-            <w:color w:val="0000EE"/>
-            <w:u w:val="single"/>
-          </w:rPr>
-          <w:t xml:space="preserve">Micah 4:1–5 </w:t>
-        </w:r>
-      </w:hyperlink>
+      <w:r>
+        <w:rPr>
+          <w:lang w:val="en_US" w:bidi="en_US"/>
+        </w:rPr>
+        <w:t xml:space="preserve">Micah 4:1–5 </w:t>
+      </w:r>
       <w:r>
         <w:rPr>
           <w:lang w:val="en_US" w:bidi="en_US"/>
         </w:rPr>
         <w:t xml:space="preserve">(compare </w:t>
       </w:r>
-      <w:hyperlink r:id="rId94">
-        <w:r>
-          <w:rPr>
-            <w:lang w:val="en_US" w:bidi="en_US"/>
-          </w:rPr>
-          <w:rPr>
-            <w:color w:val="0000EE"/>
-            <w:u w:val="single"/>
-          </w:rPr>
-          <w:t>Revelation 20:7–9</w:t>
-        </w:r>
-      </w:hyperlink>
+      <w:r>
+        <w:rPr>
+          <w:lang w:val="en_US" w:bidi="en_US"/>
+        </w:rPr>
+        <w:t>Revelation 20:7–9</w:t>
+      </w:r>
       <w:r>
         <w:rPr>
           <w:lang w:val="en_US" w:bidi="en_US"/>
@@ -4798,126 +4288,84 @@
         </w:rPr>
         <w:t>God reveals his plans to his servants (</w:t>
       </w:r>
-      <w:hyperlink r:id="rId95">
-        <w:r>
-          <w:rPr>
-            <w:lang w:val="en_US" w:bidi="en_US"/>
-          </w:rPr>
-          <w:rPr>
-            <w:color w:val="0000EE"/>
-            <w:u w:val="single"/>
-          </w:rPr>
-          <w:t>Daniel 2:19–23</w:t>
-        </w:r>
-      </w:hyperlink>
+      <w:r>
+        <w:rPr>
+          <w:lang w:val="en_US" w:bidi="en_US"/>
+        </w:rPr>
+        <w:t>Daniel 2:19–23</w:t>
+      </w:r>
       <w:r>
         <w:rPr>
           <w:lang w:val="en_US" w:bidi="en_US"/>
         </w:rPr>
         <w:t xml:space="preserve">; </w:t>
       </w:r>
-      <w:hyperlink r:id="rId96">
-        <w:r>
-          <w:rPr>
-            <w:lang w:val="en_US" w:bidi="en_US"/>
-          </w:rPr>
-          <w:rPr>
-            <w:color w:val="0000EE"/>
-            <w:u w:val="single"/>
-          </w:rPr>
-          <w:t>Amos 3:7</w:t>
-        </w:r>
-      </w:hyperlink>
+      <w:r>
+        <w:rPr>
+          <w:lang w:val="en_US" w:bidi="en_US"/>
+        </w:rPr>
+        <w:t>Amos 3:7</w:t>
+      </w:r>
       <w:r>
         <w:rPr>
           <w:lang w:val="en_US" w:bidi="en_US"/>
         </w:rPr>
         <w:t>), but the nations do not know. They are not aware of God's great plans or his actions behind the scenes for his people. The hopes and plans of the nations around Israel were in vain. The Lord's plans for his unique people will succeed, and he will rule the nations (</w:t>
       </w:r>
-      <w:hyperlink r:id="rId97">
-        <w:r>
-          <w:rPr>
-            <w:lang w:val="en_US" w:bidi="en_US"/>
-          </w:rPr>
-          <w:rPr>
-            <w:color w:val="0000EE"/>
-            <w:u w:val="single"/>
-          </w:rPr>
-          <w:t>Genesis 12:1–3</w:t>
-        </w:r>
-      </w:hyperlink>
+      <w:r>
+        <w:rPr>
+          <w:lang w:val="en_US" w:bidi="en_US"/>
+        </w:rPr>
+        <w:t>Genesis 12:1–3</w:t>
+      </w:r>
       <w:r>
         <w:rPr>
           <w:lang w:val="en_US" w:bidi="en_US"/>
         </w:rPr>
         <w:t xml:space="preserve">; </w:t>
       </w:r>
-      <w:hyperlink r:id="rId98">
-        <w:r>
-          <w:rPr>
-            <w:lang w:val="en_US" w:bidi="en_US"/>
-          </w:rPr>
-          <w:rPr>
-            <w:color w:val="0000EE"/>
-            <w:u w:val="single"/>
-          </w:rPr>
-          <w:t>15:12–21</w:t>
-        </w:r>
-      </w:hyperlink>
+      <w:r>
+        <w:rPr>
+          <w:lang w:val="en_US" w:bidi="en_US"/>
+        </w:rPr>
+        <w:t>15:12–21</w:t>
+      </w:r>
       <w:r>
         <w:rPr>
           <w:lang w:val="en_US" w:bidi="en_US"/>
         </w:rPr>
         <w:t xml:space="preserve">; </w:t>
       </w:r>
-      <w:hyperlink r:id="rId99">
-        <w:r>
-          <w:rPr>
-            <w:lang w:val="en_US" w:bidi="en_US"/>
-          </w:rPr>
-          <w:rPr>
-            <w:color w:val="0000EE"/>
-            <w:u w:val="single"/>
-          </w:rPr>
-          <w:t>Exodus 19:4–6</w:t>
-        </w:r>
-      </w:hyperlink>
+      <w:r>
+        <w:rPr>
+          <w:lang w:val="en_US" w:bidi="en_US"/>
+        </w:rPr>
+        <w:t>Exodus 19:4–6</w:t>
+      </w:r>
       <w:r>
         <w:rPr>
           <w:lang w:val="en_US" w:bidi="en_US"/>
         </w:rPr>
         <w:t xml:space="preserve">; </w:t>
       </w:r>
-      <w:hyperlink r:id="rId100">
-        <w:r>
-          <w:rPr>
-            <w:lang w:val="en_US" w:bidi="en_US"/>
-          </w:rPr>
-          <w:rPr>
-            <w:color w:val="0000EE"/>
-            <w:u w:val="single"/>
-          </w:rPr>
-          <w:t>Isaiah 45:23</w:t>
-        </w:r>
-      </w:hyperlink>
+      <w:r>
+        <w:rPr>
+          <w:lang w:val="en_US" w:bidi="en_US"/>
+        </w:rPr>
+        <w:t>Isaiah 45:23</w:t>
+      </w:r>
       <w:r>
         <w:rPr>
           <w:lang w:val="en_US" w:bidi="en_US"/>
         </w:rPr>
         <w:t xml:space="preserve">; </w:t>
       </w:r>
-      <w:hyperlink r:id="rId101">
-        <w:r>
-          <w:rPr>
-            <w:lang w:val="en_US" w:bidi="en_US"/>
-          </w:rPr>
-          <w:rPr>
-            <w:color w:val="0000EE"/>
-            <w:u w:val="single"/>
-          </w:rPr>
-          <w:t>66:23</w:t>
-        </w:r>
-      </w:hyperlink>
+      <w:r>
+        <w:rPr>
+          <w:lang w:val="en_US" w:bidi="en_US"/>
+        </w:rPr>
+        <w:t>66:23</w:t>
+      </w:r>
       <w:r>
         <w:rPr>
           <w:lang w:val="en_US" w:bidi="en_US"/>
@@ -4955,18 +4403,12 @@
         </w:rPr>
         <w:t xml:space="preserve"> people beat and trampled grain to separate it from the chaff. Similarly, the nations will be crushed (</w:t>
       </w:r>
-      <w:hyperlink r:id="rId102">
-        <w:r>
-          <w:rPr>
-            <w:lang w:val="en_US" w:bidi="en_US"/>
-          </w:rPr>
-          <w:rPr>
-            <w:color w:val="0000EE"/>
-            <w:u w:val="single"/>
-          </w:rPr>
-          <w:t>Micah 4:13</w:t>
-        </w:r>
-      </w:hyperlink>
+      <w:r>
+        <w:rPr>
+          <w:lang w:val="en_US" w:bidi="en_US"/>
+        </w:rPr>
+        <w:t>Micah 4:13</w:t>
+      </w:r>
       <w:r>
         <w:rPr>
           <w:lang w:val="en_US" w:bidi="en_US"/>
@@ -5050,18 +4492,12 @@
         </w:rPr>
         <w:t>: Many nations gathered wealth unfairly through war, plunder, heavy taxes, forced labor, and conscription. The Lord of all the earth originally owned all this wealth (</w:t>
       </w:r>
-      <w:hyperlink r:id="rId103">
-        <w:r>
-          <w:rPr>
-            <w:lang w:val="en_US" w:bidi="en_US"/>
-          </w:rPr>
-          <w:rPr>
-            <w:color w:val="0000EE"/>
-            <w:u w:val="single"/>
-          </w:rPr>
-          <w:t>Exodus 19:5</w:t>
-        </w:r>
-      </w:hyperlink>
+      <w:r>
+        <w:rPr>
+          <w:lang w:val="en_US" w:bidi="en_US"/>
+        </w:rPr>
+        <w:t>Exodus 19:5</w:t>
+      </w:r>
       <w:r>
         <w:rPr>
           <w:lang w:val="en_US" w:bidi="en_US"/>
@@ -5106,18 +4542,12 @@
         </w:rPr>
         <w:t xml:space="preserve">, meaning “dedicate”) refers to war spoils set aside as holy to the Lord (see </w:t>
       </w:r>
-      <w:hyperlink r:id="rId104">
-        <w:r>
-          <w:rPr>
-            <w:lang w:val="en_US" w:bidi="en_US"/>
-          </w:rPr>
-          <w:rPr>
-            <w:color w:val="0000EE"/>
-            <w:u w:val="single"/>
-          </w:rPr>
-          <w:t>Leviticus 27:28–29</w:t>
-        </w:r>
-      </w:hyperlink>
+      <w:r>
+        <w:rPr>
+          <w:lang w:val="en_US" w:bidi="en_US"/>
+        </w:rPr>
+        <w:t>Leviticus 27:28–29</w:t>
+      </w:r>
       <w:r>
         <w:rPr>
           <w:lang w:val="en_US" w:bidi="en_US"/>
@@ -5172,36 +4602,24 @@
         </w:rPr>
         <w:t xml:space="preserve">The Assyrians defeated Israel's leader (compare </w:t>
       </w:r>
-      <w:hyperlink r:id="rId105">
-        <w:r>
-          <w:rPr>
-            <w:lang w:val="en_US" w:bidi="en_US"/>
-          </w:rPr>
-          <w:rPr>
-            <w:color w:val="0000EE"/>
-            <w:u w:val="single"/>
-          </w:rPr>
-          <w:t>Micah 6:9</w:t>
-        </w:r>
-      </w:hyperlink>
+      <w:r>
+        <w:rPr>
+          <w:lang w:val="en_US" w:bidi="en_US"/>
+        </w:rPr>
+        <w:t>Micah 6:9</w:t>
+      </w:r>
       <w:r>
         <w:rPr>
           <w:lang w:val="en_US" w:bidi="en_US"/>
         </w:rPr>
         <w:t xml:space="preserve">). Hitting someone with a rod showed disrespect (compare </w:t>
       </w:r>
-      <w:hyperlink r:id="rId106">
-        <w:r>
-          <w:rPr>
-            <w:lang w:val="en_US" w:bidi="en_US"/>
-          </w:rPr>
-          <w:rPr>
-            <w:color w:val="0000EE"/>
-            <w:u w:val="single"/>
-          </w:rPr>
-          <w:t>1 Kings 22:24</w:t>
-        </w:r>
-      </w:hyperlink>
+      <w:r>
+        <w:rPr>
+          <w:lang w:val="en_US" w:bidi="en_US"/>
+        </w:rPr>
+        <w:t>1 Kings 22:24</w:t>
+      </w:r>
       <w:r>
         <w:rPr>
           <w:lang w:val="en_US" w:bidi="en_US"/>
@@ -5256,54 +4674,36 @@
         </w:rPr>
         <w:t>This section urges Israel to prepare for the fierce attack by Assyria, Israel's enemy (</w:t>
       </w:r>
-      <w:hyperlink r:id="rId107">
-        <w:r>
-          <w:rPr>
-            <w:lang w:val="en_US" w:bidi="en_US"/>
-          </w:rPr>
-          <w:rPr>
-            <w:color w:val="0000EE"/>
-            <w:u w:val="single"/>
-          </w:rPr>
-          <w:t>Micah 5:5b–6</w:t>
-        </w:r>
-      </w:hyperlink>
+      <w:r>
+        <w:rPr>
+          <w:lang w:val="en_US" w:bidi="en_US"/>
+        </w:rPr>
+        <w:t>Micah 5:5b–6</w:t>
+      </w:r>
       <w:r>
         <w:rPr>
           <w:lang w:val="en_US" w:bidi="en_US"/>
         </w:rPr>
         <w:t>). This terrifying siege will not destroy Israel, because God will provide a leader (</w:t>
       </w:r>
-      <w:hyperlink r:id="rId108">
-        <w:r>
-          <w:rPr>
-            <w:lang w:val="en_US" w:bidi="en_US"/>
-          </w:rPr>
-          <w:rPr>
-            <w:color w:val="0000EE"/>
-            <w:u w:val="single"/>
-          </w:rPr>
-          <w:t>Micah 5:2–5a</w:t>
-        </w:r>
-      </w:hyperlink>
+      <w:r>
+        <w:rPr>
+          <w:lang w:val="en_US" w:bidi="en_US"/>
+        </w:rPr>
+        <w:t>Micah 5:2–5a</w:t>
+      </w:r>
       <w:r>
         <w:rPr>
           <w:lang w:val="en_US" w:bidi="en_US"/>
         </w:rPr>
         <w:t>) to guide the people back from exile. God will preserve and purify the remaining people (</w:t>
       </w:r>
-      <w:hyperlink r:id="rId109">
-        <w:r>
-          <w:rPr>
-            <w:lang w:val="en_US" w:bidi="en_US"/>
-          </w:rPr>
-          <w:rPr>
-            <w:color w:val="0000EE"/>
-            <w:u w:val="single"/>
-          </w:rPr>
-          <w:t>Micah 5:7–14</w:t>
-        </w:r>
-      </w:hyperlink>
+      <w:r>
+        <w:rPr>
+          <w:lang w:val="en_US" w:bidi="en_US"/>
+        </w:rPr>
+        <w:t>Micah 5:7–14</w:t>
+      </w:r>
       <w:r>
         <w:rPr>
           <w:lang w:val="en_US" w:bidi="en_US"/>
@@ -5365,72 +4765,48 @@
         </w:rPr>
         <w:t xml:space="preserve"> was the ancient name of Bethlehem (</w:t>
       </w:r>
-      <w:hyperlink r:id="rId110">
-        <w:r>
-          <w:rPr>
-            <w:lang w:val="en_US" w:bidi="en_US"/>
-          </w:rPr>
-          <w:rPr>
-            <w:color w:val="0000EE"/>
-            <w:u w:val="single"/>
-          </w:rPr>
-          <w:t>Genesis 35:16</w:t>
-        </w:r>
-      </w:hyperlink>
+      <w:r>
+        <w:rPr>
+          <w:lang w:val="en_US" w:bidi="en_US"/>
+        </w:rPr>
+        <w:t>Genesis 35:16</w:t>
+      </w:r>
       <w:r>
         <w:rPr>
           <w:lang w:val="en_US" w:bidi="en_US"/>
         </w:rPr>
         <w:t xml:space="preserve">; </w:t>
       </w:r>
-      <w:hyperlink r:id="rId111">
-        <w:r>
-          <w:rPr>
-            <w:lang w:val="en_US" w:bidi="en_US"/>
-          </w:rPr>
-          <w:rPr>
-            <w:color w:val="0000EE"/>
-            <w:u w:val="single"/>
-          </w:rPr>
-          <w:t>Ruth 4:11</w:t>
-        </w:r>
-      </w:hyperlink>
+      <w:r>
+        <w:rPr>
+          <w:lang w:val="en_US" w:bidi="en_US"/>
+        </w:rPr>
+        <w:t>Ruth 4:11</w:t>
+      </w:r>
       <w:r>
         <w:rPr>
           <w:lang w:val="en_US" w:bidi="en_US"/>
         </w:rPr>
         <w:t>), where David was born. In the future, a ruler greater than David would come from there (</w:t>
       </w:r>
-      <w:hyperlink r:id="rId112">
-        <w:r>
-          <w:rPr>
-            <w:lang w:val="en_US" w:bidi="en_US"/>
-          </w:rPr>
-          <w:rPr>
-            <w:color w:val="0000EE"/>
-            <w:u w:val="single"/>
-          </w:rPr>
-          <w:t>Matthew 2:5–6</w:t>
-        </w:r>
-      </w:hyperlink>
+      <w:r>
+        <w:rPr>
+          <w:lang w:val="en_US" w:bidi="en_US"/>
+        </w:rPr>
+        <w:t>Matthew 2:5–6</w:t>
+      </w:r>
       <w:r>
         <w:rPr>
           <w:lang w:val="en_US" w:bidi="en_US"/>
         </w:rPr>
         <w:t xml:space="preserve">; </w:t>
       </w:r>
-      <w:hyperlink r:id="rId113">
-        <w:r>
-          <w:rPr>
-            <w:lang w:val="en_US" w:bidi="en_US"/>
-          </w:rPr>
-          <w:rPr>
-            <w:color w:val="0000EE"/>
-            <w:u w:val="single"/>
-          </w:rPr>
-          <w:t>John 7:42</w:t>
-        </w:r>
-      </w:hyperlink>
+      <w:r>
+        <w:rPr>
+          <w:lang w:val="en_US" w:bidi="en_US"/>
+        </w:rPr>
+        <w:t>John 7:42</w:t>
+      </w:r>
       <w:r>
         <w:rPr>
           <w:lang w:val="en_US" w:bidi="en_US"/>
@@ -5450,54 +4826,36 @@
         </w:rPr>
         <w:t xml:space="preserve">; compare </w:t>
       </w:r>
-      <w:hyperlink r:id="rId114">
-        <w:r>
-          <w:rPr>
-            <w:lang w:val="en_US" w:bidi="en_US"/>
-          </w:rPr>
-          <w:rPr>
-            <w:color w:val="0000EE"/>
-            <w:u w:val="single"/>
-          </w:rPr>
-          <w:t>Deuteronomy 33:27</w:t>
-        </w:r>
-      </w:hyperlink>
+      <w:r>
+        <w:rPr>
+          <w:lang w:val="en_US" w:bidi="en_US"/>
+        </w:rPr>
+        <w:t>Deuteronomy 33:27</w:t>
+      </w:r>
       <w:r>
         <w:rPr>
           <w:lang w:val="en_US" w:bidi="en_US"/>
         </w:rPr>
         <w:t xml:space="preserve">; </w:t>
       </w:r>
-      <w:hyperlink r:id="rId115">
-        <w:r>
-          <w:rPr>
-            <w:lang w:val="en_US" w:bidi="en_US"/>
-          </w:rPr>
-          <w:rPr>
-            <w:color w:val="0000EE"/>
-            <w:u w:val="single"/>
-          </w:rPr>
-          <w:t>Proverbs 8:22–23</w:t>
-        </w:r>
-      </w:hyperlink>
+      <w:r>
+        <w:rPr>
+          <w:lang w:val="en_US" w:bidi="en_US"/>
+        </w:rPr>
+        <w:t>Proverbs 8:22–23</w:t>
+      </w:r>
       <w:r>
         <w:rPr>
           <w:lang w:val="en_US" w:bidi="en_US"/>
         </w:rPr>
         <w:t xml:space="preserve">; </w:t>
       </w:r>
-      <w:hyperlink r:id="rId116">
-        <w:r>
-          <w:rPr>
-            <w:lang w:val="en_US" w:bidi="en_US"/>
-          </w:rPr>
-          <w:rPr>
-            <w:color w:val="0000EE"/>
-            <w:u w:val="single"/>
-          </w:rPr>
-          <w:t>Isaiah 37:26</w:t>
-        </w:r>
-      </w:hyperlink>
+      <w:r>
+        <w:rPr>
+          <w:lang w:val="en_US" w:bidi="en_US"/>
+        </w:rPr>
+        <w:t>Isaiah 37:26</w:t>
+      </w:r>
       <w:r>
         <w:rPr>
           <w:lang w:val="en_US" w:bidi="en_US"/>
@@ -5552,18 +4910,12 @@
         </w:rPr>
         <w:t xml:space="preserve">After the exile in Babylon, Prince Zerubbabel, a descendant of David, was among the returning exiles and became the focus of Israel's hopes (see </w:t>
       </w:r>
-      <w:hyperlink r:id="rId117">
-        <w:r>
-          <w:rPr>
-            <w:lang w:val="en_US" w:bidi="en_US"/>
-          </w:rPr>
-          <w:rPr>
-            <w:color w:val="0000EE"/>
-            <w:u w:val="single"/>
-          </w:rPr>
-          <w:t>Haggai 2:20–23</w:t>
-        </w:r>
-      </w:hyperlink>
+      <w:r>
+        <w:rPr>
+          <w:lang w:val="en_US" w:bidi="en_US"/>
+        </w:rPr>
+        <w:t>Haggai 2:20–23</w:t>
+      </w:r>
       <w:r>
         <w:rPr>
           <w:lang w:val="en_US" w:bidi="en_US"/>
@@ -5583,18 +4935,12 @@
         </w:rPr>
         <w:t xml:space="preserve"> (</w:t>
       </w:r>
-      <w:hyperlink r:id="rId118">
-        <w:r>
-          <w:rPr>
-            <w:lang w:val="en_US" w:bidi="en_US"/>
-          </w:rPr>
-          <w:rPr>
-            <w:color w:val="0000EE"/>
-            <w:u w:val="single"/>
-          </w:rPr>
-          <w:t>Isaiah 9:6</w:t>
-        </w:r>
-      </w:hyperlink>
+      <w:r>
+        <w:rPr>
+          <w:lang w:val="en_US" w:bidi="en_US"/>
+        </w:rPr>
+        <w:t>Isaiah 9:6</w:t>
+      </w:r>
       <w:r>
         <w:rPr>
           <w:lang w:val="en_US" w:bidi="en_US"/>
@@ -5733,18 +5079,12 @@
         </w:rPr>
         <w:t>: Nimrod was a powerful early ruler. He helped establish the first cities of what later became the Assyrian and Babylonian civilizations (</w:t>
       </w:r>
-      <w:hyperlink r:id="rId119">
-        <w:r>
-          <w:rPr>
-            <w:lang w:val="en_US" w:bidi="en_US"/>
-          </w:rPr>
-          <w:rPr>
-            <w:color w:val="0000EE"/>
-            <w:u w:val="single"/>
-          </w:rPr>
-          <w:t>Genesis 10:8–11</w:t>
-        </w:r>
-      </w:hyperlink>
+      <w:r>
+        <w:rPr>
+          <w:lang w:val="en_US" w:bidi="en_US"/>
+        </w:rPr>
+        <w:t>Genesis 10:8–11</w:t>
+      </w:r>
       <w:r>
         <w:rPr>
           <w:lang w:val="en_US" w:bidi="en_US"/>
@@ -5803,36 +5143,24 @@
         </w:rPr>
         <w:t>The remnant refers to those whom God's grace saved to form the foundation of his new people (</w:t>
       </w:r>
-      <w:hyperlink r:id="rId120">
-        <w:r>
-          <w:rPr>
-            <w:lang w:val="en_US" w:bidi="en_US"/>
-          </w:rPr>
-          <w:rPr>
-            <w:color w:val="0000EE"/>
-            <w:u w:val="single"/>
-          </w:rPr>
-          <w:t>Ezra 9:8–15</w:t>
-        </w:r>
-      </w:hyperlink>
+      <w:r>
+        <w:rPr>
+          <w:lang w:val="en_US" w:bidi="en_US"/>
+        </w:rPr>
+        <w:t>Ezra 9:8–15</w:t>
+      </w:r>
       <w:r>
         <w:rPr>
           <w:lang w:val="en_US" w:bidi="en_US"/>
         </w:rPr>
         <w:t xml:space="preserve">; </w:t>
       </w:r>
-      <w:hyperlink r:id="rId84">
-        <w:r>
-          <w:rPr>
-            <w:lang w:val="en_US" w:bidi="en_US"/>
-          </w:rPr>
-          <w:rPr>
-            <w:color w:val="0000EE"/>
-            <w:u w:val="single"/>
-          </w:rPr>
-          <w:t>Nehemiah 1:2</w:t>
-        </w:r>
-      </w:hyperlink>
+      <w:r>
+        <w:rPr>
+          <w:lang w:val="en_US" w:bidi="en_US"/>
+        </w:rPr>
+        <w:t>Nehemiah 1:2</w:t>
+      </w:r>
       <w:r>
         <w:rPr>
           <w:lang w:val="en_US" w:bidi="en_US"/>
@@ -5905,90 +5233,60 @@
         </w:rPr>
         <w:t>God did not aim to create just another nation (</w:t>
       </w:r>
-      <w:hyperlink r:id="rId99">
-        <w:r>
-          <w:rPr>
-            <w:lang w:val="en_US" w:bidi="en_US"/>
-          </w:rPr>
-          <w:rPr>
-            <w:color w:val="0000EE"/>
-            <w:u w:val="single"/>
-          </w:rPr>
-          <w:t>Exodus 19:4–6</w:t>
-        </w:r>
-      </w:hyperlink>
+      <w:r>
+        <w:rPr>
+          <w:lang w:val="en_US" w:bidi="en_US"/>
+        </w:rPr>
+        <w:t>Exodus 19:4–6</w:t>
+      </w:r>
       <w:r>
         <w:rPr>
           <w:lang w:val="en_US" w:bidi="en_US"/>
         </w:rPr>
         <w:t xml:space="preserve">; </w:t>
       </w:r>
-      <w:hyperlink r:id="rId121">
-        <w:r>
-          <w:rPr>
-            <w:lang w:val="en_US" w:bidi="en_US"/>
-          </w:rPr>
-          <w:rPr>
-            <w:color w:val="0000EE"/>
-            <w:u w:val="single"/>
-          </w:rPr>
-          <w:t>Numbers 23:9</w:t>
-        </w:r>
-      </w:hyperlink>
+      <w:r>
+        <w:rPr>
+          <w:lang w:val="en_US" w:bidi="en_US"/>
+        </w:rPr>
+        <w:t>Numbers 23:9</w:t>
+      </w:r>
       <w:r>
         <w:rPr>
           <w:lang w:val="en_US" w:bidi="en_US"/>
         </w:rPr>
         <w:t xml:space="preserve">; </w:t>
       </w:r>
-      <w:hyperlink r:id="rId122">
-        <w:r>
-          <w:rPr>
-            <w:lang w:val="en_US" w:bidi="en_US"/>
-          </w:rPr>
-          <w:rPr>
-            <w:color w:val="0000EE"/>
-            <w:u w:val="single"/>
-          </w:rPr>
-          <w:t>Jeremiah 7:23</w:t>
-        </w:r>
-      </w:hyperlink>
+      <w:r>
+        <w:rPr>
+          <w:lang w:val="en_US" w:bidi="en_US"/>
+        </w:rPr>
+        <w:t>Jeremiah 7:23</w:t>
+      </w:r>
       <w:r>
         <w:rPr>
           <w:lang w:val="en_US" w:bidi="en_US"/>
         </w:rPr>
         <w:t>). He wanted his own people to follow his ways and be holy like him (</w:t>
       </w:r>
-      <w:hyperlink r:id="rId123">
-        <w:r>
-          <w:rPr>
-            <w:lang w:val="en_US" w:bidi="en_US"/>
-          </w:rPr>
-          <w:rPr>
-            <w:color w:val="0000EE"/>
-            <w:u w:val="single"/>
-          </w:rPr>
-          <w:t>Leviticus 11:45</w:t>
-        </w:r>
-      </w:hyperlink>
+      <w:r>
+        <w:rPr>
+          <w:lang w:val="en_US" w:bidi="en_US"/>
+        </w:rPr>
+        <w:t>Leviticus 11:45</w:t>
+      </w:r>
       <w:r>
         <w:rPr>
           <w:lang w:val="en_US" w:bidi="en_US"/>
         </w:rPr>
         <w:t>). In that time (</w:t>
       </w:r>
-      <w:hyperlink r:id="rId124">
-        <w:r>
-          <w:rPr>
-            <w:lang w:val="en_US" w:bidi="en_US"/>
-          </w:rPr>
-          <w:rPr>
-            <w:color w:val="0000EE"/>
-            <w:u w:val="single"/>
-          </w:rPr>
-          <w:t>Micah 5:10</w:t>
-        </w:r>
-      </w:hyperlink>
+      <w:r>
+        <w:rPr>
+          <w:lang w:val="en_US" w:bidi="en_US"/>
+        </w:rPr>
+        <w:t>Micah 5:10</w:t>
+      </w:r>
       <w:r>
         <w:rPr>
           <w:lang w:val="en_US" w:bidi="en_US"/>
@@ -6047,72 +5345,48 @@
         </w:rPr>
         <w:t>God's people will have a special role among the world's nations (</w:t>
       </w:r>
-      <w:hyperlink r:id="rId72">
-        <w:r>
-          <w:rPr>
-            <w:lang w:val="en_US" w:bidi="en_US"/>
-          </w:rPr>
-          <w:rPr>
-            <w:color w:val="0000EE"/>
-            <w:u w:val="single"/>
-          </w:rPr>
-          <w:t>Genesis 12:3</w:t>
-        </w:r>
-      </w:hyperlink>
+      <w:r>
+        <w:rPr>
+          <w:lang w:val="en_US" w:bidi="en_US"/>
+        </w:rPr>
+        <w:t>Genesis 12:3</w:t>
+      </w:r>
       <w:r>
         <w:rPr>
           <w:lang w:val="en_US" w:bidi="en_US"/>
         </w:rPr>
         <w:t xml:space="preserve">; </w:t>
       </w:r>
-      <w:hyperlink r:id="rId99">
-        <w:r>
-          <w:rPr>
-            <w:lang w:val="en_US" w:bidi="en_US"/>
-          </w:rPr>
-          <w:rPr>
-            <w:color w:val="0000EE"/>
-            <w:u w:val="single"/>
-          </w:rPr>
-          <w:t>Exodus 19:4–6</w:t>
-        </w:r>
-      </w:hyperlink>
+      <w:r>
+        <w:rPr>
+          <w:lang w:val="en_US" w:bidi="en_US"/>
+        </w:rPr>
+        <w:t>Exodus 19:4–6</w:t>
+      </w:r>
       <w:r>
         <w:rPr>
           <w:lang w:val="en_US" w:bidi="en_US"/>
         </w:rPr>
         <w:t>). They will lead and not follow (</w:t>
       </w:r>
-      <w:hyperlink r:id="rId125">
-        <w:r>
-          <w:rPr>
-            <w:lang w:val="en_US" w:bidi="en_US"/>
-          </w:rPr>
-          <w:rPr>
-            <w:color w:val="0000EE"/>
-            <w:u w:val="single"/>
-          </w:rPr>
-          <w:t>Deuteronomy 28:13</w:t>
-        </w:r>
-      </w:hyperlink>
+      <w:r>
+        <w:rPr>
+          <w:lang w:val="en_US" w:bidi="en_US"/>
+        </w:rPr>
+        <w:t>Deuteronomy 28:13</w:t>
+      </w:r>
       <w:r>
         <w:rPr>
           <w:lang w:val="en_US" w:bidi="en_US"/>
         </w:rPr>
         <w:t xml:space="preserve">), and be as strong as a lion (compare </w:t>
       </w:r>
-      <w:hyperlink r:id="rId126">
-        <w:r>
-          <w:rPr>
-            <w:lang w:val="en_US" w:bidi="en_US"/>
-          </w:rPr>
-          <w:rPr>
-            <w:color w:val="0000EE"/>
-            <w:u w:val="single"/>
-          </w:rPr>
-          <w:t>Esther 6:13</w:t>
-        </w:r>
-      </w:hyperlink>
+      <w:r>
+        <w:rPr>
+          <w:lang w:val="en_US" w:bidi="en_US"/>
+        </w:rPr>
+        <w:t>Esther 6:13</w:t>
+      </w:r>
       <w:r>
         <w:rPr>
           <w:lang w:val="en_US" w:bidi="en_US"/>
@@ -6137,72 +5411,48 @@
         </w:rPr>
         <w:t xml:space="preserve">The Lord will judge their enemies (see </w:t>
       </w:r>
-      <w:hyperlink r:id="rId127">
-        <w:r>
-          <w:rPr>
-            <w:lang w:val="en_US" w:bidi="en_US"/>
-          </w:rPr>
-          <w:rPr>
-            <w:color w:val="0000EE"/>
-            <w:u w:val="single"/>
-          </w:rPr>
-          <w:t>Micah 5:15</w:t>
-        </w:r>
-      </w:hyperlink>
+      <w:r>
+        <w:rPr>
+          <w:lang w:val="en_US" w:bidi="en_US"/>
+        </w:rPr>
+        <w:t>Micah 5:15</w:t>
+      </w:r>
       <w:r>
         <w:rPr>
           <w:lang w:val="en_US" w:bidi="en_US"/>
         </w:rPr>
         <w:t>) if they keep rebelling against him. However, the Lord's ultimate wish is to bless the nations, not to curse or destroy them (</w:t>
       </w:r>
-      <w:hyperlink r:id="rId72">
-        <w:r>
-          <w:rPr>
-            <w:lang w:val="en_US" w:bidi="en_US"/>
-          </w:rPr>
-          <w:rPr>
-            <w:color w:val="0000EE"/>
-            <w:u w:val="single"/>
-          </w:rPr>
-          <w:t>Genesis 12:3</w:t>
-        </w:r>
-      </w:hyperlink>
+      <w:r>
+        <w:rPr>
+          <w:lang w:val="en_US" w:bidi="en_US"/>
+        </w:rPr>
+        <w:t>Genesis 12:3</w:t>
+      </w:r>
       <w:r>
         <w:rPr>
           <w:lang w:val="en_US" w:bidi="en_US"/>
         </w:rPr>
         <w:t xml:space="preserve">; </w:t>
       </w:r>
-      <w:hyperlink r:id="rId128">
-        <w:r>
-          <w:rPr>
-            <w:lang w:val="en_US" w:bidi="en_US"/>
-          </w:rPr>
-          <w:rPr>
-            <w:color w:val="0000EE"/>
-            <w:u w:val="single"/>
-          </w:rPr>
-          <w:t>Jonah 4:11</w:t>
-        </w:r>
-      </w:hyperlink>
+      <w:r>
+        <w:rPr>
+          <w:lang w:val="en_US" w:bidi="en_US"/>
+        </w:rPr>
+        <w:t>Jonah 4:11</w:t>
+      </w:r>
       <w:r>
         <w:rPr>
           <w:lang w:val="en_US" w:bidi="en_US"/>
         </w:rPr>
         <w:t xml:space="preserve">; </w:t>
       </w:r>
-      <w:hyperlink r:id="rId129">
-        <w:r>
-          <w:rPr>
-            <w:lang w:val="en_US" w:bidi="en_US"/>
-          </w:rPr>
-          <w:rPr>
-            <w:color w:val="0000EE"/>
-            <w:u w:val="single"/>
-          </w:rPr>
-          <w:t>John 3:16</w:t>
-        </w:r>
-      </w:hyperlink>
+      <w:r>
+        <w:rPr>
+          <w:lang w:val="en_US" w:bidi="en_US"/>
+        </w:rPr>
+        <w:t>John 3:16</w:t>
+      </w:r>
       <w:r>
         <w:rPr>
           <w:lang w:val="en_US" w:bidi="en_US"/>
@@ -6380,18 +5630,12 @@
         </w:rPr>
         <w:t xml:space="preserve">: All creation is called as a witness (see </w:t>
       </w:r>
-      <w:hyperlink r:id="rId130">
-        <w:r>
-          <w:rPr>
-            <w:lang w:val="en_US" w:bidi="en_US"/>
-          </w:rPr>
-          <w:rPr>
-            <w:color w:val="0000EE"/>
-            <w:u w:val="single"/>
-          </w:rPr>
-          <w:t>Joshua 24:27</w:t>
-        </w:r>
-      </w:hyperlink>
+      <w:r>
+        <w:rPr>
+          <w:lang w:val="en_US" w:bidi="en_US"/>
+        </w:rPr>
+        <w:t>Joshua 24:27</w:t>
+      </w:r>
       <w:r>
         <w:rPr>
           <w:lang w:val="en_US" w:bidi="en_US"/>
@@ -6446,54 +5690,36 @@
         </w:rPr>
         <w:t xml:space="preserve">The Lord presented, argued, and decided a case against his rebellious people, Israel. This section is written as a formal legal court case. Other prophets use the same pattern (compare </w:t>
       </w:r>
-      <w:hyperlink r:id="rId131">
-        <w:r>
-          <w:rPr>
-            <w:lang w:val="en_US" w:bidi="en_US"/>
-          </w:rPr>
-          <w:rPr>
-            <w:color w:val="0000EE"/>
-            <w:u w:val="single"/>
-          </w:rPr>
-          <w:t>Isaiah 1:2–4</w:t>
-        </w:r>
-      </w:hyperlink>
+      <w:r>
+        <w:rPr>
+          <w:lang w:val="en_US" w:bidi="en_US"/>
+        </w:rPr>
+        <w:t>Isaiah 1:2–4</w:t>
+      </w:r>
       <w:r>
         <w:rPr>
           <w:lang w:val="en_US" w:bidi="en_US"/>
         </w:rPr>
         <w:t xml:space="preserve">; </w:t>
       </w:r>
-      <w:hyperlink r:id="rId132">
-        <w:r>
-          <w:rPr>
-            <w:lang w:val="en_US" w:bidi="en_US"/>
-          </w:rPr>
-          <w:rPr>
-            <w:color w:val="0000EE"/>
-            <w:u w:val="single"/>
-          </w:rPr>
-          <w:t>Jeremiah 2:4–9</w:t>
-        </w:r>
-      </w:hyperlink>
+      <w:r>
+        <w:rPr>
+          <w:lang w:val="en_US" w:bidi="en_US"/>
+        </w:rPr>
+        <w:t>Jeremiah 2:4–9</w:t>
+      </w:r>
       <w:r>
         <w:rPr>
           <w:lang w:val="en_US" w:bidi="en_US"/>
         </w:rPr>
         <w:t xml:space="preserve">; </w:t>
       </w:r>
-      <w:hyperlink r:id="rId133">
-        <w:r>
-          <w:rPr>
-            <w:lang w:val="en_US" w:bidi="en_US"/>
-          </w:rPr>
-          <w:rPr>
-            <w:color w:val="0000EE"/>
-            <w:u w:val="single"/>
-          </w:rPr>
-          <w:t>Hosea 4</w:t>
-        </w:r>
-      </w:hyperlink>
+      <w:r>
+        <w:rPr>
+          <w:lang w:val="en_US" w:bidi="en_US"/>
+        </w:rPr>
+        <w:t>Hosea 4</w:t>
+      </w:r>
       <w:r>
         <w:rPr>
           <w:lang w:val="en_US" w:bidi="en_US"/>
@@ -6514,54 +5740,36 @@
         </w:rPr>
         <w:t>Using the image of a courtroom, the Lord challenged his people to state their case against him. At the same time, he stated his case against them (</w:t>
       </w:r>
-      <w:hyperlink r:id="rId134">
-        <w:r>
-          <w:rPr>
-            <w:lang w:val="en_US" w:bidi="en_US"/>
-          </w:rPr>
-          <w:rPr>
-            <w:color w:val="0000EE"/>
-            <w:u w:val="single"/>
-          </w:rPr>
-          <w:t>Micah 6:1–5</w:t>
-        </w:r>
-      </w:hyperlink>
+      <w:r>
+        <w:rPr>
+          <w:lang w:val="en_US" w:bidi="en_US"/>
+        </w:rPr>
+        <w:t>Micah 6:1–5</w:t>
+      </w:r>
       <w:r>
         <w:rPr>
           <w:lang w:val="en_US" w:bidi="en_US"/>
         </w:rPr>
         <w:t>). The people had not obeyed what the Lord required of them (</w:t>
       </w:r>
-      <w:hyperlink r:id="rId135">
-        <w:r>
-          <w:rPr>
-            <w:lang w:val="en_US" w:bidi="en_US"/>
-          </w:rPr>
-          <w:rPr>
-            <w:color w:val="0000EE"/>
-            <w:u w:val="single"/>
-          </w:rPr>
-          <w:t>Micah 6:6–8</w:t>
-        </w:r>
-      </w:hyperlink>
+      <w:r>
+        <w:rPr>
+          <w:lang w:val="en_US" w:bidi="en_US"/>
+        </w:rPr>
+        <w:t>Micah 6:6–8</w:t>
+      </w:r>
       <w:r>
         <w:rPr>
           <w:lang w:val="en_US" w:bidi="en_US"/>
         </w:rPr>
         <w:t>), so they were found guilty (</w:t>
       </w:r>
-      <w:hyperlink r:id="rId136">
-        <w:r>
-          <w:rPr>
-            <w:lang w:val="en_US" w:bidi="en_US"/>
-          </w:rPr>
-          <w:rPr>
-            <w:color w:val="0000EE"/>
-            <w:u w:val="single"/>
-          </w:rPr>
-          <w:t>6:9–12</w:t>
-        </w:r>
-      </w:hyperlink>
+      <w:r>
+        <w:rPr>
+          <w:lang w:val="en_US" w:bidi="en_US"/>
+        </w:rPr>
+        <w:t>6:9–12</w:t>
+      </w:r>
       <w:r>
         <w:rPr>
           <w:lang w:val="en_US" w:bidi="en_US"/>
@@ -6582,18 +5790,12 @@
         </w:rPr>
         <w:t>After the guilty verdict, the passage describes Israel’s punishment. This final section announces the sentence that follows the judgment (</w:t>
       </w:r>
-      <w:hyperlink r:id="rId137">
-        <w:r>
-          <w:rPr>
-            <w:lang w:val="en_US" w:bidi="en_US"/>
-          </w:rPr>
-          <w:rPr>
-            <w:color w:val="0000EE"/>
-            <w:u w:val="single"/>
-          </w:rPr>
-          <w:t>Micah 6:13–16</w:t>
-        </w:r>
-      </w:hyperlink>
+      <w:r>
+        <w:rPr>
+          <w:lang w:val="en_US" w:bidi="en_US"/>
+        </w:rPr>
+        <w:t>Micah 6:13–16</w:t>
+      </w:r>
       <w:r>
         <w:rPr>
           <w:lang w:val="en_US" w:bidi="en_US"/>
@@ -6655,18 +5857,12 @@
         </w:rPr>
         <w:t>: The Lord asks if he has done anything to make Israel turn away from him. However, their disrespect for God comes from their own lack of gratitude (</w:t>
       </w:r>
-      <w:hyperlink r:id="rId138">
-        <w:r>
-          <w:rPr>
-            <w:lang w:val="en_US" w:bidi="en_US"/>
-          </w:rPr>
-          <w:rPr>
-            <w:color w:val="0000EE"/>
-            <w:u w:val="single"/>
-          </w:rPr>
-          <w:t>Micah 6:4–5</w:t>
-        </w:r>
-      </w:hyperlink>
+      <w:r>
+        <w:rPr>
+          <w:lang w:val="en_US" w:bidi="en_US"/>
+        </w:rPr>
+        <w:t>Micah 6:4–5</w:t>
+      </w:r>
       <w:r>
         <w:rPr>
           <w:lang w:val="en_US" w:bidi="en_US"/>
@@ -6725,108 +5921,72 @@
         </w:rPr>
         <w:t>The Lord led Israel out of Egypt, protected them, and blessed them on their journey to the promised land. God urged Israel to always remember what he had done for them from Sinai onward (</w:t>
       </w:r>
-      <w:hyperlink r:id="rId139">
-        <w:r>
-          <w:rPr>
-            <w:lang w:val="en_US" w:bidi="en_US"/>
-          </w:rPr>
-          <w:rPr>
-            <w:color w:val="0000EE"/>
-            <w:u w:val="single"/>
-          </w:rPr>
-          <w:t>Exodus 3:15</w:t>
-        </w:r>
-      </w:hyperlink>
+      <w:r>
+        <w:rPr>
+          <w:lang w:val="en_US" w:bidi="en_US"/>
+        </w:rPr>
+        <w:t>Exodus 3:15</w:t>
+      </w:r>
       <w:r>
         <w:rPr>
           <w:lang w:val="en_US" w:bidi="en_US"/>
         </w:rPr>
         <w:t xml:space="preserve">; </w:t>
       </w:r>
-      <w:hyperlink r:id="rId140">
-        <w:r>
-          <w:rPr>
-            <w:lang w:val="en_US" w:bidi="en_US"/>
-          </w:rPr>
-          <w:rPr>
-            <w:color w:val="0000EE"/>
-            <w:u w:val="single"/>
-          </w:rPr>
-          <w:t>Deuteronomy 5:15</w:t>
-        </w:r>
-      </w:hyperlink>
+      <w:r>
+        <w:rPr>
+          <w:lang w:val="en_US" w:bidi="en_US"/>
+        </w:rPr>
+        <w:t>Deuteronomy 5:15</w:t>
+      </w:r>
       <w:r>
         <w:rPr>
           <w:lang w:val="en_US" w:bidi="en_US"/>
         </w:rPr>
         <w:t xml:space="preserve">; </w:t>
       </w:r>
-      <w:hyperlink r:id="rId141">
-        <w:r>
-          <w:rPr>
-            <w:lang w:val="en_US" w:bidi="en_US"/>
-          </w:rPr>
-          <w:rPr>
-            <w:color w:val="0000EE"/>
-            <w:u w:val="single"/>
-          </w:rPr>
-          <w:t>Psalms 77:11</w:t>
-        </w:r>
-      </w:hyperlink>
+      <w:r>
+        <w:rPr>
+          <w:lang w:val="en_US" w:bidi="en_US"/>
+        </w:rPr>
+        <w:t>Psalms 77:11</w:t>
+      </w:r>
       <w:r>
         <w:rPr>
           <w:lang w:val="en_US" w:bidi="en_US"/>
         </w:rPr>
         <w:t xml:space="preserve">; </w:t>
       </w:r>
-      <w:hyperlink r:id="rId142">
-        <w:r>
-          <w:rPr>
-            <w:lang w:val="en_US" w:bidi="en_US"/>
-          </w:rPr>
-          <w:rPr>
-            <w:color w:val="0000EE"/>
-            <w:u w:val="single"/>
-          </w:rPr>
-          <w:t>111:4</w:t>
-        </w:r>
-      </w:hyperlink>
+      <w:r>
+        <w:rPr>
+          <w:lang w:val="en_US" w:bidi="en_US"/>
+        </w:rPr>
+        <w:t>111:4</w:t>
+      </w:r>
       <w:r>
         <w:rPr>
           <w:lang w:val="en_US" w:bidi="en_US"/>
         </w:rPr>
         <w:t xml:space="preserve">; see also </w:t>
       </w:r>
-      <w:hyperlink r:id="rId143">
-        <w:r>
-          <w:rPr>
-            <w:lang w:val="en_US" w:bidi="en_US"/>
-          </w:rPr>
-          <w:rPr>
-            <w:color w:val="0000EE"/>
-            <w:u w:val="single"/>
-          </w:rPr>
-          <w:t>Psalms 78</w:t>
-        </w:r>
-      </w:hyperlink>
+      <w:r>
+        <w:rPr>
+          <w:lang w:val="en_US" w:bidi="en_US"/>
+        </w:rPr>
+        <w:t>Psalms 78</w:t>
+      </w:r>
       <w:r>
         <w:rPr>
           <w:lang w:val="en_US" w:bidi="en_US"/>
         </w:rPr>
         <w:t xml:space="preserve">, </w:t>
       </w:r>
-      <w:hyperlink r:id="rId144">
-        <w:r>
-          <w:rPr>
-            <w:lang w:val="en_US" w:bidi="en_US"/>
-          </w:rPr>
-          <w:rPr>
-            <w:color w:val="0000EE"/>
-            <w:u w:val="single"/>
-          </w:rPr>
-          <w:t>136</w:t>
-        </w:r>
-      </w:hyperlink>
+      <w:r>
+        <w:rPr>
+          <w:lang w:val="en_US" w:bidi="en_US"/>
+        </w:rPr>
+        <w:t>136</w:t>
+      </w:r>
       <w:r>
         <w:rPr>
           <w:lang w:val="en_US" w:bidi="en_US"/>
@@ -6858,18 +6018,12 @@
         </w:rPr>
         <w:t xml:space="preserve">: (see </w:t>
       </w:r>
-      <w:hyperlink r:id="rId145">
-        <w:r>
-          <w:rPr>
-            <w:lang w:val="en_US" w:bidi="en_US"/>
-          </w:rPr>
-          <w:rPr>
-            <w:color w:val="0000EE"/>
-            <w:u w:val="single"/>
-          </w:rPr>
-          <w:t>Numbers 22–24</w:t>
-        </w:r>
-      </w:hyperlink>
+      <w:r>
+        <w:rPr>
+          <w:lang w:val="en_US" w:bidi="en_US"/>
+        </w:rPr>
+        <w:t>Numbers 22–24</w:t>
+      </w:r>
       <w:r>
         <w:rPr>
           <w:lang w:val="en_US" w:bidi="en_US"/>
@@ -6907,54 +6061,36 @@
         </w:rPr>
         <w:t xml:space="preserve"> east of the Jordan River, was Israel’s base camp before entering the promised land (see </w:t>
       </w:r>
-      <w:hyperlink r:id="rId146">
-        <w:r>
-          <w:rPr>
-            <w:lang w:val="en_US" w:bidi="en_US"/>
-          </w:rPr>
-          <w:rPr>
-            <w:color w:val="0000EE"/>
-            <w:u w:val="single"/>
-          </w:rPr>
-          <w:t>Numbers 25:1</w:t>
-        </w:r>
-      </w:hyperlink>
+      <w:r>
+        <w:rPr>
+          <w:lang w:val="en_US" w:bidi="en_US"/>
+        </w:rPr>
+        <w:t>Numbers 25:1</w:t>
+      </w:r>
       <w:r>
         <w:rPr>
           <w:lang w:val="en_US" w:bidi="en_US"/>
         </w:rPr>
         <w:t xml:space="preserve">; </w:t>
       </w:r>
-      <w:hyperlink r:id="rId147">
-        <w:r>
-          <w:rPr>
-            <w:lang w:val="en_US" w:bidi="en_US"/>
-          </w:rPr>
-          <w:rPr>
-            <w:color w:val="0000EE"/>
-            <w:u w:val="single"/>
-          </w:rPr>
-          <w:t>Joshua 2:1</w:t>
-        </w:r>
-      </w:hyperlink>
+      <w:r>
+        <w:rPr>
+          <w:lang w:val="en_US" w:bidi="en_US"/>
+        </w:rPr>
+        <w:t>Joshua 2:1</w:t>
+      </w:r>
       <w:r>
         <w:rPr>
           <w:lang w:val="en_US" w:bidi="en_US"/>
         </w:rPr>
         <w:t xml:space="preserve">; </w:t>
       </w:r>
-      <w:hyperlink r:id="rId148">
-        <w:r>
-          <w:rPr>
-            <w:lang w:val="en_US" w:bidi="en_US"/>
-          </w:rPr>
-          <w:rPr>
-            <w:color w:val="0000EE"/>
-            <w:u w:val="single"/>
-          </w:rPr>
-          <w:t>3:1</w:t>
-        </w:r>
-      </w:hyperlink>
+      <w:r>
+        <w:rPr>
+          <w:lang w:val="en_US" w:bidi="en_US"/>
+        </w:rPr>
+        <w:t>3:1</w:t>
+      </w:r>
       <w:r>
         <w:rPr>
           <w:lang w:val="en_US" w:bidi="en_US"/>
@@ -7009,54 +6145,36 @@
         </w:rPr>
         <w:t>Israel's situation seemed hopeless, so they asked the Lord how to please him. They offered increasingly significant items, from calves to rams, olive oil, and even firstborn children. None of these offerings was enough or acceptable to God, who judges the heart (</w:t>
       </w:r>
-      <w:hyperlink r:id="rId149">
-        <w:r>
-          <w:rPr>
-            <w:lang w:val="en_US" w:bidi="en_US"/>
-          </w:rPr>
-          <w:rPr>
-            <w:color w:val="0000EE"/>
-            <w:u w:val="single"/>
-          </w:rPr>
-          <w:t>1 Samuel 15:22</w:t>
-        </w:r>
-      </w:hyperlink>
+      <w:r>
+        <w:rPr>
+          <w:lang w:val="en_US" w:bidi="en_US"/>
+        </w:rPr>
+        <w:t>1 Samuel 15:22</w:t>
+      </w:r>
       <w:r>
         <w:rPr>
           <w:lang w:val="en_US" w:bidi="en_US"/>
         </w:rPr>
         <w:t xml:space="preserve">; </w:t>
       </w:r>
-      <w:hyperlink r:id="rId150">
-        <w:r>
-          <w:rPr>
-            <w:lang w:val="en_US" w:bidi="en_US"/>
-          </w:rPr>
-          <w:rPr>
-            <w:color w:val="0000EE"/>
-            <w:u w:val="single"/>
-          </w:rPr>
-          <w:t>16:7</w:t>
-        </w:r>
-      </w:hyperlink>
+      <w:r>
+        <w:rPr>
+          <w:lang w:val="en_US" w:bidi="en_US"/>
+        </w:rPr>
+        <w:t>16:7</w:t>
+      </w:r>
       <w:r>
         <w:rPr>
           <w:lang w:val="en_US" w:bidi="en_US"/>
         </w:rPr>
         <w:t xml:space="preserve">; </w:t>
       </w:r>
-      <w:hyperlink r:id="rId151">
-        <w:r>
-          <w:rPr>
-            <w:lang w:val="en_US" w:bidi="en_US"/>
-          </w:rPr>
-          <w:rPr>
-            <w:color w:val="0000EE"/>
-            <w:u w:val="single"/>
-          </w:rPr>
-          <w:t>Jeremiah 17:9</w:t>
-        </w:r>
-      </w:hyperlink>
+      <w:r>
+        <w:rPr>
+          <w:lang w:val="en_US" w:bidi="en_US"/>
+        </w:rPr>
+        <w:t>Jeremiah 17:9</w:t>
+      </w:r>
       <w:r>
         <w:rPr>
           <w:lang w:val="en_US" w:bidi="en_US"/>
@@ -7122,72 +6240,48 @@
         </w:rPr>
         <w:t xml:space="preserve"> means what is right in God's eyes. God is the source of all goodness (</w:t>
       </w:r>
-      <w:hyperlink r:id="rId152">
-        <w:r>
-          <w:rPr>
-            <w:lang w:val="en_US" w:bidi="en_US"/>
-          </w:rPr>
-          <w:rPr>
-            <w:color w:val="0000EE"/>
-            <w:u w:val="single"/>
-          </w:rPr>
-          <w:t>Genesis 1</w:t>
-        </w:r>
-      </w:hyperlink>
+      <w:r>
+        <w:rPr>
+          <w:lang w:val="en_US" w:bidi="en_US"/>
+        </w:rPr>
+        <w:t>Genesis 1</w:t>
+      </w:r>
       <w:r>
         <w:rPr>
           <w:lang w:val="en_US" w:bidi="en_US"/>
         </w:rPr>
         <w:t xml:space="preserve">; </w:t>
       </w:r>
-      <w:hyperlink r:id="rId153">
-        <w:r>
-          <w:rPr>
-            <w:lang w:val="en_US" w:bidi="en_US"/>
-          </w:rPr>
-          <w:rPr>
-            <w:color w:val="0000EE"/>
-            <w:u w:val="single"/>
-          </w:rPr>
-          <w:t>Exodus 33:19</w:t>
-        </w:r>
-      </w:hyperlink>
+      <w:r>
+        <w:rPr>
+          <w:lang w:val="en_US" w:bidi="en_US"/>
+        </w:rPr>
+        <w:t>Exodus 33:19</w:t>
+      </w:r>
       <w:r>
         <w:rPr>
           <w:lang w:val="en_US" w:bidi="en_US"/>
         </w:rPr>
         <w:t xml:space="preserve">; </w:t>
       </w:r>
-      <w:hyperlink r:id="rId154">
-        <w:r>
-          <w:rPr>
-            <w:lang w:val="en_US" w:bidi="en_US"/>
-          </w:rPr>
-          <w:rPr>
-            <w:color w:val="0000EE"/>
-            <w:u w:val="single"/>
-          </w:rPr>
-          <w:t>34:6–7</w:t>
-        </w:r>
-      </w:hyperlink>
+      <w:r>
+        <w:rPr>
+          <w:lang w:val="en_US" w:bidi="en_US"/>
+        </w:rPr>
+        <w:t>34:6–7</w:t>
+      </w:r>
       <w:r>
         <w:rPr>
           <w:lang w:val="en_US" w:bidi="en_US"/>
         </w:rPr>
         <w:t xml:space="preserve">; </w:t>
       </w:r>
-      <w:hyperlink r:id="rId155">
-        <w:r>
-          <w:rPr>
-            <w:lang w:val="en_US" w:bidi="en_US"/>
-          </w:rPr>
-          <w:rPr>
-            <w:color w:val="0000EE"/>
-            <w:u w:val="single"/>
-          </w:rPr>
-          <w:t>Deuteronomy 12:28</w:t>
-        </w:r>
-      </w:hyperlink>
+      <w:r>
+        <w:rPr>
+          <w:lang w:val="en_US" w:bidi="en_US"/>
+        </w:rPr>
+        <w:t>Deuteronomy 12:28</w:t>
+      </w:r>
       <w:r>
         <w:rPr>
           <w:lang w:val="en_US" w:bidi="en_US"/>
@@ -7270,72 +6364,48 @@
         </w:rPr>
         <w:t xml:space="preserve">): This is a deep, undeserved loyalty that defines God's holy character (see </w:t>
       </w:r>
-      <w:hyperlink r:id="rId144">
-        <w:r>
-          <w:rPr>
-            <w:lang w:val="en_US" w:bidi="en_US"/>
-          </w:rPr>
-          <w:rPr>
-            <w:color w:val="0000EE"/>
-            <w:u w:val="single"/>
-          </w:rPr>
-          <w:t>Psalm 136</w:t>
-        </w:r>
-      </w:hyperlink>
+      <w:r>
+        <w:rPr>
+          <w:lang w:val="en_US" w:bidi="en_US"/>
+        </w:rPr>
+        <w:t>Psalm 136</w:t>
+      </w:r>
       <w:r>
         <w:rPr>
           <w:lang w:val="en_US" w:bidi="en_US"/>
         </w:rPr>
         <w:t xml:space="preserve">). Those who know God should act this way toward others (see </w:t>
       </w:r>
-      <w:hyperlink r:id="rId156">
-        <w:r>
-          <w:rPr>
-            <w:lang w:val="en_US" w:bidi="en_US"/>
-          </w:rPr>
-          <w:rPr>
-            <w:color w:val="0000EE"/>
-            <w:u w:val="single"/>
-          </w:rPr>
-          <w:t>Genesis 21:22–24</w:t>
-        </w:r>
-      </w:hyperlink>
+      <w:r>
+        <w:rPr>
+          <w:lang w:val="en_US" w:bidi="en_US"/>
+        </w:rPr>
+        <w:t>Genesis 21:22–24</w:t>
+      </w:r>
       <w:r>
         <w:rPr>
           <w:lang w:val="en_US" w:bidi="en_US"/>
         </w:rPr>
         <w:t xml:space="preserve">; </w:t>
       </w:r>
-      <w:hyperlink r:id="rId157">
-        <w:r>
-          <w:rPr>
-            <w:lang w:val="en_US" w:bidi="en_US"/>
-          </w:rPr>
-          <w:rPr>
-            <w:color w:val="0000EE"/>
-            <w:u w:val="single"/>
-          </w:rPr>
-          <w:t>Joshua 2:12–14</w:t>
-        </w:r>
-      </w:hyperlink>
+      <w:r>
+        <w:rPr>
+          <w:lang w:val="en_US" w:bidi="en_US"/>
+        </w:rPr>
+        <w:t>Joshua 2:12–14</w:t>
+      </w:r>
       <w:r>
         <w:rPr>
           <w:lang w:val="en_US" w:bidi="en_US"/>
         </w:rPr>
         <w:t xml:space="preserve">; </w:t>
       </w:r>
-      <w:hyperlink r:id="rId158">
-        <w:r>
-          <w:rPr>
-            <w:lang w:val="en_US" w:bidi="en_US"/>
-          </w:rPr>
-          <w:rPr>
-            <w:color w:val="0000EE"/>
-            <w:u w:val="single"/>
-          </w:rPr>
-          <w:t>Matthew 5:43–48</w:t>
-        </w:r>
-      </w:hyperlink>
+      <w:r>
+        <w:rPr>
+          <w:lang w:val="en_US" w:bidi="en_US"/>
+        </w:rPr>
+        <w:t>Matthew 5:43–48</w:t>
+      </w:r>
       <w:r>
         <w:rPr>
           <w:lang w:val="en_US" w:bidi="en_US"/>
@@ -7393,36 +6463,24 @@
         </w:rPr>
         <w:t xml:space="preserve"> ("mercy") cannot exist together with human pride. God wants an ongoing, close relationship with his people. This relationship is described as a “walk” (a way of living life each day). This walk changes how people treat one another (compare </w:t>
       </w:r>
-      <w:hyperlink r:id="rId159">
-        <w:r>
-          <w:rPr>
-            <w:lang w:val="en_US" w:bidi="en_US"/>
-          </w:rPr>
-          <w:rPr>
-            <w:color w:val="0000EE"/>
-            <w:u w:val="single"/>
-          </w:rPr>
-          <w:t>Deuteronomy 28:9</w:t>
-        </w:r>
-      </w:hyperlink>
+      <w:r>
+        <w:rPr>
+          <w:lang w:val="en_US" w:bidi="en_US"/>
+        </w:rPr>
+        <w:t>Deuteronomy 28:9</w:t>
+      </w:r>
       <w:r>
         <w:rPr>
           <w:lang w:val="en_US" w:bidi="en_US"/>
         </w:rPr>
         <w:t xml:space="preserve">; </w:t>
       </w:r>
-      <w:hyperlink r:id="rId160">
-        <w:r>
-          <w:rPr>
-            <w:lang w:val="en_US" w:bidi="en_US"/>
-          </w:rPr>
-          <w:rPr>
-            <w:color w:val="0000EE"/>
-            <w:u w:val="single"/>
-          </w:rPr>
-          <w:t>Joshua 22:5</w:t>
-        </w:r>
-      </w:hyperlink>
+      <w:r>
+        <w:rPr>
+          <w:lang w:val="en_US" w:bidi="en_US"/>
+        </w:rPr>
+        <w:t>Joshua 22:5</w:t>
+      </w:r>
       <w:r>
         <w:rPr>
           <w:lang w:val="en_US" w:bidi="en_US"/>
@@ -7494,54 +6552,36 @@
         </w:rPr>
         <w:t xml:space="preserve">God's voice invites everyone in Jerusalem to learn wisdom (compare </w:t>
       </w:r>
-      <w:hyperlink r:id="rId161">
-        <w:r>
-          <w:rPr>
-            <w:lang w:val="en_US" w:bidi="en_US"/>
-          </w:rPr>
-          <w:rPr>
-            <w:color w:val="0000EE"/>
-            <w:u w:val="single"/>
-          </w:rPr>
-          <w:t>Proverbs 1:7</w:t>
-        </w:r>
-      </w:hyperlink>
+      <w:r>
+        <w:rPr>
+          <w:lang w:val="en_US" w:bidi="en_US"/>
+        </w:rPr>
+        <w:t>Proverbs 1:7</w:t>
+      </w:r>
       <w:r>
         <w:rPr>
           <w:lang w:val="en_US" w:bidi="en_US"/>
         </w:rPr>
         <w:t xml:space="preserve">, </w:t>
       </w:r>
-      <w:hyperlink r:id="rId162">
-        <w:r>
-          <w:rPr>
-            <w:lang w:val="en_US" w:bidi="en_US"/>
-          </w:rPr>
-          <w:rPr>
-            <w:color w:val="0000EE"/>
-            <w:u w:val="single"/>
-          </w:rPr>
-          <w:t>20</w:t>
-        </w:r>
-      </w:hyperlink>
+      <w:r>
+        <w:rPr>
+          <w:lang w:val="en_US" w:bidi="en_US"/>
+        </w:rPr>
+        <w:t>20</w:t>
+      </w:r>
       <w:r>
         <w:rPr>
           <w:lang w:val="en_US" w:bidi="en_US"/>
         </w:rPr>
         <w:t xml:space="preserve">, </w:t>
       </w:r>
-      <w:hyperlink r:id="rId163">
-        <w:r>
-          <w:rPr>
-            <w:lang w:val="en_US" w:bidi="en_US"/>
-          </w:rPr>
-          <w:rPr>
-            <w:color w:val="0000EE"/>
-            <w:u w:val="single"/>
-          </w:rPr>
-          <w:t>28</w:t>
-        </w:r>
-      </w:hyperlink>
+      <w:r>
+        <w:rPr>
+          <w:lang w:val="en_US" w:bidi="en_US"/>
+        </w:rPr>
+        <w:t>28</w:t>
+      </w:r>
       <w:r>
         <w:rPr>
           <w:lang w:val="en_US" w:bidi="en_US"/>
@@ -7579,18 +6619,12 @@
         </w:rPr>
         <w:t>Assyria would carry out the Lord’s plan to destroy Samaria, while Babylon would be the instrument of destruction for Jerusalem (</w:t>
       </w:r>
-      <w:hyperlink r:id="rId164">
-        <w:r>
-          <w:rPr>
-            <w:lang w:val="en_US" w:bidi="en_US"/>
-          </w:rPr>
-          <w:rPr>
-            <w:color w:val="0000EE"/>
-            <w:u w:val="single"/>
-          </w:rPr>
-          <w:t>Micah 4:10</w:t>
-        </w:r>
-      </w:hyperlink>
+      <w:r>
+        <w:rPr>
+          <w:lang w:val="en_US" w:bidi="en_US"/>
+        </w:rPr>
+        <w:t>Micah 4:10</w:t>
+      </w:r>
       <w:r>
         <w:rPr>
           <w:lang w:val="en_US" w:bidi="en_US"/>
@@ -7645,72 +6679,48 @@
         </w:rPr>
         <w:t>People in Jerusalem were invited to learn from Samaria: If you oppress others to gain wealth (</w:t>
       </w:r>
-      <w:hyperlink r:id="rId165">
-        <w:r>
-          <w:rPr>
-            <w:lang w:val="en_US" w:bidi="en_US"/>
-          </w:rPr>
-          <w:rPr>
-            <w:color w:val="0000EE"/>
-            <w:u w:val="single"/>
-          </w:rPr>
-          <w:t>Micah 6:10–12</w:t>
-        </w:r>
-      </w:hyperlink>
+      <w:r>
+        <w:rPr>
+          <w:lang w:val="en_US" w:bidi="en_US"/>
+        </w:rPr>
+        <w:t>Micah 6:10–12</w:t>
+      </w:r>
       <w:r>
         <w:rPr>
           <w:lang w:val="en_US" w:bidi="en_US"/>
         </w:rPr>
         <w:t>), you will never have enough, no matter how much you acquire (</w:t>
       </w:r>
-      <w:hyperlink r:id="rId166">
-        <w:r>
-          <w:rPr>
-            <w:lang w:val="en_US" w:bidi="en_US"/>
-          </w:rPr>
-          <w:rPr>
-            <w:color w:val="0000EE"/>
-            <w:u w:val="single"/>
-          </w:rPr>
-          <w:t>6:13–15</w:t>
-        </w:r>
-      </w:hyperlink>
+      <w:r>
+        <w:rPr>
+          <w:lang w:val="en_US" w:bidi="en_US"/>
+        </w:rPr>
+        <w:t>6:13–15</w:t>
+      </w:r>
       <w:r>
         <w:rPr>
           <w:lang w:val="en_US" w:bidi="en_US"/>
         </w:rPr>
         <w:t>). Eventually, you will lose even that (</w:t>
       </w:r>
-      <w:hyperlink r:id="rId23">
-        <w:r>
-          <w:rPr>
-            <w:lang w:val="en_US" w:bidi="en_US"/>
-          </w:rPr>
-          <w:rPr>
-            <w:color w:val="0000EE"/>
-            <w:u w:val="single"/>
-          </w:rPr>
-          <w:t>Micah 6:16</w:t>
-        </w:r>
-      </w:hyperlink>
+      <w:r>
+        <w:rPr>
+          <w:lang w:val="en_US" w:bidi="en_US"/>
+        </w:rPr>
+        <w:t>Micah 6:16</w:t>
+      </w:r>
       <w:r>
         <w:rPr>
           <w:lang w:val="en_US" w:bidi="en_US"/>
         </w:rPr>
         <w:t>). Such people deserve scorn, not honor and praise (</w:t>
       </w:r>
-      <w:hyperlink r:id="rId23">
-        <w:r>
-          <w:rPr>
-            <w:lang w:val="en_US" w:bidi="en_US"/>
-          </w:rPr>
-          <w:rPr>
-            <w:color w:val="0000EE"/>
-            <w:u w:val="single"/>
-          </w:rPr>
-          <w:t>Micah 6:16</w:t>
-        </w:r>
-      </w:hyperlink>
+      <w:r>
+        <w:rPr>
+          <w:lang w:val="en_US" w:bidi="en_US"/>
+        </w:rPr>
+        <w:t>Micah 6:16</w:t>
+      </w:r>
       <w:r>
         <w:rPr>
           <w:lang w:val="en_US" w:bidi="en_US"/>
@@ -7779,54 +6789,36 @@
         </w:rPr>
         <w:t xml:space="preserve">The people gained wealth through dishonest means. They used unfair business practices and relied on threats and violence. These actions were not fitting for people who claimed to belong to God (see </w:t>
       </w:r>
-      <w:hyperlink r:id="rId167">
-        <w:r>
-          <w:rPr>
-            <w:lang w:val="en_US" w:bidi="en_US"/>
-          </w:rPr>
-          <w:rPr>
-            <w:color w:val="0000EE"/>
-            <w:u w:val="single"/>
-          </w:rPr>
-          <w:t>2 Kings 6:25</w:t>
-        </w:r>
-      </w:hyperlink>
+      <w:r>
+        <w:rPr>
+          <w:lang w:val="en_US" w:bidi="en_US"/>
+        </w:rPr>
+        <w:t>2 Kings 6:25</w:t>
+      </w:r>
       <w:r>
         <w:rPr>
           <w:lang w:val="en_US" w:bidi="en_US"/>
         </w:rPr>
         <w:t xml:space="preserve">; </w:t>
       </w:r>
-      <w:hyperlink r:id="rId168">
-        <w:r>
-          <w:rPr>
-            <w:lang w:val="en_US" w:bidi="en_US"/>
-          </w:rPr>
-          <w:rPr>
-            <w:color w:val="0000EE"/>
-            <w:u w:val="single"/>
-          </w:rPr>
-          <w:t>Hosea 12:7–8</w:t>
-        </w:r>
-      </w:hyperlink>
+      <w:r>
+        <w:rPr>
+          <w:lang w:val="en_US" w:bidi="en_US"/>
+        </w:rPr>
+        <w:t>Hosea 12:7–8</w:t>
+      </w:r>
       <w:r>
         <w:rPr>
           <w:lang w:val="en_US" w:bidi="en_US"/>
         </w:rPr>
         <w:t xml:space="preserve">; </w:t>
       </w:r>
-      <w:hyperlink r:id="rId169">
-        <w:r>
-          <w:rPr>
-            <w:lang w:val="en_US" w:bidi="en_US"/>
-          </w:rPr>
-          <w:rPr>
-            <w:color w:val="0000EE"/>
-            <w:u w:val="single"/>
-          </w:rPr>
-          <w:t>Amos 8:5–6</w:t>
-        </w:r>
-      </w:hyperlink>
+      <w:r>
+        <w:rPr>
+          <w:lang w:val="en_US" w:bidi="en_US"/>
+        </w:rPr>
+        <w:t>Amos 8:5–6</w:t>
+      </w:r>
       <w:r>
         <w:rPr>
           <w:lang w:val="en_US" w:bidi="en_US"/>
@@ -7847,18 +6839,12 @@
         </w:rPr>
         <w:t xml:space="preserve">They were unable to change because lying had become their normal way of life (compare </w:t>
       </w:r>
-      <w:hyperlink r:id="rId170">
-        <w:r>
-          <w:rPr>
-            <w:lang w:val="en_US" w:bidi="en_US"/>
-          </w:rPr>
-          <w:rPr>
-            <w:color w:val="0000EE"/>
-            <w:u w:val="single"/>
-          </w:rPr>
-          <w:t>Proverbs 6:16–19</w:t>
-        </w:r>
-      </w:hyperlink>
+      <w:r>
+        <w:rPr>
+          <w:lang w:val="en_US" w:bidi="en_US"/>
+        </w:rPr>
+        <w:t>Proverbs 6:16–19</w:t>
+      </w:r>
       <w:r>
         <w:rPr>
           <w:lang w:val="en_US" w:bidi="en_US"/>
@@ -7926,18 +6912,12 @@
         </w:rPr>
         <w:t xml:space="preserve"> This phrase introduces the curses God promised to bring upon the disobedient and rebellious people of Israel (see </w:t>
       </w:r>
-      <w:hyperlink r:id="rId171">
-        <w:r>
-          <w:rPr>
-            <w:lang w:val="en_US" w:bidi="en_US"/>
-          </w:rPr>
-          <w:rPr>
-            <w:color w:val="0000EE"/>
-            <w:u w:val="single"/>
-          </w:rPr>
-          <w:t>Deuteronomy 28:15–68</w:t>
-        </w:r>
-      </w:hyperlink>
+      <w:r>
+        <w:rPr>
+          <w:lang w:val="en_US" w:bidi="en_US"/>
+        </w:rPr>
+        <w:t>Deuteronomy 28:15–68</w:t>
+      </w:r>
       <w:r>
         <w:rPr>
           <w:lang w:val="en_US" w:bidi="en_US"/>
@@ -7992,54 +6972,36 @@
         </w:rPr>
         <w:t>These kings started perhaps the most rebellious dynasty in northern Israel that lasted from 885 to 841 BC (</w:t>
       </w:r>
-      <w:hyperlink r:id="rId172">
-        <w:r>
-          <w:rPr>
-            <w:lang w:val="en_US" w:bidi="en_US"/>
-          </w:rPr>
-          <w:rPr>
-            <w:color w:val="0000EE"/>
-            <w:u w:val="single"/>
-          </w:rPr>
-          <w:t>1 Kings 16:23—2 Kings 10:17</w:t>
-        </w:r>
-      </w:hyperlink>
+      <w:r>
+        <w:rPr>
+          <w:lang w:val="en_US" w:bidi="en_US"/>
+        </w:rPr>
+        <w:t>1 Kings 16:23—2 Kings 10:17</w:t>
+      </w:r>
       <w:r>
         <w:rPr>
           <w:lang w:val="en_US" w:bidi="en_US"/>
         </w:rPr>
         <w:t>). Elijah predicted their destruction (</w:t>
       </w:r>
-      <w:hyperlink r:id="rId173">
-        <w:r>
-          <w:rPr>
-            <w:lang w:val="en_US" w:bidi="en_US"/>
-          </w:rPr>
-          <w:rPr>
-            <w:color w:val="0000EE"/>
-            <w:u w:val="single"/>
-          </w:rPr>
-          <w:t>2 Kings 10:17</w:t>
-        </w:r>
-      </w:hyperlink>
+      <w:r>
+        <w:rPr>
+          <w:lang w:val="en_US" w:bidi="en_US"/>
+        </w:rPr>
+        <w:t>2 Kings 10:17</w:t>
+      </w:r>
       <w:r>
         <w:rPr>
           <w:lang w:val="en_US" w:bidi="en_US"/>
         </w:rPr>
         <w:t xml:space="preserve">). No northern kings of Israel followed the laws of Moses (see </w:t>
       </w:r>
-      <w:hyperlink r:id="rId174">
-        <w:r>
-          <w:rPr>
-            <w:lang w:val="en_US" w:bidi="en_US"/>
-          </w:rPr>
-          <w:rPr>
-            <w:color w:val="0000EE"/>
-            <w:u w:val="single"/>
-          </w:rPr>
-          <w:t>Micah 1:5–6</w:t>
-        </w:r>
-      </w:hyperlink>
+      <w:r>
+        <w:rPr>
+          <w:lang w:val="en_US" w:bidi="en_US"/>
+        </w:rPr>
+        <w:t>Micah 1:5–6</w:t>
+      </w:r>
       <w:r>
         <w:rPr>
           <w:lang w:val="en_US" w:bidi="en_US"/>
@@ -8060,54 +7022,36 @@
         </w:rPr>
         <w:t xml:space="preserve">Omri and his son Ahab were the worst of the evil kings (for example, </w:t>
       </w:r>
-      <w:hyperlink r:id="rId175">
-        <w:r>
-          <w:rPr>
-            <w:lang w:val="en_US" w:bidi="en_US"/>
-          </w:rPr>
-          <w:rPr>
-            <w:color w:val="0000EE"/>
-            <w:u w:val="single"/>
-          </w:rPr>
-          <w:t>1 Kings 18:4</w:t>
-        </w:r>
-      </w:hyperlink>
+      <w:r>
+        <w:rPr>
+          <w:lang w:val="en_US" w:bidi="en_US"/>
+        </w:rPr>
+        <w:t>1 Kings 18:4</w:t>
+      </w:r>
       <w:r>
         <w:rPr>
           <w:lang w:val="en_US" w:bidi="en_US"/>
         </w:rPr>
         <w:t xml:space="preserve">; </w:t>
       </w:r>
-      <w:hyperlink r:id="rId176">
-        <w:r>
-          <w:rPr>
-            <w:lang w:val="en_US" w:bidi="en_US"/>
-          </w:rPr>
-          <w:rPr>
-            <w:color w:val="0000EE"/>
-            <w:u w:val="single"/>
-          </w:rPr>
-          <w:t>21:1–26</w:t>
-        </w:r>
-      </w:hyperlink>
+      <w:r>
+        <w:rPr>
+          <w:lang w:val="en_US" w:bidi="en_US"/>
+        </w:rPr>
+        <w:t>21:1–26</w:t>
+      </w:r>
       <w:r>
         <w:rPr>
           <w:lang w:val="en_US" w:bidi="en_US"/>
         </w:rPr>
         <w:t>). Omri’s family line of kings was destroyed by Jehu, whom the Lord appointed to judge the royal house of Israel, in 841 BC (</w:t>
       </w:r>
-      <w:hyperlink r:id="rId177">
-        <w:r>
-          <w:rPr>
-            <w:lang w:val="en_US" w:bidi="en_US"/>
-          </w:rPr>
-          <w:rPr>
-            <w:color w:val="0000EE"/>
-            <w:u w:val="single"/>
-          </w:rPr>
-          <w:t>2 Kings 9:14–10:17</w:t>
-        </w:r>
-      </w:hyperlink>
+      <w:r>
+        <w:rPr>
+          <w:lang w:val="en_US" w:bidi="en_US"/>
+        </w:rPr>
+        <w:t>2 Kings 9:14–10:17</w:t>
+      </w:r>
       <w:r>
         <w:rPr>
           <w:lang w:val="en_US" w:bidi="en_US"/>
@@ -8169,54 +7113,36 @@
         </w:rPr>
         <w:t xml:space="preserve">: After the second crop of figs and fruit in August to September (toward the end of summer), no more fruit was produced for several months (see </w:t>
       </w:r>
-      <w:hyperlink r:id="rId178">
-        <w:r>
-          <w:rPr>
-            <w:lang w:val="en_US" w:bidi="en_US"/>
-          </w:rPr>
-          <w:rPr>
-            <w:color w:val="0000EE"/>
-            <w:u w:val="single"/>
-          </w:rPr>
-          <w:t>Isaiah 16:9</w:t>
-        </w:r>
-      </w:hyperlink>
+      <w:r>
+        <w:rPr>
+          <w:lang w:val="en_US" w:bidi="en_US"/>
+        </w:rPr>
+        <w:t>Isaiah 16:9</w:t>
+      </w:r>
       <w:r>
         <w:rPr>
           <w:lang w:val="en_US" w:bidi="en_US"/>
         </w:rPr>
         <w:t xml:space="preserve">; </w:t>
       </w:r>
-      <w:hyperlink r:id="rId179">
-        <w:r>
-          <w:rPr>
-            <w:lang w:val="en_US" w:bidi="en_US"/>
-          </w:rPr>
-          <w:rPr>
-            <w:color w:val="0000EE"/>
-            <w:u w:val="single"/>
-          </w:rPr>
-          <w:t>Jeremiah 48:32</w:t>
-        </w:r>
-      </w:hyperlink>
+      <w:r>
+        <w:rPr>
+          <w:lang w:val="en_US" w:bidi="en_US"/>
+        </w:rPr>
+        <w:t>Jeremiah 48:32</w:t>
+      </w:r>
       <w:r>
         <w:rPr>
           <w:lang w:val="en_US" w:bidi="en_US"/>
         </w:rPr>
         <w:t>). No one could satisfy Micah’s hunger for righteousness (</w:t>
       </w:r>
-      <w:hyperlink r:id="rId180">
-        <w:r>
-          <w:rPr>
-            <w:lang w:val="en_US" w:bidi="en_US"/>
-          </w:rPr>
-          <w:rPr>
-            <w:color w:val="0000EE"/>
-            <w:u w:val="single"/>
-          </w:rPr>
-          <w:t>Micah 7:2–6</w:t>
-        </w:r>
-      </w:hyperlink>
+      <w:r>
+        <w:rPr>
+          <w:lang w:val="en_US" w:bidi="en_US"/>
+        </w:rPr>
+        <w:t>Micah 7:2–6</w:t>
+      </w:r>
       <w:r>
         <w:rPr>
           <w:lang w:val="en_US" w:bidi="en_US"/>
@@ -8271,36 +7197,24 @@
         </w:rPr>
         <w:t>Hopeless deception and corruption filled God’s people (</w:t>
       </w:r>
-      <w:hyperlink r:id="rId181">
-        <w:r>
-          <w:rPr>
-            <w:lang w:val="en_US" w:bidi="en_US"/>
-          </w:rPr>
-          <w:rPr>
-            <w:color w:val="0000EE"/>
-            <w:u w:val="single"/>
-          </w:rPr>
-          <w:t>Micah 7:1–6</w:t>
-        </w:r>
-      </w:hyperlink>
+      <w:r>
+        <w:rPr>
+          <w:lang w:val="en_US" w:bidi="en_US"/>
+        </w:rPr>
+        <w:t>Micah 7:1–6</w:t>
+      </w:r>
       <w:r>
         <w:rPr>
           <w:lang w:val="en_US" w:bidi="en_US"/>
         </w:rPr>
         <w:t>). Because of this, Micah mourned their condition and turned to the Lord for help (</w:t>
       </w:r>
-      <w:hyperlink r:id="rId182">
-        <w:r>
-          <w:rPr>
-            <w:lang w:val="en_US" w:bidi="en_US"/>
-          </w:rPr>
-          <w:rPr>
-            <w:color w:val="0000EE"/>
-            <w:u w:val="single"/>
-          </w:rPr>
-          <w:t>Micah 7:7–10</w:t>
-        </w:r>
-      </w:hyperlink>
+      <w:r>
+        <w:rPr>
+          <w:lang w:val="en_US" w:bidi="en_US"/>
+        </w:rPr>
+        <w:t>Micah 7:7–10</w:t>
+      </w:r>
       <w:r>
         <w:rPr>
           <w:lang w:val="en_US" w:bidi="en_US"/>
@@ -8321,36 +7235,24 @@
         </w:rPr>
         <w:t>Even so, God’s mercy would triumph. Israel would be restored by the Lord (</w:t>
       </w:r>
-      <w:hyperlink r:id="rId183">
-        <w:r>
-          <w:rPr>
-            <w:lang w:val="en_US" w:bidi="en_US"/>
-          </w:rPr>
-          <w:rPr>
-            <w:color w:val="0000EE"/>
-            <w:u w:val="single"/>
-          </w:rPr>
-          <w:t>Micah 7:11–13</w:t>
-        </w:r>
-      </w:hyperlink>
+      <w:r>
+        <w:rPr>
+          <w:lang w:val="en_US" w:bidi="en_US"/>
+        </w:rPr>
+        <w:t>Micah 7:11–13</w:t>
+      </w:r>
       <w:r>
         <w:rPr>
           <w:lang w:val="en_US" w:bidi="en_US"/>
         </w:rPr>
         <w:t>). God’s mercy, compassion, and unfailing love would prevail in the end (</w:t>
       </w:r>
-      <w:hyperlink r:id="rId184">
-        <w:r>
-          <w:rPr>
-            <w:lang w:val="en_US" w:bidi="en_US"/>
-          </w:rPr>
-          <w:rPr>
-            <w:color w:val="0000EE"/>
-            <w:u w:val="single"/>
-          </w:rPr>
-          <w:t>Micah 7:14–20</w:t>
-        </w:r>
-      </w:hyperlink>
+      <w:r>
+        <w:rPr>
+          <w:lang w:val="en_US" w:bidi="en_US"/>
+        </w:rPr>
+        <w:t>Micah 7:14–20</w:t>
+      </w:r>
       <w:r>
         <w:rPr>
           <w:lang w:val="en_US" w:bidi="en_US"/>
@@ -8409,54 +7311,36 @@
         </w:rPr>
         <w:t xml:space="preserve">This complaint often appears in the prophets (see </w:t>
       </w:r>
-      <w:hyperlink r:id="rId185">
-        <w:r>
-          <w:rPr>
-            <w:lang w:val="en_US" w:bidi="en_US"/>
-          </w:rPr>
-          <w:rPr>
-            <w:color w:val="0000EE"/>
-            <w:u w:val="single"/>
-          </w:rPr>
-          <w:t>Isaiah 59:16</w:t>
-        </w:r>
-      </w:hyperlink>
+      <w:r>
+        <w:rPr>
+          <w:lang w:val="en_US" w:bidi="en_US"/>
+        </w:rPr>
+        <w:t>Isaiah 59:16</w:t>
+      </w:r>
       <w:r>
         <w:rPr>
           <w:lang w:val="en_US" w:bidi="en_US"/>
         </w:rPr>
         <w:t xml:space="preserve">; </w:t>
       </w:r>
-      <w:hyperlink r:id="rId186">
-        <w:r>
-          <w:rPr>
-            <w:lang w:val="en_US" w:bidi="en_US"/>
-          </w:rPr>
-          <w:rPr>
-            <w:color w:val="0000EE"/>
-            <w:u w:val="single"/>
-          </w:rPr>
-          <w:t>Jeremiah 5:1</w:t>
-        </w:r>
-      </w:hyperlink>
+      <w:r>
+        <w:rPr>
+          <w:lang w:val="en_US" w:bidi="en_US"/>
+        </w:rPr>
+        <w:t>Jeremiah 5:1</w:t>
+      </w:r>
       <w:r>
         <w:rPr>
           <w:lang w:val="en_US" w:bidi="en_US"/>
         </w:rPr>
         <w:t xml:space="preserve">; </w:t>
       </w:r>
-      <w:hyperlink r:id="rId187">
-        <w:r>
-          <w:rPr>
-            <w:lang w:val="en_US" w:bidi="en_US"/>
-          </w:rPr>
-          <w:rPr>
-            <w:color w:val="0000EE"/>
-            <w:u w:val="single"/>
-          </w:rPr>
-          <w:t>Ezekiel 22:30</w:t>
-        </w:r>
-      </w:hyperlink>
+      <w:r>
+        <w:rPr>
+          <w:lang w:val="en_US" w:bidi="en_US"/>
+        </w:rPr>
+        <w:t>Ezekiel 22:30</w:t>
+      </w:r>
       <w:r>
         <w:rPr>
           <w:lang w:val="en_US" w:bidi="en_US"/>
@@ -8481,54 +7365,36 @@
         </w:rPr>
         <w:t xml:space="preserve">In the ancient Near East, people caught fish and hunted by setting traps and using nets (compare </w:t>
       </w:r>
-      <w:hyperlink r:id="rId188">
-        <w:r>
-          <w:rPr>
-            <w:lang w:val="en_US" w:bidi="en_US"/>
-          </w:rPr>
-          <w:rPr>
-            <w:color w:val="0000EE"/>
-            <w:u w:val="single"/>
-          </w:rPr>
-          <w:t>Psalm 10:9</w:t>
-        </w:r>
-      </w:hyperlink>
+      <w:r>
+        <w:rPr>
+          <w:lang w:val="en_US" w:bidi="en_US"/>
+        </w:rPr>
+        <w:t>Psalm 10:9</w:t>
+      </w:r>
       <w:r>
         <w:rPr>
           <w:lang w:val="en_US" w:bidi="en_US"/>
         </w:rPr>
         <w:t xml:space="preserve">; </w:t>
       </w:r>
-      <w:hyperlink r:id="rId189">
-        <w:r>
-          <w:rPr>
-            <w:lang w:val="en_US" w:bidi="en_US"/>
-          </w:rPr>
-          <w:rPr>
-            <w:color w:val="0000EE"/>
-            <w:u w:val="single"/>
-          </w:rPr>
-          <w:t>Proverbs 1:17</w:t>
-        </w:r>
-      </w:hyperlink>
+      <w:r>
+        <w:rPr>
+          <w:lang w:val="en_US" w:bidi="en_US"/>
+        </w:rPr>
+        <w:t>Proverbs 1:17</w:t>
+      </w:r>
       <w:r>
         <w:rPr>
           <w:lang w:val="en_US" w:bidi="en_US"/>
         </w:rPr>
         <w:t xml:space="preserve">; </w:t>
       </w:r>
-      <w:hyperlink r:id="rId190">
-        <w:r>
-          <w:rPr>
-            <w:lang w:val="en_US" w:bidi="en_US"/>
-          </w:rPr>
-          <w:rPr>
-            <w:color w:val="0000EE"/>
-            <w:u w:val="single"/>
-          </w:rPr>
-          <w:t>Isaiah 51:20</w:t>
-        </w:r>
-      </w:hyperlink>
+      <w:r>
+        <w:rPr>
+          <w:lang w:val="en_US" w:bidi="en_US"/>
+        </w:rPr>
+        <w:t>Isaiah 51:20</w:t>
+      </w:r>
       <w:r>
         <w:rPr>
           <w:lang w:val="en_US" w:bidi="en_US"/>
@@ -8692,36 +7558,24 @@
         </w:rPr>
         <w:t>: The law forbade rulers and judges from accepting bribes or turning justice in the wrong direction (</w:t>
       </w:r>
-      <w:hyperlink r:id="rId191">
-        <w:r>
-          <w:rPr>
-            <w:lang w:val="en_US" w:bidi="en_US"/>
-          </w:rPr>
-          <w:rPr>
-            <w:color w:val="0000EE"/>
-            <w:u w:val="single"/>
-          </w:rPr>
-          <w:t>Exodus 18:19–22</w:t>
-        </w:r>
-      </w:hyperlink>
+      <w:r>
+        <w:rPr>
+          <w:lang w:val="en_US" w:bidi="en_US"/>
+        </w:rPr>
+        <w:t>Exodus 18:19–22</w:t>
+      </w:r>
       <w:r>
         <w:rPr>
           <w:lang w:val="en_US" w:bidi="en_US"/>
         </w:rPr>
         <w:t xml:space="preserve">; </w:t>
       </w:r>
-      <w:hyperlink r:id="rId192">
-        <w:r>
-          <w:rPr>
-            <w:lang w:val="en_US" w:bidi="en_US"/>
-          </w:rPr>
-          <w:rPr>
-            <w:color w:val="0000EE"/>
-            <w:u w:val="single"/>
-          </w:rPr>
-          <w:t>Deuteronomy 16:18–20</w:t>
-        </w:r>
-      </w:hyperlink>
+      <w:r>
+        <w:rPr>
+          <w:lang w:val="en_US" w:bidi="en_US"/>
+        </w:rPr>
+        <w:t>Deuteronomy 16:18–20</w:t>
+      </w:r>
       <w:r>
         <w:rPr>
           <w:lang w:val="en_US" w:bidi="en_US"/>
@@ -8838,36 +7692,24 @@
         </w:rPr>
         <w:t xml:space="preserve">: Bitterness, corruption, and betrayal had harmed the community of the Lord's people (compare </w:t>
       </w:r>
-      <w:hyperlink r:id="rId193">
-        <w:r>
-          <w:rPr>
-            <w:lang w:val="en_US" w:bidi="en_US"/>
-          </w:rPr>
-          <w:rPr>
-            <w:color w:val="0000EE"/>
-            <w:u w:val="single"/>
-          </w:rPr>
-          <w:t>Matthew 10:34–36</w:t>
-        </w:r>
-      </w:hyperlink>
+      <w:r>
+        <w:rPr>
+          <w:lang w:val="en_US" w:bidi="en_US"/>
+        </w:rPr>
+        <w:t>Matthew 10:34–36</w:t>
+      </w:r>
       <w:r>
         <w:rPr>
           <w:lang w:val="en_US" w:bidi="en_US"/>
         </w:rPr>
         <w:t xml:space="preserve">; </w:t>
       </w:r>
-      <w:hyperlink r:id="rId194">
-        <w:r>
-          <w:rPr>
-            <w:lang w:val="en_US" w:bidi="en_US"/>
-          </w:rPr>
-          <w:rPr>
-            <w:color w:val="0000EE"/>
-            <w:u w:val="single"/>
-          </w:rPr>
-          <w:t>Luke 12:52–53</w:t>
-        </w:r>
-      </w:hyperlink>
+      <w:r>
+        <w:rPr>
+          <w:lang w:val="en_US" w:bidi="en_US"/>
+        </w:rPr>
+        <w:t>Luke 12:52–53</w:t>
+      </w:r>
       <w:r>
         <w:rPr>
           <w:lang w:val="en_US" w:bidi="en_US"/>
@@ -8922,36 +7764,24 @@
         </w:rPr>
         <w:t xml:space="preserve">During a difficult time, Micah prays with a psalm expressing hope and trust in the Lord (compare </w:t>
       </w:r>
-      <w:hyperlink r:id="rId195">
-        <w:r>
-          <w:rPr>
-            <w:lang w:val="en_US" w:bidi="en_US"/>
-          </w:rPr>
-          <w:rPr>
-            <w:color w:val="0000EE"/>
-            <w:u w:val="single"/>
-          </w:rPr>
-          <w:t>Habakkuk 2:4</w:t>
-        </w:r>
-      </w:hyperlink>
+      <w:r>
+        <w:rPr>
+          <w:lang w:val="en_US" w:bidi="en_US"/>
+        </w:rPr>
+        <w:t>Habakkuk 2:4</w:t>
+      </w:r>
       <w:r>
         <w:rPr>
           <w:lang w:val="en_US" w:bidi="en_US"/>
         </w:rPr>
         <w:t xml:space="preserve">; </w:t>
       </w:r>
-      <w:hyperlink r:id="rId196">
-        <w:r>
-          <w:rPr>
-            <w:lang w:val="en_US" w:bidi="en_US"/>
-          </w:rPr>
-          <w:rPr>
-            <w:color w:val="0000EE"/>
-            <w:u w:val="single"/>
-          </w:rPr>
-          <w:t>3:16–18</w:t>
-        </w:r>
-      </w:hyperlink>
+      <w:r>
+        <w:rPr>
+          <w:lang w:val="en_US" w:bidi="en_US"/>
+        </w:rPr>
+        <w:t>3:16–18</w:t>
+      </w:r>
       <w:r>
         <w:rPr>
           <w:lang w:val="en_US" w:bidi="en_US"/>
@@ -9019,54 +7849,36 @@
         </w:rPr>
         <w:t xml:space="preserve"> The prophet trusts God to be his light (see </w:t>
       </w:r>
-      <w:hyperlink r:id="rId197">
-        <w:r>
-          <w:rPr>
-            <w:lang w:val="en_US" w:bidi="en_US"/>
-          </w:rPr>
-          <w:rPr>
-            <w:color w:val="0000EE"/>
-            <w:u w:val="single"/>
-          </w:rPr>
-          <w:t>Psalm 27:1</w:t>
-        </w:r>
-      </w:hyperlink>
+      <w:r>
+        <w:rPr>
+          <w:lang w:val="en_US" w:bidi="en_US"/>
+        </w:rPr>
+        <w:t>Psalm 27:1</w:t>
+      </w:r>
       <w:r>
         <w:rPr>
           <w:lang w:val="en_US" w:bidi="en_US"/>
         </w:rPr>
         <w:t xml:space="preserve">). He knows his enemies will not defeat him (compare </w:t>
       </w:r>
-      <w:hyperlink r:id="rId198">
-        <w:r>
-          <w:rPr>
-            <w:lang w:val="en_US" w:bidi="en_US"/>
-          </w:rPr>
-          <w:rPr>
-            <w:color w:val="0000EE"/>
-            <w:u w:val="single"/>
-          </w:rPr>
-          <w:t>Psalm 23:4–5</w:t>
-        </w:r>
-      </w:hyperlink>
+      <w:r>
+        <w:rPr>
+          <w:lang w:val="en_US" w:bidi="en_US"/>
+        </w:rPr>
+        <w:t>Psalm 23:4–5</w:t>
+      </w:r>
       <w:r>
         <w:rPr>
           <w:lang w:val="en_US" w:bidi="en_US"/>
         </w:rPr>
         <w:t>). God's spirit gives him the strength and confidence to carry out his prophetic duties (</w:t>
       </w:r>
-      <w:hyperlink r:id="rId199">
-        <w:r>
-          <w:rPr>
-            <w:lang w:val="en_US" w:bidi="en_US"/>
-          </w:rPr>
-          <w:rPr>
-            <w:color w:val="0000EE"/>
-            <w:u w:val="single"/>
-          </w:rPr>
-          <w:t>Micah 3:8</w:t>
-        </w:r>
-      </w:hyperlink>
+      <w:r>
+        <w:rPr>
+          <w:lang w:val="en_US" w:bidi="en_US"/>
+        </w:rPr>
+        <w:t>Micah 3:8</w:t>
+      </w:r>
       <w:r>
         <w:rPr>
           <w:lang w:val="en_US" w:bidi="en_US"/>
@@ -9225,72 +8037,48 @@
         </w:rPr>
         <w:t>God had promised that he would always be with his people and their leaders (</w:t>
       </w:r>
-      <w:hyperlink r:id="rId200">
-        <w:r>
-          <w:rPr>
-            <w:lang w:val="en_US" w:bidi="en_US"/>
-          </w:rPr>
-          <w:rPr>
-            <w:color w:val="0000EE"/>
-            <w:u w:val="single"/>
-          </w:rPr>
-          <w:t>Genesis 46:3–4</w:t>
-        </w:r>
-      </w:hyperlink>
+      <w:r>
+        <w:rPr>
+          <w:lang w:val="en_US" w:bidi="en_US"/>
+        </w:rPr>
+        <w:t>Genesis 46:3–4</w:t>
+      </w:r>
       <w:r>
         <w:rPr>
           <w:lang w:val="en_US" w:bidi="en_US"/>
         </w:rPr>
         <w:t xml:space="preserve">; </w:t>
       </w:r>
-      <w:hyperlink r:id="rId63">
-        <w:r>
-          <w:rPr>
-            <w:lang w:val="en_US" w:bidi="en_US"/>
-          </w:rPr>
-          <w:rPr>
-            <w:color w:val="0000EE"/>
-            <w:u w:val="single"/>
-          </w:rPr>
-          <w:t>Exodus 3:12</w:t>
-        </w:r>
-      </w:hyperlink>
+      <w:r>
+        <w:rPr>
+          <w:lang w:val="en_US" w:bidi="en_US"/>
+        </w:rPr>
+        <w:t>Exodus 3:12</w:t>
+      </w:r>
       <w:r>
         <w:rPr>
           <w:lang w:val="en_US" w:bidi="en_US"/>
         </w:rPr>
         <w:t xml:space="preserve">). These taunts dishonored God’s name. Because of this, God would act to defend his honor and show his faithfulness (compare </w:t>
       </w:r>
-      <w:hyperlink r:id="rId201">
-        <w:r>
-          <w:rPr>
-            <w:lang w:val="en_US" w:bidi="en_US"/>
-          </w:rPr>
-          <w:rPr>
-            <w:color w:val="0000EE"/>
-            <w:u w:val="single"/>
-          </w:rPr>
-          <w:t>Ezekiel 20:9</w:t>
-        </w:r>
-      </w:hyperlink>
+      <w:r>
+        <w:rPr>
+          <w:lang w:val="en_US" w:bidi="en_US"/>
+        </w:rPr>
+        <w:t>Ezekiel 20:9</w:t>
+      </w:r>
       <w:r>
         <w:rPr>
           <w:lang w:val="en_US" w:bidi="en_US"/>
         </w:rPr>
         <w:t xml:space="preserve">; </w:t>
       </w:r>
-      <w:hyperlink r:id="rId202">
-        <w:r>
-          <w:rPr>
-            <w:lang w:val="en_US" w:bidi="en_US"/>
-          </w:rPr>
-          <w:rPr>
-            <w:color w:val="0000EE"/>
-            <w:u w:val="single"/>
-          </w:rPr>
-          <w:t>36:19–26</w:t>
-        </w:r>
-      </w:hyperlink>
+      <w:r>
+        <w:rPr>
+          <w:lang w:val="en_US" w:bidi="en_US"/>
+        </w:rPr>
+        <w:t>36:19–26</w:t>
+      </w:r>
       <w:r>
         <w:rPr>
           <w:lang w:val="en_US" w:bidi="en_US"/>
@@ -9367,18 +8155,12 @@
         </w:rPr>
         <w:t xml:space="preserve">538 BC, when Israel began to return from exile in Babylon (see </w:t>
       </w:r>
-      <w:hyperlink r:id="rId203">
-        <w:r>
-          <w:rPr>
-            <w:lang w:val="en_US" w:bidi="en_US"/>
-          </w:rPr>
-          <w:rPr>
-            <w:color w:val="0000EE"/>
-            <w:u w:val="single"/>
-          </w:rPr>
-          <w:t>Ezra 1–2</w:t>
-        </w:r>
-      </w:hyperlink>
+      <w:r>
+        <w:rPr>
+          <w:lang w:val="en_US" w:bidi="en_US"/>
+        </w:rPr>
+        <w:t>Ezra 1–2</w:t>
+      </w:r>
       <w:r>
         <w:rPr>
           <w:lang w:val="en_US" w:bidi="en_US"/>
@@ -9403,18 +8185,12 @@
         </w:rPr>
         <w:t xml:space="preserve">the final restoration of God's people (see </w:t>
       </w:r>
-      <w:hyperlink r:id="rId85">
-        <w:r>
-          <w:rPr>
-            <w:lang w:val="en_US" w:bidi="en_US"/>
-          </w:rPr>
-          <w:rPr>
-            <w:color w:val="0000EE"/>
-            <w:u w:val="single"/>
-          </w:rPr>
-          <w:t>Amos 9:11–15</w:t>
-        </w:r>
-      </w:hyperlink>
+      <w:r>
+        <w:rPr>
+          <w:lang w:val="en_US" w:bidi="en_US"/>
+        </w:rPr>
+        <w:t>Amos 9:11–15</w:t>
+      </w:r>
       <w:r>
         <w:rPr>
           <w:lang w:val="en_US" w:bidi="en_US"/>
@@ -9435,18 +8211,12 @@
         </w:rPr>
         <w:t xml:space="preserve">As the nations come to a renewed Israel, God will fulfill his purposes through Abraham (see </w:t>
       </w:r>
-      <w:hyperlink r:id="rId72">
-        <w:r>
-          <w:rPr>
-            <w:lang w:val="en_US" w:bidi="en_US"/>
-          </w:rPr>
-          <w:rPr>
-            <w:color w:val="0000EE"/>
-            <w:u w:val="single"/>
-          </w:rPr>
-          <w:t>Genesis 12:3</w:t>
-        </w:r>
-      </w:hyperlink>
+      <w:r>
+        <w:rPr>
+          <w:lang w:val="en_US" w:bidi="en_US"/>
+        </w:rPr>
+        <w:t>Genesis 12:3</w:t>
+      </w:r>
       <w:r>
         <w:rPr>
           <w:lang w:val="en_US" w:bidi="en_US"/>
@@ -9505,90 +8275,60 @@
         </w:rPr>
         <w:t>Before their restoration, Israel must face discipline (</w:t>
       </w:r>
-      <w:hyperlink r:id="rId32">
-        <w:r>
-          <w:rPr>
-            <w:lang w:val="en_US" w:bidi="en_US"/>
-          </w:rPr>
-          <w:rPr>
-            <w:color w:val="0000EE"/>
-            <w:u w:val="single"/>
-          </w:rPr>
-          <w:t>Deuteronomy 4:29</w:t>
-        </w:r>
-      </w:hyperlink>
+      <w:r>
+        <w:rPr>
+          <w:lang w:val="en_US" w:bidi="en_US"/>
+        </w:rPr>
+        <w:t>Deuteronomy 4:29</w:t>
+      </w:r>
       <w:r>
         <w:rPr>
           <w:lang w:val="en_US" w:bidi="en_US"/>
         </w:rPr>
         <w:t xml:space="preserve">; </w:t>
       </w:r>
-      <w:hyperlink r:id="rId33">
-        <w:r>
-          <w:rPr>
-            <w:lang w:val="en_US" w:bidi="en_US"/>
-          </w:rPr>
-          <w:rPr>
-            <w:color w:val="0000EE"/>
-            <w:u w:val="single"/>
-          </w:rPr>
-          <w:t>28:37</w:t>
-        </w:r>
-      </w:hyperlink>
+      <w:r>
+        <w:rPr>
+          <w:lang w:val="en_US" w:bidi="en_US"/>
+        </w:rPr>
+        <w:t>28:37</w:t>
+      </w:r>
       <w:r>
         <w:rPr>
           <w:lang w:val="en_US" w:bidi="en_US"/>
         </w:rPr>
         <w:t xml:space="preserve">, </w:t>
       </w:r>
-      <w:hyperlink r:id="rId34">
-        <w:r>
-          <w:rPr>
-            <w:lang w:val="en_US" w:bidi="en_US"/>
-          </w:rPr>
-          <w:rPr>
-            <w:color w:val="0000EE"/>
-            <w:u w:val="single"/>
-          </w:rPr>
-          <w:t>48</w:t>
-        </w:r>
-      </w:hyperlink>
+      <w:r>
+        <w:rPr>
+          <w:lang w:val="en_US" w:bidi="en_US"/>
+        </w:rPr>
+        <w:t>48</w:t>
+      </w:r>
       <w:r>
         <w:rPr>
           <w:lang w:val="en_US" w:bidi="en_US"/>
         </w:rPr>
         <w:t xml:space="preserve">, </w:t>
       </w:r>
-      <w:hyperlink r:id="rId204">
-        <w:r>
-          <w:rPr>
-            <w:lang w:val="en_US" w:bidi="en_US"/>
-          </w:rPr>
-          <w:rPr>
-            <w:color w:val="0000EE"/>
-            <w:u w:val="single"/>
-          </w:rPr>
-          <w:t>63</w:t>
-        </w:r>
-      </w:hyperlink>
+      <w:r>
+        <w:rPr>
+          <w:lang w:val="en_US" w:bidi="en_US"/>
+        </w:rPr>
+        <w:t>63</w:t>
+      </w:r>
       <w:r>
         <w:rPr>
           <w:lang w:val="en_US" w:bidi="en_US"/>
         </w:rPr>
         <w:t xml:space="preserve">; </w:t>
       </w:r>
-      <w:hyperlink r:id="rId53">
-        <w:r>
-          <w:rPr>
-            <w:lang w:val="en_US" w:bidi="en_US"/>
-          </w:rPr>
-          <w:rPr>
-            <w:color w:val="0000EE"/>
-            <w:u w:val="single"/>
-          </w:rPr>
-          <w:t>30:1–6</w:t>
-        </w:r>
-      </w:hyperlink>
+      <w:r>
+        <w:rPr>
+          <w:lang w:val="en_US" w:bidi="en_US"/>
+        </w:rPr>
+        <w:t>30:1–6</w:t>
+      </w:r>
       <w:r>
         <w:rPr>
           <w:lang w:val="en_US" w:bidi="en_US"/>
@@ -9672,18 +8412,12 @@
         </w:rPr>
         <w:t xml:space="preserve">A shepherd in the ancient Near East used a staff to protect sheep from wild animals. Similarly, the prophet prayed for God to protect his people from hostile non-Jewish nations (compare </w:t>
       </w:r>
-      <w:hyperlink r:id="rId205">
-        <w:r>
-          <w:rPr>
-            <w:lang w:val="en_US" w:bidi="en_US"/>
-          </w:rPr>
-          <w:rPr>
-            <w:color w:val="0000EE"/>
-            <w:u w:val="single"/>
-          </w:rPr>
-          <w:t>Exodus 4:1–5</w:t>
-        </w:r>
-      </w:hyperlink>
+      <w:r>
+        <w:rPr>
+          <w:lang w:val="en_US" w:bidi="en_US"/>
+        </w:rPr>
+        <w:t>Exodus 4:1–5</w:t>
+      </w:r>
       <w:r>
         <w:rPr>
           <w:lang w:val="en_US" w:bidi="en_US"/>
@@ -9715,108 +8449,72 @@
         </w:rPr>
         <w:t xml:space="preserve">: compare </w:t>
       </w:r>
-      <w:hyperlink r:id="rId103">
-        <w:r>
-          <w:rPr>
-            <w:lang w:val="en_US" w:bidi="en_US"/>
-          </w:rPr>
-          <w:rPr>
-            <w:color w:val="0000EE"/>
-            <w:u w:val="single"/>
-          </w:rPr>
-          <w:t>Exodus 19:5</w:t>
-        </w:r>
-      </w:hyperlink>
+      <w:r>
+        <w:rPr>
+          <w:lang w:val="en_US" w:bidi="en_US"/>
+        </w:rPr>
+        <w:t>Exodus 19:5</w:t>
+      </w:r>
       <w:r>
         <w:rPr>
           <w:lang w:val="en_US" w:bidi="en_US"/>
         </w:rPr>
         <w:t xml:space="preserve">; </w:t>
       </w:r>
-      <w:hyperlink r:id="rId206">
-        <w:r>
-          <w:rPr>
-            <w:lang w:val="en_US" w:bidi="en_US"/>
-          </w:rPr>
-          <w:rPr>
-            <w:color w:val="0000EE"/>
-            <w:u w:val="single"/>
-          </w:rPr>
-          <w:t>Deuteronomy 7:6</w:t>
-        </w:r>
-      </w:hyperlink>
+      <w:r>
+        <w:rPr>
+          <w:lang w:val="en_US" w:bidi="en_US"/>
+        </w:rPr>
+        <w:t>Deuteronomy 7:6</w:t>
+      </w:r>
       <w:r>
         <w:rPr>
           <w:lang w:val="en_US" w:bidi="en_US"/>
         </w:rPr>
         <w:t xml:space="preserve">; </w:t>
       </w:r>
-      <w:hyperlink r:id="rId207">
-        <w:r>
-          <w:rPr>
-            <w:lang w:val="en_US" w:bidi="en_US"/>
-          </w:rPr>
-          <w:rPr>
-            <w:color w:val="0000EE"/>
-            <w:u w:val="single"/>
-          </w:rPr>
-          <w:t>14:2</w:t>
-        </w:r>
-      </w:hyperlink>
+      <w:r>
+        <w:rPr>
+          <w:lang w:val="en_US" w:bidi="en_US"/>
+        </w:rPr>
+        <w:t>14:2</w:t>
+      </w:r>
       <w:r>
         <w:rPr>
           <w:lang w:val="en_US" w:bidi="en_US"/>
         </w:rPr>
         <w:t xml:space="preserve">; </w:t>
       </w:r>
-      <w:hyperlink r:id="rId208">
-        <w:r>
-          <w:rPr>
-            <w:lang w:val="en_US" w:bidi="en_US"/>
-          </w:rPr>
-          <w:rPr>
-            <w:color w:val="0000EE"/>
-            <w:u w:val="single"/>
-          </w:rPr>
-          <w:t>26:18</w:t>
-        </w:r>
-      </w:hyperlink>
+      <w:r>
+        <w:rPr>
+          <w:lang w:val="en_US" w:bidi="en_US"/>
+        </w:rPr>
+        <w:t>26:18</w:t>
+      </w:r>
       <w:r>
         <w:rPr>
           <w:lang w:val="en_US" w:bidi="en_US"/>
         </w:rPr>
         <w:t xml:space="preserve">; </w:t>
       </w:r>
-      <w:hyperlink r:id="rId209">
-        <w:r>
-          <w:rPr>
-            <w:lang w:val="en_US" w:bidi="en_US"/>
-          </w:rPr>
-          <w:rPr>
-            <w:color w:val="0000EE"/>
-            <w:u w:val="single"/>
-          </w:rPr>
-          <w:t>Malachi 3:17</w:t>
-        </w:r>
-      </w:hyperlink>
+      <w:r>
+        <w:rPr>
+          <w:lang w:val="en_US" w:bidi="en_US"/>
+        </w:rPr>
+        <w:t>Malachi 3:17</w:t>
+      </w:r>
       <w:r>
         <w:rPr>
           <w:lang w:val="en_US" w:bidi="en_US"/>
         </w:rPr>
         <w:t xml:space="preserve">; </w:t>
       </w:r>
-      <w:hyperlink r:id="rId210">
-        <w:r>
-          <w:rPr>
-            <w:lang w:val="en_US" w:bidi="en_US"/>
-          </w:rPr>
-          <w:rPr>
-            <w:color w:val="0000EE"/>
-            <w:u w:val="single"/>
-          </w:rPr>
-          <w:t>1 Peter 2:9</w:t>
-        </w:r>
-      </w:hyperlink>
+      <w:r>
+        <w:rPr>
+          <w:lang w:val="en_US" w:bidi="en_US"/>
+        </w:rPr>
+        <w:t>1 Peter 2:9</w:t>
+      </w:r>
       <w:r>
         <w:rPr>
           <w:lang w:val="en_US" w:bidi="en_US"/>
@@ -9841,18 +8539,12 @@
         </w:rPr>
         <w:t>Bashan and Gilead, located east of the Jordan River, were among the Lord’s earliest gifts to the Israelite tribes of Reuben, Gad, and Manasseh (</w:t>
       </w:r>
-      <w:hyperlink r:id="rId211">
-        <w:r>
-          <w:rPr>
-            <w:lang w:val="en_US" w:bidi="en_US"/>
-          </w:rPr>
-          <w:rPr>
-            <w:color w:val="0000EE"/>
-            <w:u w:val="single"/>
-          </w:rPr>
-          <w:t>Joshua 13:15–31</w:t>
-        </w:r>
-      </w:hyperlink>
+      <w:r>
+        <w:rPr>
+          <w:lang w:val="en_US" w:bidi="en_US"/>
+        </w:rPr>
+        <w:t>Joshua 13:15–31</w:t>
+      </w:r>
       <w:r>
         <w:rPr>
           <w:lang w:val="en_US" w:bidi="en_US"/>
@@ -9907,54 +8599,36 @@
         </w:rPr>
         <w:t xml:space="preserve">The Lord promised to fully renew Israel, his special possession (see </w:t>
       </w:r>
-      <w:hyperlink r:id="rId103">
-        <w:r>
-          <w:rPr>
-            <w:lang w:val="en_US" w:bidi="en_US"/>
-          </w:rPr>
-          <w:rPr>
-            <w:color w:val="0000EE"/>
-            <w:u w:val="single"/>
-          </w:rPr>
-          <w:t>Exodus 19:5</w:t>
-        </w:r>
-      </w:hyperlink>
+      <w:r>
+        <w:rPr>
+          <w:lang w:val="en_US" w:bidi="en_US"/>
+        </w:rPr>
+        <w:t>Exodus 19:5</w:t>
+      </w:r>
       <w:r>
         <w:rPr>
           <w:lang w:val="en_US" w:bidi="en_US"/>
         </w:rPr>
         <w:t xml:space="preserve">; </w:t>
       </w:r>
-      <w:hyperlink r:id="rId209">
-        <w:r>
-          <w:rPr>
-            <w:lang w:val="en_US" w:bidi="en_US"/>
-          </w:rPr>
-          <w:rPr>
-            <w:color w:val="0000EE"/>
-            <w:u w:val="single"/>
-          </w:rPr>
-          <w:t>Malachi 3:17</w:t>
-        </w:r>
-      </w:hyperlink>
+      <w:r>
+        <w:rPr>
+          <w:lang w:val="en_US" w:bidi="en_US"/>
+        </w:rPr>
+        <w:t>Malachi 3:17</w:t>
+      </w:r>
       <w:r>
         <w:rPr>
           <w:lang w:val="en_US" w:bidi="en_US"/>
         </w:rPr>
         <w:t xml:space="preserve">). Judgment would not destroy hope but cleanse it so true hope could thrive. God alone would restore the remnant of his special people and remove their guilt through his love, compassion, and faithfulness (see </w:t>
       </w:r>
-      <w:hyperlink r:id="rId212">
-        <w:r>
-          <w:rPr>
-            <w:lang w:val="en_US" w:bidi="en_US"/>
-          </w:rPr>
-          <w:rPr>
-            <w:color w:val="0000EE"/>
-            <w:u w:val="single"/>
-          </w:rPr>
-          <w:t>Exodus 32:12–14</w:t>
-        </w:r>
-      </w:hyperlink>
+      <w:r>
+        <w:rPr>
+          <w:lang w:val="en_US" w:bidi="en_US"/>
+        </w:rPr>
+        <w:t>Exodus 32:12–14</w:t>
+      </w:r>
       <w:r>
         <w:rPr>
           <w:lang w:val="en_US" w:bidi="en_US"/>
@@ -10057,18 +8731,12 @@
         </w:rPr>
         <w:t>God promised that all nations would receive blessings through Abraham's descendants (</w:t>
       </w:r>
-      <w:hyperlink r:id="rId72">
-        <w:r>
-          <w:rPr>
-            <w:lang w:val="en_US" w:bidi="en_US"/>
-          </w:rPr>
-          <w:rPr>
-            <w:color w:val="0000EE"/>
-            <w:u w:val="single"/>
-          </w:rPr>
-          <w:t>Genesis 12:3</w:t>
-        </w:r>
-      </w:hyperlink>
+      <w:r>
+        <w:rPr>
+          <w:lang w:val="en_US" w:bidi="en_US"/>
+        </w:rPr>
+        <w:t>Genesis 12:3</w:t>
+      </w:r>
       <w:r>
         <w:rPr>
           <w:lang w:val="en_US" w:bidi="en_US"/>
@@ -10123,90 +8791,60 @@
         </w:rPr>
         <w:t xml:space="preserve">Like snakes, the nations had attacked Israel's heel (compare </w:t>
       </w:r>
-      <w:hyperlink r:id="rId213">
-        <w:r>
-          <w:rPr>
-            <w:lang w:val="en_US" w:bidi="en_US"/>
-          </w:rPr>
-          <w:rPr>
-            <w:color w:val="0000EE"/>
-            <w:u w:val="single"/>
-          </w:rPr>
-          <w:t>Genesis 3:14–15</w:t>
-        </w:r>
-      </w:hyperlink>
+      <w:r>
+        <w:rPr>
+          <w:lang w:val="en_US" w:bidi="en_US"/>
+        </w:rPr>
+        <w:t>Genesis 3:14–15</w:t>
+      </w:r>
       <w:r>
         <w:rPr>
           <w:lang w:val="en_US" w:bidi="en_US"/>
         </w:rPr>
         <w:t>). The prophets often described foreign nations as deceitful, poisonous serpents (</w:t>
       </w:r>
-      <w:hyperlink r:id="rId214">
-        <w:r>
-          <w:rPr>
-            <w:lang w:val="en_US" w:bidi="en_US"/>
-          </w:rPr>
-          <w:rPr>
-            <w:color w:val="0000EE"/>
-            <w:u w:val="single"/>
-          </w:rPr>
-          <w:t>Isaiah 14:29</w:t>
-        </w:r>
-      </w:hyperlink>
+      <w:r>
+        <w:rPr>
+          <w:lang w:val="en_US" w:bidi="en_US"/>
+        </w:rPr>
+        <w:t>Isaiah 14:29</w:t>
+      </w:r>
       <w:r>
         <w:rPr>
           <w:lang w:val="en_US" w:bidi="en_US"/>
         </w:rPr>
         <w:t xml:space="preserve">; </w:t>
       </w:r>
-      <w:hyperlink r:id="rId215">
-        <w:r>
-          <w:rPr>
-            <w:lang w:val="en_US" w:bidi="en_US"/>
-          </w:rPr>
-          <w:rPr>
-            <w:color w:val="0000EE"/>
-            <w:u w:val="single"/>
-          </w:rPr>
-          <w:t>Jeremiah 8:17</w:t>
-        </w:r>
-      </w:hyperlink>
+      <w:r>
+        <w:rPr>
+          <w:lang w:val="en_US" w:bidi="en_US"/>
+        </w:rPr>
+        <w:t>Jeremiah 8:17</w:t>
+      </w:r>
       <w:r>
         <w:rPr>
           <w:lang w:val="en_US" w:bidi="en_US"/>
         </w:rPr>
         <w:t xml:space="preserve">; </w:t>
       </w:r>
-      <w:hyperlink r:id="rId216">
-        <w:r>
-          <w:rPr>
-            <w:lang w:val="en_US" w:bidi="en_US"/>
-          </w:rPr>
-          <w:rPr>
-            <w:color w:val="0000EE"/>
-            <w:u w:val="single"/>
-          </w:rPr>
-          <w:t>Ezekiel 29:1–3</w:t>
-        </w:r>
-      </w:hyperlink>
+      <w:r>
+        <w:rPr>
+          <w:lang w:val="en_US" w:bidi="en_US"/>
+        </w:rPr>
+        <w:t>Ezekiel 29:1–3</w:t>
+      </w:r>
       <w:r>
         <w:rPr>
           <w:lang w:val="en_US" w:bidi="en_US"/>
         </w:rPr>
         <w:t xml:space="preserve">). Now these nations would face humiliation (compare </w:t>
       </w:r>
-      <w:hyperlink r:id="rId217">
-        <w:r>
-          <w:rPr>
-            <w:lang w:val="en_US" w:bidi="en_US"/>
-          </w:rPr>
-          <w:rPr>
-            <w:color w:val="0000EE"/>
-            <w:u w:val="single"/>
-          </w:rPr>
-          <w:t>Psalm 72:9</w:t>
-        </w:r>
-      </w:hyperlink>
+      <w:r>
+        <w:rPr>
+          <w:lang w:val="en_US" w:bidi="en_US"/>
+        </w:rPr>
+        <w:t>Psalm 72:9</w:t>
+      </w:r>
       <w:r>
         <w:rPr>
           <w:lang w:val="en_US" w:bidi="en_US"/>
@@ -10278,36 +8916,24 @@
         </w:rPr>
         <w:t xml:space="preserve">), he does not destroy his people when he judges them. Instead, he restores them (see </w:t>
       </w:r>
-      <w:hyperlink r:id="rId218">
-        <w:r>
-          <w:rPr>
-            <w:lang w:val="en_US" w:bidi="en_US"/>
-          </w:rPr>
-          <w:rPr>
-            <w:color w:val="0000EE"/>
-            <w:u w:val="single"/>
-          </w:rPr>
-          <w:t>Exodus 36:6–7</w:t>
-        </w:r>
-      </w:hyperlink>
+      <w:r>
+        <w:rPr>
+          <w:lang w:val="en_US" w:bidi="en_US"/>
+        </w:rPr>
+        <w:t>Exodus 36:6–7</w:t>
+      </w:r>
       <w:r>
         <w:rPr>
           <w:lang w:val="en_US" w:bidi="en_US"/>
         </w:rPr>
         <w:t xml:space="preserve">). His faithfulness means he can be trusted to do good, no matter the cost to himself (see </w:t>
       </w:r>
-      <w:hyperlink r:id="rId219">
-        <w:r>
-          <w:rPr>
-            <w:lang w:val="en_US" w:bidi="en_US"/>
-          </w:rPr>
-          <w:rPr>
-            <w:color w:val="0000EE"/>
-            <w:u w:val="single"/>
-          </w:rPr>
-          <w:t>Psalm 89:1–2</w:t>
-        </w:r>
-      </w:hyperlink>
+      <w:r>
+        <w:rPr>
+          <w:lang w:val="en_US" w:bidi="en_US"/>
+        </w:rPr>
+        <w:t>Psalm 89:1–2</w:t>
+      </w:r>
       <w:r>
         <w:rPr>
           <w:lang w:val="en_US" w:bidi="en_US"/>
@@ -10339,18 +8965,12 @@
         </w:rPr>
         <w:t>: This question likely refers to Micah’s name, which means “Who is like the Lord?” God's character is unmatched among the gods of other nations. His actions and words reflect his character (</w:t>
       </w:r>
-      <w:hyperlink r:id="rId154">
-        <w:r>
-          <w:rPr>
-            <w:lang w:val="en_US" w:bidi="en_US"/>
-          </w:rPr>
-          <w:rPr>
-            <w:color w:val="0000EE"/>
-            <w:u w:val="single"/>
-          </w:rPr>
-          <w:t>Exodus 34:6–7</w:t>
-        </w:r>
-      </w:hyperlink>
+      <w:r>
+        <w:rPr>
+          <w:lang w:val="en_US" w:bidi="en_US"/>
+        </w:rPr>
+        <w:t>Exodus 34:6–7</w:t>
+      </w:r>
       <w:r>
         <w:rPr>
           <w:lang w:val="en_US" w:bidi="en_US"/>
@@ -10364,54 +8984,36 @@
         </w:rPr>
         <w:t>The Lord's unfailing love led him to choose Israel from the start (</w:t>
       </w:r>
-      <w:hyperlink r:id="rId220">
-        <w:r>
-          <w:rPr>
-            <w:lang w:val="en_US" w:bidi="en_US"/>
-          </w:rPr>
-          <w:rPr>
-            <w:color w:val="0000EE"/>
-            <w:u w:val="single"/>
-          </w:rPr>
-          <w:t>Deuteronomy 7:8</w:t>
-        </w:r>
-      </w:hyperlink>
+      <w:r>
+        <w:rPr>
+          <w:lang w:val="en_US" w:bidi="en_US"/>
+        </w:rPr>
+        <w:t>Deuteronomy 7:8</w:t>
+      </w:r>
       <w:r>
         <w:rPr>
           <w:lang w:val="en_US" w:bidi="en_US"/>
         </w:rPr>
         <w:t>), consistent with his covenant faithfulness to Israel’s ancestors (</w:t>
       </w:r>
-      <w:hyperlink r:id="rId221">
-        <w:r>
-          <w:rPr>
-            <w:lang w:val="en_US" w:bidi="en_US"/>
-          </w:rPr>
-          <w:rPr>
-            <w:color w:val="0000EE"/>
-            <w:u w:val="single"/>
-          </w:rPr>
-          <w:t>Deuteronomy 7:20</w:t>
-        </w:r>
-      </w:hyperlink>
+      <w:r>
+        <w:rPr>
+          <w:lang w:val="en_US" w:bidi="en_US"/>
+        </w:rPr>
+        <w:t>Deuteronomy 7:20</w:t>
+      </w:r>
       <w:r>
         <w:rPr>
           <w:lang w:val="en_US" w:bidi="en_US"/>
         </w:rPr>
         <w:t xml:space="preserve">; </w:t>
       </w:r>
-      <w:hyperlink r:id="rId222">
-        <w:r>
-          <w:rPr>
-            <w:lang w:val="en_US" w:bidi="en_US"/>
-          </w:rPr>
-          <w:rPr>
-            <w:color w:val="0000EE"/>
-            <w:u w:val="single"/>
-          </w:rPr>
-          <w:t>9:1–10:22</w:t>
-        </w:r>
-      </w:hyperlink>
+      <w:r>
+        <w:rPr>
+          <w:lang w:val="en_US" w:bidi="en_US"/>
+        </w:rPr>
+        <w:t>9:1–10:22</w:t>
+      </w:r>
       <w:r>
         <w:rPr>
           <w:lang w:val="en_US" w:bidi="en_US"/>
